--- a/Launcher/Templates/F_ТИПОВИЙ ДОГОВІР Рі ІНТЕРНЕТ-РАДІО ГО УААСП.docx
+++ b/Launcher/Templates/F_ТИПОВИЙ ДОГОВІР Рі ІНТЕРНЕТ-РАДІО ГО УААСП.docx
@@ -1,6 +1,6 @@
 
 <file path=word/document.xml><?xml version="1.0" encoding="utf-8"?>
-<w:document xmlns:wpc="http://schemas.microsoft.com/office/word/2010/wordprocessingCanvas" xmlns:cx="http://schemas.microsoft.com/office/drawing/2014/chartex" xmlns:cx1="http://schemas.microsoft.com/office/drawing/2015/9/8/chartex" xmlns:cx2="http://schemas.microsoft.com/office/drawing/2015/10/21/chartex" xmlns:cx3="http://schemas.microsoft.com/office/drawing/2016/5/9/chartex" xmlns:cx4="http://schemas.microsoft.com/office/drawing/2016/5/10/chartex" xmlns:cx5="http://schemas.microsoft.com/office/drawing/2016/5/11/chartex" xmlns:cx6="http://schemas.microsoft.com/office/drawing/2016/5/12/chartex" xmlns:cx7="http://schemas.microsoft.com/office/drawing/2016/5/13/chartex" xmlns:cx8="http://schemas.microsoft.com/office/drawing/2016/5/14/chartex" xmlns:mc="http://schemas.openxmlformats.org/markup-compatibility/2006" xmlns:aink="http://schemas.microsoft.com/office/drawing/2016/ink" xmlns:am3d="http://schemas.microsoft.com/office/drawing/2017/model3d" xmlns:o="urn:schemas-microsoft-com:office:office" xmlns:r="http://schemas.openxmlformats.org/officeDocument/2006/relationships" xmlns:m="http://schemas.openxmlformats.org/officeDocument/2006/math" xmlns:v="urn:schemas-microsoft-com:vml" xmlns:wp14="http://schemas.microsoft.com/office/word/2010/wordprocessingDrawing" xmlns:wp="http://schemas.openxmlformats.org/drawingml/2006/wordprocessingDrawing" xmlns:w10="urn:schemas-microsoft-com:office:word" xmlns:w="http://schemas.openxmlformats.org/wordprocessingml/2006/main" xmlns:w14="http://schemas.microsoft.com/office/word/2010/wordml" xmlns:w15="http://schemas.microsoft.com/office/word/2012/wordml" xmlns:w16cid="http://schemas.microsoft.com/office/word/2016/wordml/cid" xmlns:w16se="http://schemas.microsoft.com/office/word/2015/wordml/symex" xmlns:wpg="http://schemas.microsoft.com/office/word/2010/wordprocessingGroup" xmlns:wpi="http://schemas.microsoft.com/office/word/2010/wordprocessingInk" xmlns:wne="http://schemas.microsoft.com/office/word/2006/wordml" xmlns:wps="http://schemas.microsoft.com/office/word/2010/wordprocessingShape" mc:Ignorable="w14 w15 w16se w16cid wp14">
+<w:document xmlns:wpc="http://schemas.microsoft.com/office/word/2010/wordprocessingCanvas" xmlns:cx="http://schemas.microsoft.com/office/drawing/2014/chartex" xmlns:cx1="http://schemas.microsoft.com/office/drawing/2015/9/8/chartex" xmlns:mc="http://schemas.openxmlformats.org/markup-compatibility/2006" xmlns:o="urn:schemas-microsoft-com:office:office" xmlns:r="http://schemas.openxmlformats.org/officeDocument/2006/relationships" xmlns:m="http://schemas.openxmlformats.org/officeDocument/2006/math" xmlns:v="urn:schemas-microsoft-com:vml" xmlns:wp14="http://schemas.microsoft.com/office/word/2010/wordprocessingDrawing" xmlns:wp="http://schemas.openxmlformats.org/drawingml/2006/wordprocessingDrawing" xmlns:w10="urn:schemas-microsoft-com:office:word" xmlns:w="http://schemas.openxmlformats.org/wordprocessingml/2006/main" xmlns:w14="http://schemas.microsoft.com/office/word/2010/wordml" xmlns:w15="http://schemas.microsoft.com/office/word/2012/wordml" xmlns:w16se="http://schemas.microsoft.com/office/word/2015/wordml/symex" xmlns:wpg="http://schemas.microsoft.com/office/word/2010/wordprocessingGroup" xmlns:wpi="http://schemas.microsoft.com/office/word/2010/wordprocessingInk" xmlns:wne="http://schemas.microsoft.com/office/word/2006/wordml" xmlns:wps="http://schemas.microsoft.com/office/word/2010/wordprocessingShape" mc:Ignorable="w14 w15 w16se wp14">
   <w:body>
     <w:p>
       <w:pPr>
@@ -218,90 +218,55 @@
       </w:pPr>
       <w:r>
         <w:rPr>
-          <w:rFonts w:ascii="Times New Roman CYR" w:hAnsi="Times New Roman CYR" w:cs="Times New Roman CYR"/>
+          <w:rFonts w:eastAsia="Times New Roman"/>
           <w:b/>
-          <w:lang w:val="uk-UA"/>
+          <w:lang w:val="uk-UA" w:eastAsia="ru-RU"/>
         </w:rPr>
         <w:t>Громадська організація «Українська агенція з авторських та суміжних прав» (далі – ГО УААСП)</w:t>
       </w:r>
       <w:r>
         <w:rPr>
-          <w:rFonts w:ascii="Times New Roman CYR" w:hAnsi="Times New Roman CYR" w:cs="Times New Roman CYR"/>
-          <w:lang w:val="uk-UA"/>
-        </w:rPr>
-        <w:t>, що здійснює колективне управління майновими правами суб’єктів авторського права відповідно до Закону України «Про авторське право і суміжні права»</w:t>
-      </w:r>
-      <w:r>
-        <w:rPr>
-          <w:rFonts w:ascii="Times New Roman CYR" w:hAnsi="Times New Roman CYR" w:cs="Times New Roman CYR"/>
-          <w:lang w:val="uk-UA"/>
-        </w:rPr>
-        <w:t>,</w:t>
-      </w:r>
-      <w:r>
-        <w:rPr>
-          <w:lang w:val="uk-UA"/>
-        </w:rPr>
-        <w:t xml:space="preserve"> </w:t>
-      </w:r>
-      <w:r>
-        <w:rPr>
-          <w:rFonts w:ascii="Times New Roman CYR" w:hAnsi="Times New Roman CYR" w:cs="Times New Roman CYR"/>
-          <w:lang w:val="uk-UA"/>
-        </w:rPr>
-        <w:t>Закону України «Про ефективне управління майновими правами правовласників у сфері авторського права і (або) суміжних прав»</w:t>
-      </w:r>
-      <w:r>
-        <w:rPr>
-          <w:lang w:val="uk-UA"/>
-        </w:rPr>
-        <w:t xml:space="preserve"> </w:t>
-      </w:r>
-      <w:r>
-        <w:rPr>
-          <w:lang w:val="uk-UA"/>
-        </w:rPr>
-        <w:t>(далі – Закон)</w:t>
-      </w:r>
-      <w:r>
-        <w:rPr>
-          <w:rFonts w:ascii="Times New Roman CYR" w:hAnsi="Times New Roman CYR" w:cs="Times New Roman CYR"/>
-          <w:lang w:val="uk-UA"/>
-        </w:rPr>
-        <w:t xml:space="preserve"> та </w:t>
-      </w:r>
-      <w:r>
-        <w:rPr>
-          <w:lang w:val="uk-UA"/>
-        </w:rPr>
-        <w:t>на підставі Свідоцтва № 24/2015 від 03.09.2015 р. Державної служби інтелектуальної власності України, в особі</w:t>
+          <w:rFonts w:eastAsia="Times New Roman"/>
+          <w:lang w:val="uk-UA" w:eastAsia="ru-RU"/>
+        </w:rPr>
+        <w:t xml:space="preserve">, що здійснює колективне управління майновими правами суб’єктів авторського права (правовласників) відповідно до Закону України «Про авторське право і суміжні права», Закону України «Про ефективне управління майновими правами правовласників у сфері авторського права і (або) суміжних прав» (далі – Закон) та на підставі Витягу з Реєстру організацій колективного управління № 3 від 15.04.2019 р. Міністерства економічного розвитку і торгівлі України, в особі </w:t>
       </w:r>
       <w:r>
         <w:rPr>
           <w:b/>
           <w:lang w:val="uk-UA"/>
         </w:rPr>
-        <w:t xml:space="preserve"> </w:t>
-      </w:r>
+        <w:t xml:space="preserve">Генерального директора </w:t>
+      </w:r>
+      <w:proofErr w:type="spellStart"/>
       <w:r>
         <w:rPr>
           <w:b/>
           <w:lang w:val="uk-UA"/>
         </w:rPr>
-        <w:t xml:space="preserve">Директора з міжнародної співпраці та ліцензування Цимбал Людмили Анатоліївни, </w:t>
-      </w:r>
-      <w:r>
-        <w:rPr>
-          <w:lang w:val="uk-UA"/>
-        </w:rPr>
-        <w:t>що діє на підставі</w:t>
-      </w:r>
+        <w:t>Харчишина</w:t>
+      </w:r>
+      <w:proofErr w:type="spellEnd"/>
       <w:r>
         <w:rPr>
           <w:b/>
           <w:lang w:val="uk-UA"/>
         </w:rPr>
-        <w:t xml:space="preserve"> Довіреності № 2/2019 від 14.02.2019 р., </w:t>
+        <w:t xml:space="preserve"> Валерія Володимировича</w:t>
+      </w:r>
+      <w:r>
+        <w:rPr>
+          <w:rFonts w:eastAsia="Times New Roman"/>
+          <w:lang w:val="uk-UA" w:eastAsia="ru-RU"/>
+        </w:rPr>
+        <w:t>, що діє на підставі Статуту</w:t>
+      </w:r>
+      <w:r>
+        <w:rPr>
+          <w:b/>
+          <w:lang w:val="uk-UA"/>
+        </w:rPr>
+        <w:t xml:space="preserve">, </w:t>
       </w:r>
       <w:r>
         <w:rPr>
@@ -651,14 +616,6 @@
       </w:pPr>
       <w:r>
         <w:rPr>
-          <w:sz w:val="20"/>
-          <w:szCs w:val="20"/>
-          <w:lang w:val="uk-UA"/>
-        </w:rPr>
-        <w:t xml:space="preserve"> </w:t>
-      </w:r>
-      <w:r>
-        <w:rPr>
           <w:b/>
           <w:bCs/>
           <w:sz w:val="20"/>
@@ -770,55 +727,7 @@
           <w:szCs w:val="20"/>
           <w:lang w:val="uk-UA"/>
         </w:rPr>
-        <w:t xml:space="preserve">юридична особа, з якою </w:t>
-      </w:r>
-      <w:r>
-        <w:rPr>
-          <w:sz w:val="20"/>
-          <w:szCs w:val="20"/>
-          <w:lang w:val="uk-UA"/>
-        </w:rPr>
-        <w:t>ГО УААСП</w:t>
-      </w:r>
-      <w:r>
-        <w:rPr>
-          <w:sz w:val="20"/>
-          <w:szCs w:val="20"/>
-          <w:lang w:val="uk-UA"/>
-        </w:rPr>
-        <w:t xml:space="preserve"> укладає ліцензійний договір на публічне сповіщення (через мережу Інтернет) творів, які відносяться до </w:t>
-      </w:r>
-      <w:r>
-        <w:rPr>
-          <w:sz w:val="20"/>
-          <w:szCs w:val="20"/>
-          <w:lang w:val="uk-UA"/>
-        </w:rPr>
-        <w:t>каталогу</w:t>
-      </w:r>
-      <w:r>
-        <w:rPr>
-          <w:sz w:val="20"/>
-          <w:szCs w:val="20"/>
-          <w:lang w:val="uk-UA"/>
-        </w:rPr>
-        <w:t xml:space="preserve"> </w:t>
-      </w:r>
-      <w:r>
-        <w:rPr>
-          <w:sz w:val="20"/>
-          <w:szCs w:val="20"/>
-          <w:lang w:val="uk-UA"/>
-        </w:rPr>
-        <w:t>ГО УААСП</w:t>
-      </w:r>
-      <w:r>
-        <w:rPr>
-          <w:sz w:val="20"/>
-          <w:szCs w:val="20"/>
-          <w:lang w:val="uk-UA"/>
-        </w:rPr>
-        <w:t>;</w:t>
+        <w:t>юридична особа, з якою ГО УААСП укладає ліцензійний договір на публічне сповіщення (через мережу Інтернет) творів, які відносяться до каталогу ГО УААСП;</w:t>
       </w:r>
     </w:p>
     <w:p>
@@ -847,23 +756,7 @@
           <w:szCs w:val="20"/>
           <w:lang w:val="uk-UA"/>
         </w:rPr>
-        <w:t xml:space="preserve">фізична або юридична особа, яка представляє інтереси </w:t>
-      </w:r>
-      <w:r>
-        <w:rPr>
-          <w:sz w:val="20"/>
-          <w:szCs w:val="20"/>
-          <w:lang w:val="uk-UA"/>
-        </w:rPr>
-        <w:t>ГО УААСП</w:t>
-      </w:r>
-      <w:r>
-        <w:rPr>
-          <w:sz w:val="20"/>
-          <w:szCs w:val="20"/>
-          <w:lang w:val="uk-UA"/>
-        </w:rPr>
-        <w:t xml:space="preserve"> на відповідній території на підставі договору та (або) довіреності;</w:t>
+        <w:t>фізична або юридична особа, яка представляє інтереси ГО УААСП на відповідній території на підставі договору та (або) довіреності;</w:t>
       </w:r>
     </w:p>
     <w:p>
@@ -892,41 +785,40 @@
           <w:szCs w:val="20"/>
           <w:lang w:val="uk-UA"/>
         </w:rPr>
-        <w:t xml:space="preserve"> (доведення до загального відома) - передача за згодою суб’єктів авторського права через мережу Інтернет творів за допомогою радіохвиль (а також лазерних променів, гамма-променів тощо), у тому числі з використанням супутників, коли зазначена передача може бути сприйнята необмеженою кількістю осіб у різних місцях, віддаленість яких від місця передачі є такою, що без зазначеної передачі звуки не можуть бути сприйняті;</w:t>
+        <w:t xml:space="preserve"> (доведення до загального відома) - передача через мережу Інтернет творів за допомогою радіохвиль (а також лазерних променів, гамма-променів тощо), у тому числі з використанням супутників, коли зазначена передача може бути сприйнята необмеженою кількістю осіб у різних місцях, віддаленість яких від місця передачі є такою, що без зазначеної передачі звуки не можуть бути сприйняті;</w:t>
       </w:r>
     </w:p>
     <w:p>
       <w:pPr>
-        <w:pStyle w:val="a6"/>
-        <w:ind w:right="0" w:firstLine="426"/>
-        <w:rPr>
-          <w:sz w:val="20"/>
-          <w:szCs w:val="20"/>
-          <w:lang w:val="uk-UA"/>
-        </w:rPr>
-      </w:pPr>
-      <w:r>
-        <w:rPr>
-          <w:b/>
-          <w:bCs/>
-          <w:sz w:val="20"/>
-          <w:szCs w:val="20"/>
-          <w:lang w:val="uk-UA"/>
-        </w:rPr>
-        <w:t>каталог ГО УААСП</w:t>
-      </w:r>
-      <w:r>
-        <w:rPr>
-          <w:sz w:val="20"/>
-          <w:szCs w:val="20"/>
-          <w:lang w:val="uk-UA"/>
-        </w:rPr>
-        <w:t xml:space="preserve"> – твори, повноваження на колективне управління якими на території України передано             ГО УААСП аналогічними іноземними авторсько-правовими організаціями на підставі договорів про взаємне представництво інтересів (договорами про представництво прав), українськими / іноземними суб’єктами авторського права (правовласниками) та їх правонаступниками  на підставі письмових договорів - згідно переліку творів, передбаченого на сайті ГО УААСП: </w:t>
+        <w:ind w:firstLine="426"/>
+        <w:jc w:val="both"/>
+        <w:rPr>
+          <w:sz w:val="20"/>
+          <w:szCs w:val="20"/>
+          <w:lang w:val="uk-UA"/>
+        </w:rPr>
+      </w:pPr>
+      <w:r>
+        <w:rPr>
+          <w:sz w:val="20"/>
+          <w:szCs w:val="20"/>
+        </w:rPr>
+        <w:t xml:space="preserve">каталог ГО УААСП – </w:t>
+      </w:r>
+      <w:r>
+        <w:rPr>
+          <w:b w:val="0"/>
+          <w:sz w:val="20"/>
+          <w:szCs w:val="20"/>
+          <w:lang w:val="uk-UA"/>
+        </w:rPr>
+        <w:t xml:space="preserve">сукупність творів, щодо яких правовласники, на основі договорів, надали ГО УААСП повноваження на колективне управління майновими правами безпосередньо або на основі договорів з аналогічними іноземними організаціями, у тому числі, договорів про взаємне представництво інтересів / договорів про представництво прав, а також управління якими надано ГО УААСП згідно законодавства – інформація щодо творів знаходиться на веб-сайті               ГО УААСП: </w:t>
       </w:r>
       <w:hyperlink r:id="rId8" w:history="1">
         <w:r>
           <w:rPr>
             <w:rStyle w:val="af1"/>
+            <w:b w:val="0"/>
             <w:sz w:val="20"/>
             <w:szCs w:val="20"/>
             <w:lang w:val="uk-UA"/>
@@ -936,11 +828,12 @@
       </w:hyperlink>
       <w:r>
         <w:rPr>
-          <w:sz w:val="20"/>
-          <w:szCs w:val="20"/>
-          <w:lang w:val="uk-UA"/>
-        </w:rPr>
-        <w:t>. Оскільки, в управлінні ГО УААСП перебувають твори, які входять до каталогів (репертуарів) іноземних авторсько-правових організацій, видавців – посилання на каталог (репертуар) того чи іншого іноземного авторсько-правового товариства та/або видавця означає можливість знайти певний твір на сайті відповідного авторського-правового товариства та/або видавця;</w:t>
+          <w:b w:val="0"/>
+          <w:sz w:val="20"/>
+          <w:szCs w:val="20"/>
+          <w:lang w:val="uk-UA"/>
+        </w:rPr>
+        <w:t>;</w:t>
       </w:r>
     </w:p>
     <w:p>
@@ -1048,39 +941,7 @@
           <w:szCs w:val="20"/>
           <w:lang w:val="uk-UA"/>
         </w:rPr>
-        <w:t>ГО УААСП</w:t>
-      </w:r>
-      <w:r>
-        <w:rPr>
-          <w:sz w:val="20"/>
-          <w:szCs w:val="20"/>
-          <w:lang w:val="uk-UA"/>
-        </w:rPr>
-        <w:t xml:space="preserve"> від імені авторів та їх правонаступників, включаючи зарубіжних, надає Користувачеві на умовах, визначених цим Договором, право /невиключну ліцензію/ на публічне сповіщення через мережу Інтернет творів з </w:t>
-      </w:r>
-      <w:r>
-        <w:rPr>
-          <w:sz w:val="20"/>
-          <w:szCs w:val="20"/>
-          <w:lang w:val="uk-UA"/>
-        </w:rPr>
-        <w:t>каталогу</w:t>
-      </w:r>
-      <w:r>
-        <w:rPr>
-          <w:sz w:val="20"/>
-          <w:szCs w:val="20"/>
-          <w:lang w:val="uk-UA"/>
-        </w:rPr>
-        <w:t xml:space="preserve"> </w:t>
-      </w:r>
-      <w:r>
-        <w:rPr>
-          <w:sz w:val="20"/>
-          <w:szCs w:val="20"/>
-          <w:lang w:val="uk-UA"/>
-        </w:rPr>
-        <w:t>ГО УААСП</w:t>
+        <w:t>ГО УААСП від свого імені та в інтересах суб`єктів авторського права (правовласників), включаючи зарубіжних, надає Користувачеві на умовах, визначених цим Договором, право /невиключну ліцензію/ на публічне сповіщення через мережу Інтернет творів з каталогу ГО УААСП</w:t>
       </w:r>
       <w:r>
         <w:rPr>
@@ -1090,17 +951,6 @@
         </w:rPr>
         <w:t xml:space="preserve"> на території:</w:t>
       </w:r>
-    </w:p>
-    <w:p>
-      <w:pPr>
-        <w:pStyle w:val="a6"/>
-        <w:ind w:right="0" w:firstLine="426"/>
-        <w:rPr>
-          <w:sz w:val="20"/>
-          <w:szCs w:val="20"/>
-          <w:lang w:val="uk-UA"/>
-        </w:rPr>
-      </w:pPr>
     </w:p>
     <w:sdt>
       <w:sdtPr>
@@ -1120,6 +970,7 @@
           <w:docPartGallery w:val="Tables"/>
         </w:docPartList>
       </w:sdtPr>
+      <w:sdtEndPr/>
       <w:sdtContent>
         <w:p>
           <w:pPr>
@@ -1378,23 +1229,7 @@
           <w:szCs w:val="20"/>
           <w:lang w:val="uk-UA"/>
         </w:rPr>
-        <w:t xml:space="preserve">а Користувач  зобов’язується виплачувати </w:t>
-      </w:r>
-      <w:r>
-        <w:rPr>
-          <w:sz w:val="20"/>
-          <w:szCs w:val="20"/>
-          <w:lang w:val="uk-UA"/>
-        </w:rPr>
-        <w:t>ГО УААСП</w:t>
-      </w:r>
-      <w:r>
-        <w:rPr>
-          <w:sz w:val="20"/>
-          <w:szCs w:val="20"/>
-          <w:lang w:val="uk-UA"/>
-        </w:rPr>
-        <w:t xml:space="preserve"> авторську винагороду (роялті) відповідно до даного Договору та Закону.</w:t>
+        <w:t>а Користувач  зобов’язується виплачувати ГО УААСП авторську винагороду (роялті) відповідно до даного Договору та Закону.</w:t>
       </w:r>
     </w:p>
     <w:p>
@@ -1413,39 +1248,7 @@
           <w:szCs w:val="20"/>
           <w:lang w:val="uk-UA"/>
         </w:rPr>
-        <w:t xml:space="preserve">2.2. Користувач не має права передавати третім особам отримане за даним Договором право на публічне сповіщення через мережу Інтернет оприлюднених творів, які відносяться до </w:t>
-      </w:r>
-      <w:r>
-        <w:rPr>
-          <w:sz w:val="20"/>
-          <w:szCs w:val="20"/>
-          <w:lang w:val="uk-UA"/>
-        </w:rPr>
-        <w:t>каталогу</w:t>
-      </w:r>
-      <w:r>
-        <w:rPr>
-          <w:sz w:val="20"/>
-          <w:szCs w:val="20"/>
-          <w:lang w:val="uk-UA"/>
-        </w:rPr>
-        <w:t xml:space="preserve"> </w:t>
-      </w:r>
-      <w:r>
-        <w:rPr>
-          <w:sz w:val="20"/>
-          <w:szCs w:val="20"/>
-          <w:lang w:val="uk-UA"/>
-        </w:rPr>
-        <w:t>ГО УААСП</w:t>
-      </w:r>
-      <w:r>
-        <w:rPr>
-          <w:sz w:val="20"/>
-          <w:szCs w:val="20"/>
-          <w:lang w:val="uk-UA"/>
-        </w:rPr>
-        <w:t>, в тому числі шляхом публічного сповіщення за допомогою проводів або будь-якого виду наземного чи підземного (підводного) кабелю, в тому числі ретрансляції таких творів.</w:t>
+        <w:t>2.2. Користувач не має права передавати третім особам отримане за даним Договором право на публічне сповіщення через мережу Інтернет оприлюднених творів, які відносяться до каталогу ГО УААСП, в тому числі шляхом публічного сповіщення за допомогою проводів або будь-якого виду наземного чи підземного (підводного) кабелю, в тому числі ретрансляції таких творів.</w:t>
       </w:r>
     </w:p>
     <w:p>
@@ -1464,7 +1267,6 @@
           <w:szCs w:val="20"/>
           <w:lang w:val="uk-UA"/>
         </w:rPr>
-        <w:lastRenderedPageBreak/>
         <w:t>2.3. Даний Договір не поширюється на:</w:t>
       </w:r>
     </w:p>
@@ -1522,39 +1324,7 @@
           <w:szCs w:val="20"/>
           <w:lang w:val="uk-UA"/>
         </w:rPr>
-        <w:t>в) пуб</w:t>
-      </w:r>
-      <w:r>
-        <w:rPr>
-          <w:sz w:val="20"/>
-          <w:szCs w:val="20"/>
-          <w:lang w:val="uk-UA"/>
-        </w:rPr>
-        <w:t>лічне сповіщення творів в ефір</w:t>
-      </w:r>
-      <w:r>
-        <w:rPr>
-          <w:sz w:val="20"/>
-          <w:szCs w:val="20"/>
-          <w:lang w:val="uk-UA"/>
-        </w:rPr>
-        <w:t>, в тому числі</w:t>
-      </w:r>
-      <w:r>
-        <w:rPr>
-          <w:sz w:val="20"/>
-          <w:szCs w:val="20"/>
-          <w:lang w:val="uk-UA"/>
-        </w:rPr>
-        <w:t>,</w:t>
-      </w:r>
-      <w:r>
-        <w:rPr>
-          <w:sz w:val="20"/>
-          <w:szCs w:val="20"/>
-          <w:lang w:val="uk-UA"/>
-        </w:rPr>
-        <w:t xml:space="preserve"> ретрансляції таких творів не через мережу Інтернет;</w:t>
+        <w:t>в) публічне сповіщення творів в ефір, в тому числі, ретрансляції таких творів не через мережу Інтернет;</w:t>
       </w:r>
     </w:p>
     <w:p>
@@ -1573,25 +1343,8 @@
           <w:szCs w:val="20"/>
           <w:lang w:val="uk-UA"/>
         </w:rPr>
-        <w:t xml:space="preserve">г) передачу через мережу Інтернет оприлюднених літературних (музично-літературних, літературно-драматичних композицій), драматичних, музично-драматичних творів, а також музичних творів, спеціально створених для супроводження драматичних творів, якщо вказані твори </w:t>
-      </w:r>
-      <w:proofErr w:type="spellStart"/>
-      <w:r>
-        <w:rPr>
-          <w:sz w:val="20"/>
-          <w:szCs w:val="20"/>
-          <w:lang w:val="uk-UA"/>
-        </w:rPr>
-        <w:t>сповіщуються</w:t>
-      </w:r>
-      <w:proofErr w:type="spellEnd"/>
-      <w:r>
-        <w:rPr>
-          <w:sz w:val="20"/>
-          <w:szCs w:val="20"/>
-          <w:lang w:val="uk-UA"/>
-        </w:rPr>
-        <w:t xml:space="preserve"> повністю (в тому числі частинами з продовженням) або частково (частини). </w:t>
+        <w:lastRenderedPageBreak/>
+        <w:t xml:space="preserve">г) передачу через мережу Інтернет оприлюднених літературних (музично-літературних, літературно-драматичних композицій), драматичних, музично-драматичних творів, а також музичних творів, спеціально створених для супроводження драматичних творів, якщо вказані твори сповіщуються повністю (в тому числі частинами з продовженням) або частково (частини). </w:t>
       </w:r>
     </w:p>
     <w:p>
@@ -1610,23 +1363,7 @@
           <w:szCs w:val="20"/>
           <w:lang w:val="uk-UA"/>
         </w:rPr>
-        <w:t xml:space="preserve">Твори, зазначені в підпункті «г» пункту 2.3. цього Договору, можуть бути публічно сповіщені Користувачем виключно з окремого та попереднього письмового дозволу авторів, отриманого через </w:t>
-      </w:r>
-      <w:r>
-        <w:rPr>
-          <w:sz w:val="20"/>
-          <w:szCs w:val="20"/>
-          <w:lang w:val="uk-UA"/>
-        </w:rPr>
-        <w:t>ГО УААСП</w:t>
-      </w:r>
-      <w:r>
-        <w:rPr>
-          <w:sz w:val="20"/>
-          <w:szCs w:val="20"/>
-          <w:lang w:val="uk-UA"/>
-        </w:rPr>
-        <w:t xml:space="preserve">, на окремих фінансових умовах. </w:t>
+        <w:t xml:space="preserve">Твори, зазначені в підпункті «г» пункту 2.3. цього Договору, можуть бути публічно сповіщені Користувачем виключно з окремого та попереднього письмового дозволу авторів, отриманого через ГО УААСП, на окремих фінансових умовах. </w:t>
       </w:r>
     </w:p>
     <w:p>
@@ -1683,39 +1420,23 @@
           <w:szCs w:val="20"/>
           <w:lang w:val="uk-UA"/>
         </w:rPr>
-        <w:t xml:space="preserve">2.4. Сторони домовились, що сума авторської винагороди (роялті), яка сплачується Користувачем за надання невиключного права на публічне сповіщення творів з </w:t>
-      </w:r>
-      <w:r>
-        <w:rPr>
-          <w:sz w:val="20"/>
-          <w:szCs w:val="20"/>
-          <w:lang w:val="uk-UA"/>
-        </w:rPr>
-        <w:t>каталогу</w:t>
-      </w:r>
-      <w:r>
-        <w:rPr>
-          <w:sz w:val="20"/>
-          <w:szCs w:val="20"/>
-          <w:lang w:val="uk-UA"/>
-        </w:rPr>
-        <w:t xml:space="preserve"> </w:t>
-      </w:r>
-      <w:r>
-        <w:rPr>
-          <w:sz w:val="20"/>
-          <w:szCs w:val="20"/>
-          <w:lang w:val="uk-UA"/>
-        </w:rPr>
-        <w:t>ГО УААСП</w:t>
-      </w:r>
-      <w:r>
-        <w:rPr>
-          <w:sz w:val="20"/>
-          <w:szCs w:val="20"/>
-          <w:lang w:val="uk-UA"/>
-        </w:rPr>
-        <w:t xml:space="preserve"> становить:</w:t>
+        <w:t xml:space="preserve">2.4. </w:t>
+      </w:r>
+      <w:r>
+        <w:rPr>
+          <w:sz w:val="20"/>
+          <w:szCs w:val="20"/>
+          <w:lang w:val="uk-UA"/>
+        </w:rPr>
+        <w:t xml:space="preserve">Сторони домовились, що сума авторської винагороди (роялті), яка сплачується Користувачем за надання невиключного права на публічне сповіщення через мережу Інтернет творів з каталогу ГО УААСП, з урахуванням діючих попередніх тарифів, затверджених Загальними зборами членів ГО УААСП та приписів законодавства України, </w:t>
+      </w:r>
+      <w:r>
+        <w:rPr>
+          <w:sz w:val="20"/>
+          <w:szCs w:val="20"/>
+          <w:lang w:val="uk-UA"/>
+        </w:rPr>
+        <w:t>становить:</w:t>
       </w:r>
       <w:r>
         <w:rPr>
@@ -2191,23 +1912,7 @@
           <w:szCs w:val="20"/>
           <w:lang w:val="uk-UA"/>
         </w:rPr>
-        <w:t xml:space="preserve">2.5.1. перерахувати на поточний рахунок </w:t>
-      </w:r>
-      <w:r>
-        <w:rPr>
-          <w:sz w:val="20"/>
-          <w:szCs w:val="20"/>
-          <w:lang w:val="uk-UA"/>
-        </w:rPr>
-        <w:t>ГО УААСП</w:t>
-      </w:r>
-      <w:r>
-        <w:rPr>
-          <w:sz w:val="20"/>
-          <w:szCs w:val="20"/>
-          <w:lang w:val="uk-UA"/>
-        </w:rPr>
-        <w:t xml:space="preserve"> суму авторської винагороди, розраховану відповідно до п. 2.4. та   п. 5.2. даного Договору;</w:t>
+        <w:t>2.5.1. перерахувати на поточний рахунок ГО УААСП суму авторської винагороди, розраховану відповідно до п. 2.4. даного Договору;</w:t>
       </w:r>
     </w:p>
     <w:p>
@@ -2226,39 +1931,23 @@
           <w:szCs w:val="20"/>
           <w:lang w:val="uk-UA"/>
         </w:rPr>
-        <w:t xml:space="preserve">2.5.2. надати </w:t>
-      </w:r>
-      <w:r>
-        <w:rPr>
-          <w:sz w:val="20"/>
-          <w:szCs w:val="20"/>
-          <w:lang w:val="uk-UA"/>
-        </w:rPr>
-        <w:t>ГО УААСП</w:t>
-      </w:r>
-      <w:r>
-        <w:rPr>
-          <w:sz w:val="20"/>
-          <w:szCs w:val="20"/>
-          <w:lang w:val="uk-UA"/>
-        </w:rPr>
-        <w:t xml:space="preserve"> безпосередньо або через представника Звіт про публічно сповіщені твори </w:t>
-      </w:r>
-      <w:r>
-        <w:rPr>
-          <w:sz w:val="20"/>
-          <w:szCs w:val="20"/>
-          <w:lang w:val="uk-UA"/>
-        </w:rPr>
-        <w:t xml:space="preserve">через мережу Інтернет </w:t>
-      </w:r>
-      <w:r>
-        <w:rPr>
-          <w:sz w:val="20"/>
-          <w:szCs w:val="20"/>
-          <w:lang w:val="uk-UA"/>
-        </w:rPr>
-        <w:t xml:space="preserve">за формою,  наведеною у </w:t>
+        <w:t xml:space="preserve">2.5.2. надати ГО УААСП безпосередньо або через представника </w:t>
+      </w:r>
+      <w:r>
+        <w:rPr>
+          <w:sz w:val="20"/>
+          <w:szCs w:val="20"/>
+          <w:lang w:val="uk-UA"/>
+        </w:rPr>
+        <w:t>у паперовому прошитому вигляді за підписом уповноваженої особи Користувача</w:t>
+      </w:r>
+      <w:r>
+        <w:rPr>
+          <w:sz w:val="20"/>
+          <w:szCs w:val="20"/>
+          <w:lang w:val="uk-UA"/>
+        </w:rPr>
+        <w:t xml:space="preserve"> Звіт про публічно сповіщені твори через мережу Інтернет за формою,  наведеною у </w:t>
       </w:r>
       <w:r>
         <w:rPr>
@@ -2267,84 +1956,15 @@
           <w:szCs w:val="20"/>
           <w:lang w:val="uk-UA"/>
         </w:rPr>
-        <w:t xml:space="preserve">Додатку </w:t>
-      </w:r>
-      <w:r>
-        <w:rPr>
-          <w:b/>
-          <w:sz w:val="20"/>
-          <w:szCs w:val="20"/>
-          <w:lang w:val="uk-UA"/>
-        </w:rPr>
-        <w:t xml:space="preserve">№ </w:t>
-      </w:r>
-      <w:r>
-        <w:rPr>
-          <w:b/>
-          <w:sz w:val="20"/>
-          <w:szCs w:val="20"/>
-          <w:lang w:val="uk-UA"/>
-        </w:rPr>
-        <w:t>1</w:t>
-      </w:r>
-      <w:r>
-        <w:rPr>
-          <w:sz w:val="20"/>
-          <w:szCs w:val="20"/>
-          <w:lang w:val="uk-UA"/>
-        </w:rPr>
-        <w:t xml:space="preserve"> до Договору та в електронному вигляді за адрес</w:t>
-      </w:r>
-      <w:r>
-        <w:rPr>
-          <w:sz w:val="20"/>
-          <w:szCs w:val="20"/>
-          <w:lang w:val="uk-UA"/>
-        </w:rPr>
-        <w:t>ою</w:t>
-      </w:r>
-      <w:r>
-        <w:rPr>
-          <w:sz w:val="20"/>
-          <w:szCs w:val="20"/>
-          <w:lang w:val="uk-UA"/>
-        </w:rPr>
-        <w:t>:</w:t>
-      </w:r>
-      <w:r>
-        <w:rPr>
-          <w:sz w:val="20"/>
-          <w:szCs w:val="20"/>
-          <w:lang w:val="uk-UA"/>
-        </w:rPr>
-        <w:t xml:space="preserve"> </w:t>
-      </w:r>
-      <w:hyperlink r:id="rId9" w:history="1">
-        <w:r>
-          <w:rPr>
-            <w:rStyle w:val="af1"/>
-            <w:sz w:val="20"/>
-            <w:szCs w:val="20"/>
-            <w:lang w:val="uk-UA"/>
-          </w:rPr>
-          <w:t>zvit@uacrr.org.ua</w:t>
-        </w:r>
-      </w:hyperlink>
-      <w:r>
-        <w:rPr>
-          <w:sz w:val="20"/>
-          <w:szCs w:val="20"/>
-          <w:lang w:val="uk-UA"/>
-        </w:rPr>
-        <w:t xml:space="preserve"> </w:t>
-      </w:r>
-      <w:r>
-        <w:rPr>
-          <w:sz w:val="20"/>
-          <w:szCs w:val="20"/>
-          <w:lang w:val="uk-UA"/>
-        </w:rPr>
-        <w:t>(</w:t>
+        <w:t>Додатку № 1</w:t>
+      </w:r>
+      <w:r>
+        <w:rPr>
+          <w:sz w:val="20"/>
+          <w:szCs w:val="20"/>
+          <w:lang w:val="uk-UA"/>
+        </w:rPr>
+        <w:t xml:space="preserve"> до Договору та в електронному вигляді за адресою: zvit@uacrr.org.ua (</w:t>
       </w:r>
       <w:r>
         <w:rPr>
@@ -2391,15 +2011,15 @@
           <w:szCs w:val="20"/>
           <w:lang w:val="uk-UA"/>
         </w:rPr>
-        <w:t xml:space="preserve">2.5.3. надати </w:t>
-      </w:r>
-      <w:r>
-        <w:rPr>
-          <w:sz w:val="20"/>
-          <w:szCs w:val="20"/>
-          <w:lang w:val="uk-UA"/>
-        </w:rPr>
-        <w:t>ГО УААСП</w:t>
+        <w:t xml:space="preserve">2.5.3. надати ГО УААСП безпосередньо або через представника </w:t>
+      </w:r>
+      <w:r>
+        <w:rPr>
+          <w:sz w:val="20"/>
+          <w:szCs w:val="20"/>
+          <w:lang w:val="uk-UA"/>
+        </w:rPr>
+        <w:t>у паперовому прошитому вигляді за підписом уповноваженої особи Користувача</w:t>
       </w:r>
       <w:r>
         <w:rPr>
@@ -2434,85 +2054,15 @@
           <w:szCs w:val="20"/>
           <w:lang w:val="uk-UA"/>
         </w:rPr>
-        <w:t xml:space="preserve">Додатку </w:t>
-      </w:r>
-      <w:r>
-        <w:rPr>
-          <w:b/>
-          <w:sz w:val="20"/>
-          <w:szCs w:val="20"/>
-          <w:lang w:val="uk-UA"/>
-        </w:rPr>
-        <w:t xml:space="preserve">№ </w:t>
-      </w:r>
-      <w:r>
-        <w:rPr>
-          <w:b/>
-          <w:sz w:val="20"/>
-          <w:szCs w:val="20"/>
-          <w:lang w:val="uk-UA"/>
-        </w:rPr>
-        <w:t>3</w:t>
-      </w:r>
-      <w:r>
-        <w:rPr>
-          <w:sz w:val="20"/>
-          <w:szCs w:val="20"/>
-          <w:lang w:val="uk-UA"/>
-        </w:rPr>
-        <w:t xml:space="preserve"> до Договору та в електронному вигляді за адрес</w:t>
-      </w:r>
-      <w:r>
-        <w:rPr>
-          <w:sz w:val="20"/>
-          <w:szCs w:val="20"/>
-          <w:lang w:val="uk-UA"/>
-        </w:rPr>
-        <w:t>ою</w:t>
-      </w:r>
-      <w:r>
-        <w:rPr>
-          <w:sz w:val="20"/>
-          <w:szCs w:val="20"/>
-          <w:lang w:val="uk-UA"/>
-        </w:rPr>
-        <w:t>:</w:t>
-      </w:r>
-      <w:r>
-        <w:rPr>
-          <w:sz w:val="20"/>
-          <w:szCs w:val="20"/>
-          <w:lang w:val="uk-UA"/>
-        </w:rPr>
-        <w:t xml:space="preserve"> </w:t>
-      </w:r>
-      <w:hyperlink r:id="rId10" w:history="1">
-        <w:r>
-          <w:rPr>
-            <w:rStyle w:val="af1"/>
-            <w:sz w:val="20"/>
-            <w:szCs w:val="20"/>
-            <w:lang w:val="uk-UA"/>
-          </w:rPr>
-          <w:t>zvit@uacrr.org.ua</w:t>
-        </w:r>
-      </w:hyperlink>
-      <w:r>
-        <w:rPr>
-          <w:sz w:val="20"/>
-          <w:szCs w:val="20"/>
-          <w:lang w:val="uk-UA"/>
-        </w:rPr>
-        <w:t xml:space="preserve"> </w:t>
-      </w:r>
-      <w:hyperlink r:id="rId11" w:history="1"/>
-      <w:r>
-        <w:rPr>
-          <w:sz w:val="20"/>
-          <w:szCs w:val="20"/>
-          <w:lang w:val="uk-UA"/>
-        </w:rPr>
-        <w:t>(</w:t>
+        <w:t>Додатку № 3</w:t>
+      </w:r>
+      <w:r>
+        <w:rPr>
+          <w:sz w:val="20"/>
+          <w:szCs w:val="20"/>
+          <w:lang w:val="uk-UA"/>
+        </w:rPr>
+        <w:t xml:space="preserve"> до Договору та в електронному вигляді за адресами: zvit@uacrr.org.ua</w:t>
       </w:r>
       <w:r>
         <w:rPr>
@@ -2521,7 +2071,7 @@
           <w:szCs w:val="20"/>
           <w:lang w:val="uk-UA"/>
         </w:rPr>
-        <w:t xml:space="preserve">Звіт подається в файлі формату </w:t>
+        <w:t xml:space="preserve"> (Звіт подається в файлі формату </w:t>
       </w:r>
       <w:proofErr w:type="spellStart"/>
       <w:r>
@@ -2559,23 +2109,7 @@
           <w:szCs w:val="20"/>
           <w:lang w:val="uk-UA"/>
         </w:rPr>
-        <w:t xml:space="preserve">2.5.4. надати  </w:t>
-      </w:r>
-      <w:r>
-        <w:rPr>
-          <w:sz w:val="20"/>
-          <w:szCs w:val="20"/>
-          <w:lang w:val="uk-UA"/>
-        </w:rPr>
-        <w:t>ГО УААСП</w:t>
-      </w:r>
-      <w:r>
-        <w:rPr>
-          <w:sz w:val="20"/>
-          <w:szCs w:val="20"/>
-          <w:lang w:val="uk-UA"/>
-        </w:rPr>
-        <w:t xml:space="preserve"> для підписання заповнений Акт про виплату авторської винагороди та надання звітів (далі – Акт) за формою, наведеною у </w:t>
+        <w:t xml:space="preserve">2.5.4. надати  ГО УААСП для підписання заповнений Акт про виплату авторської винагороди та надання звітів (далі – Акт) за формою, наведеною у </w:t>
       </w:r>
       <w:r>
         <w:rPr>
@@ -2584,25 +2118,7 @@
           <w:szCs w:val="20"/>
           <w:lang w:val="uk-UA"/>
         </w:rPr>
-        <w:t xml:space="preserve">Додатку </w:t>
-      </w:r>
-      <w:r>
-        <w:rPr>
-          <w:b/>
-          <w:sz w:val="20"/>
-          <w:szCs w:val="20"/>
-          <w:lang w:val="uk-UA"/>
-        </w:rPr>
-        <w:t xml:space="preserve">№ </w:t>
-      </w:r>
-      <w:r>
-        <w:rPr>
-          <w:b/>
-          <w:sz w:val="20"/>
-          <w:szCs w:val="20"/>
-          <w:lang w:val="uk-UA"/>
-        </w:rPr>
-        <w:t>2</w:t>
+        <w:t>Додатку № 2</w:t>
       </w:r>
       <w:r>
         <w:rPr>
@@ -2629,23 +2145,7 @@
           <w:szCs w:val="20"/>
           <w:lang w:val="uk-UA"/>
         </w:rPr>
-        <w:t xml:space="preserve">2.5.5. надати  </w:t>
-      </w:r>
-      <w:r>
-        <w:rPr>
-          <w:sz w:val="20"/>
-          <w:szCs w:val="20"/>
-          <w:lang w:val="uk-UA"/>
-        </w:rPr>
-        <w:t>ГО УААСП</w:t>
-      </w:r>
-      <w:r>
-        <w:rPr>
-          <w:sz w:val="20"/>
-          <w:szCs w:val="20"/>
-          <w:lang w:val="uk-UA"/>
-        </w:rPr>
-        <w:t xml:space="preserve"> належним чином завірені копії документів бухгалтерської звітності з відміткою державного органу (статистики, фіскальної служби) про прийняття за відповідний звітний період згідно з Національним положенням (стандартом) бухгалтерського обліку 1 «Загальні вимоги до фінансової звітності», затвердженими наказом Міністерства фінансів України № 73 від 07.02.2013 р.</w:t>
+        <w:t>2.5.5. надати  ГО УААСП належним чином завірені копії документів бухгалтерської звітності з відміткою державного органу (статистики, фіскальної служби) про прийняття за відповідний звітний період згідно з Національним положенням (стандартом) бухгалтерського обліку 1 «Загальні вимоги до фінансової звітності», затвердженими наказом Міністерства фінансів України № 73 від 07.02.2013 р.</w:t>
       </w:r>
     </w:p>
     <w:p>
@@ -2664,15 +2164,7 @@
           <w:szCs w:val="20"/>
           <w:lang w:val="uk-UA"/>
         </w:rPr>
-        <w:t xml:space="preserve"> </w:t>
-      </w:r>
-      <w:r>
-        <w:rPr>
-          <w:sz w:val="20"/>
-          <w:szCs w:val="20"/>
-          <w:lang w:val="uk-UA"/>
-        </w:rPr>
-        <w:t xml:space="preserve"> 2.6. У разі невиконання або неналежного виконання Користувачем </w:t>
+        <w:t xml:space="preserve">  2.6. У разі невиконання або неналежного виконання Користувачем </w:t>
       </w:r>
       <w:proofErr w:type="spellStart"/>
       <w:r>
@@ -2690,23 +2182,7 @@
           <w:szCs w:val="20"/>
           <w:lang w:val="uk-UA"/>
         </w:rPr>
-        <w:t>. 2.5.2., 2.5.3., 2.5.4., 2.5.5.,</w:t>
-      </w:r>
-      <w:r>
-        <w:rPr>
-          <w:sz w:val="20"/>
-          <w:szCs w:val="20"/>
-          <w:lang w:val="uk-UA"/>
-        </w:rPr>
-        <w:t xml:space="preserve"> 3.3</w:t>
-      </w:r>
-      <w:r>
-        <w:rPr>
-          <w:sz w:val="20"/>
-          <w:szCs w:val="20"/>
-          <w:lang w:val="uk-UA"/>
-        </w:rPr>
-        <w:t xml:space="preserve">. даного Договору Користувач зобов’язаний сплатити ГО УААСП штраф у розмірі 5000 (п’ять тисяч) грн. 00 коп. за кожне порушення кожного пункту, в тому числі, за кожен місяць невиконання Користувачем зобов’язань, передбачених пунктами 2.5.2. – 2.5.5. Договору. Сплата штрафу не звільняє Користувача від обов’язку сплати авторської винагороди (роялті) і (або) надання Звіту та / або Акту. </w:t>
+        <w:t xml:space="preserve">. 2.5.2., 2.5.3., 2.5.4., 2.5.5., 3.3. даного Договору Користувач зобов’язаний сплатити ГО УААСП штраф у розмірі 5000 (п’ять тисяч) грн. 00 коп. за кожне порушення кожного пункту, в тому числі, за кожен місяць невиконання Користувачем зобов’язань, передбачених пунктами 2.5.2. – 2.5.5. Договору. Сплата штрафу не звільняє Користувача від обов’язку сплати авторської винагороди (роялті) і (або) надання Звіту та / або Акту. </w:t>
       </w:r>
     </w:p>
     <w:p>
@@ -2725,7 +2201,7 @@
           <w:szCs w:val="20"/>
           <w:lang w:val="uk-UA"/>
         </w:rPr>
-        <w:t xml:space="preserve">  2.7. У разі затримки платежів, визначених у п. 2.4., п. 2.5.1., п. 5.2. Договору, Користувач зобов’язаний виплатити      ГО УААСП штраф у розмірі 5000 (п’ять тисяч) грн. 00 коп. одноразово та пеню у розмірі подвійної облікової ставки НБУ, що діяла у період, за який сплачується пеня, за кожен день затримки. При цьому, нарахування пені за прострочення виконання зобов’язання не припиняється через шість місяців від дня, коли зобов’язання мало бути виконано. Сплата штрафу та / або пені не звільняє Користувача від обов’язку сплати авторської винагороди (роялті).</w:t>
+        <w:t xml:space="preserve">  2.7. У разі затримки платежів, визначених у п. 2.4., п. 2.5.1. Договору, Користувач зобов’язаний виплатити                             ГО УААСП штраф у розмірі 5000 (п’ять тисяч) грн. 00 коп. одноразово та пеню у розмірі подвійної облікової ставки НБУ, що діяла у період, за який сплачується пеня, за кожен день затримки. При цьому, нарахування пені за прострочення виконання зобов’язання не припиняється через шість місяців від дня, коли зобов’язання мало бути виконано. Сплата штрафу та / або пені не звільняє Користувача від обов’язку сплати авторської винагороди (роялті).</w:t>
       </w:r>
     </w:p>
     <w:p>
@@ -2784,7 +2260,13 @@
         <w:rPr>
           <w:rFonts w:ascii="Times New Roman" w:hAnsi="Times New Roman" w:cs="Times New Roman"/>
         </w:rPr>
-        <w:t xml:space="preserve">  2.9. ГО УААСП надсилає</w:t>
+        <w:t xml:space="preserve">  </w:t>
+      </w:r>
+      <w:r>
+        <w:rPr>
+          <w:rFonts w:ascii="Times New Roman" w:hAnsi="Times New Roman" w:cs="Times New Roman"/>
+        </w:rPr>
+        <w:t>2.9. ГО УААСП надсилає</w:t>
       </w:r>
       <w:r>
         <w:rPr>
@@ -2844,16 +2326,7 @@
           <w:szCs w:val="20"/>
           <w:lang w:val="uk-UA"/>
         </w:rPr>
-        <w:t xml:space="preserve"> 2.11. У разі невиконання умов Договору ГО УААСП залишає за собою право (незалежно від використання чи невикористання ГО УААСП прав, передбачених п. 2.8. та п. 2.9. Договору) звернутися до суду з позовом про примусове </w:t>
-      </w:r>
-      <w:r>
-        <w:rPr>
-          <w:sz w:val="20"/>
-          <w:szCs w:val="20"/>
-          <w:lang w:val="uk-UA"/>
-        </w:rPr>
-        <w:lastRenderedPageBreak/>
-        <w:t>стягнення авторської винагороди, сплати штрафу, пені, надання Звіту, Акту, іншої документації, зазначеної в даному Договорі.</w:t>
+        <w:t xml:space="preserve"> 2.11. У разі невиконання умов Договору ГО УААСП залишає за собою право (незалежно від використання чи невикористання ГО УААСП прав, передбачених п. 2.8. та п. 2.9. Договору) звернутися до суду з позовом про примусове стягнення авторської винагороди, сплати штрафу, пені, надання Звіту, Акту, іншої документації, зазначеної в даному Договорі.</w:t>
       </w:r>
     </w:p>
     <w:p>
@@ -2882,6 +2355,7 @@
           <w:szCs w:val="20"/>
           <w:lang w:val="uk-UA"/>
         </w:rPr>
+        <w:lastRenderedPageBreak/>
         <w:t>3.</w:t>
       </w:r>
       <w:r>
@@ -2980,27 +2454,7 @@
           <w:szCs w:val="20"/>
           <w:lang w:val="uk-UA"/>
         </w:rPr>
-        <w:t xml:space="preserve">3.3. При укладенні Договору Користувач надає </w:t>
-      </w:r>
-      <w:r>
-        <w:rPr>
-          <w:b w:val="0"/>
-          <w:bCs w:val="0"/>
-          <w:sz w:val="20"/>
-          <w:szCs w:val="20"/>
-          <w:lang w:val="uk-UA"/>
-        </w:rPr>
-        <w:t>ГО УААСП</w:t>
-      </w:r>
-      <w:r>
-        <w:rPr>
-          <w:b w:val="0"/>
-          <w:bCs w:val="0"/>
-          <w:sz w:val="20"/>
-          <w:szCs w:val="20"/>
-          <w:lang w:val="uk-UA"/>
-        </w:rPr>
-        <w:t xml:space="preserve"> безпосередньо або через представника завірені власною мокрою печаткою</w:t>
+        <w:t>3.3. При укладенні Договору Користувач надає ГО УААСП безпосередньо або через представника завірені власною мокрою печаткою</w:t>
       </w:r>
       <w:r>
         <w:rPr>
@@ -3082,17 +2536,7 @@
           <w:szCs w:val="20"/>
           <w:lang w:val="uk-UA"/>
         </w:rPr>
-        <w:t>- 1, 2, 3 сторінки паспорта (або біометричного паспорта - з двох сторін) особи, яка підписує Договір зі сторони Користувача</w:t>
-      </w:r>
-      <w:r>
-        <w:rPr>
-          <w:b w:val="0"/>
-          <w:bCs w:val="0"/>
-          <w:sz w:val="20"/>
-          <w:szCs w:val="20"/>
-          <w:lang w:val="uk-UA"/>
-        </w:rPr>
-        <w:t>.</w:t>
+        <w:t>- 1, 2, 3 сторінки паспорта (або біометричного паспорта - з двох сторін) особи, яка підписує Договір зі сторони Користувача.</w:t>
       </w:r>
     </w:p>
     <w:p>
@@ -3121,181 +2565,59 @@
         <w:rPr>
           <w:lang w:val="uk-UA"/>
         </w:rPr>
-        <w:t>. 2.5.2., 2.5.3., 2.5.4, 2.5.5</w:t>
-      </w:r>
-      <w:r>
-        <w:rPr>
-          <w:lang w:val="uk-UA"/>
-        </w:rPr>
-        <w:t xml:space="preserve">. </w:t>
-      </w:r>
-      <w:r>
-        <w:rPr>
-          <w:lang w:val="uk-UA"/>
-        </w:rPr>
-        <w:t>та п. 3.3. даного Договору.</w:t>
+        <w:t>. 2.5.2., 2.5.3., 2.5.4, 2.5.5. та п. 3.3. даного Договору.</w:t>
       </w:r>
     </w:p>
     <w:p>
       <w:pPr>
         <w:pStyle w:val="21"/>
-        <w:ind w:firstLine="426"/>
-        <w:rPr>
-          <w:lang w:val="uk-UA"/>
-        </w:rPr>
-      </w:pPr>
-      <w:r>
-        <w:rPr>
-          <w:lang w:val="uk-UA"/>
-        </w:rPr>
-        <w:t xml:space="preserve">3.4.1. При виявленні фактів відсутності в Звіті про публічно сповіщені твори і (або) Звіті про використані музичні твори в рекламі, що публічно </w:t>
+        <w:ind w:firstLine="425"/>
+        <w:rPr>
+          <w:spacing w:val="-6"/>
+          <w:lang w:val="uk-UA"/>
+        </w:rPr>
+      </w:pPr>
+      <w:r>
+        <w:rPr>
+          <w:spacing w:val="-6"/>
+          <w:lang w:val="uk-UA"/>
+        </w:rPr>
+        <w:t xml:space="preserve">3.5. Користувач гарантує, що всі розрахунки з авторами та їх правонаступниками  за  публічне сповіщення творів з  каталогу         ГО УААСП  по даному Договору  будуть </w:t>
       </w:r>
       <w:proofErr w:type="spellStart"/>
       <w:r>
         <w:rPr>
-          <w:lang w:val="uk-UA"/>
-        </w:rPr>
-        <w:t>сповіщувалась</w:t>
+          <w:spacing w:val="-6"/>
+          <w:lang w:val="uk-UA"/>
+        </w:rPr>
+        <w:t>здійснюватись</w:t>
       </w:r>
       <w:proofErr w:type="spellEnd"/>
       <w:r>
         <w:rPr>
-          <w:lang w:val="uk-UA"/>
-        </w:rPr>
-        <w:t xml:space="preserve"> через мережу Інтернет, інформації про використані твори Користувач зобов’язується виплатити на користь кожного автора (додатково до суми авторської винагороди, визначеної Сторонами в п. 2.4. даного Договору) належну авторську винагороду. При цьому авторська винагорода в такому випадку визначається </w:t>
-      </w:r>
-      <w:r>
-        <w:rPr>
-          <w:lang w:val="uk-UA"/>
-        </w:rPr>
-        <w:t xml:space="preserve">     </w:t>
-      </w:r>
-      <w:r>
-        <w:rPr>
-          <w:lang w:val="uk-UA"/>
-        </w:rPr>
-        <w:t>ГО УААСП</w:t>
-      </w:r>
-      <w:r>
-        <w:rPr>
-          <w:lang w:val="uk-UA"/>
-        </w:rPr>
-        <w:t xml:space="preserve"> виходячи із розрахунку вартості секунди звучання твору за</w:t>
-      </w:r>
-      <w:r>
-        <w:rPr>
-          <w:b/>
-          <w:bCs/>
-          <w:lang w:val="uk-UA"/>
-        </w:rPr>
-        <w:t xml:space="preserve"> </w:t>
-      </w:r>
-      <w:r>
-        <w:rPr>
-          <w:lang w:val="uk-UA"/>
-        </w:rPr>
-        <w:t xml:space="preserve">звітний період мінімальних ставок авторської винагороди, який </w:t>
-      </w:r>
-      <w:r>
-        <w:rPr>
-          <w:lang w:val="uk-UA"/>
-        </w:rPr>
-        <w:t>ГО УААСП</w:t>
-      </w:r>
-      <w:r>
-        <w:rPr>
-          <w:lang w:val="uk-UA"/>
-        </w:rPr>
-        <w:t xml:space="preserve"> надсилає Користувачу.</w:t>
+          <w:spacing w:val="-6"/>
+          <w:lang w:val="uk-UA"/>
+        </w:rPr>
+        <w:t xml:space="preserve"> тільки  через ГО УААСП.</w:t>
       </w:r>
     </w:p>
     <w:p>
       <w:pPr>
-        <w:pStyle w:val="21"/>
-        <w:ind w:firstLine="425"/>
-        <w:rPr>
-          <w:spacing w:val="-6"/>
-          <w:lang w:val="uk-UA"/>
-        </w:rPr>
-      </w:pPr>
-      <w:r>
-        <w:rPr>
-          <w:spacing w:val="-6"/>
-          <w:lang w:val="uk-UA"/>
-        </w:rPr>
-        <w:t>3.5. Користувач гарантує, що всі розрахунки з авторами та їх правонаступн</w:t>
-      </w:r>
-      <w:r>
-        <w:rPr>
-          <w:spacing w:val="-6"/>
-          <w:lang w:val="uk-UA"/>
-        </w:rPr>
-        <w:t xml:space="preserve">иками  за  публічне сповіщення </w:t>
-      </w:r>
-      <w:r>
-        <w:rPr>
-          <w:spacing w:val="-6"/>
-          <w:lang w:val="uk-UA"/>
-        </w:rPr>
-        <w:t xml:space="preserve">творів з  </w:t>
-      </w:r>
-      <w:r>
-        <w:rPr>
-          <w:spacing w:val="-6"/>
-          <w:lang w:val="uk-UA"/>
-        </w:rPr>
-        <w:t>каталогу</w:t>
-      </w:r>
-      <w:r>
-        <w:rPr>
-          <w:spacing w:val="-6"/>
-          <w:lang w:val="uk-UA"/>
-        </w:rPr>
-        <w:t xml:space="preserve">  </w:t>
-      </w:r>
-      <w:r>
-        <w:rPr>
-          <w:spacing w:val="-6"/>
-          <w:lang w:val="uk-UA"/>
-        </w:rPr>
-        <w:t>ГО УААСП</w:t>
-      </w:r>
-      <w:r>
-        <w:rPr>
-          <w:spacing w:val="-6"/>
-          <w:lang w:val="uk-UA"/>
-        </w:rPr>
-        <w:t xml:space="preserve">  по даному Договору  будуть </w:t>
-      </w:r>
-      <w:proofErr w:type="spellStart"/>
-      <w:r>
-        <w:rPr>
-          <w:spacing w:val="-6"/>
-          <w:lang w:val="uk-UA"/>
-        </w:rPr>
-        <w:t>здійснюватись</w:t>
-      </w:r>
-      <w:proofErr w:type="spellEnd"/>
-      <w:r>
-        <w:rPr>
-          <w:spacing w:val="-6"/>
-          <w:lang w:val="uk-UA"/>
-        </w:rPr>
-        <w:t xml:space="preserve"> тільки  через </w:t>
-      </w:r>
-      <w:r>
-        <w:rPr>
-          <w:spacing w:val="-6"/>
-          <w:lang w:val="uk-UA"/>
-        </w:rPr>
-        <w:t>ГО УААСП</w:t>
-      </w:r>
-      <w:r>
-        <w:rPr>
-          <w:spacing w:val="-6"/>
-          <w:lang w:val="uk-UA"/>
-        </w:rPr>
-        <w:t>.</w:t>
+        <w:pStyle w:val="a6"/>
+        <w:ind w:right="0" w:firstLine="426"/>
+        <w:rPr>
+          <w:sz w:val="20"/>
+          <w:szCs w:val="20"/>
+          <w:lang w:val="uk-UA"/>
+        </w:rPr>
+      </w:pPr>
+      <w:r>
+        <w:rPr>
+          <w:sz w:val="20"/>
+          <w:szCs w:val="20"/>
+          <w:lang w:val="uk-UA"/>
+        </w:rPr>
+        <w:t xml:space="preserve">3.6. ГО УААСП гарантує врегулювання претензій авторів і правонаступників до Користувача, пов’язаних з публічним сповіщенням творів з каталогу ГО УААСП відповідно до Закону та цього Договору, за умови належного виконання Користувачем умов цього Договору. </w:t>
       </w:r>
     </w:p>
     <w:p>
@@ -3314,39 +2636,25 @@
           <w:szCs w:val="20"/>
           <w:lang w:val="uk-UA"/>
         </w:rPr>
-        <w:t xml:space="preserve">3.6. </w:t>
-      </w:r>
-      <w:r>
-        <w:rPr>
-          <w:sz w:val="20"/>
-          <w:szCs w:val="20"/>
-          <w:lang w:val="uk-UA"/>
-        </w:rPr>
-        <w:t>ГО УААСП</w:t>
-      </w:r>
-      <w:r>
-        <w:rPr>
-          <w:sz w:val="20"/>
-          <w:szCs w:val="20"/>
-          <w:lang w:val="uk-UA"/>
-        </w:rPr>
-        <w:t xml:space="preserve"> гарантує врегулювання претензій авторів і правонаступників до Користувача, пов’язаних з публічним сповіщенням творів </w:t>
-      </w:r>
-      <w:r>
-        <w:rPr>
-          <w:sz w:val="20"/>
-          <w:szCs w:val="20"/>
-          <w:lang w:val="uk-UA"/>
-        </w:rPr>
-        <w:t xml:space="preserve">з каталогу ГО УААСП </w:t>
-      </w:r>
-      <w:r>
-        <w:rPr>
-          <w:sz w:val="20"/>
-          <w:szCs w:val="20"/>
-          <w:lang w:val="uk-UA"/>
-        </w:rPr>
-        <w:t xml:space="preserve">відповідно до Закону та цього Договору, за умови належного виконання Користувачем умов цього Договору. </w:t>
+        <w:t xml:space="preserve">3.7. У відповідності до діючого законодавства України Користувач не має права публічно </w:t>
+      </w:r>
+      <w:proofErr w:type="spellStart"/>
+      <w:r>
+        <w:rPr>
+          <w:sz w:val="20"/>
+          <w:szCs w:val="20"/>
+          <w:lang w:val="uk-UA"/>
+        </w:rPr>
+        <w:t>сповіщувати</w:t>
+      </w:r>
+      <w:proofErr w:type="spellEnd"/>
+      <w:r>
+        <w:rPr>
+          <w:sz w:val="20"/>
+          <w:szCs w:val="20"/>
+          <w:lang w:val="uk-UA"/>
+        </w:rPr>
+        <w:t xml:space="preserve"> через мережу Інтернет не має права розкривати псевдонім або іншим чином розпоряджатись особистими немайновими правами авторів. У випадку пред’явлення до Користувача претензій, предметом яких є порушення неврегульованих даним Договором прав, в тому числі немайнових прав, а також майнових, які не є предметом даного Договору, Користувач самостійно несе повну юридичну відповідальність згідно з діючим законодавством України за їх порушення. </w:t>
       </w:r>
     </w:p>
     <w:p>
@@ -3365,60 +2673,7 @@
           <w:szCs w:val="20"/>
           <w:lang w:val="uk-UA"/>
         </w:rPr>
-        <w:t xml:space="preserve">3.7. У відповідності до діючого законодавства України Користувач не має права публічно </w:t>
-      </w:r>
-      <w:proofErr w:type="spellStart"/>
-      <w:r>
-        <w:rPr>
-          <w:sz w:val="20"/>
-          <w:szCs w:val="20"/>
-          <w:lang w:val="uk-UA"/>
-        </w:rPr>
-        <w:t>сповіщувати</w:t>
-      </w:r>
-      <w:proofErr w:type="spellEnd"/>
-      <w:r>
-        <w:rPr>
-          <w:sz w:val="20"/>
-          <w:szCs w:val="20"/>
-          <w:lang w:val="uk-UA"/>
-        </w:rPr>
-        <w:t xml:space="preserve"> через мережу Інтернет не має права розкривати псевдонім або іншим чином розпоряджатись особистими немайновими правами авторів. У випадку пред’явлення до Користувача претензій, предметом яких є порушення неврегульованих даним Договором прав, в тому числі немайнових прав, а також майнових, які не є предметом даного Договору, Користувач самостійно несе повну юридичну відповідальність згідно з діючим законодавством України за їх порушення. </w:t>
-      </w:r>
-    </w:p>
-    <w:p>
-      <w:pPr>
-        <w:pStyle w:val="a6"/>
-        <w:ind w:right="0" w:firstLine="426"/>
-        <w:rPr>
-          <w:sz w:val="20"/>
-          <w:szCs w:val="20"/>
-          <w:lang w:val="uk-UA"/>
-        </w:rPr>
-      </w:pPr>
-      <w:r>
-        <w:rPr>
-          <w:sz w:val="20"/>
-          <w:szCs w:val="20"/>
-          <w:lang w:val="uk-UA"/>
-        </w:rPr>
-        <w:t xml:space="preserve">3.8. У разі виникнення розбіжностей або спорів між </w:t>
-      </w:r>
-      <w:r>
-        <w:rPr>
-          <w:sz w:val="20"/>
-          <w:szCs w:val="20"/>
-          <w:lang w:val="uk-UA"/>
-        </w:rPr>
-        <w:t>ГО УААСП</w:t>
-      </w:r>
-      <w:r>
-        <w:rPr>
-          <w:sz w:val="20"/>
-          <w:szCs w:val="20"/>
-          <w:lang w:val="uk-UA"/>
-        </w:rPr>
-        <w:t xml:space="preserve"> і Користувачем з питань, передбачених цим Договором, вони вживатимуть усіх заходів до вирішення їх шляхом переговорів.</w:t>
+        <w:t>3.8. У разі виникнення розбіжностей або спорів між ГО УААСП і Користувачем з питань, передбачених цим Договором, вони вживатимуть усіх заходів до вирішення їх шляхом переговорів.</w:t>
       </w:r>
     </w:p>
     <w:p>
@@ -3487,39 +2742,7 @@
           <w:szCs w:val="20"/>
           <w:lang w:val="uk-UA"/>
         </w:rPr>
-        <w:t xml:space="preserve">         4.1. Користувач зобов’язується надавати </w:t>
-      </w:r>
-      <w:r>
-        <w:rPr>
-          <w:sz w:val="20"/>
-          <w:szCs w:val="20"/>
-          <w:lang w:val="uk-UA"/>
-        </w:rPr>
-        <w:t>ГО УААСП</w:t>
-      </w:r>
-      <w:r>
-        <w:rPr>
-          <w:sz w:val="20"/>
-          <w:szCs w:val="20"/>
-          <w:lang w:val="uk-UA"/>
-        </w:rPr>
-        <w:t xml:space="preserve"> точний перелік використаних творів разом з документально підтвердженими даними про одержані доходи та всі документи, пов’язані з розрахунком сум авторської винагороди (роялті) відповідно до умов даного Договору та/або надавати </w:t>
-      </w:r>
-      <w:r>
-        <w:rPr>
-          <w:sz w:val="20"/>
-          <w:szCs w:val="20"/>
-          <w:lang w:val="uk-UA"/>
-        </w:rPr>
-        <w:t>ГО УААСП</w:t>
-      </w:r>
-      <w:r>
-        <w:rPr>
-          <w:sz w:val="20"/>
-          <w:szCs w:val="20"/>
-          <w:lang w:val="uk-UA"/>
-        </w:rPr>
-        <w:t xml:space="preserve"> поштою завірені належним чином копії таких документів.</w:t>
+        <w:t xml:space="preserve">         4.1. Користувач зобов’язується надавати ГО УААСП точний перелік використаних творів разом з документально підтвердженими даними про одержані доходи та всі документи, пов’язані з розрахунком сум авторської винагороди (роялті) відповідно до умов даного Договору та/або надавати ГО УААСП поштою завірені належним чином копії таких документів.</w:t>
       </w:r>
     </w:p>
     <w:p>
@@ -3745,15 +2968,149 @@
           <w:szCs w:val="20"/>
           <w:lang w:val="uk-UA"/>
         </w:rPr>
-        <w:t>року</w:t>
-      </w:r>
-      <w:r>
-        <w:rPr>
-          <w:sz w:val="20"/>
-          <w:szCs w:val="20"/>
-          <w:lang w:val="uk-UA"/>
-        </w:rPr>
-        <w:t xml:space="preserve">; при цьому, всі зобов’язання Користувача, що виникли під час дії даного Договору, залишаються в силі до їх повного виконання. </w:t>
+        <w:t>р</w:t>
+      </w:r>
+      <w:r>
+        <w:rPr>
+          <w:b/>
+          <w:sz w:val="20"/>
+          <w:szCs w:val="20"/>
+          <w:lang w:val="uk-UA"/>
+        </w:rPr>
+        <w:t>оку</w:t>
+      </w:r>
+      <w:r>
+        <w:rPr>
+          <w:b/>
+          <w:sz w:val="20"/>
+          <w:szCs w:val="20"/>
+          <w:lang w:val="uk-UA"/>
+        </w:rPr>
+        <w:t xml:space="preserve"> </w:t>
+      </w:r>
+      <w:r>
+        <w:rPr>
+          <w:sz w:val="20"/>
+          <w:szCs w:val="20"/>
+          <w:lang w:val="uk-UA"/>
+        </w:rPr>
+        <w:t>або діє до</w:t>
+      </w:r>
+      <w:r>
+        <w:rPr>
+          <w:sz w:val="20"/>
+          <w:szCs w:val="20"/>
+          <w:lang w:val="uk-UA"/>
+        </w:rPr>
+        <w:t xml:space="preserve"> </w:t>
+      </w:r>
+      <w:r>
+        <w:rPr>
+          <w:sz w:val="20"/>
+          <w:szCs w:val="20"/>
+          <w:lang w:val="uk-UA"/>
+        </w:rPr>
+        <w:t>60 дня з дня публікації на офіційному веб-сайті</w:t>
+      </w:r>
+      <w:r>
+        <w:rPr>
+          <w:color w:val="333333"/>
+          <w:shd w:val="clear" w:color="auto" w:fill="FFFFFF"/>
+          <w:lang w:val="uk-UA"/>
+        </w:rPr>
+        <w:t xml:space="preserve"> </w:t>
+      </w:r>
+      <w:r>
+        <w:rPr>
+          <w:sz w:val="20"/>
+          <w:szCs w:val="20"/>
+          <w:shd w:val="clear" w:color="auto" w:fill="FFFFFF"/>
+          <w:lang w:val="uk-UA"/>
+        </w:rPr>
+        <w:t>центрального органу виконавчої влади, що забезпечує формування та реалізує державну політику у сфері інтелектуальної власності</w:t>
+      </w:r>
+      <w:r>
+        <w:rPr>
+          <w:sz w:val="20"/>
+          <w:szCs w:val="20"/>
+          <w:lang w:val="uk-UA"/>
+        </w:rPr>
+        <w:t xml:space="preserve"> (далі – Установа) оголошення Установи про встановлення тарифу у сфері: «</w:t>
+      </w:r>
+      <w:r>
+        <w:rPr>
+          <w:sz w:val="20"/>
+          <w:szCs w:val="20"/>
+          <w:shd w:val="clear" w:color="auto" w:fill="FFFFFF"/>
+          <w:lang w:val="uk-UA"/>
+        </w:rPr>
+        <w:t>публічне сповіще</w:t>
+      </w:r>
+      <w:r>
+        <w:rPr>
+          <w:sz w:val="20"/>
+          <w:szCs w:val="20"/>
+          <w:shd w:val="clear" w:color="auto" w:fill="FFFFFF"/>
+          <w:lang w:val="uk-UA"/>
+        </w:rPr>
+        <w:t>ння музичних недраматичних творів з текстом і без тексту, включно з тими творами, що включені до складу аудіовізуальних творів</w:t>
+      </w:r>
+      <w:r>
+        <w:rPr>
+          <w:sz w:val="20"/>
+          <w:szCs w:val="20"/>
+          <w:shd w:val="clear" w:color="auto" w:fill="FFFFFF"/>
+          <w:lang w:val="uk-UA"/>
+        </w:rPr>
+        <w:t>, крім кабельної ретрансляції</w:t>
+      </w:r>
+      <w:r>
+        <w:rPr>
+          <w:sz w:val="20"/>
+          <w:szCs w:val="20"/>
+          <w:shd w:val="clear" w:color="auto" w:fill="FFFFFF"/>
+          <w:lang w:val="uk-UA"/>
+        </w:rPr>
+        <w:t>»</w:t>
+      </w:r>
+      <w:r>
+        <w:rPr>
+          <w:sz w:val="20"/>
+          <w:szCs w:val="20"/>
+          <w:lang w:val="uk-UA"/>
+        </w:rPr>
+        <w:t xml:space="preserve"> за результатами узгодження шляхом переговорів або визначеного судом</w:t>
+      </w:r>
+      <w:r>
+        <w:rPr>
+          <w:rStyle w:val="rvts0"/>
+          <w:lang w:val="uk-UA"/>
+        </w:rPr>
+        <w:t xml:space="preserve">, </w:t>
+      </w:r>
+      <w:r>
+        <w:rPr>
+          <w:sz w:val="20"/>
+          <w:szCs w:val="20"/>
+          <w:lang w:val="uk-UA"/>
+        </w:rPr>
+        <w:t>якщо вказаний 60 день з дня публікації оголошення на офіційному веб-сайті</w:t>
+      </w:r>
+      <w:r>
+        <w:rPr>
+          <w:color w:val="333333"/>
+          <w:shd w:val="clear" w:color="auto" w:fill="FFFFFF"/>
+          <w:lang w:val="uk-UA"/>
+        </w:rPr>
+        <w:t xml:space="preserve"> </w:t>
+      </w:r>
+      <w:r>
+        <w:rPr>
+          <w:sz w:val="20"/>
+          <w:szCs w:val="20"/>
+          <w:lang w:val="uk-UA"/>
+        </w:rPr>
+        <w:t xml:space="preserve">Установи настане раніше за «___» _______ 20__ року. При цьому, всі зобов`язання Користувача, що виникли під час дії даного Договору, залишаються в силі до їх повного виконання. </w:t>
       </w:r>
     </w:p>
     <w:p>
@@ -3772,200 +3129,26 @@
           <w:szCs w:val="20"/>
           <w:lang w:val="uk-UA"/>
         </w:rPr>
-        <w:t xml:space="preserve">5.2. </w:t>
-      </w:r>
-      <w:r>
-        <w:rPr>
-          <w:sz w:val="20"/>
-          <w:szCs w:val="20"/>
-          <w:lang w:val="uk-UA"/>
-        </w:rPr>
-        <w:t>Дія даного Договору автоматично продовжується строком на 1 рік з одночасним підвищенням розміру мінімального платежу авторської винагороди за попередній рік на</w:t>
-      </w:r>
-      <w:r>
-        <w:rPr>
-          <w:sz w:val="20"/>
-          <w:szCs w:val="20"/>
-          <w:lang w:val="uk-UA"/>
-        </w:rPr>
-        <w:t xml:space="preserve"> </w:t>
-      </w:r>
-      <w:bookmarkStart w:id="8" w:name="_Hlk4080784"/>
-      <w:sdt>
-        <w:sdtPr>
-          <w:rPr>
-            <w:rFonts w:eastAsia="Calibri"/>
-            <w:b/>
-            <w:sz w:val="20"/>
-            <w:szCs w:val="20"/>
-            <w:lang w:val="ru-UA" w:eastAsia="en-US"/>
-          </w:rPr>
-          <w:alias w:val="prcntPrl"/>
-          <w:tag w:val="prcntPrl"/>
-          <w:id w:val="973418347"/>
-          <w:placeholder>
-            <w:docPart w:val="D2957ED343044D9D8DF81DDE41E05E9B"/>
-          </w:placeholder>
-          <w:showingPlcHdr/>
-          <w15:appearance w15:val="tags"/>
-          <w:text/>
-        </w:sdtPr>
-        <w:sdtContent>
-          <w:r>
-            <w:rPr>
-              <w:rStyle w:val="afc"/>
-            </w:rPr>
-            <w:t>Место для ввода текста.</w:t>
-          </w:r>
-        </w:sdtContent>
-      </w:sdt>
-      <w:r>
-        <w:rPr>
-          <w:rFonts w:ascii="Calibri" w:eastAsia="Calibri" w:hAnsi="Calibri"/>
-          <w:sz w:val="20"/>
-          <w:szCs w:val="20"/>
-          <w:lang w:val="ru-UA" w:eastAsia="en-US"/>
-        </w:rPr>
-        <w:t xml:space="preserve"> (</w:t>
-      </w:r>
-      <w:sdt>
-        <w:sdtPr>
-          <w:rPr>
-            <w:rFonts w:eastAsia="Calibri"/>
-            <w:sz w:val="20"/>
-            <w:szCs w:val="20"/>
-            <w:lang w:val="ru-UA" w:eastAsia="en-US"/>
-          </w:rPr>
-          <w:alias w:val="prcntPrlText"/>
-          <w:tag w:val="prcntPrlText"/>
-          <w:id w:val="-492410048"/>
-          <w:placeholder>
-            <w:docPart w:val="D2957ED343044D9D8DF81DDE41E05E9B"/>
-          </w:placeholder>
-          <w:showingPlcHdr/>
-          <w15:appearance w15:val="tags"/>
-          <w:text/>
-        </w:sdtPr>
-        <w:sdtContent>
-          <w:r>
-            <w:rPr>
-              <w:rStyle w:val="afc"/>
-            </w:rPr>
-            <w:t>Место для ввода текста.</w:t>
-          </w:r>
-        </w:sdtContent>
-      </w:sdt>
-      <w:r>
-        <w:rPr>
-          <w:rFonts w:ascii="Calibri" w:eastAsia="Calibri" w:hAnsi="Calibri"/>
-          <w:sz w:val="20"/>
-          <w:szCs w:val="20"/>
-          <w:lang w:val="ru-UA" w:eastAsia="en-US"/>
-        </w:rPr>
-        <w:t>)</w:t>
-      </w:r>
-      <w:bookmarkEnd w:id="8"/>
-      <w:r>
-        <w:rPr>
-          <w:sz w:val="20"/>
-          <w:szCs w:val="20"/>
-          <w:lang w:val="uk-UA"/>
-        </w:rPr>
-        <w:t xml:space="preserve"> </w:t>
-      </w:r>
-      <w:r>
-        <w:rPr>
-          <w:b/>
-          <w:sz w:val="20"/>
-          <w:szCs w:val="20"/>
-          <w:lang w:val="uk-UA"/>
-        </w:rPr>
-        <w:t>%</w:t>
-      </w:r>
-      <w:r>
-        <w:rPr>
-          <w:sz w:val="20"/>
-          <w:szCs w:val="20"/>
-          <w:lang w:val="uk-UA"/>
-        </w:rPr>
-        <w:t xml:space="preserve"> - і так із року в рік.</w:t>
+        <w:t>5.2. Даний Договір може бути достроково розірваним за домовленістю Сторін у випадку припинення  Користувачем публічного сповіщення через мережу Інтернет творів з каталогу ГО УААСП шляхом підписання додаткової угоди. При цьому, Користувач повинен додатково направити ГО УААСП офіційні документи, які підтверджують обставини, згідно з якими Користувач припиняє публічне сповіщення через мережу Інтернет творів з каталогу ГО УААСП.</w:t>
       </w:r>
     </w:p>
     <w:p>
       <w:pPr>
         <w:pStyle w:val="a6"/>
-        <w:ind w:right="0" w:firstLine="425"/>
-        <w:rPr>
-          <w:sz w:val="20"/>
-          <w:szCs w:val="20"/>
-          <w:lang w:val="uk-UA"/>
-        </w:rPr>
-      </w:pPr>
-      <w:r>
-        <w:rPr>
-          <w:sz w:val="20"/>
-          <w:szCs w:val="20"/>
-          <w:lang w:val="uk-UA"/>
-        </w:rPr>
-        <w:t xml:space="preserve">5.3. </w:t>
-      </w:r>
-      <w:r>
-        <w:rPr>
-          <w:sz w:val="20"/>
-          <w:szCs w:val="20"/>
-          <w:lang w:val="uk-UA"/>
-        </w:rPr>
-        <w:t xml:space="preserve"> </w:t>
-      </w:r>
-      <w:r>
-        <w:rPr>
-          <w:sz w:val="20"/>
-          <w:szCs w:val="20"/>
-          <w:lang w:val="uk-UA"/>
-        </w:rPr>
-        <w:t>Даний Договір може бути достроково розірваним з</w:t>
-      </w:r>
-      <w:bookmarkStart w:id="9" w:name="_GoBack"/>
-      <w:bookmarkEnd w:id="9"/>
-      <w:r>
-        <w:rPr>
-          <w:sz w:val="20"/>
-          <w:szCs w:val="20"/>
-          <w:lang w:val="uk-UA"/>
-        </w:rPr>
-        <w:t xml:space="preserve">а домовленістю Сторін у випадку припинення  Користувачем публічного сповіщення через мережу Інтернет творів з </w:t>
-      </w:r>
-      <w:r>
-        <w:rPr>
-          <w:sz w:val="20"/>
-          <w:szCs w:val="20"/>
-          <w:lang w:val="uk-UA"/>
-        </w:rPr>
-        <w:t>каталогу</w:t>
-      </w:r>
-      <w:r>
-        <w:rPr>
-          <w:sz w:val="20"/>
-          <w:szCs w:val="20"/>
-          <w:lang w:val="uk-UA"/>
-        </w:rPr>
-        <w:t xml:space="preserve"> ГО УААСП шляхом підписання додаткової угоди. При цьому, Користувач повинен додатково направити ГО УААСП офіційні документи, які підтверджують обставини, згідно з якими Користувач припиняє публічне сповіщення через мережу Інтернет творів з </w:t>
-      </w:r>
-      <w:r>
-        <w:rPr>
-          <w:sz w:val="20"/>
-          <w:szCs w:val="20"/>
-          <w:lang w:val="uk-UA"/>
-        </w:rPr>
-        <w:t>каталогу</w:t>
-      </w:r>
-      <w:r>
-        <w:rPr>
-          <w:sz w:val="20"/>
-          <w:szCs w:val="20"/>
-          <w:lang w:val="uk-UA"/>
-        </w:rPr>
-        <w:t xml:space="preserve"> ГО УААСП.</w:t>
+        <w:ind w:right="0" w:firstLine="360"/>
+        <w:rPr>
+          <w:sz w:val="20"/>
+          <w:szCs w:val="20"/>
+          <w:lang w:val="uk-UA"/>
+        </w:rPr>
+      </w:pPr>
+      <w:r>
+        <w:rPr>
+          <w:sz w:val="20"/>
+          <w:szCs w:val="20"/>
+          <w:lang w:val="uk-UA"/>
+        </w:rPr>
+        <w:t xml:space="preserve">  5.3. ГО УААСП має право розірвати даний Договір в односторонньому порядку, про що ГО УААСП зобов’язується письмово повідомити Користувача, шляхом надсилання рекомендованого листа або рекомендованого листа з повідомленням про вручення (на вибір ГО УААСП) на юридичну або поштову адресу Користувача не пізніше, ніж за 30 (тридцять) календарних днів до дати, з якої Договір підлягає розірванню, при цьому, всі зобов’язання Користувача, що виникли під час дії даного Договору, залишаються в силі до їх повного виконання. Договір вважається розірваним з дати, вказаної                       ГО УААСП у письмовому повідомленні, надісланому згідно вищевказаних умов.</w:t>
       </w:r>
     </w:p>
     <w:p>
@@ -3980,37 +3163,18 @@
       </w:pPr>
       <w:r>
         <w:rPr>
+          <w:rFonts w:ascii="inherit" w:hAnsi="inherit"/>
           <w:sz w:val="20"/>
           <w:szCs w:val="20"/>
           <w:lang w:val="uk-UA"/>
         </w:rPr>
         <w:lastRenderedPageBreak/>
-        <w:t xml:space="preserve">  5.4. ГО УААСП має право розірвати даний Договір в односторонньому порядку, про що ГО УААСП зобов’язується письмово повідомити Користувача, шляхом надсилання рекомендованого листа або рекомендованого листа з повідомленням про вручення (на вибір ГО УААСП) на юридичну або поштову адресу Користувача не пізніше, ніж за 30 (тридцять) календарних днів до дати, з якої Договір підлягає розірванню, при цьому, всі зобов’язання Користувача, що виникли під час дії даного Договору, залишаються в силі до їх повного виконання. Договір вважається розірваним з дати, вказаної ГО УААСП у письмовому повідомленні, надісланому згідно вищевказаних умов.</w:t>
+        <w:t xml:space="preserve">  Письмове повідомлення вважається належним чином доставленим, а Користувач таким, що повідомлений про розірвання Договору у порядку, передбаченому п. 5.3. Договору та з дати, вказаної у письмовому повідомленні ГО УААСП також у разі відмови Користувача від отримання листа або повернення листа за закінченням терміну зберігання, або вибуття адресата.</w:t>
       </w:r>
     </w:p>
     <w:p>
       <w:pPr>
         <w:pStyle w:val="a6"/>
-        <w:ind w:right="0" w:firstLine="360"/>
-        <w:rPr>
-          <w:sz w:val="20"/>
-          <w:szCs w:val="20"/>
-          <w:lang w:val="uk-UA"/>
-        </w:rPr>
-      </w:pPr>
-      <w:r>
-        <w:rPr>
-          <w:rFonts w:ascii="inherit" w:hAnsi="inherit"/>
-          <w:sz w:val="20"/>
-          <w:szCs w:val="20"/>
-          <w:lang w:val="uk-UA"/>
-        </w:rPr>
-        <w:t xml:space="preserve">  Письмове повідомлення вважається належним чином доставленим, а Користувач таким, що повідомлений про розірвання Договору у порядку, передбаченому п. 5.4. Договору та з дати, вказаної у письмовому повідомленні ГО УААСП також у разі відмови Користувача від отримання листа або повернення листа за закінченням терміну зберігання, або вибуття адресата.</w:t>
-      </w:r>
-    </w:p>
-    <w:p>
-      <w:pPr>
-        <w:pStyle w:val="a6"/>
         <w:ind w:right="0" w:firstLine="426"/>
         <w:rPr>
           <w:sz w:val="20"/>
@@ -4024,35 +3188,8 @@
           <w:szCs w:val="20"/>
           <w:lang w:val="uk-UA"/>
         </w:rPr>
-        <w:t xml:space="preserve">  5.5. Внаслідок розірвання чи припинення Договору, Користувач не має права на публічне сповіщення через мережу Інтернет творів з </w:t>
-      </w:r>
-      <w:r>
-        <w:rPr>
-          <w:sz w:val="20"/>
-          <w:szCs w:val="20"/>
-          <w:lang w:val="uk-UA"/>
-        </w:rPr>
-        <w:t>каталогу</w:t>
-      </w:r>
-      <w:r>
-        <w:rPr>
-          <w:sz w:val="20"/>
-          <w:szCs w:val="20"/>
-          <w:lang w:val="uk-UA"/>
-        </w:rPr>
-        <w:t xml:space="preserve"> ГО УААСП.</w:t>
-      </w:r>
-    </w:p>
-    <w:p>
-      <w:pPr>
-        <w:pStyle w:val="a6"/>
-        <w:ind w:right="0" w:firstLine="426"/>
-        <w:rPr>
-          <w:sz w:val="20"/>
-          <w:szCs w:val="20"/>
-          <w:lang w:val="uk-UA"/>
-        </w:rPr>
-      </w:pPr>
+        <w:t xml:space="preserve"> 5.4. Внаслідок розірвання чи припинення Договору, Користувач не має права на публічне сповіщення через мережу Інтернет творів з каталогу ГО УААСП, якщо інше не передбачено законодавством України.</w:t>
+      </w:r>
     </w:p>
     <w:p>
       <w:pPr>
@@ -4332,59 +3469,315 @@
     <w:p>
       <w:pPr>
         <w:pStyle w:val="a6"/>
-        <w:ind w:right="0" w:firstLine="426"/>
+        <w:ind w:right="0"/>
+        <w:rPr>
+          <w:sz w:val="20"/>
+          <w:szCs w:val="20"/>
+          <w:lang w:val="uk-UA"/>
+        </w:rPr>
+      </w:pPr>
+      <w:r>
+        <w:rPr>
+          <w:sz w:val="20"/>
+          <w:szCs w:val="20"/>
+          <w:lang w:val="uk-UA"/>
+        </w:rPr>
+        <w:t xml:space="preserve">         </w:t>
+      </w:r>
+      <w:r>
+        <w:rPr>
+          <w:sz w:val="20"/>
+          <w:szCs w:val="20"/>
+          <w:lang w:val="uk-UA"/>
+        </w:rPr>
+        <w:t xml:space="preserve">8.2. </w:t>
+      </w:r>
+      <w:r>
+        <w:rPr>
+          <w:color w:val="222222"/>
+          <w:sz w:val="20"/>
+          <w:szCs w:val="20"/>
+          <w:shd w:val="clear" w:color="auto" w:fill="FFFFFF"/>
+          <w:lang w:val="uk-UA"/>
+        </w:rPr>
+        <w:t>Всі зміни та додатки до даного Договору укладаються у письмовій формі та є чинними за умови підписання їх уповноваженими представниками Сторін.</w:t>
+      </w:r>
+      <w:r>
         <w:rPr>
           <w:b/>
           <w:bCs/>
-          <w:sz w:val="20"/>
-          <w:szCs w:val="20"/>
-          <w:lang w:val="uk-UA"/>
-        </w:rPr>
-      </w:pPr>
-      <w:r>
-        <w:rPr>
-          <w:sz w:val="20"/>
-          <w:szCs w:val="20"/>
-          <w:lang w:val="uk-UA"/>
-        </w:rPr>
-        <w:t>8.2. Всі зміни та додатки до даного Договору укладаються у письмовій формі та є чинними за умови підписання їх уповноваженими представниками обох Сторін.</w:t>
+          <w:color w:val="222222"/>
+          <w:sz w:val="20"/>
+          <w:szCs w:val="20"/>
+          <w:shd w:val="clear" w:color="auto" w:fill="FFFFFF"/>
+          <w:lang w:val="uk-UA"/>
+        </w:rPr>
+        <w:t> </w:t>
+      </w:r>
+      <w:r>
+        <w:rPr>
+          <w:color w:val="222222"/>
+          <w:sz w:val="20"/>
+          <w:szCs w:val="20"/>
+          <w:shd w:val="clear" w:color="auto" w:fill="FFFFFF"/>
+          <w:lang w:val="uk-UA"/>
+        </w:rPr>
+        <w:t>Форми додатків до Договору є частиною Договору.</w:t>
       </w:r>
       <w:r>
         <w:rPr>
           <w:b/>
           <w:bCs/>
-          <w:sz w:val="20"/>
-          <w:szCs w:val="20"/>
-          <w:lang w:val="uk-UA"/>
-        </w:rPr>
-        <w:t xml:space="preserve"> </w:t>
-      </w:r>
-      <w:r>
-        <w:rPr>
-          <w:sz w:val="20"/>
-          <w:szCs w:val="20"/>
-          <w:lang w:val="uk-UA"/>
-        </w:rPr>
-        <w:t>Всі додатки до даного Договору є його невід’ємною частиною.</w:t>
+          <w:color w:val="222222"/>
+          <w:sz w:val="20"/>
+          <w:szCs w:val="20"/>
+          <w:shd w:val="clear" w:color="auto" w:fill="FFFFFF"/>
+          <w:lang w:val="uk-UA"/>
+        </w:rPr>
+        <w:t> </w:t>
+      </w:r>
+      <w:r>
+        <w:rPr>
+          <w:color w:val="222222"/>
+          <w:sz w:val="20"/>
+          <w:szCs w:val="20"/>
+          <w:shd w:val="clear" w:color="auto" w:fill="FFFFFF"/>
+          <w:lang w:val="uk-UA"/>
+        </w:rPr>
+        <w:t>Якщо форма додатку, затвердженого (підписаного) Сторонами відповідно до даного Договору передбачає лише підпис уповноваженого(</w:t>
+      </w:r>
+      <w:proofErr w:type="spellStart"/>
+      <w:r>
+        <w:rPr>
+          <w:color w:val="222222"/>
+          <w:sz w:val="20"/>
+          <w:szCs w:val="20"/>
+          <w:shd w:val="clear" w:color="auto" w:fill="FFFFFF"/>
+          <w:lang w:val="uk-UA"/>
+        </w:rPr>
+        <w:t>их</w:t>
+      </w:r>
+      <w:proofErr w:type="spellEnd"/>
+      <w:r>
+        <w:rPr>
+          <w:color w:val="222222"/>
+          <w:sz w:val="20"/>
+          <w:szCs w:val="20"/>
+          <w:shd w:val="clear" w:color="auto" w:fill="FFFFFF"/>
+          <w:lang w:val="uk-UA"/>
+        </w:rPr>
+        <w:t>) представника(</w:t>
+      </w:r>
+      <w:proofErr w:type="spellStart"/>
+      <w:r>
+        <w:rPr>
+          <w:color w:val="222222"/>
+          <w:sz w:val="20"/>
+          <w:szCs w:val="20"/>
+          <w:shd w:val="clear" w:color="auto" w:fill="FFFFFF"/>
+          <w:lang w:val="uk-UA"/>
+        </w:rPr>
+        <w:t>ів</w:t>
+      </w:r>
+      <w:proofErr w:type="spellEnd"/>
+      <w:r>
+        <w:rPr>
+          <w:color w:val="222222"/>
+          <w:sz w:val="20"/>
+          <w:szCs w:val="20"/>
+          <w:shd w:val="clear" w:color="auto" w:fill="FFFFFF"/>
+          <w:lang w:val="uk-UA"/>
+        </w:rPr>
+        <w:t>) Користувача – такий додаток з заповненою Користувачем інформацією є чинним за умови підписання його уповноваж</w:t>
+      </w:r>
+      <w:r>
+        <w:rPr>
+          <w:color w:val="222222"/>
+          <w:sz w:val="20"/>
+          <w:szCs w:val="20"/>
+          <w:shd w:val="clear" w:color="auto" w:fill="FFFFFF"/>
+          <w:lang w:val="uk-UA"/>
+        </w:rPr>
+        <w:t>еним(и) представником(</w:t>
+      </w:r>
+      <w:proofErr w:type="spellStart"/>
+      <w:r>
+        <w:rPr>
+          <w:color w:val="222222"/>
+          <w:sz w:val="20"/>
+          <w:szCs w:val="20"/>
+          <w:shd w:val="clear" w:color="auto" w:fill="FFFFFF"/>
+          <w:lang w:val="uk-UA"/>
+        </w:rPr>
+        <w:t>ами</w:t>
+      </w:r>
+      <w:proofErr w:type="spellEnd"/>
+      <w:r>
+        <w:rPr>
+          <w:color w:val="222222"/>
+          <w:sz w:val="20"/>
+          <w:szCs w:val="20"/>
+          <w:shd w:val="clear" w:color="auto" w:fill="FFFFFF"/>
+          <w:lang w:val="uk-UA"/>
+        </w:rPr>
+        <w:t>) Користувача.</w:t>
       </w:r>
     </w:p>
     <w:p>
       <w:pPr>
         <w:pStyle w:val="a6"/>
-        <w:ind w:right="0" w:firstLine="426"/>
-        <w:rPr>
-          <w:sz w:val="20"/>
-          <w:szCs w:val="20"/>
-          <w:lang w:val="uk-UA"/>
-        </w:rPr>
-      </w:pPr>
-      <w:r>
-        <w:rPr>
-          <w:sz w:val="20"/>
-          <w:szCs w:val="20"/>
-          <w:lang w:val="uk-UA"/>
-        </w:rPr>
-        <w:t>8.3. Сторони повинні у 5-денний строк письмово повідомляти одна одну про зміни організаційно-правової форми, характеру і (або) виду діяльності, місцезнаходження, обставин непереборної сили та наявність інших обставин, що перешкоджають належному виконанню умов Договору, а також надавати документи та іншу інформацію, пов’язану з виконанням Сторонами зобов’язань за цим Договором.</w:t>
+        <w:ind w:right="0"/>
+        <w:rPr>
+          <w:sz w:val="20"/>
+          <w:szCs w:val="20"/>
+          <w:lang w:val="uk-UA"/>
+        </w:rPr>
+      </w:pPr>
+      <w:r>
+        <w:rPr>
+          <w:sz w:val="20"/>
+          <w:szCs w:val="20"/>
+          <w:lang w:val="uk-UA"/>
+        </w:rPr>
+        <w:t xml:space="preserve">         </w:t>
+      </w:r>
+      <w:r>
+        <w:rPr>
+          <w:sz w:val="20"/>
+          <w:szCs w:val="20"/>
+          <w:lang w:val="uk-UA"/>
+        </w:rPr>
+        <w:t xml:space="preserve">8.3. Користувач розуміє та погоджується, що у випадку присутності у наданому Користувачем </w:t>
+      </w:r>
+      <w:r>
+        <w:rPr>
+          <w:sz w:val="20"/>
+          <w:szCs w:val="20"/>
+          <w:lang w:val="uk-UA"/>
+        </w:rPr>
+        <w:t xml:space="preserve">Звіті про публічно сповіщені твори </w:t>
+      </w:r>
+      <w:r>
+        <w:rPr>
+          <w:sz w:val="20"/>
+          <w:szCs w:val="20"/>
+          <w:lang w:val="uk-UA"/>
+        </w:rPr>
+        <w:t xml:space="preserve">через мережу Інтернет </w:t>
+      </w:r>
+      <w:r>
+        <w:rPr>
+          <w:sz w:val="20"/>
+          <w:szCs w:val="20"/>
+          <w:lang w:val="uk-UA"/>
+        </w:rPr>
+        <w:t>і (або) Звіті про використані музичні тво</w:t>
+      </w:r>
+      <w:r>
+        <w:rPr>
+          <w:sz w:val="20"/>
+          <w:szCs w:val="20"/>
+          <w:lang w:val="uk-UA"/>
+        </w:rPr>
+        <w:t xml:space="preserve">ри в рекламі, що публічно </w:t>
+      </w:r>
+      <w:proofErr w:type="spellStart"/>
+      <w:r>
+        <w:rPr>
+          <w:sz w:val="20"/>
+          <w:szCs w:val="20"/>
+          <w:lang w:val="uk-UA"/>
+        </w:rPr>
+        <w:t>сповіщ</w:t>
+      </w:r>
+      <w:r>
+        <w:rPr>
+          <w:sz w:val="20"/>
+          <w:szCs w:val="20"/>
+          <w:lang w:val="uk-UA"/>
+        </w:rPr>
+        <w:t>увалась</w:t>
+      </w:r>
+      <w:proofErr w:type="spellEnd"/>
+      <w:r>
+        <w:rPr>
+          <w:sz w:val="20"/>
+          <w:szCs w:val="20"/>
+          <w:lang w:val="uk-UA"/>
+        </w:rPr>
+        <w:t xml:space="preserve"> </w:t>
+      </w:r>
+      <w:r>
+        <w:rPr>
+          <w:sz w:val="20"/>
+          <w:szCs w:val="20"/>
+          <w:lang w:val="uk-UA"/>
+        </w:rPr>
+        <w:t>через мережу Інтернет</w:t>
+      </w:r>
+      <w:r>
+        <w:rPr>
+          <w:sz w:val="20"/>
+          <w:szCs w:val="20"/>
+          <w:lang w:val="uk-UA"/>
+        </w:rPr>
+        <w:t>, інформації про використані твори</w:t>
+      </w:r>
+      <w:r>
+        <w:rPr>
+          <w:sz w:val="20"/>
+          <w:szCs w:val="20"/>
+          <w:lang w:val="uk-UA"/>
+        </w:rPr>
+        <w:t>, які</w:t>
+      </w:r>
+      <w:r>
+        <w:rPr>
+          <w:sz w:val="20"/>
+          <w:szCs w:val="20"/>
+          <w:lang w:val="uk-UA"/>
+        </w:rPr>
+        <w:t xml:space="preserve"> </w:t>
+      </w:r>
+      <w:r>
+        <w:rPr>
+          <w:sz w:val="20"/>
+          <w:szCs w:val="20"/>
+          <w:lang w:val="uk-UA"/>
+        </w:rPr>
+        <w:t xml:space="preserve">не належать до </w:t>
+      </w:r>
+      <w:r>
+        <w:rPr>
+          <w:sz w:val="20"/>
+          <w:szCs w:val="20"/>
+          <w:lang w:val="uk-UA"/>
+        </w:rPr>
+        <w:t>каталогу ГО УААСП</w:t>
+      </w:r>
+      <w:r>
+        <w:rPr>
+          <w:sz w:val="20"/>
+          <w:szCs w:val="20"/>
+          <w:lang w:val="uk-UA"/>
+        </w:rPr>
+        <w:t xml:space="preserve">, </w:t>
+      </w:r>
+      <w:r>
+        <w:rPr>
+          <w:sz w:val="20"/>
+          <w:szCs w:val="20"/>
+          <w:lang w:val="uk-UA"/>
+        </w:rPr>
+        <w:t>ГО УААСП</w:t>
+      </w:r>
+      <w:r>
+        <w:rPr>
+          <w:sz w:val="20"/>
+          <w:szCs w:val="20"/>
+          <w:lang w:val="uk-UA"/>
+        </w:rPr>
+        <w:t xml:space="preserve"> здійснює розподіл винагороди виключно на твори (правовласників творів), які належать до каталогу ГО УААСП.</w:t>
       </w:r>
     </w:p>
     <w:p>
@@ -4403,7 +3796,15 @@
           <w:szCs w:val="20"/>
           <w:lang w:val="uk-UA"/>
         </w:rPr>
-        <w:t xml:space="preserve">8.4. Несвоєчасне повідомлення і (або) неповідомлення іншої Сторони про дію таких обставин позбавляє відповідну Сторону права посилатися на такі обставини у майбутньому як на підставу для звільнення від відповідальності за часткове або повне невиконання зобов’язань за цим Договором. </w:t>
+        <w:t>8.4</w:t>
+      </w:r>
+      <w:r>
+        <w:rPr>
+          <w:sz w:val="20"/>
+          <w:szCs w:val="20"/>
+          <w:lang w:val="uk-UA"/>
+        </w:rPr>
+        <w:t>. Сторони повинні у 5-денний строк письмово повідомляти одна одну про зміни організаційно-правової форми, характеру і (або) виду діяльності, місцезнаходження, обставин непереборної сили та наявність інших обставин, що перешкоджають належному виконанню умов Договору, а також надавати документи та іншу інформацію, пов’язану з виконанням Сторонами зобов’язань за цим Договором.</w:t>
       </w:r>
     </w:p>
     <w:p>
@@ -4422,12 +3823,63 @@
           <w:szCs w:val="20"/>
           <w:lang w:val="uk-UA"/>
         </w:rPr>
-        <w:t>8.5. Сторони не звільняються від виконання своїх обов’язків за даним Договором у разі невиконання умов, зазначених у п. 8.3. даного Договору.</w:t>
+        <w:t>8.5</w:t>
+      </w:r>
+      <w:r>
+        <w:rPr>
+          <w:sz w:val="20"/>
+          <w:szCs w:val="20"/>
+          <w:lang w:val="uk-UA"/>
+        </w:rPr>
+        <w:t xml:space="preserve">. Несвоєчасне повідомлення і (або) неповідомлення іншої Сторони про дію таких обставин позбавляє відповідну Сторону права посилатися на такі обставини у майбутньому як на підставу для звільнення від відповідальності за часткове або повне невиконання зобов’язань за цим Договором. </w:t>
       </w:r>
     </w:p>
     <w:p>
       <w:pPr>
         <w:pStyle w:val="a6"/>
+        <w:ind w:right="0" w:firstLine="426"/>
+        <w:rPr>
+          <w:sz w:val="20"/>
+          <w:szCs w:val="20"/>
+          <w:lang w:val="uk-UA"/>
+        </w:rPr>
+      </w:pPr>
+      <w:r>
+        <w:rPr>
+          <w:sz w:val="20"/>
+          <w:szCs w:val="20"/>
+          <w:lang w:val="uk-UA"/>
+        </w:rPr>
+        <w:t>8.6</w:t>
+      </w:r>
+      <w:r>
+        <w:rPr>
+          <w:sz w:val="20"/>
+          <w:szCs w:val="20"/>
+          <w:lang w:val="uk-UA"/>
+        </w:rPr>
+        <w:t>. Сторони не звільняються від виконання своїх обов’язків за даним Договором у разі невик</w:t>
+      </w:r>
+      <w:r>
+        <w:rPr>
+          <w:sz w:val="20"/>
+          <w:szCs w:val="20"/>
+          <w:lang w:val="uk-UA"/>
+        </w:rPr>
+        <w:t>онання умов, зазначених у п. 8.4</w:t>
+      </w:r>
+      <w:r>
+        <w:rPr>
+          <w:sz w:val="20"/>
+          <w:szCs w:val="20"/>
+          <w:lang w:val="uk-UA"/>
+        </w:rPr>
+        <w:t>. даного Договору.</w:t>
+      </w:r>
+    </w:p>
+    <w:p>
+      <w:pPr>
+        <w:pStyle w:val="a6"/>
         <w:ind w:right="0"/>
         <w:rPr>
           <w:sz w:val="20"/>
@@ -4449,47 +3901,15 @@
           <w:szCs w:val="20"/>
           <w:lang w:val="uk-UA"/>
         </w:rPr>
-        <w:t xml:space="preserve">8.6. </w:t>
-      </w:r>
-      <w:r>
-        <w:rPr>
-          <w:sz w:val="20"/>
-          <w:szCs w:val="20"/>
-          <w:lang w:val="uk-UA"/>
-        </w:rPr>
-        <w:t>Припинення Користувачем публічного сповіщення</w:t>
-      </w:r>
-      <w:r>
-        <w:rPr>
-          <w:sz w:val="20"/>
-          <w:szCs w:val="20"/>
-          <w:lang w:val="uk-UA"/>
-        </w:rPr>
-        <w:t xml:space="preserve"> через мережу Інтернет</w:t>
-      </w:r>
-      <w:r>
-        <w:rPr>
-          <w:sz w:val="20"/>
-          <w:szCs w:val="20"/>
-          <w:lang w:val="uk-UA"/>
-        </w:rPr>
-        <w:t xml:space="preserve"> творів, які відносяться до </w:t>
-      </w:r>
-      <w:r>
-        <w:rPr>
-          <w:sz w:val="20"/>
-          <w:szCs w:val="20"/>
-          <w:lang w:val="uk-UA"/>
-        </w:rPr>
-        <w:t>каталогу</w:t>
-      </w:r>
-      <w:r>
-        <w:rPr>
-          <w:sz w:val="20"/>
-          <w:szCs w:val="20"/>
-          <w:lang w:val="uk-UA"/>
-        </w:rPr>
-        <w:t xml:space="preserve"> ГО УААСП не є підставою для невиплати Користувачем авторської винагороди за надане йому за цим Договором право на публічне сповіщення творів.</w:t>
+        <w:t>8.7</w:t>
+      </w:r>
+      <w:r>
+        <w:rPr>
+          <w:sz w:val="20"/>
+          <w:szCs w:val="20"/>
+          <w:lang w:val="uk-UA"/>
+        </w:rPr>
+        <w:t>. Припинення Користувачем публічного сповіщення через мережу Інтернет творів, які відносяться до каталогу          ГО УААСП не є підставою для невиплати Користувачем авторської винагороди за надане йому за цим Договором право на публічне сповіщення творів.</w:t>
       </w:r>
     </w:p>
     <w:p>
@@ -4533,73 +3953,7 @@
           <w:szCs w:val="20"/>
           <w:lang w:val="uk-UA" w:eastAsia="uk-UA"/>
         </w:rPr>
-        <w:t>У разі тимчасового припинення або повного припинення публічного сповіщення творів</w:t>
-      </w:r>
-      <w:r>
-        <w:rPr>
-          <w:rFonts w:eastAsia="Times New Roman"/>
-          <w:b w:val="0"/>
-          <w:bCs w:val="0"/>
-          <w:sz w:val="20"/>
-          <w:szCs w:val="20"/>
-          <w:lang w:val="uk-UA" w:eastAsia="uk-UA"/>
-        </w:rPr>
-        <w:t xml:space="preserve"> через мережу Інтернет</w:t>
-      </w:r>
-      <w:r>
-        <w:rPr>
-          <w:rFonts w:eastAsia="Times New Roman"/>
-          <w:b w:val="0"/>
-          <w:bCs w:val="0"/>
-          <w:sz w:val="20"/>
-          <w:szCs w:val="20"/>
-          <w:lang w:val="uk-UA" w:eastAsia="uk-UA"/>
-        </w:rPr>
-        <w:t xml:space="preserve">, що входять до </w:t>
-      </w:r>
-      <w:r>
-        <w:rPr>
-          <w:rFonts w:eastAsia="Times New Roman"/>
-          <w:b w:val="0"/>
-          <w:bCs w:val="0"/>
-          <w:sz w:val="20"/>
-          <w:szCs w:val="20"/>
-          <w:lang w:val="uk-UA" w:eastAsia="uk-UA"/>
-        </w:rPr>
-        <w:t>каталогу</w:t>
-      </w:r>
-      <w:r>
-        <w:rPr>
-          <w:rFonts w:eastAsia="Times New Roman"/>
-          <w:b w:val="0"/>
-          <w:bCs w:val="0"/>
-          <w:sz w:val="20"/>
-          <w:szCs w:val="20"/>
-          <w:lang w:val="uk-UA" w:eastAsia="uk-UA"/>
-        </w:rPr>
-        <w:t xml:space="preserve"> </w:t>
-      </w:r>
-      <w:r>
-        <w:rPr>
-          <w:rFonts w:eastAsia="Times New Roman"/>
-          <w:b w:val="0"/>
-          <w:bCs w:val="0"/>
-          <w:sz w:val="20"/>
-          <w:szCs w:val="20"/>
-          <w:lang w:val="uk-UA" w:eastAsia="uk-UA"/>
-        </w:rPr>
-        <w:t xml:space="preserve"> </w:t>
-      </w:r>
-      <w:r>
-        <w:rPr>
-          <w:rFonts w:eastAsia="Times New Roman"/>
-          <w:b w:val="0"/>
-          <w:bCs w:val="0"/>
-          <w:sz w:val="20"/>
-          <w:szCs w:val="20"/>
-          <w:lang w:val="uk-UA" w:eastAsia="uk-UA"/>
-        </w:rPr>
-        <w:t xml:space="preserve">ГО УААСП, Користувач зобов'язаний повідомити про це ГО УААСП протягом 5 (п'яти) календарних днів з дня </w:t>
+        <w:t xml:space="preserve">У разі тимчасового припинення або повного припинення публічного сповіщення творів через мережу Інтернет, що входять до каталогу  ГО УААСП, Користувач зобов'язаний повідомити про це ГО УААСП протягом 5 (п'яти) календарних днів з дня </w:t>
       </w:r>
       <w:r>
         <w:rPr>
@@ -4631,19 +3985,7 @@
         <w:rPr>
           <w:rFonts w:ascii="inherit" w:hAnsi="inherit"/>
         </w:rPr>
-        <w:t xml:space="preserve">Відсутність вказаного повідомлення про припинення публічного сповіщення творів </w:t>
-      </w:r>
-      <w:r>
-        <w:rPr>
-          <w:rFonts w:ascii="inherit" w:hAnsi="inherit"/>
-        </w:rPr>
-        <w:t xml:space="preserve">через мережу Інтернет </w:t>
-      </w:r>
-      <w:r>
-        <w:rPr>
-          <w:rFonts w:ascii="inherit" w:hAnsi="inherit"/>
-        </w:rPr>
-        <w:t>є фактичним підтвердженням того, що Користувач продовжує використання творів та готовий виконувати зобов'язання за цим Договором щодо виплати авторської винагороди та надання звітної документації. Договір є припиненим, в тому числі тимчасово призупинений, у випадку підписання Сторонами додаткової угоди до даного Договору.</w:t>
+        <w:t>Відсутність вказаного повідомлення про припинення публічного сповіщення творів через мережу Інтернет є фактичним підтвердженням того, що Користувач продовжує використання творів та готовий виконувати зобов'язання за цим Договором щодо виплати авторської винагороди та надання звітної документації. Договір є припиненим, в тому числі тимчасово призупинений, у випадку підписання Сторонами додаткової угоди до даного Договору.</w:t>
       </w:r>
     </w:p>
     <w:p>
@@ -4664,7 +4006,7 @@
           <w:szCs w:val="20"/>
           <w:lang w:val="uk-UA"/>
         </w:rPr>
-        <w:t xml:space="preserve">8.7. </w:t>
+        <w:t>8.8</w:t>
       </w:r>
       <w:r>
         <w:rPr>
@@ -4673,7 +4015,7 @@
           <w:szCs w:val="20"/>
           <w:lang w:val="uk-UA"/>
         </w:rPr>
-        <w:t>Договір укладено українською мовою у 2 (двох) примірниках, які мають однакову юридичну силу, по одному для кожної із Сторін.</w:t>
+        <w:t>. Договір укладено українською мовою у 2 (двох) примірниках, які мають однакову юридичну силу, по одному для кожної із Сторін.</w:t>
       </w:r>
     </w:p>
     <w:p>
@@ -4692,7 +4034,7 @@
           <w:szCs w:val="20"/>
           <w:lang w:val="uk-UA"/>
         </w:rPr>
-        <w:t>8.8</w:t>
+        <w:t>8.9</w:t>
       </w:r>
       <w:r>
         <w:rPr>
@@ -4727,31 +4069,15 @@
           <w:szCs w:val="20"/>
           <w:lang w:val="uk-UA"/>
         </w:rPr>
-        <w:t>9</w:t>
-      </w:r>
-      <w:r>
-        <w:rPr>
-          <w:sz w:val="20"/>
-          <w:szCs w:val="20"/>
-          <w:lang w:val="uk-UA"/>
-        </w:rPr>
-        <w:t xml:space="preserve">. </w:t>
-      </w:r>
-      <w:r>
-        <w:rPr>
-          <w:sz w:val="20"/>
-          <w:szCs w:val="20"/>
-          <w:lang w:val="uk-UA"/>
-        </w:rPr>
-        <w:t>ГО УААСП</w:t>
-      </w:r>
-      <w:r>
-        <w:rPr>
-          <w:sz w:val="20"/>
-          <w:szCs w:val="20"/>
-          <w:lang w:val="uk-UA"/>
-        </w:rPr>
-        <w:t xml:space="preserve"> на вимогу автора або іншого правовласника може заборонити Користувачу публічно </w:t>
+        <w:t>10</w:t>
+      </w:r>
+      <w:r>
+        <w:rPr>
+          <w:sz w:val="20"/>
+          <w:szCs w:val="20"/>
+          <w:lang w:val="uk-UA"/>
+        </w:rPr>
+        <w:t xml:space="preserve">. ГО УААСП на вимогу автора або іншого правовласника може заборонити Користувачу публічно </w:t>
       </w:r>
       <w:proofErr w:type="spellStart"/>
       <w:r>
@@ -4769,23 +4095,7 @@
           <w:szCs w:val="20"/>
           <w:lang w:val="uk-UA"/>
         </w:rPr>
-        <w:t xml:space="preserve"> один або декілька конкретних творів з свого </w:t>
-      </w:r>
-      <w:r>
-        <w:rPr>
-          <w:sz w:val="20"/>
-          <w:szCs w:val="20"/>
-          <w:lang w:val="uk-UA"/>
-        </w:rPr>
-        <w:t>каталогу</w:t>
-      </w:r>
-      <w:r>
-        <w:rPr>
-          <w:sz w:val="20"/>
-          <w:szCs w:val="20"/>
-          <w:lang w:val="uk-UA"/>
-        </w:rPr>
-        <w:t>.</w:t>
+        <w:t xml:space="preserve"> один або декілька конкретних творів з свого каталогу.</w:t>
       </w:r>
     </w:p>
     <w:p>
@@ -4812,77 +4122,21 @@
           <w:szCs w:val="20"/>
           <w:lang w:val="uk-UA"/>
         </w:rPr>
-        <w:t>0</w:t>
-      </w:r>
-      <w:r>
-        <w:rPr>
-          <w:sz w:val="20"/>
-          <w:szCs w:val="20"/>
-          <w:lang w:val="uk-UA"/>
-        </w:rPr>
-        <w:t>. У підтвердження того, що Користувач до моменту підписання даного Д</w:t>
-      </w:r>
-      <w:r>
-        <w:rPr>
-          <w:sz w:val="20"/>
-          <w:szCs w:val="20"/>
-          <w:lang w:val="uk-UA"/>
-        </w:rPr>
-        <w:t>оговору ознайомився з каталого</w:t>
-      </w:r>
-      <w:r>
-        <w:rPr>
-          <w:sz w:val="20"/>
-          <w:szCs w:val="20"/>
-          <w:lang w:val="uk-UA"/>
-        </w:rPr>
-        <w:t>м</w:t>
-      </w:r>
-      <w:r>
-        <w:rPr>
-          <w:sz w:val="20"/>
-          <w:szCs w:val="20"/>
-          <w:lang w:val="uk-UA"/>
-        </w:rPr>
-        <w:t xml:space="preserve">        </w:t>
-      </w:r>
-      <w:r>
-        <w:rPr>
-          <w:sz w:val="20"/>
-          <w:szCs w:val="20"/>
-          <w:lang w:val="uk-UA"/>
-        </w:rPr>
-        <w:t xml:space="preserve">  </w:t>
-      </w:r>
-      <w:r>
-        <w:rPr>
-          <w:sz w:val="20"/>
-          <w:szCs w:val="20"/>
-          <w:lang w:val="uk-UA"/>
-        </w:rPr>
-        <w:t xml:space="preserve"> </w:t>
-      </w:r>
-      <w:r>
-        <w:rPr>
-          <w:sz w:val="20"/>
-          <w:szCs w:val="20"/>
-          <w:lang w:val="uk-UA"/>
-        </w:rPr>
-        <w:t>ГО УААСП</w:t>
-      </w:r>
-      <w:r>
-        <w:rPr>
-          <w:sz w:val="20"/>
-          <w:szCs w:val="20"/>
-          <w:lang w:val="uk-UA"/>
-        </w:rPr>
-        <w:t>, у підтвердження того, що Сторони розуміють визначення всіх термінів, які містяться в даному Договорі, юридичні наслідки виконання умов даного Договору, в підтвердження того, що даний Договір містить всі істотні умови, про які Сторони мали намір домовитись, Сторони поставили нижче свої підписи та печатки.</w:t>
+        <w:t>1</w:t>
+      </w:r>
+      <w:r>
+        <w:rPr>
+          <w:sz w:val="20"/>
+          <w:szCs w:val="20"/>
+          <w:lang w:val="uk-UA"/>
+        </w:rPr>
+        <w:t>. У підтвердження того, що Користувач до моменту підписання даного Договору ознайомився з каталогом                    ГО УААСП, а також діючими попередніми тарифами, затвердженими Загальними зборами членів ГО УААСП, у підтвердження того, що Сторони розуміють визначення всіх термінів, які містяться в даному Договорі, юридичні наслідки виконання умов даного Договору, в підтвердження того, що даний Договір містить всі істотні умови, про які Сторони мали намір домовитись, Сторони поставили нижче свої підписи та печатки.</w:t>
       </w:r>
     </w:p>
     <w:p>
       <w:pPr>
         <w:pStyle w:val="a6"/>
-        <w:ind w:right="0" w:firstLine="426"/>
+        <w:ind w:right="0" w:firstLine="425"/>
         <w:rPr>
           <w:sz w:val="20"/>
           <w:szCs w:val="20"/>
@@ -5142,8 +4396,9 @@
             <w:pPr>
               <w:rPr>
                 <w:b w:val="0"/>
-                <w:sz w:val="18"/>
-                <w:szCs w:val="18"/>
+                <w:bCs w:val="0"/>
+                <w:sz w:val="20"/>
+                <w:szCs w:val="20"/>
                 <w:lang w:val="uk-UA"/>
               </w:rPr>
             </w:pPr>
@@ -5154,27 +4409,39 @@
                 <w:szCs w:val="18"/>
                 <w:lang w:val="uk-UA"/>
               </w:rPr>
-              <w:t xml:space="preserve">    01030, м. Київ, </w:t>
+              <w:t xml:space="preserve">    </w:t>
             </w:r>
+            <w:r>
+              <w:rPr>
+                <w:b w:val="0"/>
+                <w:bCs w:val="0"/>
+                <w:sz w:val="20"/>
+                <w:szCs w:val="20"/>
+                <w:lang w:val="uk-UA"/>
+              </w:rPr>
+              <w:t>04060, м. Київ,</w:t>
+            </w:r>
           </w:p>
           <w:p>
             <w:pPr>
               <w:ind w:left="180"/>
               <w:rPr>
                 <w:b w:val="0"/>
-                <w:sz w:val="18"/>
-                <w:szCs w:val="18"/>
+                <w:bCs w:val="0"/>
+                <w:sz w:val="20"/>
+                <w:szCs w:val="20"/>
                 <w:lang w:val="uk-UA"/>
               </w:rPr>
             </w:pPr>
             <w:r>
               <w:rPr>
                 <w:b w:val="0"/>
-                <w:sz w:val="18"/>
-                <w:szCs w:val="18"/>
-                <w:lang w:val="uk-UA"/>
-              </w:rPr>
-              <w:t>вул. Б. Хмельницького, буд. 41 літера А, прим. 1-3,</w:t>
+                <w:bCs w:val="0"/>
+                <w:sz w:val="20"/>
+                <w:szCs w:val="20"/>
+                <w:lang w:val="uk-UA"/>
+              </w:rPr>
+              <w:t>вул. Вавілових, 15-А</w:t>
             </w:r>
           </w:p>
           <w:p>
@@ -5230,14 +4497,22 @@
           </w:p>
           <w:p>
             <w:pPr>
-              <w:ind w:left="180"/>
+              <w:ind w:left="201"/>
+              <w:rPr>
+                <w:sz w:val="19"/>
+                <w:szCs w:val="19"/>
+                <w:lang w:eastAsia="ru-RU"/>
+              </w:rPr>
+            </w:pPr>
+            <w:r>
               <w:rPr>
                 <w:b w:val="0"/>
                 <w:sz w:val="18"/>
                 <w:szCs w:val="18"/>
                 <w:lang w:val="uk-UA"/>
               </w:rPr>
-            </w:pPr>
+              <w:t>поточний рахунок:</w:t>
+            </w:r>
             <w:r>
               <w:rPr>
                 <w:b w:val="0"/>
@@ -5245,47 +4520,66 @@
                 <w:szCs w:val="18"/>
                 <w:lang w:val="uk-UA"/>
               </w:rPr>
-              <w:t>поточний рахунок: 26002053021074</w:t>
+              <w:br/>
             </w:r>
-          </w:p>
-          <w:p>
-            <w:pPr>
-              <w:ind w:left="180"/>
+            <w:r>
               <w:rPr>
                 <w:b w:val="0"/>
                 <w:sz w:val="18"/>
                 <w:szCs w:val="18"/>
-                <w:lang w:val="uk-UA"/>
-              </w:rPr>
-            </w:pPr>
+                <w:lang w:val="uk-UA" w:eastAsia="ru-RU"/>
+              </w:rPr>
+              <w:t>IBAN № UA</w:t>
+            </w:r>
             <w:r>
               <w:rPr>
                 <w:b w:val="0"/>
-                <w:sz w:val="18"/>
-                <w:szCs w:val="18"/>
-                <w:lang w:val="uk-UA"/>
-              </w:rPr>
-              <w:t>в АТ КБ «Приватбанк»;</w:t>
+                <w:sz w:val="19"/>
+                <w:szCs w:val="19"/>
+                <w:lang w:eastAsia="ru-RU"/>
+              </w:rPr>
+              <w:t>683052990000026004040115716</w:t>
             </w:r>
           </w:p>
           <w:p>
             <w:pPr>
+              <w:overflowPunct w:val="0"/>
+              <w:adjustRightInd w:val="0"/>
               <w:ind w:left="180"/>
+              <w:textAlignment w:val="baseline"/>
               <w:rPr>
                 <w:b w:val="0"/>
-                <w:sz w:val="18"/>
-                <w:szCs w:val="18"/>
-                <w:lang w:val="uk-UA"/>
+                <w:sz w:val="20"/>
+                <w:szCs w:val="20"/>
+                <w:lang w:val="uk-UA" w:eastAsia="ru-RU"/>
               </w:rPr>
             </w:pPr>
             <w:r>
               <w:rPr>
                 <w:b w:val="0"/>
-                <w:sz w:val="18"/>
-                <w:szCs w:val="18"/>
-                <w:lang w:val="uk-UA"/>
-              </w:rPr>
-              <w:t>МФО 321842</w:t>
+                <w:sz w:val="20"/>
+                <w:szCs w:val="20"/>
+                <w:lang w:val="uk-UA" w:eastAsia="ru-RU"/>
+              </w:rPr>
+              <w:t xml:space="preserve">в АТ </w:t>
+            </w:r>
+            <w:r>
+              <w:rPr>
+                <w:b w:val="0"/>
+                <w:sz w:val="20"/>
+                <w:szCs w:val="20"/>
+                <w:lang w:eastAsia="ru-RU"/>
+              </w:rPr>
+              <w:t xml:space="preserve">КБ </w:t>
+            </w:r>
+            <w:r>
+              <w:rPr>
+                <w:b w:val="0"/>
+                <w:sz w:val="20"/>
+                <w:szCs w:val="20"/>
+                <w:lang w:val="uk-UA" w:eastAsia="ru-RU"/>
+              </w:rPr>
+              <w:t>«Приватбанк»;</w:t>
             </w:r>
           </w:p>
           <w:p>
@@ -5353,7 +4647,7 @@
           <w:p>
             <w:pPr>
               <w:pStyle w:val="a6"/>
-              <w:ind w:left="180" w:right="-1"/>
+              <w:ind w:right="-1"/>
               <w:jc w:val="left"/>
               <w:rPr>
                 <w:b/>
@@ -5367,7 +4661,7 @@
           <w:p>
             <w:pPr>
               <w:pStyle w:val="a6"/>
-              <w:ind w:left="180" w:right="-1"/>
+              <w:ind w:right="-1"/>
               <w:jc w:val="left"/>
               <w:rPr>
                 <w:b/>
@@ -5381,7 +4675,7 @@
           <w:p>
             <w:pPr>
               <w:pStyle w:val="a6"/>
-              <w:ind w:left="180" w:right="-1"/>
+              <w:ind w:right="-1"/>
               <w:jc w:val="left"/>
               <w:rPr>
                 <w:b/>
@@ -5405,12 +4699,7 @@
                 <w:lang w:val="uk-UA"/>
               </w:rPr>
             </w:pPr>
-          </w:p>
-          <w:p>
-            <w:pPr>
-              <w:pStyle w:val="a6"/>
-              <w:ind w:left="180" w:right="-1"/>
-              <w:jc w:val="left"/>
+            <w:r>
               <w:rPr>
                 <w:b/>
                 <w:bCs/>
@@ -5418,88 +4707,7 @@
                 <w:szCs w:val="18"/>
                 <w:lang w:val="uk-UA"/>
               </w:rPr>
-            </w:pPr>
-          </w:p>
-          <w:p>
-            <w:pPr>
-              <w:pStyle w:val="a6"/>
-              <w:ind w:left="180" w:right="-1"/>
-              <w:jc w:val="left"/>
-              <w:rPr>
-                <w:b/>
-                <w:bCs/>
-                <w:sz w:val="18"/>
-                <w:szCs w:val="18"/>
-                <w:lang w:val="uk-UA"/>
-              </w:rPr>
-            </w:pPr>
-          </w:p>
-          <w:p>
-            <w:pPr>
-              <w:pStyle w:val="a6"/>
-              <w:ind w:right="-1"/>
-              <w:jc w:val="left"/>
-              <w:rPr>
-                <w:b/>
-                <w:bCs/>
-                <w:sz w:val="18"/>
-                <w:szCs w:val="18"/>
-                <w:lang w:val="uk-UA"/>
-              </w:rPr>
-            </w:pPr>
-          </w:p>
-          <w:p>
-            <w:pPr>
-              <w:pStyle w:val="a6"/>
-              <w:ind w:left="180" w:right="-1"/>
-              <w:jc w:val="left"/>
-              <w:rPr>
-                <w:b/>
-                <w:bCs/>
-                <w:sz w:val="18"/>
-                <w:szCs w:val="18"/>
-                <w:lang w:val="uk-UA"/>
-              </w:rPr>
-            </w:pPr>
-            <w:r>
-              <w:rPr>
-                <w:b/>
-                <w:bCs/>
-                <w:sz w:val="18"/>
-                <w:szCs w:val="18"/>
-                <w:lang w:val="uk-UA"/>
-              </w:rPr>
-              <w:t>______</w:t>
-            </w:r>
-            <w:r>
-              <w:rPr>
-                <w:b/>
-                <w:bCs/>
-                <w:sz w:val="18"/>
-                <w:szCs w:val="18"/>
-                <w:lang w:val="uk-UA"/>
-              </w:rPr>
-              <w:t>______________   /</w:t>
-            </w:r>
-            <w:r>
-              <w:rPr>
-                <w:b/>
-                <w:bCs/>
-                <w:sz w:val="18"/>
-                <w:szCs w:val="18"/>
-                <w:lang w:val="uk-UA"/>
-              </w:rPr>
-              <w:t xml:space="preserve"> Л.А. Цимбал </w:t>
-            </w:r>
-            <w:r>
-              <w:rPr>
-                <w:b/>
-                <w:bCs/>
-                <w:sz w:val="18"/>
-                <w:szCs w:val="18"/>
-                <w:lang w:val="uk-UA"/>
-              </w:rPr>
-              <w:t>/</w:t>
+              <w:t>____________________   / В. В. Харчишин /</w:t>
             </w:r>
           </w:p>
           <w:p>
@@ -6477,7 +5685,6 @@
                     <w:t>.           (</w:t>
                   </w:r>
                   <w:proofErr w:type="spellStart"/>
-                  <w:proofErr w:type="gramStart"/>
                   <w:r>
                     <w:rPr>
                       <w:sz w:val="18"/>
@@ -6493,16 +5700,7 @@
                       <w:szCs w:val="18"/>
                       <w:vertAlign w:val="superscript"/>
                     </w:rPr>
-                    <w:t xml:space="preserve">)   </w:t>
-                  </w:r>
-                  <w:proofErr w:type="gramEnd"/>
-                  <w:r>
-                    <w:rPr>
-                      <w:sz w:val="18"/>
-                      <w:szCs w:val="18"/>
-                      <w:vertAlign w:val="superscript"/>
-                    </w:rPr>
-                    <w:t xml:space="preserve">                </w:t>
+                    <w:t xml:space="preserve">)                   </w:t>
                   </w:r>
                 </w:p>
               </w:tc>
@@ -6769,6 +5967,7 @@
                 <w:szCs w:val="18"/>
                 <w:lang w:val="uk-UA"/>
               </w:rPr>
+              <w:lastRenderedPageBreak/>
               <w:t>П.І.Б. ________________________________</w:t>
             </w:r>
           </w:p>
@@ -6789,7 +5988,6 @@
                 <w:sz w:val="18"/>
                 <w:szCs w:val="18"/>
               </w:rPr>
-              <w:lastRenderedPageBreak/>
               <w:t>тел</w:t>
             </w:r>
             <w:proofErr w:type="spellEnd"/>
@@ -6995,8 +6193,8 @@
           <w:szCs w:val="20"/>
         </w:rPr>
         <w:sectPr>
-          <w:headerReference w:type="default" r:id="rId12"/>
-          <w:footerReference w:type="default" r:id="rId13"/>
+          <w:headerReference w:type="default" r:id="rId9"/>
+          <w:footerReference w:type="default" r:id="rId10"/>
           <w:pgSz w:w="11907" w:h="16840" w:code="9"/>
           <w:pgMar w:top="851" w:right="567" w:bottom="993" w:left="709" w:header="284" w:footer="0" w:gutter="0"/>
           <w:cols w:space="709"/>
@@ -7009,24 +6207,247 @@
         <w:ind w:left="0" w:firstLine="426"/>
       </w:pPr>
       <w:r>
+        <w:lastRenderedPageBreak/>
+        <w:t>Форма Звіту</w:t>
+      </w:r>
+      <w:r>
+        <w:rPr>
+          <w:b w:val="0"/>
+          <w:bCs w:val="0"/>
+        </w:rPr>
+        <w:t xml:space="preserve">                                                                                                                          </w:t>
+      </w:r>
+      <w:r>
+        <w:rPr>
+          <w:b w:val="0"/>
+          <w:bCs w:val="0"/>
+        </w:rPr>
+        <w:tab/>
+      </w:r>
+      <w:r>
+        <w:rPr>
+          <w:b w:val="0"/>
+          <w:bCs w:val="0"/>
+        </w:rPr>
+        <w:tab/>
+      </w:r>
+      <w:r>
+        <w:rPr>
+          <w:b w:val="0"/>
+          <w:bCs w:val="0"/>
+        </w:rPr>
+        <w:tab/>
+      </w:r>
+      <w:r>
+        <w:rPr>
+          <w:b w:val="0"/>
+          <w:bCs w:val="0"/>
+        </w:rPr>
+        <w:tab/>
+      </w:r>
+      <w:r>
+        <w:rPr>
+          <w:b w:val="0"/>
+          <w:bCs w:val="0"/>
+        </w:rPr>
+        <w:tab/>
+      </w:r>
+      <w:r>
+        <w:t>Додаток № 1</w:t>
+      </w:r>
+    </w:p>
+    <w:p>
+      <w:pPr>
+        <w:ind w:firstLine="426"/>
+        <w:jc w:val="right"/>
+        <w:rPr>
+          <w:b w:val="0"/>
+          <w:bCs w:val="0"/>
+          <w:sz w:val="20"/>
+          <w:szCs w:val="20"/>
+          <w:lang w:val="uk-UA"/>
+        </w:rPr>
+      </w:pPr>
+      <w:r>
+        <w:rPr>
+          <w:sz w:val="20"/>
+          <w:szCs w:val="20"/>
+          <w:lang w:val="uk-UA"/>
+        </w:rPr>
+        <w:t xml:space="preserve"> </w:t>
+      </w:r>
+      <w:r>
+        <w:rPr>
+          <w:b w:val="0"/>
+          <w:bCs w:val="0"/>
+          <w:sz w:val="20"/>
+          <w:szCs w:val="20"/>
+          <w:lang w:val="uk-UA"/>
+        </w:rPr>
+        <w:t>до Ліцензійного договору</w:t>
+      </w:r>
+      <w:r>
+        <w:rPr>
+          <w:b w:val="0"/>
+          <w:bCs w:val="0"/>
+          <w:sz w:val="20"/>
+          <w:szCs w:val="20"/>
+          <w:lang w:val="uk-UA"/>
+        </w:rPr>
+        <w:t xml:space="preserve"> № </w:t>
+      </w:r>
+      <w:proofErr w:type="spellStart"/>
+      <w:r>
+        <w:rPr>
+          <w:b w:val="0"/>
+          <w:bCs w:val="0"/>
+          <w:sz w:val="20"/>
+          <w:szCs w:val="20"/>
+          <w:lang w:val="uk-UA"/>
+        </w:rPr>
+        <w:t>Рi</w:t>
+      </w:r>
+      <w:proofErr w:type="spellEnd"/>
+      <w:r>
+        <w:rPr>
+          <w:b w:val="0"/>
+          <w:bCs w:val="0"/>
+          <w:sz w:val="20"/>
+          <w:szCs w:val="20"/>
+          <w:lang w:val="uk-UA"/>
+        </w:rPr>
+        <w:t xml:space="preserve"> - __/___</w:t>
+      </w:r>
+      <w:r>
+        <w:rPr>
+          <w:b w:val="0"/>
+          <w:bCs w:val="0"/>
+          <w:sz w:val="20"/>
+          <w:szCs w:val="20"/>
+          <w:lang w:val="uk-UA"/>
+        </w:rPr>
+        <w:t xml:space="preserve">  </w:t>
+      </w:r>
+    </w:p>
+    <w:p>
+      <w:pPr>
+        <w:ind w:firstLine="426"/>
+        <w:jc w:val="right"/>
+        <w:rPr>
+          <w:b w:val="0"/>
+          <w:bCs w:val="0"/>
+          <w:sz w:val="20"/>
+          <w:szCs w:val="20"/>
+          <w:lang w:val="uk-UA"/>
+        </w:rPr>
+      </w:pPr>
+      <w:r>
+        <w:rPr>
+          <w:b w:val="0"/>
+          <w:bCs w:val="0"/>
+          <w:sz w:val="20"/>
+          <w:szCs w:val="20"/>
+          <w:lang w:val="uk-UA"/>
+        </w:rPr>
+        <w:t xml:space="preserve">            від “__” ____</w:t>
+      </w:r>
+      <w:r>
+        <w:rPr>
+          <w:b w:val="0"/>
+          <w:bCs w:val="0"/>
+          <w:sz w:val="20"/>
+          <w:szCs w:val="20"/>
+          <w:lang w:val="uk-UA"/>
+        </w:rPr>
+        <w:t>_______</w:t>
+      </w:r>
+      <w:r>
+        <w:rPr>
+          <w:b w:val="0"/>
+          <w:bCs w:val="0"/>
+          <w:sz w:val="20"/>
+          <w:szCs w:val="20"/>
+          <w:lang w:val="uk-UA"/>
+        </w:rPr>
+        <w:t xml:space="preserve">20__ р. </w:t>
+      </w:r>
+    </w:p>
+    <w:p>
+      <w:pPr>
+        <w:ind w:firstLine="426"/>
+        <w:jc w:val="right"/>
+        <w:rPr>
+          <w:sz w:val="20"/>
+          <w:szCs w:val="20"/>
+          <w:lang w:val="uk-UA"/>
+        </w:rPr>
+      </w:pPr>
+      <w:r>
+        <w:rPr>
+          <w:b w:val="0"/>
+          <w:bCs w:val="0"/>
+          <w:sz w:val="20"/>
+          <w:szCs w:val="20"/>
+          <w:lang w:val="uk-UA"/>
+        </w:rPr>
+        <w:t xml:space="preserve">  </w:t>
+      </w:r>
+    </w:p>
+    <w:p>
+      <w:pPr>
+        <w:pStyle w:val="ac"/>
+        <w:ind w:firstLine="426"/>
+        <w:jc w:val="left"/>
+        <w:rPr>
+          <w:sz w:val="20"/>
+          <w:szCs w:val="20"/>
+        </w:rPr>
+      </w:pPr>
+    </w:p>
+    <w:p>
+      <w:pPr>
+        <w:pStyle w:val="ac"/>
+        <w:ind w:firstLine="426"/>
+        <w:rPr>
+          <w:sz w:val="20"/>
+          <w:szCs w:val="20"/>
+        </w:rPr>
+      </w:pPr>
+      <w:r>
+        <w:rPr>
+          <w:sz w:val="20"/>
+          <w:szCs w:val="20"/>
+        </w:rPr>
+        <w:t>З В І Т №_____</w:t>
+      </w:r>
+    </w:p>
+    <w:p>
+      <w:pPr>
+        <w:pStyle w:val="ac"/>
+        <w:ind w:firstLine="426"/>
+        <w:rPr>
+          <w:sz w:val="20"/>
+          <w:szCs w:val="20"/>
+        </w:rPr>
+      </w:pPr>
+      <w:r>
         <w:rPr>
           <w:noProof/>
-          <w:lang w:eastAsia="ru-RU"/>
-        </w:rPr>
-        <w:lastRenderedPageBreak/>
+          <w:lang w:val="ru-RU" w:eastAsia="ru-RU"/>
+        </w:rPr>
         <mc:AlternateContent>
           <mc:Choice Requires="wps">
             <w:drawing>
               <wp:anchor distT="0" distB="0" distL="114300" distR="114300" simplePos="0" relativeHeight="251662336" behindDoc="0" locked="0" layoutInCell="1" allowOverlap="1">
                 <wp:simplePos x="0" y="0"/>
                 <wp:positionH relativeFrom="column">
-                  <wp:posOffset>3373755</wp:posOffset>
+                  <wp:posOffset>978535</wp:posOffset>
                 </wp:positionH>
                 <wp:positionV relativeFrom="paragraph">
-                  <wp:posOffset>-576580</wp:posOffset>
+                  <wp:posOffset>116840</wp:posOffset>
                 </wp:positionV>
-                <wp:extent cx="3124200" cy="6858000"/>
-                <wp:effectExtent l="13970" t="0" r="14605" b="0"/>
+                <wp:extent cx="6648450" cy="4703445"/>
+                <wp:effectExtent l="0" t="0" r="0" b="0"/>
                 <wp:wrapNone/>
                 <wp:docPr id="5" name="WordArt 4"/>
                 <wp:cNvGraphicFramePr>
@@ -7041,7 +6462,7 @@
                       <wps:spPr bwMode="auto">
                         <a:xfrm>
                           <a:off x="0" y="0"/>
-                          <a:ext cx="3124200" cy="6858000"/>
+                          <a:ext cx="6648450" cy="4703445"/>
                         </a:xfrm>
                         <a:prstGeom prst="rect">
                           <a:avLst/>
@@ -7062,7 +6483,7 @@
                               <w:rPr>
                                 <w:sz w:val="24"/>
                                 <w:szCs w:val="24"/>
-                                <w:lang w:val="ru-UA"/>
+                                <w:lang/>
                               </w:rPr>
                             </w:pPr>
                             <w:r>
@@ -7097,7 +6518,7 @@
                             <a:gd name="adj" fmla="val 55556"/>
                           </a:avLst>
                         </a:prstTxWarp>
-                        <a:spAutoFit/>
+                        <a:noAutofit/>
                       </wps:bodyPr>
                     </wps:wsp>
                   </a:graphicData>
@@ -7117,9 +6538,9 @@
                 <v:stroke joinstyle="miter"/>
                 <v:path gradientshapeok="t" o:connecttype="rect"/>
               </v:shapetype>
-              <v:shape id="WordArt 4" o:spid="_x0000_s1026" type="#_x0000_t202" style="position:absolute;left:0;text-align:left;margin-left:265.65pt;margin-top:-45.4pt;width:246pt;height:540pt;z-index:251662336;visibility:visible;mso-wrap-style:square;mso-width-percent:0;mso-height-percent:0;mso-wrap-distance-left:9pt;mso-wrap-distance-top:0;mso-wrap-distance-right:9pt;mso-wrap-distance-bottom:0;mso-position-horizontal:absolute;mso-position-horizontal-relative:text;mso-position-vertical:absolute;mso-position-vertical-relative:text;mso-width-percent:0;mso-height-percent:0;mso-width-relative:page;mso-height-relative:page;v-text-anchor:top" o:gfxdata="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" filled="f" stroked="f">
+              <v:shape id="WordArt 4" o:spid="_x0000_s1026" type="#_x0000_t202" style="position:absolute;left:0;text-align:left;margin-left:77.05pt;margin-top:9.2pt;width:523.5pt;height:370.35pt;z-index:251662336;visibility:visible;mso-wrap-style:square;mso-width-percent:0;mso-height-percent:0;mso-wrap-distance-left:9pt;mso-wrap-distance-top:0;mso-wrap-distance-right:9pt;mso-wrap-distance-bottom:0;mso-position-horizontal:absolute;mso-position-horizontal-relative:text;mso-position-vertical:absolute;mso-position-vertical-relative:text;mso-width-percent:0;mso-height-percent:0;mso-width-relative:page;mso-height-relative:page;v-text-anchor:top" o:gfxdata="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" filled="f" stroked="f">
                 <o:lock v:ext="edit" shapetype="t"/>
-                <v:textbox style="mso-fit-shape-to-text:t">
+                <v:textbox>
                   <w:txbxContent>
                     <w:p>
                       <w:pPr>
@@ -7127,7 +6548,7 @@
                         <w:rPr>
                           <w:sz w:val="24"/>
                           <w:szCs w:val="24"/>
-                          <w:lang w:val="ru-UA"/>
+                          <w:lang/>
                         </w:rPr>
                       </w:pPr>
                       <w:r>
@@ -7161,229 +6582,6 @@
           </mc:Fallback>
         </mc:AlternateContent>
       </w:r>
-      <w:r>
-        <w:t>Форма Звіту</w:t>
-      </w:r>
-      <w:r>
-        <w:rPr>
-          <w:b w:val="0"/>
-          <w:bCs w:val="0"/>
-        </w:rPr>
-        <w:t xml:space="preserve">                                                                                                                          </w:t>
-      </w:r>
-      <w:r>
-        <w:rPr>
-          <w:b w:val="0"/>
-          <w:bCs w:val="0"/>
-        </w:rPr>
-        <w:tab/>
-      </w:r>
-      <w:r>
-        <w:rPr>
-          <w:b w:val="0"/>
-          <w:bCs w:val="0"/>
-        </w:rPr>
-        <w:tab/>
-      </w:r>
-      <w:r>
-        <w:rPr>
-          <w:b w:val="0"/>
-          <w:bCs w:val="0"/>
-        </w:rPr>
-        <w:tab/>
-      </w:r>
-      <w:r>
-        <w:rPr>
-          <w:b w:val="0"/>
-          <w:bCs w:val="0"/>
-        </w:rPr>
-        <w:tab/>
-      </w:r>
-      <w:r>
-        <w:rPr>
-          <w:b w:val="0"/>
-          <w:bCs w:val="0"/>
-        </w:rPr>
-        <w:tab/>
-      </w:r>
-      <w:r>
-        <w:t>Додаток № 1</w:t>
-      </w:r>
-    </w:p>
-    <w:p>
-      <w:pPr>
-        <w:ind w:firstLine="426"/>
-        <w:jc w:val="right"/>
-        <w:rPr>
-          <w:b w:val="0"/>
-          <w:bCs w:val="0"/>
-          <w:sz w:val="20"/>
-          <w:szCs w:val="20"/>
-          <w:lang w:val="uk-UA"/>
-        </w:rPr>
-      </w:pPr>
-      <w:r>
-        <w:rPr>
-          <w:sz w:val="20"/>
-          <w:szCs w:val="20"/>
-          <w:lang w:val="uk-UA"/>
-        </w:rPr>
-        <w:t xml:space="preserve"> </w:t>
-      </w:r>
-      <w:r>
-        <w:rPr>
-          <w:b w:val="0"/>
-          <w:bCs w:val="0"/>
-          <w:sz w:val="20"/>
-          <w:szCs w:val="20"/>
-          <w:lang w:val="uk-UA"/>
-        </w:rPr>
-        <w:t>до Ліцензійного договору</w:t>
-      </w:r>
-      <w:r>
-        <w:rPr>
-          <w:b w:val="0"/>
-          <w:bCs w:val="0"/>
-          <w:sz w:val="20"/>
-          <w:szCs w:val="20"/>
-          <w:lang w:val="uk-UA"/>
-        </w:rPr>
-        <w:t xml:space="preserve"> № </w:t>
-      </w:r>
-      <w:proofErr w:type="spellStart"/>
-      <w:r>
-        <w:rPr>
-          <w:b w:val="0"/>
-          <w:bCs w:val="0"/>
-          <w:sz w:val="20"/>
-          <w:szCs w:val="20"/>
-          <w:lang w:val="uk-UA"/>
-        </w:rPr>
-        <w:t>Рi</w:t>
-      </w:r>
-      <w:proofErr w:type="spellEnd"/>
-      <w:r>
-        <w:rPr>
-          <w:b w:val="0"/>
-          <w:bCs w:val="0"/>
-          <w:sz w:val="20"/>
-          <w:szCs w:val="20"/>
-          <w:lang w:val="uk-UA"/>
-        </w:rPr>
-        <w:t xml:space="preserve"> - __/___</w:t>
-      </w:r>
-      <w:r>
-        <w:rPr>
-          <w:b w:val="0"/>
-          <w:bCs w:val="0"/>
-          <w:sz w:val="20"/>
-          <w:szCs w:val="20"/>
-          <w:lang w:val="uk-UA"/>
-        </w:rPr>
-        <w:t xml:space="preserve">  </w:t>
-      </w:r>
-    </w:p>
-    <w:p>
-      <w:pPr>
-        <w:ind w:firstLine="426"/>
-        <w:jc w:val="right"/>
-        <w:rPr>
-          <w:b w:val="0"/>
-          <w:bCs w:val="0"/>
-          <w:sz w:val="20"/>
-          <w:szCs w:val="20"/>
-          <w:lang w:val="uk-UA"/>
-        </w:rPr>
-      </w:pPr>
-      <w:r>
-        <w:rPr>
-          <w:b w:val="0"/>
-          <w:bCs w:val="0"/>
-          <w:sz w:val="20"/>
-          <w:szCs w:val="20"/>
-          <w:lang w:val="uk-UA"/>
-        </w:rPr>
-        <w:t xml:space="preserve">            від “__” ____</w:t>
-      </w:r>
-      <w:r>
-        <w:rPr>
-          <w:b w:val="0"/>
-          <w:bCs w:val="0"/>
-          <w:sz w:val="20"/>
-          <w:szCs w:val="20"/>
-          <w:lang w:val="uk-UA"/>
-        </w:rPr>
-        <w:t>_______</w:t>
-      </w:r>
-      <w:r>
-        <w:rPr>
-          <w:b w:val="0"/>
-          <w:bCs w:val="0"/>
-          <w:sz w:val="20"/>
-          <w:szCs w:val="20"/>
-          <w:lang w:val="uk-UA"/>
-        </w:rPr>
-        <w:t xml:space="preserve">20__ р. </w:t>
-      </w:r>
-    </w:p>
-    <w:p>
-      <w:pPr>
-        <w:ind w:firstLine="426"/>
-        <w:jc w:val="right"/>
-        <w:rPr>
-          <w:sz w:val="20"/>
-          <w:szCs w:val="20"/>
-          <w:lang w:val="uk-UA"/>
-        </w:rPr>
-      </w:pPr>
-      <w:r>
-        <w:rPr>
-          <w:b w:val="0"/>
-          <w:bCs w:val="0"/>
-          <w:sz w:val="20"/>
-          <w:szCs w:val="20"/>
-          <w:lang w:val="uk-UA"/>
-        </w:rPr>
-        <w:t xml:space="preserve">  </w:t>
-      </w:r>
-    </w:p>
-    <w:p>
-      <w:pPr>
-        <w:pStyle w:val="ac"/>
-        <w:ind w:firstLine="426"/>
-        <w:jc w:val="left"/>
-        <w:rPr>
-          <w:sz w:val="20"/>
-          <w:szCs w:val="20"/>
-        </w:rPr>
-      </w:pPr>
-    </w:p>
-    <w:p>
-      <w:pPr>
-        <w:pStyle w:val="ac"/>
-        <w:ind w:firstLine="426"/>
-        <w:rPr>
-          <w:sz w:val="20"/>
-          <w:szCs w:val="20"/>
-        </w:rPr>
-      </w:pPr>
-      <w:r>
-        <w:rPr>
-          <w:sz w:val="20"/>
-          <w:szCs w:val="20"/>
-        </w:rPr>
-        <w:t>З В І Т №_____</w:t>
-      </w:r>
-    </w:p>
-    <w:p>
-      <w:pPr>
-        <w:pStyle w:val="ac"/>
-        <w:ind w:firstLine="426"/>
-        <w:rPr>
-          <w:sz w:val="20"/>
-          <w:szCs w:val="20"/>
-        </w:rPr>
-      </w:pPr>
     </w:p>
     <w:p>
       <w:pPr>
@@ -9791,7 +8989,7 @@
           <w:noProof/>
           <w:sz w:val="20"/>
           <w:szCs w:val="20"/>
-          <w:lang w:val="uk-UA" w:eastAsia="ru-RU"/>
+          <w:lang w:eastAsia="ru-RU"/>
         </w:rPr>
         <mc:AlternateContent>
           <mc:Choice Requires="wps">
@@ -9944,7 +9142,7 @@
           <w:lang w:val="uk-UA"/>
         </w:rPr>
         <w:sectPr>
-          <w:headerReference w:type="default" r:id="rId14"/>
+          <w:headerReference w:type="default" r:id="rId11"/>
           <w:pgSz w:w="16840" w:h="11907" w:orient="landscape" w:code="9"/>
           <w:pgMar w:top="851" w:right="851" w:bottom="709" w:left="709" w:header="284" w:footer="0" w:gutter="0"/>
           <w:cols w:space="709"/>
@@ -10138,151 +9336,10 @@
       </w:pPr>
       <w:r>
         <w:rPr>
-          <w:sz w:val="20"/>
-          <w:szCs w:val="20"/>
-          <w:lang w:val="uk-UA"/>
-        </w:rPr>
-        <w:t xml:space="preserve">            </w:t>
-      </w:r>
-    </w:p>
-    <w:p>
-      <w:pPr>
-        <w:pStyle w:val="a8"/>
-        <w:ind w:firstLine="426"/>
-        <w:rPr>
-          <w:sz w:val="20"/>
-          <w:szCs w:val="20"/>
-          <w:lang w:val="uk-UA"/>
-        </w:rPr>
-      </w:pPr>
-    </w:p>
-    <w:p>
-      <w:pPr>
-        <w:pStyle w:val="a6"/>
-        <w:jc w:val="center"/>
-        <w:rPr>
-          <w:b/>
-          <w:bCs/>
-          <w:sz w:val="24"/>
-          <w:szCs w:val="24"/>
-          <w:lang w:val="uk-UA"/>
-        </w:rPr>
-      </w:pPr>
-      <w:r>
-        <w:rPr>
-          <w:b/>
-          <w:bCs/>
-          <w:sz w:val="24"/>
-          <w:szCs w:val="24"/>
-          <w:lang w:val="uk-UA"/>
-        </w:rPr>
-        <w:t>АКТ</w:t>
-      </w:r>
-    </w:p>
-    <w:p>
-      <w:pPr>
-        <w:pStyle w:val="a6"/>
-        <w:jc w:val="center"/>
-        <w:rPr>
-          <w:b/>
-          <w:bCs/>
-          <w:sz w:val="24"/>
-          <w:szCs w:val="24"/>
-          <w:lang w:val="uk-UA"/>
-        </w:rPr>
-      </w:pPr>
-      <w:r>
-        <w:rPr>
-          <w:b/>
-          <w:bCs/>
-          <w:sz w:val="24"/>
-          <w:szCs w:val="24"/>
-          <w:lang w:val="uk-UA"/>
-        </w:rPr>
-        <w:t>про виплату авторської винагороди та надання звітів</w:t>
-      </w:r>
-    </w:p>
-    <w:p>
-      <w:pPr>
-        <w:pStyle w:val="a6"/>
-        <w:jc w:val="center"/>
-        <w:rPr>
-          <w:b/>
-          <w:bCs/>
-          <w:sz w:val="24"/>
-          <w:szCs w:val="24"/>
-          <w:lang w:val="uk-UA"/>
-        </w:rPr>
-      </w:pPr>
-      <w:r>
-        <w:rPr>
-          <w:b/>
-          <w:bCs/>
-          <w:sz w:val="24"/>
-          <w:szCs w:val="24"/>
-          <w:lang w:val="uk-UA"/>
-        </w:rPr>
-        <w:t xml:space="preserve">до </w:t>
-      </w:r>
-      <w:r>
-        <w:rPr>
-          <w:b/>
-          <w:bCs/>
-          <w:caps/>
-          <w:sz w:val="24"/>
-          <w:szCs w:val="24"/>
-          <w:lang w:val="uk-UA"/>
-        </w:rPr>
-        <w:t>л</w:t>
-      </w:r>
-      <w:r>
-        <w:rPr>
-          <w:b/>
-          <w:bCs/>
-          <w:sz w:val="24"/>
-          <w:szCs w:val="24"/>
-          <w:lang w:val="uk-UA"/>
-        </w:rPr>
-        <w:t>іцензійного договору</w:t>
-      </w:r>
-      <w:r>
-        <w:rPr>
-          <w:sz w:val="24"/>
-          <w:szCs w:val="24"/>
-          <w:lang w:val="uk-UA"/>
-        </w:rPr>
-        <w:t xml:space="preserve"> </w:t>
-      </w:r>
-      <w:r>
-        <w:rPr>
-          <w:b/>
-          <w:bCs/>
-          <w:sz w:val="24"/>
-          <w:szCs w:val="24"/>
-          <w:lang w:val="uk-UA"/>
-        </w:rPr>
-        <w:t>№ __________ від “___” __________ _____ року</w:t>
-      </w:r>
-    </w:p>
-    <w:p>
-      <w:pPr>
-        <w:pStyle w:val="a6"/>
-        <w:ind w:right="-1"/>
-        <w:jc w:val="center"/>
-        <w:rPr>
-          <w:b/>
-          <w:bCs/>
-          <w:sz w:val="24"/>
-          <w:szCs w:val="24"/>
-          <w:lang w:val="uk-UA"/>
-        </w:rPr>
-      </w:pPr>
-      <w:r>
-        <w:rPr>
           <w:noProof/>
           <w:sz w:val="24"/>
           <w:szCs w:val="24"/>
-          <w:lang w:val="uk-UA" w:eastAsia="uk-UA"/>
+          <w:lang w:eastAsia="ru-RU"/>
         </w:rPr>
         <mc:AlternateContent>
           <mc:Choice Requires="wps">
@@ -10290,13 +9347,13 @@
               <wp:anchor distT="0" distB="0" distL="114300" distR="114300" simplePos="0" relativeHeight="251664384" behindDoc="0" locked="0" layoutInCell="1" allowOverlap="1">
                 <wp:simplePos x="0" y="0"/>
                 <wp:positionH relativeFrom="column">
-                  <wp:posOffset>1583690</wp:posOffset>
+                  <wp:posOffset>664210</wp:posOffset>
                 </wp:positionH>
                 <wp:positionV relativeFrom="paragraph">
-                  <wp:posOffset>-3810</wp:posOffset>
+                  <wp:posOffset>81915</wp:posOffset>
                 </wp:positionV>
-                <wp:extent cx="3124200" cy="6858000"/>
-                <wp:effectExtent l="14605" t="0" r="13970" b="0"/>
+                <wp:extent cx="5800725" cy="6505575"/>
+                <wp:effectExtent l="0" t="0" r="0" b="0"/>
                 <wp:wrapNone/>
                 <wp:docPr id="3" name="WordArt 6"/>
                 <wp:cNvGraphicFramePr>
@@ -10311,7 +9368,7 @@
                       <wps:spPr bwMode="auto">
                         <a:xfrm>
                           <a:off x="0" y="0"/>
-                          <a:ext cx="3124200" cy="6858000"/>
+                          <a:ext cx="5800725" cy="6505575"/>
                         </a:xfrm>
                         <a:prstGeom prst="rect">
                           <a:avLst/>
@@ -10332,7 +9389,7 @@
                               <w:rPr>
                                 <w:sz w:val="24"/>
                                 <w:szCs w:val="24"/>
-                                <w:lang w:val="ru-UA"/>
+                                <w:lang/>
                               </w:rPr>
                             </w:pPr>
                             <w:r>
@@ -10367,7 +9424,7 @@
                             <a:gd name="adj" fmla="val 55556"/>
                           </a:avLst>
                         </a:prstTxWarp>
-                        <a:spAutoFit/>
+                        <a:noAutofit/>
                       </wps:bodyPr>
                     </wps:wsp>
                   </a:graphicData>
@@ -10383,9 +9440,9 @@
           </mc:Choice>
           <mc:Fallback>
             <w:pict>
-              <v:shape id="WordArt 6" o:spid="_x0000_s1028" type="#_x0000_t202" style="position:absolute;left:0;text-align:left;margin-left:124.7pt;margin-top:-.3pt;width:246pt;height:540pt;z-index:251664384;visibility:visible;mso-wrap-style:square;mso-width-percent:0;mso-height-percent:0;mso-wrap-distance-left:9pt;mso-wrap-distance-top:0;mso-wrap-distance-right:9pt;mso-wrap-distance-bottom:0;mso-position-horizontal:absolute;mso-position-horizontal-relative:text;mso-position-vertical:absolute;mso-position-vertical-relative:text;mso-width-percent:0;mso-height-percent:0;mso-width-relative:page;mso-height-relative:page;v-text-anchor:top" o:gfxdata="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" filled="f" stroked="f">
+              <v:shape id="WordArt 6" o:spid="_x0000_s1028" type="#_x0000_t202" style="position:absolute;left:0;text-align:left;margin-left:52.3pt;margin-top:6.45pt;width:456.75pt;height:512.25pt;z-index:251664384;visibility:visible;mso-wrap-style:square;mso-width-percent:0;mso-height-percent:0;mso-wrap-distance-left:9pt;mso-wrap-distance-top:0;mso-wrap-distance-right:9pt;mso-wrap-distance-bottom:0;mso-position-horizontal:absolute;mso-position-horizontal-relative:text;mso-position-vertical:absolute;mso-position-vertical-relative:text;mso-width-percent:0;mso-height-percent:0;mso-width-relative:page;mso-height-relative:page;v-text-anchor:top" o:gfxdata="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" filled="f" stroked="f">
                 <o:lock v:ext="edit" shapetype="t"/>
-                <v:textbox style="mso-fit-shape-to-text:t">
+                <v:textbox>
                   <w:txbxContent>
                     <w:p>
                       <w:pPr>
@@ -10393,7 +9450,7 @@
                         <w:rPr>
                           <w:sz w:val="24"/>
                           <w:szCs w:val="24"/>
-                          <w:lang w:val="ru-UA"/>
+                          <w:lang/>
                         </w:rPr>
                       </w:pPr>
                       <w:r>
@@ -10427,6 +9484,147 @@
           </mc:Fallback>
         </mc:AlternateContent>
       </w:r>
+      <w:r>
+        <w:rPr>
+          <w:sz w:val="20"/>
+          <w:szCs w:val="20"/>
+          <w:lang w:val="uk-UA"/>
+        </w:rPr>
+        <w:t xml:space="preserve">            </w:t>
+      </w:r>
+    </w:p>
+    <w:p>
+      <w:pPr>
+        <w:pStyle w:val="a8"/>
+        <w:ind w:firstLine="426"/>
+        <w:rPr>
+          <w:sz w:val="20"/>
+          <w:szCs w:val="20"/>
+          <w:lang w:val="uk-UA"/>
+        </w:rPr>
+      </w:pPr>
+    </w:p>
+    <w:p>
+      <w:pPr>
+        <w:pStyle w:val="a6"/>
+        <w:jc w:val="center"/>
+        <w:rPr>
+          <w:b/>
+          <w:bCs/>
+          <w:sz w:val="24"/>
+          <w:szCs w:val="24"/>
+          <w:lang w:val="uk-UA"/>
+        </w:rPr>
+      </w:pPr>
+      <w:r>
+        <w:rPr>
+          <w:b/>
+          <w:bCs/>
+          <w:sz w:val="24"/>
+          <w:szCs w:val="24"/>
+          <w:lang w:val="uk-UA"/>
+        </w:rPr>
+        <w:t>АКТ</w:t>
+      </w:r>
+    </w:p>
+    <w:p>
+      <w:pPr>
+        <w:pStyle w:val="a6"/>
+        <w:jc w:val="center"/>
+        <w:rPr>
+          <w:b/>
+          <w:bCs/>
+          <w:sz w:val="24"/>
+          <w:szCs w:val="24"/>
+          <w:lang w:val="uk-UA"/>
+        </w:rPr>
+      </w:pPr>
+      <w:r>
+        <w:rPr>
+          <w:b/>
+          <w:bCs/>
+          <w:sz w:val="24"/>
+          <w:szCs w:val="24"/>
+          <w:lang w:val="uk-UA"/>
+        </w:rPr>
+        <w:t>про виплату авторської винагороди та надання звітів</w:t>
+      </w:r>
+    </w:p>
+    <w:p>
+      <w:pPr>
+        <w:pStyle w:val="a6"/>
+        <w:jc w:val="center"/>
+        <w:rPr>
+          <w:b/>
+          <w:bCs/>
+          <w:sz w:val="24"/>
+          <w:szCs w:val="24"/>
+          <w:lang w:val="uk-UA"/>
+        </w:rPr>
+      </w:pPr>
+      <w:r>
+        <w:rPr>
+          <w:b/>
+          <w:bCs/>
+          <w:sz w:val="24"/>
+          <w:szCs w:val="24"/>
+          <w:lang w:val="uk-UA"/>
+        </w:rPr>
+        <w:t xml:space="preserve">до </w:t>
+      </w:r>
+      <w:r>
+        <w:rPr>
+          <w:b/>
+          <w:bCs/>
+          <w:caps/>
+          <w:sz w:val="24"/>
+          <w:szCs w:val="24"/>
+          <w:lang w:val="uk-UA"/>
+        </w:rPr>
+        <w:t>л</w:t>
+      </w:r>
+      <w:r>
+        <w:rPr>
+          <w:b/>
+          <w:bCs/>
+          <w:sz w:val="24"/>
+          <w:szCs w:val="24"/>
+          <w:lang w:val="uk-UA"/>
+        </w:rPr>
+        <w:t>іцензійного договору</w:t>
+      </w:r>
+      <w:r>
+        <w:rPr>
+          <w:sz w:val="24"/>
+          <w:szCs w:val="24"/>
+          <w:lang w:val="uk-UA"/>
+        </w:rPr>
+        <w:t xml:space="preserve"> </w:t>
+      </w:r>
+      <w:r>
+        <w:rPr>
+          <w:b/>
+          <w:bCs/>
+          <w:sz w:val="24"/>
+          <w:szCs w:val="24"/>
+          <w:lang w:val="uk-UA"/>
+        </w:rPr>
+        <w:t>№ __________ від “___” __________ _____ року</w:t>
+      </w:r>
+    </w:p>
+    <w:p>
+      <w:pPr>
+        <w:pStyle w:val="a6"/>
+        <w:ind w:right="-1"/>
+        <w:jc w:val="center"/>
+        <w:rPr>
+          <w:b/>
+          <w:bCs/>
+          <w:sz w:val="24"/>
+          <w:szCs w:val="24"/>
+          <w:lang w:val="uk-UA"/>
+        </w:rPr>
+      </w:pPr>
       <w:r>
         <w:rPr>
           <w:b/>
@@ -13635,27 +12833,232 @@
           <w:lang w:val="uk-UA"/>
         </w:rPr>
       </w:pPr>
+    </w:p>
+    <w:p>
+      <w:pPr>
+        <w:pStyle w:val="ae"/>
+        <w:ind w:left="0" w:firstLine="426"/>
+      </w:pPr>
+      <w:r>
+        <w:t>Форма Звіту</w:t>
+      </w:r>
+      <w:r>
+        <w:rPr>
+          <w:b w:val="0"/>
+          <w:bCs w:val="0"/>
+        </w:rPr>
+        <w:t xml:space="preserve">                                                                                                                        </w:t>
+      </w:r>
+      <w:r>
+        <w:rPr>
+          <w:b w:val="0"/>
+          <w:bCs w:val="0"/>
+        </w:rPr>
+        <w:tab/>
+      </w:r>
+      <w:r>
+        <w:rPr>
+          <w:b w:val="0"/>
+          <w:bCs w:val="0"/>
+        </w:rPr>
+        <w:tab/>
+      </w:r>
+      <w:r>
+        <w:rPr>
+          <w:b w:val="0"/>
+          <w:bCs w:val="0"/>
+        </w:rPr>
+        <w:tab/>
+      </w:r>
+      <w:r>
+        <w:rPr>
+          <w:b w:val="0"/>
+          <w:bCs w:val="0"/>
+        </w:rPr>
+        <w:tab/>
+      </w:r>
+      <w:r>
+        <w:rPr>
+          <w:b w:val="0"/>
+          <w:bCs w:val="0"/>
+        </w:rPr>
+        <w:tab/>
+        <w:t xml:space="preserve">                  </w:t>
+      </w:r>
+      <w:r>
+        <w:t>Додаток № 3</w:t>
+      </w:r>
+    </w:p>
+    <w:p>
+      <w:pPr>
+        <w:ind w:firstLine="426"/>
+        <w:jc w:val="right"/>
+        <w:rPr>
+          <w:b w:val="0"/>
+          <w:bCs w:val="0"/>
+          <w:sz w:val="20"/>
+          <w:szCs w:val="20"/>
+          <w:lang w:val="uk-UA"/>
+        </w:rPr>
+      </w:pPr>
+      <w:r>
+        <w:rPr>
+          <w:sz w:val="20"/>
+          <w:szCs w:val="20"/>
+          <w:lang w:val="uk-UA"/>
+        </w:rPr>
+        <w:t xml:space="preserve"> </w:t>
+      </w:r>
+      <w:r>
+        <w:rPr>
+          <w:b w:val="0"/>
+          <w:bCs w:val="0"/>
+          <w:sz w:val="20"/>
+          <w:szCs w:val="20"/>
+          <w:lang w:val="uk-UA"/>
+        </w:rPr>
+        <w:t>до Ліцензійного договору</w:t>
+      </w:r>
+      <w:r>
+        <w:rPr>
+          <w:b w:val="0"/>
+          <w:bCs w:val="0"/>
+          <w:sz w:val="20"/>
+          <w:szCs w:val="20"/>
+          <w:lang w:val="uk-UA"/>
+        </w:rPr>
+        <w:t xml:space="preserve"> № </w:t>
+      </w:r>
+      <w:proofErr w:type="spellStart"/>
+      <w:r>
+        <w:rPr>
+          <w:b w:val="0"/>
+          <w:bCs w:val="0"/>
+          <w:sz w:val="20"/>
+          <w:szCs w:val="20"/>
+          <w:lang w:val="uk-UA"/>
+        </w:rPr>
+        <w:t>Рі</w:t>
+      </w:r>
+      <w:proofErr w:type="spellEnd"/>
+      <w:r>
+        <w:rPr>
+          <w:b w:val="0"/>
+          <w:bCs w:val="0"/>
+          <w:sz w:val="20"/>
+          <w:szCs w:val="20"/>
+          <w:lang w:val="uk-UA"/>
+        </w:rPr>
+        <w:t xml:space="preserve"> - ____/____</w:t>
+      </w:r>
+      <w:r>
+        <w:rPr>
+          <w:b w:val="0"/>
+          <w:bCs w:val="0"/>
+          <w:sz w:val="20"/>
+          <w:szCs w:val="20"/>
+          <w:lang w:val="uk-UA"/>
+        </w:rPr>
+        <w:t xml:space="preserve">  </w:t>
+      </w:r>
+    </w:p>
+    <w:p>
+      <w:pPr>
+        <w:ind w:firstLine="426"/>
+        <w:jc w:val="right"/>
+        <w:rPr>
+          <w:b w:val="0"/>
+          <w:bCs w:val="0"/>
+          <w:sz w:val="20"/>
+          <w:szCs w:val="20"/>
+          <w:lang w:val="uk-UA"/>
+        </w:rPr>
+      </w:pPr>
+      <w:r>
+        <w:rPr>
+          <w:b w:val="0"/>
+          <w:bCs w:val="0"/>
+          <w:sz w:val="20"/>
+          <w:szCs w:val="20"/>
+          <w:lang w:val="uk-UA"/>
+        </w:rPr>
+        <w:t xml:space="preserve">            від “__” _______</w:t>
+      </w:r>
+      <w:r>
+        <w:rPr>
+          <w:b w:val="0"/>
+          <w:bCs w:val="0"/>
+          <w:sz w:val="20"/>
+          <w:szCs w:val="20"/>
+          <w:lang w:val="uk-UA"/>
+        </w:rPr>
+        <w:t xml:space="preserve">_____ </w:t>
+      </w:r>
+      <w:r>
+        <w:rPr>
+          <w:b w:val="0"/>
+          <w:bCs w:val="0"/>
+          <w:sz w:val="20"/>
+          <w:szCs w:val="20"/>
+          <w:lang w:val="uk-UA"/>
+        </w:rPr>
+        <w:t xml:space="preserve">20__ р. </w:t>
+      </w:r>
+    </w:p>
+    <w:p>
+      <w:pPr>
+        <w:ind w:firstLine="426"/>
+        <w:jc w:val="right"/>
+        <w:rPr>
+          <w:sz w:val="20"/>
+          <w:szCs w:val="20"/>
+          <w:lang w:val="uk-UA"/>
+        </w:rPr>
+      </w:pPr>
+    </w:p>
+    <w:p>
+      <w:pPr>
+        <w:ind w:firstLine="426"/>
+        <w:jc w:val="right"/>
+        <w:rPr>
+          <w:sz w:val="20"/>
+          <w:szCs w:val="20"/>
+          <w:lang w:val="uk-UA"/>
+        </w:rPr>
+      </w:pPr>
+    </w:p>
+    <w:p>
+      <w:pPr>
+        <w:ind w:firstLine="426"/>
+        <w:jc w:val="right"/>
+        <w:rPr>
+          <w:b w:val="0"/>
+          <w:bCs w:val="0"/>
+          <w:sz w:val="20"/>
+          <w:szCs w:val="20"/>
+          <w:lang w:val="uk-UA"/>
+        </w:rPr>
+      </w:pPr>
       <w:r>
         <w:rPr>
           <w:noProof/>
           <w:sz w:val="20"/>
           <w:szCs w:val="20"/>
-          <w:lang w:val="uk-UA" w:eastAsia="ru-RU"/>
-        </w:rPr>
-        <w:lastRenderedPageBreak/>
+          <w:lang w:eastAsia="ru-RU"/>
+        </w:rPr>
         <mc:AlternateContent>
           <mc:Choice Requires="wps">
             <w:drawing>
               <wp:anchor distT="0" distB="0" distL="114300" distR="114300" simplePos="0" relativeHeight="251663360" behindDoc="0" locked="0" layoutInCell="1" allowOverlap="1">
                 <wp:simplePos x="0" y="0"/>
                 <wp:positionH relativeFrom="column">
-                  <wp:posOffset>3221355</wp:posOffset>
+                  <wp:posOffset>635634</wp:posOffset>
                 </wp:positionH>
                 <wp:positionV relativeFrom="paragraph">
-                  <wp:posOffset>-652780</wp:posOffset>
+                  <wp:posOffset>21590</wp:posOffset>
                 </wp:positionV>
-                <wp:extent cx="3124200" cy="6858000"/>
-                <wp:effectExtent l="13970" t="0" r="14605" b="0"/>
+                <wp:extent cx="7762875" cy="4855845"/>
+                <wp:effectExtent l="0" t="0" r="0" b="0"/>
                 <wp:wrapNone/>
                 <wp:docPr id="2" name="WordArt 5"/>
                 <wp:cNvGraphicFramePr>
@@ -13670,7 +13073,7 @@
                       <wps:spPr bwMode="auto">
                         <a:xfrm>
                           <a:off x="0" y="0"/>
-                          <a:ext cx="3124200" cy="6858000"/>
+                          <a:ext cx="7762875" cy="4855845"/>
                         </a:xfrm>
                         <a:prstGeom prst="rect">
                           <a:avLst/>
@@ -13691,9 +13094,10 @@
                               <w:rPr>
                                 <w:sz w:val="24"/>
                                 <w:szCs w:val="24"/>
-                                <w:lang w:val="ru-UA"/>
+                                <w:lang/>
                               </w:rPr>
                             </w:pPr>
+                            <w:bookmarkStart w:id="8" w:name="_GoBack"/>
                             <w:r>
                               <w:rPr>
                                 <w:rFonts w:ascii="Arial" w:hAnsi="Arial" w:cs="Arial"/>
@@ -13717,6 +13121,7 @@
                               </w:rPr>
                               <w:t>З Р А З О К</w:t>
                             </w:r>
+                            <w:bookmarkEnd w:id="8"/>
                           </w:p>
                         </w:txbxContent>
                       </wps:txbx>
@@ -13726,7 +13131,7 @@
                             <a:gd name="adj" fmla="val 55556"/>
                           </a:avLst>
                         </a:prstTxWarp>
-                        <a:spAutoFit/>
+                        <a:noAutofit/>
                       </wps:bodyPr>
                     </wps:wsp>
                   </a:graphicData>
@@ -13742,9 +13147,9 @@
           </mc:Choice>
           <mc:Fallback>
             <w:pict>
-              <v:shape id="WordArt 5" o:spid="_x0000_s1029" type="#_x0000_t202" style="position:absolute;left:0;text-align:left;margin-left:253.65pt;margin-top:-51.4pt;width:246pt;height:540pt;z-index:251663360;visibility:visible;mso-wrap-style:square;mso-width-percent:0;mso-height-percent:0;mso-wrap-distance-left:9pt;mso-wrap-distance-top:0;mso-wrap-distance-right:9pt;mso-wrap-distance-bottom:0;mso-position-horizontal:absolute;mso-position-horizontal-relative:text;mso-position-vertical:absolute;mso-position-vertical-relative:text;mso-width-percent:0;mso-height-percent:0;mso-width-relative:page;mso-height-relative:page;v-text-anchor:top" o:gfxdata="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" filled="f" stroked="f">
+              <v:shape id="WordArt 5" o:spid="_x0000_s1029" type="#_x0000_t202" style="position:absolute;left:0;text-align:left;margin-left:50.05pt;margin-top:1.7pt;width:611.25pt;height:382.35pt;z-index:251663360;visibility:visible;mso-wrap-style:square;mso-width-percent:0;mso-height-percent:0;mso-wrap-distance-left:9pt;mso-wrap-distance-top:0;mso-wrap-distance-right:9pt;mso-wrap-distance-bottom:0;mso-position-horizontal:absolute;mso-position-horizontal-relative:text;mso-position-vertical:absolute;mso-position-vertical-relative:text;mso-width-percent:0;mso-height-percent:0;mso-width-relative:page;mso-height-relative:page;v-text-anchor:top" o:gfxdata="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" filled="f" stroked="f">
                 <o:lock v:ext="edit" shapetype="t"/>
-                <v:textbox style="mso-fit-shape-to-text:t">
+                <v:textbox>
                   <w:txbxContent>
                     <w:p>
                       <w:pPr>
@@ -13752,9 +13157,10 @@
                         <w:rPr>
                           <w:sz w:val="24"/>
                           <w:szCs w:val="24"/>
-                          <w:lang w:val="ru-UA"/>
+                          <w:lang/>
                         </w:rPr>
                       </w:pPr>
+                      <w:bookmarkStart w:id="9" w:name="_GoBack"/>
                       <w:r>
                         <w:rPr>
                           <w:rFonts w:ascii="Arial" w:hAnsi="Arial" w:cs="Arial"/>
@@ -13778,6 +13184,7 @@
                         </w:rPr>
                         <w:t>З Р А З О К</w:t>
                       </w:r>
+                      <w:bookmarkEnd w:id="9"/>
                     </w:p>
                   </w:txbxContent>
                 </v:textbox>
@@ -13786,212 +13193,6 @@
           </mc:Fallback>
         </mc:AlternateContent>
       </w:r>
-    </w:p>
-    <w:p>
-      <w:pPr>
-        <w:pStyle w:val="ae"/>
-        <w:ind w:left="0" w:firstLine="426"/>
-      </w:pPr>
-      <w:r>
-        <w:t>Форма Звіту</w:t>
-      </w:r>
-      <w:r>
-        <w:rPr>
-          <w:b w:val="0"/>
-          <w:bCs w:val="0"/>
-        </w:rPr>
-        <w:t xml:space="preserve">                                                                                                                        </w:t>
-      </w:r>
-      <w:r>
-        <w:rPr>
-          <w:b w:val="0"/>
-          <w:bCs w:val="0"/>
-        </w:rPr>
-        <w:tab/>
-      </w:r>
-      <w:r>
-        <w:rPr>
-          <w:b w:val="0"/>
-          <w:bCs w:val="0"/>
-        </w:rPr>
-        <w:tab/>
-      </w:r>
-      <w:r>
-        <w:rPr>
-          <w:b w:val="0"/>
-          <w:bCs w:val="0"/>
-        </w:rPr>
-        <w:tab/>
-      </w:r>
-      <w:r>
-        <w:rPr>
-          <w:b w:val="0"/>
-          <w:bCs w:val="0"/>
-        </w:rPr>
-        <w:tab/>
-      </w:r>
-      <w:r>
-        <w:rPr>
-          <w:b w:val="0"/>
-          <w:bCs w:val="0"/>
-        </w:rPr>
-        <w:tab/>
-        <w:t xml:space="preserve">                  </w:t>
-      </w:r>
-      <w:r>
-        <w:t>Додаток № 3</w:t>
-      </w:r>
-    </w:p>
-    <w:p>
-      <w:pPr>
-        <w:ind w:firstLine="426"/>
-        <w:jc w:val="right"/>
-        <w:rPr>
-          <w:b w:val="0"/>
-          <w:bCs w:val="0"/>
-          <w:sz w:val="20"/>
-          <w:szCs w:val="20"/>
-          <w:lang w:val="uk-UA"/>
-        </w:rPr>
-      </w:pPr>
-      <w:r>
-        <w:rPr>
-          <w:sz w:val="20"/>
-          <w:szCs w:val="20"/>
-          <w:lang w:val="uk-UA"/>
-        </w:rPr>
-        <w:t xml:space="preserve"> </w:t>
-      </w:r>
-      <w:r>
-        <w:rPr>
-          <w:b w:val="0"/>
-          <w:bCs w:val="0"/>
-          <w:sz w:val="20"/>
-          <w:szCs w:val="20"/>
-          <w:lang w:val="uk-UA"/>
-        </w:rPr>
-        <w:t>до Ліцензійного договору</w:t>
-      </w:r>
-      <w:r>
-        <w:rPr>
-          <w:b w:val="0"/>
-          <w:bCs w:val="0"/>
-          <w:sz w:val="20"/>
-          <w:szCs w:val="20"/>
-          <w:lang w:val="uk-UA"/>
-        </w:rPr>
-        <w:t xml:space="preserve"> № </w:t>
-      </w:r>
-      <w:proofErr w:type="spellStart"/>
-      <w:r>
-        <w:rPr>
-          <w:b w:val="0"/>
-          <w:bCs w:val="0"/>
-          <w:sz w:val="20"/>
-          <w:szCs w:val="20"/>
-          <w:lang w:val="uk-UA"/>
-        </w:rPr>
-        <w:t>Рі</w:t>
-      </w:r>
-      <w:proofErr w:type="spellEnd"/>
-      <w:r>
-        <w:rPr>
-          <w:b w:val="0"/>
-          <w:bCs w:val="0"/>
-          <w:sz w:val="20"/>
-          <w:szCs w:val="20"/>
-          <w:lang w:val="uk-UA"/>
-        </w:rPr>
-        <w:t xml:space="preserve"> - ____/____</w:t>
-      </w:r>
-      <w:r>
-        <w:rPr>
-          <w:b w:val="0"/>
-          <w:bCs w:val="0"/>
-          <w:sz w:val="20"/>
-          <w:szCs w:val="20"/>
-          <w:lang w:val="uk-UA"/>
-        </w:rPr>
-        <w:t xml:space="preserve">  </w:t>
-      </w:r>
-    </w:p>
-    <w:p>
-      <w:pPr>
-        <w:ind w:firstLine="426"/>
-        <w:jc w:val="right"/>
-        <w:rPr>
-          <w:b w:val="0"/>
-          <w:bCs w:val="0"/>
-          <w:sz w:val="20"/>
-          <w:szCs w:val="20"/>
-          <w:lang w:val="uk-UA"/>
-        </w:rPr>
-      </w:pPr>
-      <w:r>
-        <w:rPr>
-          <w:b w:val="0"/>
-          <w:bCs w:val="0"/>
-          <w:sz w:val="20"/>
-          <w:szCs w:val="20"/>
-          <w:lang w:val="uk-UA"/>
-        </w:rPr>
-        <w:t xml:space="preserve">            від “__” _______</w:t>
-      </w:r>
-      <w:r>
-        <w:rPr>
-          <w:b w:val="0"/>
-          <w:bCs w:val="0"/>
-          <w:sz w:val="20"/>
-          <w:szCs w:val="20"/>
-          <w:lang w:val="uk-UA"/>
-        </w:rPr>
-        <w:t xml:space="preserve">_____ </w:t>
-      </w:r>
-      <w:r>
-        <w:rPr>
-          <w:b w:val="0"/>
-          <w:bCs w:val="0"/>
-          <w:sz w:val="20"/>
-          <w:szCs w:val="20"/>
-          <w:lang w:val="uk-UA"/>
-        </w:rPr>
-        <w:t xml:space="preserve">20__ р. </w:t>
-      </w:r>
-    </w:p>
-    <w:p>
-      <w:pPr>
-        <w:ind w:firstLine="426"/>
-        <w:jc w:val="right"/>
-        <w:rPr>
-          <w:sz w:val="20"/>
-          <w:szCs w:val="20"/>
-          <w:lang w:val="uk-UA"/>
-        </w:rPr>
-      </w:pPr>
-    </w:p>
-    <w:p>
-      <w:pPr>
-        <w:ind w:firstLine="426"/>
-        <w:jc w:val="right"/>
-        <w:rPr>
-          <w:sz w:val="20"/>
-          <w:szCs w:val="20"/>
-          <w:lang w:val="uk-UA"/>
-        </w:rPr>
-      </w:pPr>
-    </w:p>
-    <w:p>
-      <w:pPr>
-        <w:ind w:firstLine="426"/>
-        <w:jc w:val="right"/>
-        <w:rPr>
-          <w:b w:val="0"/>
-          <w:bCs w:val="0"/>
-          <w:sz w:val="20"/>
-          <w:szCs w:val="20"/>
-          <w:lang w:val="uk-UA"/>
-        </w:rPr>
-      </w:pPr>
     </w:p>
     <w:p>
       <w:pPr>
@@ -15412,7 +14613,7 @@
           <w:noProof/>
           <w:sz w:val="20"/>
           <w:szCs w:val="20"/>
-          <w:lang w:val="uk-UA" w:eastAsia="ru-RU"/>
+          <w:lang w:eastAsia="ru-RU"/>
         </w:rPr>
         <mc:AlternateContent>
           <mc:Choice Requires="wps">
@@ -15646,7 +14847,7 @@
 </file>
 
 <file path=word/endnotes.xml><?xml version="1.0" encoding="utf-8"?>
-<w:endnotes xmlns:wpc="http://schemas.microsoft.com/office/word/2010/wordprocessingCanvas" xmlns:cx="http://schemas.microsoft.com/office/drawing/2014/chartex" xmlns:cx1="http://schemas.microsoft.com/office/drawing/2015/9/8/chartex" xmlns:cx2="http://schemas.microsoft.com/office/drawing/2015/10/21/chartex" xmlns:cx3="http://schemas.microsoft.com/office/drawing/2016/5/9/chartex" xmlns:cx4="http://schemas.microsoft.com/office/drawing/2016/5/10/chartex" xmlns:cx5="http://schemas.microsoft.com/office/drawing/2016/5/11/chartex" xmlns:cx6="http://schemas.microsoft.com/office/drawing/2016/5/12/chartex" xmlns:cx7="http://schemas.microsoft.com/office/drawing/2016/5/13/chartex" xmlns:cx8="http://schemas.microsoft.com/office/drawing/2016/5/14/chartex" xmlns:mc="http://schemas.openxmlformats.org/markup-compatibility/2006" xmlns:aink="http://schemas.microsoft.com/office/drawing/2016/ink" xmlns:am3d="http://schemas.microsoft.com/office/drawing/2017/model3d" xmlns:o="urn:schemas-microsoft-com:office:office" xmlns:r="http://schemas.openxmlformats.org/officeDocument/2006/relationships" xmlns:m="http://schemas.openxmlformats.org/officeDocument/2006/math" xmlns:v="urn:schemas-microsoft-com:vml" xmlns:wp14="http://schemas.microsoft.com/office/word/2010/wordprocessingDrawing" xmlns:wp="http://schemas.openxmlformats.org/drawingml/2006/wordprocessingDrawing" xmlns:w10="urn:schemas-microsoft-com:office:word" xmlns:w="http://schemas.openxmlformats.org/wordprocessingml/2006/main" xmlns:w14="http://schemas.microsoft.com/office/word/2010/wordml" xmlns:w15="http://schemas.microsoft.com/office/word/2012/wordml" xmlns:w16cid="http://schemas.microsoft.com/office/word/2016/wordml/cid" xmlns:w16se="http://schemas.microsoft.com/office/word/2015/wordml/symex" xmlns:wpg="http://schemas.microsoft.com/office/word/2010/wordprocessingGroup" xmlns:wpi="http://schemas.microsoft.com/office/word/2010/wordprocessingInk" xmlns:wne="http://schemas.microsoft.com/office/word/2006/wordml" xmlns:wps="http://schemas.microsoft.com/office/word/2010/wordprocessingShape" mc:Ignorable="w14 w15 w16se w16cid wp14">
+<w:endnotes xmlns:wpc="http://schemas.microsoft.com/office/word/2010/wordprocessingCanvas" xmlns:cx="http://schemas.microsoft.com/office/drawing/2014/chartex" xmlns:cx1="http://schemas.microsoft.com/office/drawing/2015/9/8/chartex" xmlns:mc="http://schemas.openxmlformats.org/markup-compatibility/2006" xmlns:o="urn:schemas-microsoft-com:office:office" xmlns:r="http://schemas.openxmlformats.org/officeDocument/2006/relationships" xmlns:m="http://schemas.openxmlformats.org/officeDocument/2006/math" xmlns:v="urn:schemas-microsoft-com:vml" xmlns:wp14="http://schemas.microsoft.com/office/word/2010/wordprocessingDrawing" xmlns:wp="http://schemas.openxmlformats.org/drawingml/2006/wordprocessingDrawing" xmlns:w10="urn:schemas-microsoft-com:office:word" xmlns:w="http://schemas.openxmlformats.org/wordprocessingml/2006/main" xmlns:w14="http://schemas.microsoft.com/office/word/2010/wordml" xmlns:w15="http://schemas.microsoft.com/office/word/2012/wordml" xmlns:w16se="http://schemas.microsoft.com/office/word/2015/wordml/symex" xmlns:wpg="http://schemas.microsoft.com/office/word/2010/wordprocessingGroup" xmlns:wpi="http://schemas.microsoft.com/office/word/2010/wordprocessingInk" xmlns:wne="http://schemas.microsoft.com/office/word/2006/wordml" xmlns:wps="http://schemas.microsoft.com/office/word/2010/wordprocessingShape" mc:Ignorable="w14 w15 w16se wp14">
   <w:endnote w:type="separator" w:id="-1">
     <w:p>
       <w:r>
@@ -15665,7 +14866,7 @@
 </file>
 
 <file path=word/footer1.xml><?xml version="1.0" encoding="utf-8"?>
-<w:ftr xmlns:wpc="http://schemas.microsoft.com/office/word/2010/wordprocessingCanvas" xmlns:cx="http://schemas.microsoft.com/office/drawing/2014/chartex" xmlns:cx1="http://schemas.microsoft.com/office/drawing/2015/9/8/chartex" xmlns:cx2="http://schemas.microsoft.com/office/drawing/2015/10/21/chartex" xmlns:cx3="http://schemas.microsoft.com/office/drawing/2016/5/9/chartex" xmlns:cx4="http://schemas.microsoft.com/office/drawing/2016/5/10/chartex" xmlns:cx5="http://schemas.microsoft.com/office/drawing/2016/5/11/chartex" xmlns:cx6="http://schemas.microsoft.com/office/drawing/2016/5/12/chartex" xmlns:cx7="http://schemas.microsoft.com/office/drawing/2016/5/13/chartex" xmlns:cx8="http://schemas.microsoft.com/office/drawing/2016/5/14/chartex" xmlns:mc="http://schemas.openxmlformats.org/markup-compatibility/2006" xmlns:aink="http://schemas.microsoft.com/office/drawing/2016/ink" xmlns:am3d="http://schemas.microsoft.com/office/drawing/2017/model3d" xmlns:o="urn:schemas-microsoft-com:office:office" xmlns:r="http://schemas.openxmlformats.org/officeDocument/2006/relationships" xmlns:m="http://schemas.openxmlformats.org/officeDocument/2006/math" xmlns:v="urn:schemas-microsoft-com:vml" xmlns:wp14="http://schemas.microsoft.com/office/word/2010/wordprocessingDrawing" xmlns:wp="http://schemas.openxmlformats.org/drawingml/2006/wordprocessingDrawing" xmlns:w10="urn:schemas-microsoft-com:office:word" xmlns:w="http://schemas.openxmlformats.org/wordprocessingml/2006/main" xmlns:w14="http://schemas.microsoft.com/office/word/2010/wordml" xmlns:w15="http://schemas.microsoft.com/office/word/2012/wordml" xmlns:w16cid="http://schemas.microsoft.com/office/word/2016/wordml/cid" xmlns:w16se="http://schemas.microsoft.com/office/word/2015/wordml/symex" xmlns:wpg="http://schemas.microsoft.com/office/word/2010/wordprocessingGroup" xmlns:wpi="http://schemas.microsoft.com/office/word/2010/wordprocessingInk" xmlns:wne="http://schemas.microsoft.com/office/word/2006/wordml" xmlns:wps="http://schemas.microsoft.com/office/word/2010/wordprocessingShape" mc:Ignorable="w14 w15 w16se w16cid wp14">
+<w:ftr xmlns:wpc="http://schemas.microsoft.com/office/word/2010/wordprocessingCanvas" xmlns:cx="http://schemas.microsoft.com/office/drawing/2014/chartex" xmlns:cx1="http://schemas.microsoft.com/office/drawing/2015/9/8/chartex" xmlns:mc="http://schemas.openxmlformats.org/markup-compatibility/2006" xmlns:o="urn:schemas-microsoft-com:office:office" xmlns:r="http://schemas.openxmlformats.org/officeDocument/2006/relationships" xmlns:m="http://schemas.openxmlformats.org/officeDocument/2006/math" xmlns:v="urn:schemas-microsoft-com:vml" xmlns:wp14="http://schemas.microsoft.com/office/word/2010/wordprocessingDrawing" xmlns:wp="http://schemas.openxmlformats.org/drawingml/2006/wordprocessingDrawing" xmlns:w10="urn:schemas-microsoft-com:office:word" xmlns:w="http://schemas.openxmlformats.org/wordprocessingml/2006/main" xmlns:w14="http://schemas.microsoft.com/office/word/2010/wordml" xmlns:w15="http://schemas.microsoft.com/office/word/2012/wordml" xmlns:w16se="http://schemas.microsoft.com/office/word/2015/wordml/symex" xmlns:wpg="http://schemas.microsoft.com/office/word/2010/wordprocessingGroup" xmlns:wpi="http://schemas.microsoft.com/office/word/2010/wordprocessingInk" xmlns:wne="http://schemas.microsoft.com/office/word/2006/wordml" xmlns:wps="http://schemas.microsoft.com/office/word/2010/wordprocessingShape" mc:Ignorable="w14 w15 w16se wp14">
   <w:p>
     <w:pPr>
       <w:pStyle w:val="aa"/>
@@ -15707,7 +14908,7 @@
         <w:sz w:val="18"/>
         <w:szCs w:val="18"/>
       </w:rPr>
-      <w:t>5</w:t>
+      <w:t>8</w:t>
     </w:r>
     <w:r>
       <w:rPr>
@@ -15774,7 +14975,15 @@
               <w:szCs w:val="20"/>
               <w:lang w:val="uk-UA"/>
             </w:rPr>
-            <w:t xml:space="preserve"> Л.А. Цимбал </w:t>
+            <w:t xml:space="preserve"> </w:t>
+          </w:r>
+          <w:r>
+            <w:rPr>
+              <w:sz w:val="18"/>
+              <w:szCs w:val="18"/>
+              <w:lang w:val="uk-UA"/>
+            </w:rPr>
+            <w:t xml:space="preserve">В. В. Харчишин </w:t>
           </w:r>
           <w:r>
             <w:rPr>
@@ -15929,7 +15138,7 @@
 </file>
 
 <file path=word/footnotes.xml><?xml version="1.0" encoding="utf-8"?>
-<w:footnotes xmlns:wpc="http://schemas.microsoft.com/office/word/2010/wordprocessingCanvas" xmlns:cx="http://schemas.microsoft.com/office/drawing/2014/chartex" xmlns:cx1="http://schemas.microsoft.com/office/drawing/2015/9/8/chartex" xmlns:cx2="http://schemas.microsoft.com/office/drawing/2015/10/21/chartex" xmlns:cx3="http://schemas.microsoft.com/office/drawing/2016/5/9/chartex" xmlns:cx4="http://schemas.microsoft.com/office/drawing/2016/5/10/chartex" xmlns:cx5="http://schemas.microsoft.com/office/drawing/2016/5/11/chartex" xmlns:cx6="http://schemas.microsoft.com/office/drawing/2016/5/12/chartex" xmlns:cx7="http://schemas.microsoft.com/office/drawing/2016/5/13/chartex" xmlns:cx8="http://schemas.microsoft.com/office/drawing/2016/5/14/chartex" xmlns:mc="http://schemas.openxmlformats.org/markup-compatibility/2006" xmlns:aink="http://schemas.microsoft.com/office/drawing/2016/ink" xmlns:am3d="http://schemas.microsoft.com/office/drawing/2017/model3d" xmlns:o="urn:schemas-microsoft-com:office:office" xmlns:r="http://schemas.openxmlformats.org/officeDocument/2006/relationships" xmlns:m="http://schemas.openxmlformats.org/officeDocument/2006/math" xmlns:v="urn:schemas-microsoft-com:vml" xmlns:wp14="http://schemas.microsoft.com/office/word/2010/wordprocessingDrawing" xmlns:wp="http://schemas.openxmlformats.org/drawingml/2006/wordprocessingDrawing" xmlns:w10="urn:schemas-microsoft-com:office:word" xmlns:w="http://schemas.openxmlformats.org/wordprocessingml/2006/main" xmlns:w14="http://schemas.microsoft.com/office/word/2010/wordml" xmlns:w15="http://schemas.microsoft.com/office/word/2012/wordml" xmlns:w16cid="http://schemas.microsoft.com/office/word/2016/wordml/cid" xmlns:w16se="http://schemas.microsoft.com/office/word/2015/wordml/symex" xmlns:wpg="http://schemas.microsoft.com/office/word/2010/wordprocessingGroup" xmlns:wpi="http://schemas.microsoft.com/office/word/2010/wordprocessingInk" xmlns:wne="http://schemas.microsoft.com/office/word/2006/wordml" xmlns:wps="http://schemas.microsoft.com/office/word/2010/wordprocessingShape" mc:Ignorable="w14 w15 w16se w16cid wp14">
+<w:footnotes xmlns:wpc="http://schemas.microsoft.com/office/word/2010/wordprocessingCanvas" xmlns:cx="http://schemas.microsoft.com/office/drawing/2014/chartex" xmlns:cx1="http://schemas.microsoft.com/office/drawing/2015/9/8/chartex" xmlns:mc="http://schemas.openxmlformats.org/markup-compatibility/2006" xmlns:o="urn:schemas-microsoft-com:office:office" xmlns:r="http://schemas.openxmlformats.org/officeDocument/2006/relationships" xmlns:m="http://schemas.openxmlformats.org/officeDocument/2006/math" xmlns:v="urn:schemas-microsoft-com:vml" xmlns:wp14="http://schemas.microsoft.com/office/word/2010/wordprocessingDrawing" xmlns:wp="http://schemas.openxmlformats.org/drawingml/2006/wordprocessingDrawing" xmlns:w10="urn:schemas-microsoft-com:office:word" xmlns:w="http://schemas.openxmlformats.org/wordprocessingml/2006/main" xmlns:w14="http://schemas.microsoft.com/office/word/2010/wordml" xmlns:w15="http://schemas.microsoft.com/office/word/2012/wordml" xmlns:w16se="http://schemas.microsoft.com/office/word/2015/wordml/symex" xmlns:wpg="http://schemas.microsoft.com/office/word/2010/wordprocessingGroup" xmlns:wpi="http://schemas.microsoft.com/office/word/2010/wordprocessingInk" xmlns:wne="http://schemas.microsoft.com/office/word/2006/wordml" xmlns:wps="http://schemas.microsoft.com/office/word/2010/wordprocessingShape" mc:Ignorable="w14 w15 w16se wp14">
   <w:footnote w:type="separator" w:id="-1">
     <w:p>
       <w:r>
@@ -15948,7 +15157,7 @@
 </file>
 
 <file path=word/header1.xml><?xml version="1.0" encoding="utf-8"?>
-<w:hdr xmlns:wpc="http://schemas.microsoft.com/office/word/2010/wordprocessingCanvas" xmlns:cx="http://schemas.microsoft.com/office/drawing/2014/chartex" xmlns:cx1="http://schemas.microsoft.com/office/drawing/2015/9/8/chartex" xmlns:cx2="http://schemas.microsoft.com/office/drawing/2015/10/21/chartex" xmlns:cx3="http://schemas.microsoft.com/office/drawing/2016/5/9/chartex" xmlns:cx4="http://schemas.microsoft.com/office/drawing/2016/5/10/chartex" xmlns:cx5="http://schemas.microsoft.com/office/drawing/2016/5/11/chartex" xmlns:cx6="http://schemas.microsoft.com/office/drawing/2016/5/12/chartex" xmlns:cx7="http://schemas.microsoft.com/office/drawing/2016/5/13/chartex" xmlns:cx8="http://schemas.microsoft.com/office/drawing/2016/5/14/chartex" xmlns:mc="http://schemas.openxmlformats.org/markup-compatibility/2006" xmlns:aink="http://schemas.microsoft.com/office/drawing/2016/ink" xmlns:am3d="http://schemas.microsoft.com/office/drawing/2017/model3d" xmlns:o="urn:schemas-microsoft-com:office:office" xmlns:r="http://schemas.openxmlformats.org/officeDocument/2006/relationships" xmlns:m="http://schemas.openxmlformats.org/officeDocument/2006/math" xmlns:v="urn:schemas-microsoft-com:vml" xmlns:wp14="http://schemas.microsoft.com/office/word/2010/wordprocessingDrawing" xmlns:wp="http://schemas.openxmlformats.org/drawingml/2006/wordprocessingDrawing" xmlns:w10="urn:schemas-microsoft-com:office:word" xmlns:w="http://schemas.openxmlformats.org/wordprocessingml/2006/main" xmlns:w14="http://schemas.microsoft.com/office/word/2010/wordml" xmlns:w15="http://schemas.microsoft.com/office/word/2012/wordml" xmlns:w16cid="http://schemas.microsoft.com/office/word/2016/wordml/cid" xmlns:w16se="http://schemas.microsoft.com/office/word/2015/wordml/symex" xmlns:wpg="http://schemas.microsoft.com/office/word/2010/wordprocessingGroup" xmlns:wpi="http://schemas.microsoft.com/office/word/2010/wordprocessingInk" xmlns:wne="http://schemas.microsoft.com/office/word/2006/wordml" xmlns:wps="http://schemas.microsoft.com/office/word/2010/wordprocessingShape" mc:Ignorable="w14 w15 w16se w16cid wp14">
+<w:hdr xmlns:wpc="http://schemas.microsoft.com/office/word/2010/wordprocessingCanvas" xmlns:cx="http://schemas.microsoft.com/office/drawing/2014/chartex" xmlns:cx1="http://schemas.microsoft.com/office/drawing/2015/9/8/chartex" xmlns:mc="http://schemas.openxmlformats.org/markup-compatibility/2006" xmlns:o="urn:schemas-microsoft-com:office:office" xmlns:r="http://schemas.openxmlformats.org/officeDocument/2006/relationships" xmlns:m="http://schemas.openxmlformats.org/officeDocument/2006/math" xmlns:v="urn:schemas-microsoft-com:vml" xmlns:wp14="http://schemas.microsoft.com/office/word/2010/wordprocessingDrawing" xmlns:wp="http://schemas.openxmlformats.org/drawingml/2006/wordprocessingDrawing" xmlns:w10="urn:schemas-microsoft-com:office:word" xmlns:w="http://schemas.openxmlformats.org/wordprocessingml/2006/main" xmlns:w14="http://schemas.microsoft.com/office/word/2010/wordml" xmlns:w15="http://schemas.microsoft.com/office/word/2012/wordml" xmlns:w16se="http://schemas.microsoft.com/office/word/2015/wordml/symex" xmlns:wpg="http://schemas.microsoft.com/office/word/2010/wordprocessingGroup" xmlns:wpi="http://schemas.microsoft.com/office/word/2010/wordprocessingInk" xmlns:wne="http://schemas.microsoft.com/office/word/2006/wordml" xmlns:wps="http://schemas.microsoft.com/office/word/2010/wordprocessingShape" mc:Ignorable="w14 w15 w16se wp14">
   <w:p>
     <w:pPr>
       <w:pStyle w:val="a8"/>
@@ -16028,7 +15237,7 @@
 </file>
 
 <file path=word/header2.xml><?xml version="1.0" encoding="utf-8"?>
-<w:hdr xmlns:wpc="http://schemas.microsoft.com/office/word/2010/wordprocessingCanvas" xmlns:cx="http://schemas.microsoft.com/office/drawing/2014/chartex" xmlns:cx1="http://schemas.microsoft.com/office/drawing/2015/9/8/chartex" xmlns:cx2="http://schemas.microsoft.com/office/drawing/2015/10/21/chartex" xmlns:cx3="http://schemas.microsoft.com/office/drawing/2016/5/9/chartex" xmlns:cx4="http://schemas.microsoft.com/office/drawing/2016/5/10/chartex" xmlns:cx5="http://schemas.microsoft.com/office/drawing/2016/5/11/chartex" xmlns:cx6="http://schemas.microsoft.com/office/drawing/2016/5/12/chartex" xmlns:cx7="http://schemas.microsoft.com/office/drawing/2016/5/13/chartex" xmlns:cx8="http://schemas.microsoft.com/office/drawing/2016/5/14/chartex" xmlns:mc="http://schemas.openxmlformats.org/markup-compatibility/2006" xmlns:aink="http://schemas.microsoft.com/office/drawing/2016/ink" xmlns:am3d="http://schemas.microsoft.com/office/drawing/2017/model3d" xmlns:o="urn:schemas-microsoft-com:office:office" xmlns:r="http://schemas.openxmlformats.org/officeDocument/2006/relationships" xmlns:m="http://schemas.openxmlformats.org/officeDocument/2006/math" xmlns:v="urn:schemas-microsoft-com:vml" xmlns:wp14="http://schemas.microsoft.com/office/word/2010/wordprocessingDrawing" xmlns:wp="http://schemas.openxmlformats.org/drawingml/2006/wordprocessingDrawing" xmlns:w10="urn:schemas-microsoft-com:office:word" xmlns:w="http://schemas.openxmlformats.org/wordprocessingml/2006/main" xmlns:w14="http://schemas.microsoft.com/office/word/2010/wordml" xmlns:w15="http://schemas.microsoft.com/office/word/2012/wordml" xmlns:w16cid="http://schemas.microsoft.com/office/word/2016/wordml/cid" xmlns:w16se="http://schemas.microsoft.com/office/word/2015/wordml/symex" xmlns:wpg="http://schemas.microsoft.com/office/word/2010/wordprocessingGroup" xmlns:wpi="http://schemas.microsoft.com/office/word/2010/wordprocessingInk" xmlns:wne="http://schemas.microsoft.com/office/word/2006/wordml" xmlns:wps="http://schemas.microsoft.com/office/word/2010/wordprocessingShape" mc:Ignorable="w14 w15 w16se w16cid wp14">
+<w:hdr xmlns:wpc="http://schemas.microsoft.com/office/word/2010/wordprocessingCanvas" xmlns:cx="http://schemas.microsoft.com/office/drawing/2014/chartex" xmlns:cx1="http://schemas.microsoft.com/office/drawing/2015/9/8/chartex" xmlns:mc="http://schemas.openxmlformats.org/markup-compatibility/2006" xmlns:o="urn:schemas-microsoft-com:office:office" xmlns:r="http://schemas.openxmlformats.org/officeDocument/2006/relationships" xmlns:m="http://schemas.openxmlformats.org/officeDocument/2006/math" xmlns:v="urn:schemas-microsoft-com:vml" xmlns:wp14="http://schemas.microsoft.com/office/word/2010/wordprocessingDrawing" xmlns:wp="http://schemas.openxmlformats.org/drawingml/2006/wordprocessingDrawing" xmlns:w10="urn:schemas-microsoft-com:office:word" xmlns:w="http://schemas.openxmlformats.org/wordprocessingml/2006/main" xmlns:w14="http://schemas.microsoft.com/office/word/2010/wordml" xmlns:w15="http://schemas.microsoft.com/office/word/2012/wordml" xmlns:w16se="http://schemas.microsoft.com/office/word/2015/wordml/symex" xmlns:wpg="http://schemas.microsoft.com/office/word/2010/wordprocessingGroup" xmlns:wpi="http://schemas.microsoft.com/office/word/2010/wordprocessingInk" xmlns:wne="http://schemas.microsoft.com/office/word/2006/wordml" xmlns:wps="http://schemas.microsoft.com/office/word/2010/wordprocessingShape" mc:Ignorable="w14 w15 w16se wp14">
   <w:p>
     <w:pPr>
       <w:pStyle w:val="a8"/>
@@ -16097,7 +15306,7 @@
 </file>
 
 <file path=word/numbering.xml><?xml version="1.0" encoding="utf-8"?>
-<w:numbering xmlns:wpc="http://schemas.microsoft.com/office/word/2010/wordprocessingCanvas" xmlns:cx="http://schemas.microsoft.com/office/drawing/2014/chartex" xmlns:cx1="http://schemas.microsoft.com/office/drawing/2015/9/8/chartex" xmlns:cx2="http://schemas.microsoft.com/office/drawing/2015/10/21/chartex" xmlns:cx3="http://schemas.microsoft.com/office/drawing/2016/5/9/chartex" xmlns:cx4="http://schemas.microsoft.com/office/drawing/2016/5/10/chartex" xmlns:cx5="http://schemas.microsoft.com/office/drawing/2016/5/11/chartex" xmlns:cx6="http://schemas.microsoft.com/office/drawing/2016/5/12/chartex" xmlns:cx7="http://schemas.microsoft.com/office/drawing/2016/5/13/chartex" xmlns:cx8="http://schemas.microsoft.com/office/drawing/2016/5/14/chartex" xmlns:mc="http://schemas.openxmlformats.org/markup-compatibility/2006" xmlns:aink="http://schemas.microsoft.com/office/drawing/2016/ink" xmlns:am3d="http://schemas.microsoft.com/office/drawing/2017/model3d" xmlns:o="urn:schemas-microsoft-com:office:office" xmlns:r="http://schemas.openxmlformats.org/officeDocument/2006/relationships" xmlns:m="http://schemas.openxmlformats.org/officeDocument/2006/math" xmlns:v="urn:schemas-microsoft-com:vml" xmlns:wp14="http://schemas.microsoft.com/office/word/2010/wordprocessingDrawing" xmlns:wp="http://schemas.openxmlformats.org/drawingml/2006/wordprocessingDrawing" xmlns:w10="urn:schemas-microsoft-com:office:word" xmlns:w="http://schemas.openxmlformats.org/wordprocessingml/2006/main" xmlns:w14="http://schemas.microsoft.com/office/word/2010/wordml" xmlns:w15="http://schemas.microsoft.com/office/word/2012/wordml" xmlns:w16cid="http://schemas.microsoft.com/office/word/2016/wordml/cid" xmlns:w16se="http://schemas.microsoft.com/office/word/2015/wordml/symex" xmlns:wpg="http://schemas.microsoft.com/office/word/2010/wordprocessingGroup" xmlns:wpi="http://schemas.microsoft.com/office/word/2010/wordprocessingInk" xmlns:wne="http://schemas.microsoft.com/office/word/2006/wordml" xmlns:wps="http://schemas.microsoft.com/office/word/2010/wordprocessingShape" mc:Ignorable="w14 w15 w16se w16cid wp14">
+<w:numbering xmlns:wpc="http://schemas.microsoft.com/office/word/2010/wordprocessingCanvas" xmlns:cx="http://schemas.microsoft.com/office/drawing/2014/chartex" xmlns:cx1="http://schemas.microsoft.com/office/drawing/2015/9/8/chartex" xmlns:mc="http://schemas.openxmlformats.org/markup-compatibility/2006" xmlns:o="urn:schemas-microsoft-com:office:office" xmlns:r="http://schemas.openxmlformats.org/officeDocument/2006/relationships" xmlns:m="http://schemas.openxmlformats.org/officeDocument/2006/math" xmlns:v="urn:schemas-microsoft-com:vml" xmlns:wp14="http://schemas.microsoft.com/office/word/2010/wordprocessingDrawing" xmlns:wp="http://schemas.openxmlformats.org/drawingml/2006/wordprocessingDrawing" xmlns:w10="urn:schemas-microsoft-com:office:word" xmlns:w="http://schemas.openxmlformats.org/wordprocessingml/2006/main" xmlns:w14="http://schemas.microsoft.com/office/word/2010/wordml" xmlns:w15="http://schemas.microsoft.com/office/word/2012/wordml" xmlns:w16se="http://schemas.microsoft.com/office/word/2015/wordml/symex" xmlns:wpg="http://schemas.microsoft.com/office/word/2010/wordprocessingGroup" xmlns:wpi="http://schemas.microsoft.com/office/word/2010/wordprocessingInk" xmlns:wne="http://schemas.microsoft.com/office/word/2006/wordml" xmlns:wps="http://schemas.microsoft.com/office/word/2010/wordprocessingShape" mc:Ignorable="w14 w15 w16se wp14">
   <w:abstractNum w:abstractNumId="0" w15:restartNumberingAfterBreak="0">
     <w:nsid w:val="FFFFFF89"/>
     <w:multiLevelType w:val="singleLevel"/>
@@ -16380,7 +15589,7 @@
 </file>
 
 <file path=word/styles.xml><?xml version="1.0" encoding="utf-8"?>
-<w:styles xmlns:mc="http://schemas.openxmlformats.org/markup-compatibility/2006" xmlns:r="http://schemas.openxmlformats.org/officeDocument/2006/relationships" xmlns:w="http://schemas.openxmlformats.org/wordprocessingml/2006/main" xmlns:w14="http://schemas.microsoft.com/office/word/2010/wordml" xmlns:w15="http://schemas.microsoft.com/office/word/2012/wordml" xmlns:w16cid="http://schemas.microsoft.com/office/word/2016/wordml/cid" xmlns:w16se="http://schemas.microsoft.com/office/word/2015/wordml/symex" mc:Ignorable="w14 w15 w16se w16cid">
+<w:styles xmlns:mc="http://schemas.openxmlformats.org/markup-compatibility/2006" xmlns:r="http://schemas.openxmlformats.org/officeDocument/2006/relationships" xmlns:w="http://schemas.openxmlformats.org/wordprocessingml/2006/main" xmlns:w14="http://schemas.microsoft.com/office/word/2010/wordml" xmlns:w15="http://schemas.microsoft.com/office/word/2012/wordml" xmlns:w16se="http://schemas.microsoft.com/office/word/2015/wordml/symex" mc:Ignorable="w14 w15 w16se">
   <w:docDefaults>
     <w:rPrDefault>
       <w:rPr>
@@ -16396,7 +15605,7 @@
       </w:pPr>
     </w:pPrDefault>
   </w:docDefaults>
-  <w:latentStyles w:defLockedState="0" w:defUIPriority="99" w:defSemiHidden="0" w:defUnhideWhenUsed="0" w:defQFormat="0" w:count="375">
+  <w:latentStyles w:defLockedState="0" w:defUIPriority="99" w:defSemiHidden="0" w:defUnhideWhenUsed="0" w:defQFormat="0" w:count="371">
     <w:lsdException w:name="Normal" w:uiPriority="0" w:qFormat="1"/>
     <w:lsdException w:name="heading 1" w:uiPriority="0" w:qFormat="1"/>
     <w:lsdException w:name="heading 2" w:semiHidden="1" w:uiPriority="0" w:unhideWhenUsed="1" w:qFormat="1"/>
@@ -16768,10 +15977,6 @@
     <w:lsdException w:name="List Table 5 Dark Accent 6" w:uiPriority="50"/>
     <w:lsdException w:name="List Table 6 Colorful Accent 6" w:uiPriority="51"/>
     <w:lsdException w:name="List Table 7 Colorful Accent 6" w:uiPriority="52"/>
-    <w:lsdException w:name="Mention" w:semiHidden="1" w:unhideWhenUsed="1"/>
-    <w:lsdException w:name="Smart Hyperlink" w:semiHidden="1" w:unhideWhenUsed="1"/>
-    <w:lsdException w:name="Hashtag" w:semiHidden="1" w:unhideWhenUsed="1"/>
-    <w:lsdException w:name="Unresolved Mention" w:semiHidden="1" w:unhideWhenUsed="1"/>
   </w:latentStyles>
   <w:style w:type="paragraph" w:default="1" w:styleId="a">
     <w:name w:val="Normal"/>
@@ -17358,11 +16563,16 @@
       <w:color w:val="808080"/>
     </w:rPr>
   </w:style>
+  <w:style w:type="character" w:customStyle="1" w:styleId="rvts0">
+    <w:name w:val="rvts0"/>
+    <w:basedOn w:val="a0"/>
+    <w:rsid w:val="00191F25"/>
+  </w:style>
 </w:styles>
 </file>
 
 <file path=word/glossary/document.xml><?xml version="1.0" encoding="utf-8"?>
-<w:glossaryDocument xmlns:wpc="http://schemas.microsoft.com/office/word/2010/wordprocessingCanvas" xmlns:cx="http://schemas.microsoft.com/office/drawing/2014/chartex" xmlns:cx1="http://schemas.microsoft.com/office/drawing/2015/9/8/chartex" xmlns:cx2="http://schemas.microsoft.com/office/drawing/2015/10/21/chartex" xmlns:cx3="http://schemas.microsoft.com/office/drawing/2016/5/9/chartex" xmlns:cx4="http://schemas.microsoft.com/office/drawing/2016/5/10/chartex" xmlns:cx5="http://schemas.microsoft.com/office/drawing/2016/5/11/chartex" xmlns:cx6="http://schemas.microsoft.com/office/drawing/2016/5/12/chartex" xmlns:cx7="http://schemas.microsoft.com/office/drawing/2016/5/13/chartex" xmlns:cx8="http://schemas.microsoft.com/office/drawing/2016/5/14/chartex" xmlns:mc="http://schemas.openxmlformats.org/markup-compatibility/2006" xmlns:aink="http://schemas.microsoft.com/office/drawing/2016/ink" xmlns:am3d="http://schemas.microsoft.com/office/drawing/2017/model3d" xmlns:o="urn:schemas-microsoft-com:office:office" xmlns:r="http://schemas.openxmlformats.org/officeDocument/2006/relationships" xmlns:m="http://schemas.openxmlformats.org/officeDocument/2006/math" xmlns:v="urn:schemas-microsoft-com:vml" xmlns:wp14="http://schemas.microsoft.com/office/word/2010/wordprocessingDrawing" xmlns:wp="http://schemas.openxmlformats.org/drawingml/2006/wordprocessingDrawing" xmlns:w10="urn:schemas-microsoft-com:office:word" xmlns:w="http://schemas.openxmlformats.org/wordprocessingml/2006/main" xmlns:w14="http://schemas.microsoft.com/office/word/2010/wordml" xmlns:w15="http://schemas.microsoft.com/office/word/2012/wordml" xmlns:w16cid="http://schemas.microsoft.com/office/word/2016/wordml/cid" xmlns:w16se="http://schemas.microsoft.com/office/word/2015/wordml/symex" xmlns:wpg="http://schemas.microsoft.com/office/word/2010/wordprocessingGroup" xmlns:wpi="http://schemas.microsoft.com/office/word/2010/wordprocessingInk" xmlns:wne="http://schemas.microsoft.com/office/word/2006/wordml" xmlns:wps="http://schemas.microsoft.com/office/word/2010/wordprocessingShape" mc:Ignorable="w14 w15 w16se w16cid wp14">
+<w:glossaryDocument xmlns:wpc="http://schemas.microsoft.com/office/word/2010/wordprocessingCanvas" xmlns:cx="http://schemas.microsoft.com/office/drawing/2014/chartex" xmlns:cx1="http://schemas.microsoft.com/office/drawing/2015/9/8/chartex" xmlns:mc="http://schemas.openxmlformats.org/markup-compatibility/2006" xmlns:o="urn:schemas-microsoft-com:office:office" xmlns:r="http://schemas.openxmlformats.org/officeDocument/2006/relationships" xmlns:m="http://schemas.openxmlformats.org/officeDocument/2006/math" xmlns:v="urn:schemas-microsoft-com:vml" xmlns:wp14="http://schemas.microsoft.com/office/word/2010/wordprocessingDrawing" xmlns:wp="http://schemas.openxmlformats.org/drawingml/2006/wordprocessingDrawing" xmlns:w10="urn:schemas-microsoft-com:office:word" xmlns:w="http://schemas.openxmlformats.org/wordprocessingml/2006/main" xmlns:w14="http://schemas.microsoft.com/office/word/2010/wordml" xmlns:w15="http://schemas.microsoft.com/office/word/2012/wordml" xmlns:w16se="http://schemas.microsoft.com/office/word/2015/wordml/symex" xmlns:wpg="http://schemas.microsoft.com/office/word/2010/wordprocessingGroup" xmlns:wpi="http://schemas.microsoft.com/office/word/2010/wordprocessingInk" xmlns:wne="http://schemas.microsoft.com/office/word/2006/wordml" xmlns:wps="http://schemas.microsoft.com/office/word/2010/wordprocessingShape" mc:Ignorable="w14 w15 w16se wp14">
   <w:docParts>
     <w:docPart>
       <w:docPartPr>
@@ -18248,41 +17458,12 @@
         </w:p>
       </w:docPartBody>
     </w:docPart>
-    <w:docPart>
-      <w:docPartPr>
-        <w:name w:val="D2957ED343044D9D8DF81DDE41E05E9B"/>
-        <w:category>
-          <w:name w:val="Общие"/>
-          <w:gallery w:val="placeholder"/>
-        </w:category>
-        <w:types>
-          <w:type w:val="bbPlcHdr"/>
-        </w:types>
-        <w:behaviors>
-          <w:behavior w:val="content"/>
-        </w:behaviors>
-        <w:guid w:val="{0DFC6714-C972-408A-92D3-0ED19F7BAF07}"/>
-      </w:docPartPr>
-      <w:docPartBody>
-        <w:p>
-          <w:pPr>
-            <w:pStyle w:val="D2957ED343044D9D8DF81DDE41E05E9B"/>
-          </w:pPr>
-          <w:r>
-            <w:rPr>
-              <w:rStyle w:val="a3"/>
-            </w:rPr>
-            <w:t>Место для ввода текста.</w:t>
-          </w:r>
-        </w:p>
-      </w:docPartBody>
-    </w:docPart>
   </w:docParts>
 </w:glossaryDocument>
 </file>
 
 <file path=word/glossary/fontTable.xml><?xml version="1.0" encoding="utf-8"?>
-<w:fonts xmlns:mc="http://schemas.openxmlformats.org/markup-compatibility/2006" xmlns:r="http://schemas.openxmlformats.org/officeDocument/2006/relationships" xmlns:w="http://schemas.openxmlformats.org/wordprocessingml/2006/main" xmlns:w14="http://schemas.microsoft.com/office/word/2010/wordml" xmlns:w15="http://schemas.microsoft.com/office/word/2012/wordml" xmlns:w16cid="http://schemas.microsoft.com/office/word/2016/wordml/cid" xmlns:w16se="http://schemas.microsoft.com/office/word/2015/wordml/symex" mc:Ignorable="w14 w15 w16se w16cid">
+<w:fonts xmlns:mc="http://schemas.openxmlformats.org/markup-compatibility/2006" xmlns:r="http://schemas.openxmlformats.org/officeDocument/2006/relationships" xmlns:w="http://schemas.openxmlformats.org/wordprocessingml/2006/main" xmlns:w14="http://schemas.microsoft.com/office/word/2010/wordml" xmlns:w15="http://schemas.microsoft.com/office/word/2012/wordml" xmlns:w16se="http://schemas.microsoft.com/office/word/2015/wordml/symex" mc:Ignorable="w14 w15 w16se">
   <w:font w:name="Symbol">
     <w:panose1 w:val="05050102010706020507"/>
     <w:charset w:val="02"/>
@@ -18302,15 +17483,15 @@
     <w:charset w:val="CC"/>
     <w:family w:val="swiss"/>
     <w:pitch w:val="variable"/>
-    <w:sig w:usb0="E0002EFF" w:usb1="C000247B" w:usb2="00000009" w:usb3="00000000" w:csb0="000001FF" w:csb1="00000000"/>
+    <w:sig w:usb0="E4002EFF" w:usb1="C000247B" w:usb2="00000009" w:usb3="00000000" w:csb0="000001FF" w:csb1="00000000"/>
   </w:font>
   <w:font w:name="MS Mincho">
-    <w:altName w:val="ＭＳ 明朝"/>
+    <w:altName w:val="Yu Gothic UI"/>
     <w:panose1 w:val="02020609040205080304"/>
     <w:charset w:val="80"/>
-    <w:family w:val="modern"/>
+    <w:family w:val="roman"/>
     <w:pitch w:val="fixed"/>
-    <w:sig w:usb0="E00002FF" w:usb1="6AC7FDFB" w:usb2="08000012" w:usb3="00000000" w:csb0="0002009F" w:csb1="00000000"/>
+    <w:sig w:usb0="00000001" w:usb1="08070000" w:usb2="00000010" w:usb3="00000000" w:csb0="00020000" w:csb1="00000000"/>
   </w:font>
   <w:font w:name="Tahoma">
     <w:panose1 w:val="020B0604030504040204"/>
@@ -18374,15 +17555,16 @@
     <w:charset w:val="CC"/>
     <w:family w:val="swiss"/>
     <w:pitch w:val="variable"/>
-    <w:sig w:usb0="E0002AFF" w:usb1="C000247B" w:usb2="00000009" w:usb3="00000000" w:csb0="000001FF" w:csb1="00000000"/>
+    <w:sig w:usb0="E4002EFF" w:usb1="C000247B" w:usb2="00000009" w:usb3="00000000" w:csb0="000001FF" w:csb1="00000000"/>
   </w:font>
 </w:fonts>
 </file>
 
 <file path=word/glossary/settings.xml><?xml version="1.0" encoding="utf-8"?>
-<w:settings xmlns:mc="http://schemas.openxmlformats.org/markup-compatibility/2006" xmlns:o="urn:schemas-microsoft-com:office:office" xmlns:r="http://schemas.openxmlformats.org/officeDocument/2006/relationships" xmlns:m="http://schemas.openxmlformats.org/officeDocument/2006/math" xmlns:v="urn:schemas-microsoft-com:vml" xmlns:w10="urn:schemas-microsoft-com:office:word" xmlns:w="http://schemas.openxmlformats.org/wordprocessingml/2006/main" xmlns:w14="http://schemas.microsoft.com/office/word/2010/wordml" xmlns:w15="http://schemas.microsoft.com/office/word/2012/wordml" xmlns:w16cid="http://schemas.microsoft.com/office/word/2016/wordml/cid" xmlns:w16se="http://schemas.microsoft.com/office/word/2015/wordml/symex" xmlns:sl="http://schemas.openxmlformats.org/schemaLibrary/2006/main" mc:Ignorable="w14 w15 w16se w16cid">
+<w:settings xmlns:mc="http://schemas.openxmlformats.org/markup-compatibility/2006" xmlns:o="urn:schemas-microsoft-com:office:office" xmlns:r="http://schemas.openxmlformats.org/officeDocument/2006/relationships" xmlns:m="http://schemas.openxmlformats.org/officeDocument/2006/math" xmlns:v="urn:schemas-microsoft-com:vml" xmlns:w10="urn:schemas-microsoft-com:office:word" xmlns:w="http://schemas.openxmlformats.org/wordprocessingml/2006/main" xmlns:w14="http://schemas.microsoft.com/office/word/2010/wordml" xmlns:w15="http://schemas.microsoft.com/office/word/2012/wordml" xmlns:w16se="http://schemas.microsoft.com/office/word/2015/wordml/symex" xmlns:sl="http://schemas.openxmlformats.org/schemaLibrary/2006/main" mc:Ignorable="w14 w15 w16se">
   <w:view w:val="normal"/>
   <w:defaultTabStop w:val="720"/>
+  <w:hyphenationZone w:val="425"/>
   <w:characterSpacingControl w:val="doNotCompress"/>
   <w:compat>
     <w:useFELayout/>
@@ -18391,13 +17573,14 @@
     <w:compatSetting w:name="enableOpenTypeFeatures" w:uri="http://schemas.microsoft.com/office/word" w:val="1"/>
     <w:compatSetting w:name="doNotFlipMirrorIndents" w:uri="http://schemas.microsoft.com/office/word" w:val="1"/>
     <w:compatSetting w:name="differentiateMultirowTableHeaders" w:uri="http://schemas.microsoft.com/office/word" w:val="1"/>
-    <w:compatSetting w:name="useWord2013TrackBottomHyphenation" w:uri="http://schemas.microsoft.com/office/word" w:val="0"/>
   </w:compat>
   <w:rsids>
     <w:rsidRoot w:val="0007738B"/>
     <w:rsid w:val="00074B28"/>
     <w:rsid w:val="0007738B"/>
+    <w:rsid w:val="004C6098"/>
     <w:rsid w:val="00964F7A"/>
+    <w:rsid w:val="00976624"/>
     <w:rsid w:val="00AB1592"/>
     <w:rsid w:val="00C51D34"/>
     <w:rsid w:val="00D66D59"/>
@@ -18415,7 +17598,7 @@
     <m:intLim m:val="subSup"/>
     <m:naryLim m:val="undOvr"/>
   </m:mathPr>
-  <w:themeFontLang w:val="ru-UA"/>
+  <w:themeFontLang w:val="ru-RU"/>
   <w:clrSchemeMapping w:bg1="light1" w:t1="dark1" w:bg2="light2" w:t2="dark2" w:accent1="accent1" w:accent2="accent2" w:accent3="accent3" w:accent4="accent4" w:accent5="accent5" w:accent6="accent6" w:hyperlink="hyperlink" w:followedHyperlink="followedHyperlink"/>
   <w:decimalSymbol w:val=","/>
   <w:listSeparator w:val=";"/>
@@ -18424,14 +17607,14 @@
 </file>
 
 <file path=word/glossary/styles.xml><?xml version="1.0" encoding="utf-8"?>
-<w:styles xmlns:mc="http://schemas.openxmlformats.org/markup-compatibility/2006" xmlns:r="http://schemas.openxmlformats.org/officeDocument/2006/relationships" xmlns:w="http://schemas.openxmlformats.org/wordprocessingml/2006/main" xmlns:w14="http://schemas.microsoft.com/office/word/2010/wordml" xmlns:w15="http://schemas.microsoft.com/office/word/2012/wordml" xmlns:w16cid="http://schemas.microsoft.com/office/word/2016/wordml/cid" xmlns:w16se="http://schemas.microsoft.com/office/word/2015/wordml/symex" mc:Ignorable="w14 w15 w16se w16cid">
+<w:styles xmlns:mc="http://schemas.openxmlformats.org/markup-compatibility/2006" xmlns:r="http://schemas.openxmlformats.org/officeDocument/2006/relationships" xmlns:w="http://schemas.openxmlformats.org/wordprocessingml/2006/main" xmlns:w14="http://schemas.microsoft.com/office/word/2010/wordml" xmlns:w15="http://schemas.microsoft.com/office/word/2012/wordml" xmlns:w16se="http://schemas.microsoft.com/office/word/2015/wordml/symex" mc:Ignorable="w14 w15 w16se">
   <w:docDefaults>
     <w:rPrDefault>
       <w:rPr>
         <w:rFonts w:asciiTheme="minorHAnsi" w:eastAsiaTheme="minorEastAsia" w:hAnsiTheme="minorHAnsi" w:cstheme="minorBidi"/>
         <w:sz w:val="22"/>
         <w:szCs w:val="22"/>
-        <w:lang w:val="ru-UA" w:eastAsia="ru-UA" w:bidi="ar-SA"/>
+        <w:lang w:bidi="ar-SA"/>
       </w:rPr>
     </w:rPrDefault>
     <w:pPrDefault>
@@ -18440,7 +17623,7 @@
       </w:pPr>
     </w:pPrDefault>
   </w:docDefaults>
-  <w:latentStyles w:defLockedState="0" w:defUIPriority="99" w:defSemiHidden="0" w:defUnhideWhenUsed="0" w:defQFormat="0" w:count="375">
+  <w:latentStyles w:defLockedState="0" w:defUIPriority="99" w:defSemiHidden="0" w:defUnhideWhenUsed="0" w:defQFormat="0" w:count="371">
     <w:lsdException w:name="Normal" w:uiPriority="0" w:qFormat="1"/>
     <w:lsdException w:name="heading 1" w:uiPriority="9" w:qFormat="1"/>
     <w:lsdException w:name="heading 2" w:semiHidden="1" w:uiPriority="9" w:unhideWhenUsed="1" w:qFormat="1"/>
@@ -18812,10 +17995,6 @@
     <w:lsdException w:name="List Table 5 Dark Accent 6" w:uiPriority="50"/>
     <w:lsdException w:name="List Table 6 Colorful Accent 6" w:uiPriority="51"/>
     <w:lsdException w:name="List Table 7 Colorful Accent 6" w:uiPriority="52"/>
-    <w:lsdException w:name="Mention" w:semiHidden="1" w:unhideWhenUsed="1"/>
-    <w:lsdException w:name="Smart Hyperlink" w:semiHidden="1" w:unhideWhenUsed="1"/>
-    <w:lsdException w:name="Hashtag" w:semiHidden="1" w:unhideWhenUsed="1"/>
-    <w:lsdException w:name="Unresolved Mention" w:semiHidden="1" w:unhideWhenUsed="1"/>
   </w:latentStyles>
   <w:style w:type="paragraph" w:default="1" w:styleId="a">
     <w:name w:val="Normal"/>
@@ -18989,15 +18168,12 @@
   <w:style w:type="paragraph" w:customStyle="1" w:styleId="D2957ED343044D9D8DF81DDE41E05E9B">
     <w:name w:val="D2957ED343044D9D8DF81DDE41E05E9B"/>
     <w:rsid w:val="00074B28"/>
-    <w:rPr>
-      <w:lang w:val="ru-UA" w:eastAsia="ru-UA"/>
-    </w:rPr>
   </w:style>
 </w:styles>
 </file>
 
 <file path=word/glossary/webSettings.xml><?xml version="1.0" encoding="utf-8"?>
-<w:webSettings xmlns:mc="http://schemas.openxmlformats.org/markup-compatibility/2006" xmlns:r="http://schemas.openxmlformats.org/officeDocument/2006/relationships" xmlns:w="http://schemas.openxmlformats.org/wordprocessingml/2006/main" xmlns:w14="http://schemas.microsoft.com/office/word/2010/wordml" xmlns:w15="http://schemas.microsoft.com/office/word/2012/wordml" xmlns:w16cid="http://schemas.microsoft.com/office/word/2016/wordml/cid" xmlns:w16se="http://schemas.microsoft.com/office/word/2015/wordml/symex" mc:Ignorable="w14 w15 w16se w16cid">
+<w:webSettings xmlns:mc="http://schemas.openxmlformats.org/markup-compatibility/2006" xmlns:r="http://schemas.openxmlformats.org/officeDocument/2006/relationships" xmlns:w="http://schemas.openxmlformats.org/wordprocessingml/2006/main" xmlns:w14="http://schemas.microsoft.com/office/word/2010/wordml" xmlns:w15="http://schemas.microsoft.com/office/word/2012/wordml" xmlns:w16se="http://schemas.microsoft.com/office/word/2015/wordml/symex" mc:Ignorable="w14 w15 w16se">
   <w:optimizeForBrowser/>
   <w:allowPNG/>
 </w:webSettings>
@@ -19291,7 +18467,7 @@
 </file>
 
 <file path=customXml/itemProps1.xml><?xml version="1.0" encoding="utf-8"?>
-<ds:datastoreItem xmlns:ds="http://schemas.openxmlformats.org/officeDocument/2006/customXml" ds:itemID="{1F4C7042-DAC8-43F2-B83A-8727822012E8}">
+<ds:datastoreItem xmlns:ds="http://schemas.openxmlformats.org/officeDocument/2006/customXml" ds:itemID="{998DF8B2-D222-45D5-BF9E-77FFA0A337CC}">
   <ds:schemaRefs>
     <ds:schemaRef ds:uri="http://schemas.openxmlformats.org/officeDocument/2006/bibliography"/>
   </ds:schemaRefs>

--- a/Launcher/Templates/F_ТИПОВИЙ ДОГОВІР Рі ІНТЕРНЕТ-РАДІО ГО УААСП.docx
+++ b/Launcher/Templates/F_ТИПОВИЙ ДОГОВІР Рі ІНТЕРНЕТ-РАДІО ГО УААСП.docx
@@ -1,6 +1,6 @@
 
 <file path=word/document.xml><?xml version="1.0" encoding="utf-8"?>
-<w:document xmlns:wpc="http://schemas.microsoft.com/office/word/2010/wordprocessingCanvas" xmlns:cx="http://schemas.microsoft.com/office/drawing/2014/chartex" xmlns:cx1="http://schemas.microsoft.com/office/drawing/2015/9/8/chartex" xmlns:mc="http://schemas.openxmlformats.org/markup-compatibility/2006" xmlns:o="urn:schemas-microsoft-com:office:office" xmlns:r="http://schemas.openxmlformats.org/officeDocument/2006/relationships" xmlns:m="http://schemas.openxmlformats.org/officeDocument/2006/math" xmlns:v="urn:schemas-microsoft-com:vml" xmlns:wp14="http://schemas.microsoft.com/office/word/2010/wordprocessingDrawing" xmlns:wp="http://schemas.openxmlformats.org/drawingml/2006/wordprocessingDrawing" xmlns:w10="urn:schemas-microsoft-com:office:word" xmlns:w="http://schemas.openxmlformats.org/wordprocessingml/2006/main" xmlns:w14="http://schemas.microsoft.com/office/word/2010/wordml" xmlns:w15="http://schemas.microsoft.com/office/word/2012/wordml" xmlns:w16se="http://schemas.microsoft.com/office/word/2015/wordml/symex" xmlns:wpg="http://schemas.microsoft.com/office/word/2010/wordprocessingGroup" xmlns:wpi="http://schemas.microsoft.com/office/word/2010/wordprocessingInk" xmlns:wne="http://schemas.microsoft.com/office/word/2006/wordml" xmlns:wps="http://schemas.microsoft.com/office/word/2010/wordprocessingShape" mc:Ignorable="w14 w15 w16se wp14">
+<w:document xmlns:wpc="http://schemas.microsoft.com/office/word/2010/wordprocessingCanvas" xmlns:cx="http://schemas.microsoft.com/office/drawing/2014/chartex" xmlns:cx1="http://schemas.microsoft.com/office/drawing/2015/9/8/chartex" xmlns:cx2="http://schemas.microsoft.com/office/drawing/2015/10/21/chartex" xmlns:cx3="http://schemas.microsoft.com/office/drawing/2016/5/9/chartex" xmlns:cx4="http://schemas.microsoft.com/office/drawing/2016/5/10/chartex" xmlns:cx5="http://schemas.microsoft.com/office/drawing/2016/5/11/chartex" xmlns:cx6="http://schemas.microsoft.com/office/drawing/2016/5/12/chartex" xmlns:cx7="http://schemas.microsoft.com/office/drawing/2016/5/13/chartex" xmlns:cx8="http://schemas.microsoft.com/office/drawing/2016/5/14/chartex" xmlns:mc="http://schemas.openxmlformats.org/markup-compatibility/2006" xmlns:aink="http://schemas.microsoft.com/office/drawing/2016/ink" xmlns:am3d="http://schemas.microsoft.com/office/drawing/2017/model3d" xmlns:o="urn:schemas-microsoft-com:office:office" xmlns:oel="http://schemas.microsoft.com/office/2019/extlst" xmlns:r="http://schemas.openxmlformats.org/officeDocument/2006/relationships" xmlns:m="http://schemas.openxmlformats.org/officeDocument/2006/math" xmlns:v="urn:schemas-microsoft-com:vml" xmlns:wp14="http://schemas.microsoft.com/office/word/2010/wordprocessingDrawing" xmlns:wp="http://schemas.openxmlformats.org/drawingml/2006/wordprocessingDrawing" xmlns:w10="urn:schemas-microsoft-com:office:word" xmlns:w="http://schemas.openxmlformats.org/wordprocessingml/2006/main" xmlns:w14="http://schemas.microsoft.com/office/word/2010/wordml" xmlns:w15="http://schemas.microsoft.com/office/word/2012/wordml" xmlns:w16cex="http://schemas.microsoft.com/office/word/2018/wordml/cex" xmlns:w16cid="http://schemas.microsoft.com/office/word/2016/wordml/cid" xmlns:w16="http://schemas.microsoft.com/office/word/2018/wordml" xmlns:w16sdtdh="http://schemas.microsoft.com/office/word/2020/wordml/sdtdatahash" xmlns:w16se="http://schemas.microsoft.com/office/word/2015/wordml/symex" xmlns:wpg="http://schemas.microsoft.com/office/word/2010/wordprocessingGroup" xmlns:wpi="http://schemas.microsoft.com/office/word/2010/wordprocessingInk" xmlns:wne="http://schemas.microsoft.com/office/word/2006/wordml" xmlns:wps="http://schemas.microsoft.com/office/word/2010/wordprocessingShape" mc:Ignorable="w14 w15 w16se w16cid w16 w16cex w16sdtdh wp14">
   <w:body>
     <w:p>
       <w:pPr>
@@ -37,7 +37,7 @@
     </w:p>
     <w:p>
       <w:pPr>
-        <w:pStyle w:val="1"/>
+        <w:pStyle w:val="Heading1"/>
         <w:ind w:right="-284" w:firstLine="426"/>
         <w:jc w:val="center"/>
         <w:rPr>
@@ -82,11 +82,10 @@
           <w15:appearance w15:val="tags"/>
           <w:text/>
         </w:sdtPr>
-        <w:sdtEndPr/>
         <w:sdtContent>
           <w:r>
             <w:rPr>
-              <w:rStyle w:val="afc"/>
+              <w:rStyle w:val="PlaceholderText"/>
             </w:rPr>
             <w:t>Место для ввода текста.</w:t>
           </w:r>
@@ -155,11 +154,10 @@
           <w15:appearance w15:val="tags"/>
           <w:text/>
         </w:sdtPr>
-        <w:sdtEndPr/>
         <w:sdtContent>
           <w:r>
             <w:rPr>
-              <w:rStyle w:val="afc"/>
+              <w:rStyle w:val="PlaceholderText"/>
               <w:lang w:val="uk-UA"/>
             </w:rPr>
             <w:t>Место для ввода текста.</w:t>
@@ -190,7 +188,7 @@
     </w:p>
     <w:p>
       <w:pPr>
-        <w:pStyle w:val="21"/>
+        <w:pStyle w:val="BodyText2"/>
         <w:ind w:right="-1" w:firstLine="426"/>
         <w:rPr>
           <w:lang w:val="uk-UA"/>
@@ -199,7 +197,7 @@
     </w:p>
     <w:p>
       <w:pPr>
-        <w:pStyle w:val="21"/>
+        <w:pStyle w:val="BodyText2"/>
         <w:ind w:firstLine="360"/>
         <w:rPr>
           <w:rFonts w:ascii="Times New Roman CYR" w:hAnsi="Times New Roman CYR" w:cs="Times New Roman CYR"/>
@@ -210,7 +208,7 @@
     </w:p>
     <w:p>
       <w:pPr>
-        <w:pStyle w:val="21"/>
+        <w:pStyle w:val="BodyText2"/>
         <w:ind w:firstLine="360"/>
         <w:rPr>
           <w:lang w:val="uk-UA"/>
@@ -236,23 +234,7 @@
           <w:b/>
           <w:lang w:val="uk-UA"/>
         </w:rPr>
-        <w:t xml:space="preserve">Генерального директора </w:t>
-      </w:r>
-      <w:proofErr w:type="spellStart"/>
-      <w:r>
-        <w:rPr>
-          <w:b/>
-          <w:lang w:val="uk-UA"/>
-        </w:rPr>
-        <w:t>Харчишина</w:t>
-      </w:r>
-      <w:proofErr w:type="spellEnd"/>
-      <w:r>
-        <w:rPr>
-          <w:b/>
-          <w:lang w:val="uk-UA"/>
-        </w:rPr>
-        <w:t xml:space="preserve"> Валерія Володимировича</w:t>
+        <w:t>Генерального директора Харчишина Валерія Володимировича</w:t>
       </w:r>
       <w:r>
         <w:rPr>
@@ -283,7 +265,7 @@
     </w:p>
     <w:p>
       <w:pPr>
-        <w:pStyle w:val="21"/>
+        <w:pStyle w:val="BodyText2"/>
         <w:ind w:right="-1" w:firstLine="426"/>
         <w:rPr>
           <w:bCs/>
@@ -313,11 +295,10 @@
           <w15:appearance w15:val="tags"/>
           <w:text/>
         </w:sdtPr>
-        <w:sdtEndPr/>
         <w:sdtContent>
           <w:r>
             <w:rPr>
-              <w:rStyle w:val="afc"/>
+              <w:rStyle w:val="PlaceholderText"/>
               <w:lang w:val="uk-UA"/>
             </w:rPr>
             <w:t>Место для ввода текста.</w:t>
@@ -349,11 +330,10 @@
           <w15:appearance w15:val="tags"/>
           <w:text/>
         </w:sdtPr>
-        <w:sdtEndPr/>
         <w:sdtContent>
           <w:r>
             <w:rPr>
-              <w:rStyle w:val="afc"/>
+              <w:rStyle w:val="PlaceholderText"/>
               <w:lang w:val="uk-UA"/>
             </w:rPr>
             <w:t>Место для ввода текста.</w:t>
@@ -400,11 +380,10 @@
           <w15:appearance w15:val="tags"/>
           <w:text/>
         </w:sdtPr>
-        <w:sdtEndPr/>
         <w:sdtContent>
           <w:r>
             <w:rPr>
-              <w:rStyle w:val="afc"/>
+              <w:rStyle w:val="PlaceholderText"/>
               <w:lang w:val="uk-UA"/>
             </w:rPr>
             <w:t>Место для ввода текста.</w:t>
@@ -435,11 +414,10 @@
           <w15:appearance w15:val="tags"/>
           <w:text/>
         </w:sdtPr>
-        <w:sdtEndPr/>
         <w:sdtContent>
           <w:r>
             <w:rPr>
-              <w:rStyle w:val="afc"/>
+              <w:rStyle w:val="PlaceholderText"/>
               <w:rFonts w:eastAsia="Calibri"/>
               <w:b/>
               <w:lang w:val="uk-UA"/>
@@ -472,11 +450,10 @@
           <w15:appearance w15:val="tags"/>
           <w:text/>
         </w:sdtPr>
-        <w:sdtEndPr/>
         <w:sdtContent>
           <w:r>
             <w:rPr>
-              <w:rStyle w:val="afc"/>
+              <w:rStyle w:val="PlaceholderText"/>
               <w:lang w:val="uk-UA"/>
             </w:rPr>
             <w:t>Место для ввода текста.</w:t>
@@ -507,11 +484,10 @@
           <w15:appearance w15:val="tags"/>
           <w:text/>
         </w:sdtPr>
-        <w:sdtEndPr/>
         <w:sdtContent>
           <w:r>
             <w:rPr>
-              <w:rStyle w:val="afc"/>
+              <w:rStyle w:val="PlaceholderText"/>
               <w:rFonts w:eastAsia="Calibri"/>
               <w:b/>
               <w:lang w:val="uk-UA"/>
@@ -538,7 +514,7 @@
     </w:p>
     <w:p>
       <w:pPr>
-        <w:pStyle w:val="a6"/>
+        <w:pStyle w:val="BodyText"/>
         <w:spacing w:before="120"/>
         <w:ind w:right="-284" w:firstLine="425"/>
         <w:jc w:val="center"/>
@@ -553,7 +529,7 @@
     </w:p>
     <w:p>
       <w:pPr>
-        <w:pStyle w:val="a6"/>
+        <w:pStyle w:val="BodyText"/>
         <w:spacing w:before="120"/>
         <w:ind w:right="-284" w:firstLine="425"/>
         <w:jc w:val="center"/>
@@ -578,7 +554,7 @@
     </w:p>
     <w:p>
       <w:pPr>
-        <w:pStyle w:val="a6"/>
+        <w:pStyle w:val="BodyText"/>
         <w:spacing w:after="120"/>
         <w:ind w:right="-284" w:firstLine="426"/>
         <w:jc w:val="center"/>
@@ -603,7 +579,7 @@
     </w:p>
     <w:p>
       <w:pPr>
-        <w:pStyle w:val="a6"/>
+        <w:pStyle w:val="BodyText"/>
         <w:ind w:right="0" w:firstLine="426"/>
         <w:rPr>
           <w:b/>
@@ -655,7 +631,7 @@
     </w:p>
     <w:p>
       <w:pPr>
-        <w:pStyle w:val="a6"/>
+        <w:pStyle w:val="BodyText"/>
         <w:ind w:right="0" w:firstLine="426"/>
         <w:rPr>
           <w:sz w:val="20"/>
@@ -684,7 +660,7 @@
     </w:p>
     <w:p>
       <w:pPr>
-        <w:pStyle w:val="a6"/>
+        <w:pStyle w:val="BodyText"/>
         <w:ind w:right="0" w:firstLine="426"/>
         <w:rPr>
           <w:sz w:val="20"/>
@@ -732,7 +708,7 @@
     </w:p>
     <w:p>
       <w:pPr>
-        <w:pStyle w:val="a6"/>
+        <w:pStyle w:val="BodyText"/>
         <w:ind w:right="0" w:firstLine="426"/>
         <w:rPr>
           <w:sz w:val="20"/>
@@ -761,7 +737,7 @@
     </w:p>
     <w:p>
       <w:pPr>
-        <w:pStyle w:val="a6"/>
+        <w:pStyle w:val="BodyText"/>
         <w:ind w:right="0" w:firstLine="426"/>
         <w:rPr>
           <w:sz w:val="20"/>
@@ -817,7 +793,7 @@
       <w:hyperlink r:id="rId8" w:history="1">
         <w:r>
           <w:rPr>
-            <w:rStyle w:val="af1"/>
+            <w:rStyle w:val="Hyperlink"/>
             <w:b w:val="0"/>
             <w:sz w:val="20"/>
             <w:szCs w:val="20"/>
@@ -894,7 +870,7 @@
     </w:p>
     <w:p>
       <w:pPr>
-        <w:pStyle w:val="a6"/>
+        <w:pStyle w:val="BodyText"/>
         <w:spacing w:before="120" w:after="120"/>
         <w:ind w:right="-284"/>
         <w:jc w:val="center"/>
@@ -919,7 +895,7 @@
     </w:p>
     <w:p>
       <w:pPr>
-        <w:pStyle w:val="a6"/>
+        <w:pStyle w:val="BodyText"/>
         <w:ind w:right="0" w:firstLine="426"/>
         <w:rPr>
           <w:sz w:val="20"/>
@@ -970,11 +946,10 @@
           <w:docPartGallery w:val="Tables"/>
         </w:docPartList>
       </w:sdtPr>
-      <w:sdtEndPr/>
       <w:sdtContent>
         <w:p>
           <w:pPr>
-            <w:pStyle w:val="a6"/>
+            <w:pStyle w:val="BodyText"/>
             <w:ind w:right="0" w:firstLine="426"/>
             <w:rPr>
               <w:sz w:val="20"/>
@@ -1021,7 +996,7 @@
               </w:tcPr>
               <w:p>
                 <w:pPr>
-                  <w:pStyle w:val="a6"/>
+                  <w:pStyle w:val="BodyText"/>
                   <w:ind w:right="-141"/>
                   <w:rPr>
                     <w:sz w:val="20"/>
@@ -1061,7 +1036,6 @@
                     <w:lang w:val="uk-UA" w:eastAsia="ru-RU"/>
                   </w:rPr>
                 </w:pPr>
-                <w:proofErr w:type="spellStart"/>
                 <w:r>
                   <w:rPr>
                     <w:sz w:val="20"/>
@@ -1069,7 +1043,6 @@
                   </w:rPr>
                   <w:t>Позивний</w:t>
                 </w:r>
-                <w:proofErr w:type="spellEnd"/>
               </w:p>
             </w:tc>
             <w:tc>
@@ -1086,7 +1059,7 @@
               </w:tcPr>
               <w:p>
                 <w:pPr>
-                  <w:pStyle w:val="a6"/>
+                  <w:pStyle w:val="BodyText"/>
                   <w:ind w:left="-142" w:right="0" w:firstLine="142"/>
                   <w:jc w:val="center"/>
                   <w:rPr>
@@ -1096,7 +1069,6 @@
                     <w:szCs w:val="20"/>
                   </w:rPr>
                 </w:pPr>
-                <w:proofErr w:type="spellStart"/>
                 <w:r>
                   <w:rPr>
                     <w:b/>
@@ -1104,29 +1076,8 @@
                     <w:sz w:val="20"/>
                     <w:szCs w:val="20"/>
                   </w:rPr>
-                  <w:t>Адміністративна</w:t>
+                  <w:t>Адміністративна одиниця</w:t>
                 </w:r>
-                <w:proofErr w:type="spellEnd"/>
-                <w:r>
-                  <w:rPr>
-                    <w:b/>
-                    <w:bCs/>
-                    <w:sz w:val="20"/>
-                    <w:szCs w:val="20"/>
-                  </w:rPr>
-                  <w:t xml:space="preserve"> </w:t>
-                </w:r>
-                <w:proofErr w:type="spellStart"/>
-                <w:r>
-                  <w:rPr>
-                    <w:b/>
-                    <w:bCs/>
-                    <w:sz w:val="20"/>
-                    <w:szCs w:val="20"/>
-                  </w:rPr>
-                  <w:t>одиниця</w:t>
-                </w:r>
-                <w:proofErr w:type="spellEnd"/>
               </w:p>
               <w:p>
                 <w:pPr>
@@ -1167,7 +1118,7 @@
               </w:tcPr>
               <w:p>
                 <w:pPr>
-                  <w:pStyle w:val="a6"/>
+                  <w:pStyle w:val="BodyText"/>
                   <w:ind w:right="-141"/>
                   <w:jc w:val="center"/>
                   <w:rPr>
@@ -1191,7 +1142,7 @@
         </w:tbl>
         <w:p>
           <w:pPr>
-            <w:pStyle w:val="a6"/>
+            <w:pStyle w:val="BodyText"/>
             <w:ind w:right="0" w:firstLine="426"/>
             <w:rPr>
               <w:sz w:val="20"/>
@@ -1204,7 +1155,7 @@
     </w:sdt>
     <w:p>
       <w:pPr>
-        <w:pStyle w:val="a6"/>
+        <w:pStyle w:val="BodyText"/>
         <w:ind w:right="0" w:firstLine="425"/>
         <w:rPr>
           <w:sz w:val="20"/>
@@ -1215,7 +1166,7 @@
     </w:p>
     <w:p>
       <w:pPr>
-        <w:pStyle w:val="a6"/>
+        <w:pStyle w:val="BodyText"/>
         <w:ind w:right="0" w:firstLine="425"/>
         <w:rPr>
           <w:sz w:val="20"/>
@@ -1234,7 +1185,7 @@
     </w:p>
     <w:p>
       <w:pPr>
-        <w:pStyle w:val="a6"/>
+        <w:pStyle w:val="BodyText"/>
         <w:ind w:right="0" w:firstLine="425"/>
         <w:rPr>
           <w:sz w:val="20"/>
@@ -1253,7 +1204,7 @@
     </w:p>
     <w:p>
       <w:pPr>
-        <w:pStyle w:val="a6"/>
+        <w:pStyle w:val="BodyText"/>
         <w:ind w:right="0" w:firstLine="425"/>
         <w:rPr>
           <w:sz w:val="20"/>
@@ -1272,7 +1223,7 @@
     </w:p>
     <w:p>
       <w:pPr>
-        <w:pStyle w:val="a6"/>
+        <w:pStyle w:val="BodyText"/>
         <w:ind w:right="0" w:firstLine="425"/>
         <w:rPr>
           <w:sz w:val="20"/>
@@ -1291,7 +1242,7 @@
     </w:p>
     <w:p>
       <w:pPr>
-        <w:pStyle w:val="a6"/>
+        <w:pStyle w:val="BodyText"/>
         <w:ind w:right="0" w:firstLine="425"/>
         <w:rPr>
           <w:sz w:val="20"/>
@@ -1310,7 +1261,7 @@
     </w:p>
     <w:p>
       <w:pPr>
-        <w:pStyle w:val="a6"/>
+        <w:pStyle w:val="BodyText"/>
         <w:ind w:right="0" w:firstLine="425"/>
         <w:rPr>
           <w:sz w:val="20"/>
@@ -1329,7 +1280,7 @@
     </w:p>
     <w:p>
       <w:pPr>
-        <w:pStyle w:val="a6"/>
+        <w:pStyle w:val="BodyText"/>
         <w:ind w:right="0" w:firstLine="425"/>
         <w:rPr>
           <w:sz w:val="20"/>
@@ -1349,7 +1300,7 @@
     </w:p>
     <w:p>
       <w:pPr>
-        <w:pStyle w:val="a6"/>
+        <w:pStyle w:val="BodyText"/>
         <w:ind w:right="0" w:firstLine="425"/>
         <w:rPr>
           <w:sz w:val="20"/>
@@ -1368,7 +1319,7 @@
     </w:p>
     <w:p>
       <w:pPr>
-        <w:pStyle w:val="a6"/>
+        <w:pStyle w:val="BodyText"/>
         <w:ind w:right="0" w:firstLine="425"/>
         <w:rPr>
           <w:sz w:val="20"/>
@@ -1387,7 +1338,7 @@
     </w:p>
     <w:p>
       <w:pPr>
-        <w:pStyle w:val="a6"/>
+        <w:pStyle w:val="BodyText"/>
         <w:ind w:right="0" w:firstLine="425"/>
         <w:rPr>
           <w:sz w:val="20"/>
@@ -1406,7 +1357,7 @@
     </w:p>
     <w:p>
       <w:pPr>
-        <w:pStyle w:val="a6"/>
+        <w:pStyle w:val="BodyText"/>
         <w:ind w:right="0" w:firstLine="425"/>
         <w:rPr>
           <w:sz w:val="20"/>
@@ -1464,11 +1415,10 @@
           <w15:appearance w15:val="tags"/>
           <w:text/>
         </w:sdtPr>
-        <w:sdtEndPr/>
         <w:sdtContent>
           <w:r>
             <w:rPr>
-              <w:rStyle w:val="afc"/>
+              <w:rStyle w:val="PlaceholderText"/>
               <w:lang w:val="uk-UA"/>
             </w:rPr>
             <w:t>Место для ввода текста.</w:t>
@@ -1501,11 +1451,10 @@
           <w15:appearance w15:val="tags"/>
           <w:text/>
         </w:sdtPr>
-        <w:sdtEndPr/>
         <w:sdtContent>
           <w:r>
             <w:rPr>
-              <w:rStyle w:val="afc"/>
+              <w:rStyle w:val="PlaceholderText"/>
               <w:lang w:val="uk-UA"/>
             </w:rPr>
             <w:t>Место для ввода текста.</w:t>
@@ -1594,11 +1543,10 @@
           <w15:appearance w15:val="tags"/>
           <w:text/>
         </w:sdtPr>
-        <w:sdtEndPr/>
         <w:sdtContent>
           <w:r>
             <w:rPr>
-              <w:rStyle w:val="afc"/>
+              <w:rStyle w:val="PlaceholderText"/>
               <w:lang w:val="uk-UA"/>
             </w:rPr>
             <w:t>Место для ввода текста.</w:t>
@@ -1639,11 +1587,10 @@
           <w15:appearance w15:val="tags"/>
           <w:text/>
         </w:sdtPr>
-        <w:sdtEndPr/>
         <w:sdtContent>
           <w:r>
             <w:rPr>
-              <w:rStyle w:val="afc"/>
+              <w:rStyle w:val="PlaceholderText"/>
               <w:lang w:val="uk-UA"/>
             </w:rPr>
             <w:t>Место для ввода текста.</w:t>
@@ -1694,11 +1641,10 @@
           <w15:appearance w15:val="tags"/>
           <w:text/>
         </w:sdtPr>
-        <w:sdtEndPr/>
         <w:sdtContent>
           <w:r>
             <w:rPr>
-              <w:rStyle w:val="afc"/>
+              <w:rStyle w:val="PlaceholderText"/>
               <w:lang w:val="uk-UA"/>
             </w:rPr>
             <w:t>Место для ввода текста.</w:t>
@@ -1741,11 +1687,10 @@
           <w15:appearance w15:val="tags"/>
           <w:text/>
         </w:sdtPr>
-        <w:sdtEndPr/>
         <w:sdtContent>
           <w:r>
             <w:rPr>
-              <w:rStyle w:val="afc"/>
+              <w:rStyle w:val="PlaceholderText"/>
               <w:lang w:val="uk-UA"/>
             </w:rPr>
             <w:t>Место для ввода текста.</w:t>
@@ -1773,7 +1718,7 @@
     </w:p>
     <w:p>
       <w:pPr>
-        <w:pStyle w:val="a6"/>
+        <w:pStyle w:val="BodyText"/>
         <w:ind w:right="0" w:firstLine="425"/>
         <w:rPr>
           <w:sz w:val="20"/>
@@ -1792,7 +1737,7 @@
     </w:p>
     <w:p>
       <w:pPr>
-        <w:pStyle w:val="a6"/>
+        <w:pStyle w:val="BodyText"/>
         <w:ind w:right="0" w:firstLine="425"/>
         <w:rPr>
           <w:sz w:val="20"/>
@@ -1838,7 +1783,23 @@
           <w:szCs w:val="20"/>
           <w:lang w:val="uk-UA"/>
         </w:rPr>
-        <w:t>, Користувач зобов’язується вести точний облік творів та їх авторів і не пізніше 25-ти днів після закі</w:t>
+        <w:t>, Користувач зобов’язується вести точний облік творів та їх авторів і не пізніше 2</w:t>
+      </w:r>
+      <w:r>
+        <w:rPr>
+          <w:sz w:val="20"/>
+          <w:szCs w:val="20"/>
+          <w:lang w:val="uk-UA"/>
+        </w:rPr>
+        <w:t>0</w:t>
+      </w:r>
+      <w:r>
+        <w:rPr>
+          <w:sz w:val="20"/>
+          <w:szCs w:val="20"/>
+          <w:lang w:val="uk-UA"/>
+        </w:rPr>
+        <w:t>-ти днів після закі</w:t>
       </w:r>
       <w:r>
         <w:rPr>
@@ -1876,17 +1837,43 @@
           <w15:appearance w15:val="tags"/>
           <w:text/>
         </w:sdtPr>
-        <w:sdtEndPr/>
         <w:sdtContent>
           <w:r>
             <w:rPr>
-              <w:rStyle w:val="afc"/>
+              <w:rStyle w:val="PlaceholderText"/>
             </w:rPr>
             <w:t>Место для ввода текста.</w:t>
           </w:r>
         </w:sdtContent>
       </w:sdt>
       <w:bookmarkEnd w:id="5"/>
+      <w:sdt>
+        <w:sdtPr>
+          <w:rPr>
+            <w:b/>
+            <w:color w:val="000000"/>
+            <w:sz w:val="20"/>
+            <w:szCs w:val="20"/>
+          </w:rPr>
+          <w:alias w:val="rltPayPeriod2ext"/>
+          <w:tag w:val="rltPayPeriod2ext"/>
+          <w:id w:val="-2078509804"/>
+          <w:placeholder>
+            <w:docPart w:val="054E03B6F3CC47F3BAA9F632591790C8"/>
+          </w:placeholder>
+          <w:showingPlcHdr/>
+          <w15:appearance w15:val="tags"/>
+          <w:text/>
+        </w:sdtPr>
+        <w:sdtContent>
+          <w:r>
+            <w:rPr>
+              <w:rStyle w:val="PlaceholderText"/>
+            </w:rPr>
+            <w:t>Место для ввода текста.</w:t>
+          </w:r>
+        </w:sdtContent>
+      </w:sdt>
       <w:r>
         <w:rPr>
           <w:sz w:val="20"/>
@@ -1898,7 +1885,7 @@
     </w:p>
     <w:p>
       <w:pPr>
-        <w:pStyle w:val="a6"/>
+        <w:pStyle w:val="BodyText"/>
         <w:ind w:right="0" w:firstLine="425"/>
         <w:rPr>
           <w:sz w:val="20"/>
@@ -1917,7 +1904,7 @@
     </w:p>
     <w:p>
       <w:pPr>
-        <w:pStyle w:val="a6"/>
+        <w:pStyle w:val="BodyText"/>
         <w:ind w:right="0" w:firstLine="425"/>
         <w:rPr>
           <w:sz w:val="20"/>
@@ -1973,19 +1960,8 @@
           <w:szCs w:val="20"/>
           <w:lang w:val="uk-UA"/>
         </w:rPr>
-        <w:t xml:space="preserve">Звіт подається в файлі формату </w:t>
-      </w:r>
-      <w:proofErr w:type="spellStart"/>
-      <w:r>
-        <w:rPr>
-          <w:i/>
-          <w:sz w:val="20"/>
-          <w:szCs w:val="20"/>
-          <w:lang w:val="uk-UA"/>
-        </w:rPr>
-        <w:t>Exсel</w:t>
-      </w:r>
-      <w:proofErr w:type="spellEnd"/>
+        <w:t>Звіт подається в файлі формату Exсel</w:t>
+      </w:r>
       <w:r>
         <w:rPr>
           <w:sz w:val="20"/>
@@ -1997,7 +1973,7 @@
     </w:p>
     <w:p>
       <w:pPr>
-        <w:pStyle w:val="a6"/>
+        <w:pStyle w:val="BodyText"/>
         <w:ind w:right="0" w:firstLine="425"/>
         <w:rPr>
           <w:sz w:val="20"/>
@@ -2027,25 +2003,7 @@
           <w:szCs w:val="20"/>
           <w:lang w:val="uk-UA"/>
         </w:rPr>
-        <w:t xml:space="preserve"> Звіт про використані музичні твори в рекламі, що публічно </w:t>
-      </w:r>
-      <w:proofErr w:type="spellStart"/>
-      <w:r>
-        <w:rPr>
-          <w:sz w:val="20"/>
-          <w:szCs w:val="20"/>
-          <w:lang w:val="uk-UA"/>
-        </w:rPr>
-        <w:t>сповіщувалась</w:t>
-      </w:r>
-      <w:proofErr w:type="spellEnd"/>
-      <w:r>
-        <w:rPr>
-          <w:sz w:val="20"/>
-          <w:szCs w:val="20"/>
-          <w:lang w:val="uk-UA"/>
-        </w:rPr>
-        <w:t xml:space="preserve"> через мережу Інтернет, за формою, наведеною у </w:t>
+        <w:t xml:space="preserve"> Звіт про використані музичні твори в рекламі, що публічно сповіщувалась через мережу Інтернет, за формою, наведеною у </w:t>
       </w:r>
       <w:r>
         <w:rPr>
@@ -2071,19 +2029,8 @@
           <w:szCs w:val="20"/>
           <w:lang w:val="uk-UA"/>
         </w:rPr>
-        <w:t xml:space="preserve"> (Звіт подається в файлі формату </w:t>
-      </w:r>
-      <w:proofErr w:type="spellStart"/>
-      <w:r>
-        <w:rPr>
-          <w:i/>
-          <w:sz w:val="20"/>
-          <w:szCs w:val="20"/>
-          <w:lang w:val="uk-UA"/>
-        </w:rPr>
-        <w:t>Exсel</w:t>
-      </w:r>
-      <w:proofErr w:type="spellEnd"/>
+        <w:t xml:space="preserve"> (Звіт подається в файлі формату Exсel</w:t>
+      </w:r>
       <w:r>
         <w:rPr>
           <w:sz w:val="20"/>
@@ -2095,7 +2042,7 @@
     </w:p>
     <w:p>
       <w:pPr>
-        <w:pStyle w:val="a6"/>
+        <w:pStyle w:val="BodyText"/>
         <w:ind w:right="0" w:firstLine="425"/>
         <w:rPr>
           <w:sz w:val="20"/>
@@ -2131,7 +2078,7 @@
     </w:p>
     <w:p>
       <w:pPr>
-        <w:pStyle w:val="a6"/>
+        <w:pStyle w:val="BodyText"/>
         <w:ind w:right="0" w:firstLine="425"/>
         <w:rPr>
           <w:sz w:val="20"/>
@@ -2150,7 +2097,7 @@
     </w:p>
     <w:p>
       <w:pPr>
-        <w:pStyle w:val="a6"/>
+        <w:pStyle w:val="BodyText"/>
         <w:ind w:right="0" w:firstLine="360"/>
         <w:rPr>
           <w:sz w:val="20"/>
@@ -2164,30 +2111,12 @@
           <w:szCs w:val="20"/>
           <w:lang w:val="uk-UA"/>
         </w:rPr>
-        <w:t xml:space="preserve">  2.6. У разі невиконання або неналежного виконання Користувачем </w:t>
-      </w:r>
-      <w:proofErr w:type="spellStart"/>
-      <w:r>
-        <w:rPr>
-          <w:sz w:val="20"/>
-          <w:szCs w:val="20"/>
-          <w:lang w:val="uk-UA"/>
-        </w:rPr>
-        <w:t>п.п</w:t>
-      </w:r>
-      <w:proofErr w:type="spellEnd"/>
-      <w:r>
-        <w:rPr>
-          <w:sz w:val="20"/>
-          <w:szCs w:val="20"/>
-          <w:lang w:val="uk-UA"/>
-        </w:rPr>
-        <w:t xml:space="preserve">. 2.5.2., 2.5.3., 2.5.4., 2.5.5., 3.3. даного Договору Користувач зобов’язаний сплатити ГО УААСП штраф у розмірі 5000 (п’ять тисяч) грн. 00 коп. за кожне порушення кожного пункту, в тому числі, за кожен місяць невиконання Користувачем зобов’язань, передбачених пунктами 2.5.2. – 2.5.5. Договору. Сплата штрафу не звільняє Користувача від обов’язку сплати авторської винагороди (роялті) і (або) надання Звіту та / або Акту. </w:t>
+        <w:t xml:space="preserve">  2.6. У разі невиконання або неналежного виконання Користувачем п.п. 2.5.2., 2.5.3., 2.5.4., 2.5.5., 3.3. даного Договору Користувач зобов’язаний сплатити ГО УААСП штраф у розмірі 5000 (п’ять тисяч) грн. 00 коп. за кожне порушення кожного пункту, в тому числі, за кожен місяць невиконання Користувачем зобов’язань, передбачених пунктами 2.5.2. – 2.5.5. Договору. Сплата штрафу не звільняє Користувача від обов’язку сплати авторської винагороди (роялті) і (або) надання Звіту та / або Акту. </w:t>
       </w:r>
     </w:p>
     <w:p>
       <w:pPr>
-        <w:pStyle w:val="a6"/>
+        <w:pStyle w:val="BodyText"/>
         <w:ind w:right="0" w:firstLine="360"/>
         <w:rPr>
           <w:sz w:val="20"/>
@@ -2206,7 +2135,7 @@
     </w:p>
     <w:p>
       <w:pPr>
-        <w:pStyle w:val="a6"/>
+        <w:pStyle w:val="BodyText"/>
         <w:ind w:right="0" w:firstLine="360"/>
         <w:rPr>
           <w:sz w:val="20"/>
@@ -2225,7 +2154,7 @@
     </w:p>
     <w:p>
       <w:pPr>
-        <w:pStyle w:val="HTML"/>
+        <w:pStyle w:val="HTMLPreformatted"/>
         <w:tabs>
           <w:tab w:val="clear" w:pos="916"/>
           <w:tab w:val="clear" w:pos="1832"/>
@@ -2277,7 +2206,7 @@
     </w:p>
     <w:p>
       <w:pPr>
-        <w:pStyle w:val="HTML"/>
+        <w:pStyle w:val="HTMLPreformatted"/>
         <w:shd w:val="clear" w:color="auto" w:fill="FFFFFF"/>
         <w:jc w:val="both"/>
         <w:rPr>
@@ -2293,7 +2222,7 @@
     </w:p>
     <w:p>
       <w:pPr>
-        <w:pStyle w:val="a6"/>
+        <w:pStyle w:val="BodyText"/>
         <w:ind w:right="0" w:firstLine="360"/>
         <w:rPr>
           <w:sz w:val="20"/>
@@ -2312,7 +2241,7 @@
     </w:p>
     <w:p>
       <w:pPr>
-        <w:pStyle w:val="a6"/>
+        <w:pStyle w:val="BodyText"/>
         <w:ind w:right="0" w:firstLine="360"/>
         <w:rPr>
           <w:sz w:val="20"/>
@@ -2326,12 +2255,21 @@
           <w:szCs w:val="20"/>
           <w:lang w:val="uk-UA"/>
         </w:rPr>
-        <w:t xml:space="preserve"> 2.11. У разі невиконання умов Договору ГО УААСП залишає за собою право (незалежно від використання чи невикористання ГО УААСП прав, передбачених п. 2.8. та п. 2.9. Договору) звернутися до суду з позовом про примусове стягнення авторської винагороди, сплати штрафу, пені, надання Звіту, Акту, іншої документації, зазначеної в даному Договорі.</w:t>
+        <w:t xml:space="preserve"> 2.11. У разі невиконання умов Договору ГО УААСП залишає за собою право (незалежно від використання чи невикористання ГО УААСП прав, передбачених п. 2.8. та п. 2.9. Договору) звернутися до суду з позовом про примусове </w:t>
+      </w:r>
+      <w:r>
+        <w:rPr>
+          <w:sz w:val="20"/>
+          <w:szCs w:val="20"/>
+          <w:lang w:val="uk-UA"/>
+        </w:rPr>
+        <w:lastRenderedPageBreak/>
+        <w:t>стягнення авторської винагороди, сплати штрафу, пені, надання Звіту, Акту, іншої документації, зазначеної в даному Договорі.</w:t>
       </w:r>
     </w:p>
     <w:p>
       <w:pPr>
-        <w:pStyle w:val="a6"/>
+        <w:pStyle w:val="BodyText"/>
         <w:tabs>
           <w:tab w:val="left" w:pos="0"/>
           <w:tab w:val="left" w:pos="720"/>
@@ -2355,7 +2293,6 @@
           <w:szCs w:val="20"/>
           <w:lang w:val="uk-UA"/>
         </w:rPr>
-        <w:lastRenderedPageBreak/>
         <w:t>3.</w:t>
       </w:r>
       <w:r>
@@ -2379,7 +2316,7 @@
     </w:p>
     <w:p>
       <w:pPr>
-        <w:pStyle w:val="a6"/>
+        <w:pStyle w:val="BodyText"/>
         <w:ind w:right="0" w:firstLine="425"/>
         <w:rPr>
           <w:sz w:val="20"/>
@@ -2393,30 +2330,12 @@
           <w:szCs w:val="20"/>
           <w:lang w:val="uk-UA"/>
         </w:rPr>
-        <w:t>3.1. Користувач зобов’язаний використовувати оригінальні твори без заподіяння їм шкоди, в тому числі не вносити змін або доповнень в твори без письмового дозволу автора (-</w:t>
-      </w:r>
-      <w:proofErr w:type="spellStart"/>
-      <w:r>
-        <w:rPr>
-          <w:sz w:val="20"/>
-          <w:szCs w:val="20"/>
-          <w:lang w:val="uk-UA"/>
-        </w:rPr>
-        <w:t>ів</w:t>
-      </w:r>
-      <w:proofErr w:type="spellEnd"/>
-      <w:r>
-        <w:rPr>
-          <w:sz w:val="20"/>
-          <w:szCs w:val="20"/>
-          <w:lang w:val="uk-UA"/>
-        </w:rPr>
-        <w:t>) творів, не здійснювати переробку, аранжування, переклад тощо.</w:t>
+        <w:t>3.1. Користувач зобов’язаний використовувати оригінальні твори без заподіяння їм шкоди, в тому числі не вносити змін або доповнень в твори без письмового дозволу автора (-ів) творів, не здійснювати переробку, аранжування, переклад тощо.</w:t>
       </w:r>
     </w:p>
     <w:p>
       <w:pPr>
-        <w:pStyle w:val="a6"/>
+        <w:pStyle w:val="BodyText"/>
         <w:ind w:right="0" w:firstLine="425"/>
         <w:rPr>
           <w:sz w:val="20"/>
@@ -2470,7 +2389,7 @@
     </w:p>
     <w:p>
       <w:pPr>
-        <w:pStyle w:val="a6"/>
+        <w:pStyle w:val="BodyText"/>
         <w:ind w:right="-141" w:firstLine="360"/>
         <w:rPr>
           <w:sz w:val="20"/>
@@ -2541,7 +2460,7 @@
     </w:p>
     <w:p>
       <w:pPr>
-        <w:pStyle w:val="21"/>
+        <w:pStyle w:val="BodyText2"/>
         <w:ind w:firstLine="425"/>
         <w:rPr>
           <w:lang w:val="uk-UA"/>
@@ -2551,26 +2470,12 @@
         <w:rPr>
           <w:lang w:val="uk-UA"/>
         </w:rPr>
-        <w:t xml:space="preserve">3.4. Користувач самостійно несе повну відповідальність за дотримання особистих немайнових авторських прав авторів творів, за достовірність та повноту документів, наданих згідно </w:t>
-      </w:r>
-      <w:proofErr w:type="spellStart"/>
-      <w:r>
-        <w:rPr>
-          <w:lang w:val="uk-UA"/>
-        </w:rPr>
-        <w:t>п.п</w:t>
-      </w:r>
-      <w:proofErr w:type="spellEnd"/>
-      <w:r>
-        <w:rPr>
-          <w:lang w:val="uk-UA"/>
-        </w:rPr>
-        <w:t>. 2.5.2., 2.5.3., 2.5.4, 2.5.5. та п. 3.3. даного Договору.</w:t>
+        <w:t>3.4. Користувач самостійно несе повну відповідальність за дотримання особистих немайнових авторських прав авторів творів, за достовірність та повноту документів, наданих згідно п.п. 2.5.2., 2.5.3., 2.5.4, 2.5.5. та п. 3.3. даного Договору.</w:t>
       </w:r>
     </w:p>
     <w:p>
       <w:pPr>
-        <w:pStyle w:val="21"/>
+        <w:pStyle w:val="BodyText2"/>
         <w:ind w:firstLine="425"/>
         <w:rPr>
           <w:spacing w:val="-6"/>
@@ -2582,28 +2487,12 @@
           <w:spacing w:val="-6"/>
           <w:lang w:val="uk-UA"/>
         </w:rPr>
-        <w:t xml:space="preserve">3.5. Користувач гарантує, що всі розрахунки з авторами та їх правонаступниками  за  публічне сповіщення творів з  каталогу         ГО УААСП  по даному Договору  будуть </w:t>
-      </w:r>
-      <w:proofErr w:type="spellStart"/>
-      <w:r>
-        <w:rPr>
-          <w:spacing w:val="-6"/>
-          <w:lang w:val="uk-UA"/>
-        </w:rPr>
-        <w:t>здійснюватись</w:t>
-      </w:r>
-      <w:proofErr w:type="spellEnd"/>
-      <w:r>
-        <w:rPr>
-          <w:spacing w:val="-6"/>
-          <w:lang w:val="uk-UA"/>
-        </w:rPr>
-        <w:t xml:space="preserve"> тільки  через ГО УААСП.</w:t>
+        <w:t>3.5. Користувач гарантує, що всі розрахунки з авторами та їх правонаступниками  за  публічне сповіщення творів з  каталогу         ГО УААСП  по даному Договору  будуть здійснюватись тільки  через ГО УААСП.</w:t>
       </w:r>
     </w:p>
     <w:p>
       <w:pPr>
-        <w:pStyle w:val="a6"/>
+        <w:pStyle w:val="BodyText"/>
         <w:ind w:right="0" w:firstLine="426"/>
         <w:rPr>
           <w:sz w:val="20"/>
@@ -2622,7 +2511,7 @@
     </w:p>
     <w:p>
       <w:pPr>
-        <w:pStyle w:val="a6"/>
+        <w:pStyle w:val="BodyText"/>
         <w:ind w:right="0" w:firstLine="426"/>
         <w:rPr>
           <w:sz w:val="20"/>
@@ -2636,30 +2525,12 @@
           <w:szCs w:val="20"/>
           <w:lang w:val="uk-UA"/>
         </w:rPr>
-        <w:t xml:space="preserve">3.7. У відповідності до діючого законодавства України Користувач не має права публічно </w:t>
-      </w:r>
-      <w:proofErr w:type="spellStart"/>
-      <w:r>
-        <w:rPr>
-          <w:sz w:val="20"/>
-          <w:szCs w:val="20"/>
-          <w:lang w:val="uk-UA"/>
-        </w:rPr>
-        <w:t>сповіщувати</w:t>
-      </w:r>
-      <w:proofErr w:type="spellEnd"/>
-      <w:r>
-        <w:rPr>
-          <w:sz w:val="20"/>
-          <w:szCs w:val="20"/>
-          <w:lang w:val="uk-UA"/>
-        </w:rPr>
-        <w:t xml:space="preserve"> через мережу Інтернет не має права розкривати псевдонім або іншим чином розпоряджатись особистими немайновими правами авторів. У випадку пред’явлення до Користувача претензій, предметом яких є порушення неврегульованих даним Договором прав, в тому числі немайнових прав, а також майнових, які не є предметом даного Договору, Користувач самостійно несе повну юридичну відповідальність згідно з діючим законодавством України за їх порушення. </w:t>
+        <w:t xml:space="preserve">3.7. У відповідності до діючого законодавства України Користувач не має права публічно сповіщувати через мережу Інтернет не має права розкривати псевдонім або іншим чином розпоряджатись особистими немайновими правами авторів. У випадку пред’явлення до Користувача претензій, предметом яких є порушення неврегульованих даним Договором прав, в тому числі немайнових прав, а також майнових, які не є предметом даного Договору, Користувач самостійно несе повну юридичну відповідальність згідно з діючим законодавством України за їх порушення. </w:t>
       </w:r>
     </w:p>
     <w:p>
       <w:pPr>
-        <w:pStyle w:val="a6"/>
+        <w:pStyle w:val="BodyText"/>
         <w:ind w:right="0" w:firstLine="426"/>
         <w:rPr>
           <w:sz w:val="20"/>
@@ -2678,7 +2549,7 @@
     </w:p>
     <w:p>
       <w:pPr>
-        <w:pStyle w:val="a6"/>
+        <w:pStyle w:val="BodyText"/>
         <w:ind w:right="0" w:firstLine="426"/>
         <w:rPr>
           <w:sz w:val="20"/>
@@ -2697,7 +2568,7 @@
     </w:p>
     <w:p>
       <w:pPr>
-        <w:pStyle w:val="a6"/>
+        <w:pStyle w:val="BodyText"/>
         <w:tabs>
           <w:tab w:val="left" w:pos="4065"/>
         </w:tabs>
@@ -2725,7 +2596,7 @@
     </w:p>
     <w:p>
       <w:pPr>
-        <w:pStyle w:val="a6"/>
+        <w:pStyle w:val="BodyText"/>
         <w:tabs>
           <w:tab w:val="left" w:pos="2835"/>
         </w:tabs>
@@ -2747,7 +2618,7 @@
     </w:p>
     <w:p>
       <w:pPr>
-        <w:pStyle w:val="a6"/>
+        <w:pStyle w:val="BodyText"/>
         <w:tabs>
           <w:tab w:val="left" w:pos="2835"/>
         </w:tabs>
@@ -2769,7 +2640,7 @@
     </w:p>
     <w:p>
       <w:pPr>
-        <w:pStyle w:val="a6"/>
+        <w:pStyle w:val="BodyText"/>
         <w:spacing w:before="120" w:after="120"/>
         <w:ind w:right="0" w:firstLine="425"/>
         <w:jc w:val="center"/>
@@ -2794,7 +2665,7 @@
     </w:p>
     <w:p>
       <w:pPr>
-        <w:pStyle w:val="a6"/>
+        <w:pStyle w:val="BodyText"/>
         <w:ind w:right="0" w:firstLine="425"/>
         <w:rPr>
           <w:sz w:val="20"/>
@@ -2853,11 +2724,10 @@
           <w15:appearance w15:val="tags"/>
           <w:text/>
         </w:sdtPr>
-        <w:sdtEndPr/>
         <w:sdtContent>
           <w:r>
             <w:rPr>
-              <w:rStyle w:val="afc"/>
+              <w:rStyle w:val="PlaceholderText"/>
             </w:rPr>
             <w:t>Место для ввода текста.</w:t>
           </w:r>
@@ -2889,27 +2759,7 @@
           <w:szCs w:val="20"/>
           <w:lang w:eastAsia="ru-RU"/>
         </w:rPr>
-        <w:t xml:space="preserve">і </w:t>
-      </w:r>
-      <w:proofErr w:type="spellStart"/>
-      <w:r>
-        <w:rPr>
-          <w:bCs/>
-          <w:sz w:val="20"/>
-          <w:szCs w:val="20"/>
-          <w:lang w:eastAsia="ru-RU"/>
-        </w:rPr>
-        <w:t>діє</w:t>
-      </w:r>
-      <w:proofErr w:type="spellEnd"/>
-      <w:r>
-        <w:rPr>
-          <w:bCs/>
-          <w:sz w:val="20"/>
-          <w:szCs w:val="20"/>
-          <w:lang w:eastAsia="ru-RU"/>
-        </w:rPr>
-        <w:t xml:space="preserve"> до</w:t>
+        <w:t>і діє до</w:t>
       </w:r>
       <w:r>
         <w:rPr>
@@ -2940,11 +2790,10 @@
           <w15:appearance w15:val="tags"/>
           <w:text/>
         </w:sdtPr>
-        <w:sdtEndPr/>
         <w:sdtContent>
           <w:r>
             <w:rPr>
-              <w:rStyle w:val="afc"/>
+              <w:rStyle w:val="PlaceholderText"/>
             </w:rPr>
             <w:t>Место для ввода текста.</w:t>
           </w:r>
@@ -3115,7 +2964,7 @@
     </w:p>
     <w:p>
       <w:pPr>
-        <w:pStyle w:val="a6"/>
+        <w:pStyle w:val="BodyText"/>
         <w:ind w:right="0" w:firstLine="426"/>
         <w:rPr>
           <w:sz w:val="20"/>
@@ -3134,7 +2983,7 @@
     </w:p>
     <w:p>
       <w:pPr>
-        <w:pStyle w:val="a6"/>
+        <w:pStyle w:val="BodyText"/>
         <w:ind w:right="0" w:firstLine="360"/>
         <w:rPr>
           <w:sz w:val="20"/>
@@ -3148,12 +2997,21 @@
           <w:szCs w:val="20"/>
           <w:lang w:val="uk-UA"/>
         </w:rPr>
-        <w:t xml:space="preserve">  5.3. ГО УААСП має право розірвати даний Договір в односторонньому порядку, про що ГО УААСП зобов’язується письмово повідомити Користувача, шляхом надсилання рекомендованого листа або рекомендованого листа з повідомленням про вручення (на вибір ГО УААСП) на юридичну або поштову адресу Користувача не пізніше, ніж за 30 (тридцять) календарних днів до дати, з якої Договір підлягає розірванню, при цьому, всі зобов’язання Користувача, що виникли під час дії даного Договору, залишаються в силі до їх повного виконання. Договір вважається розірваним з дати, вказаної                       ГО УААСП у письмовому повідомленні, надісланому згідно вищевказаних умов.</w:t>
+        <w:t xml:space="preserve">  5.3. ГО УААСП має право розірвати даний Договір в односторонньому порядку, про що ГО УААСП зобов’язується письмово повідомити Користувача, шляхом надсилання рекомендованого листа або рекомендованого листа з повідомленням про вручення (на вибір ГО УААСП) на юридичну або поштову адресу Користувача не пізніше, ніж за 30 (тридцять) календарних днів до дати, з якої Договір підлягає розірванню, при цьому, всі зобов’язання Користувача, що виникли під час </w:t>
+      </w:r>
+      <w:r>
+        <w:rPr>
+          <w:sz w:val="20"/>
+          <w:szCs w:val="20"/>
+          <w:lang w:val="uk-UA"/>
+        </w:rPr>
+        <w:lastRenderedPageBreak/>
+        <w:t>дії даного Договору, залишаються в силі до їх повного виконання. Договір вважається розірваним з дати, вказаної                       ГО УААСП у письмовому повідомленні, надісланому згідно вищевказаних умов.</w:t>
       </w:r>
     </w:p>
     <w:p>
       <w:pPr>
-        <w:pStyle w:val="a6"/>
+        <w:pStyle w:val="BodyText"/>
         <w:ind w:right="0" w:firstLine="360"/>
         <w:rPr>
           <w:sz w:val="20"/>
@@ -3168,13 +3026,12 @@
           <w:szCs w:val="20"/>
           <w:lang w:val="uk-UA"/>
         </w:rPr>
-        <w:lastRenderedPageBreak/>
         <w:t xml:space="preserve">  Письмове повідомлення вважається належним чином доставленим, а Користувач таким, що повідомлений про розірвання Договору у порядку, передбаченому п. 5.3. Договору та з дати, вказаної у письмовому повідомленні ГО УААСП також у разі відмови Користувача від отримання листа або повернення листа за закінченням терміну зберігання, або вибуття адресата.</w:t>
       </w:r>
     </w:p>
     <w:p>
       <w:pPr>
-        <w:pStyle w:val="a6"/>
+        <w:pStyle w:val="BodyText"/>
         <w:ind w:right="0" w:firstLine="426"/>
         <w:rPr>
           <w:sz w:val="20"/>
@@ -3193,7 +3050,7 @@
     </w:p>
     <w:p>
       <w:pPr>
-        <w:pStyle w:val="a6"/>
+        <w:pStyle w:val="BodyText"/>
         <w:tabs>
           <w:tab w:val="left" w:pos="2835"/>
         </w:tabs>
@@ -3221,7 +3078,7 @@
     </w:p>
     <w:p>
       <w:pPr>
-        <w:pStyle w:val="a6"/>
+        <w:pStyle w:val="BodyText"/>
         <w:ind w:right="0" w:firstLine="426"/>
         <w:rPr>
           <w:sz w:val="20"/>
@@ -3240,7 +3097,7 @@
     </w:p>
     <w:p>
       <w:pPr>
-        <w:pStyle w:val="a6"/>
+        <w:pStyle w:val="BodyText"/>
         <w:ind w:right="0" w:firstLine="425"/>
         <w:rPr>
           <w:iCs/>
@@ -3270,7 +3127,7 @@
     </w:p>
     <w:p>
       <w:pPr>
-        <w:pStyle w:val="a6"/>
+        <w:pStyle w:val="BodyText"/>
         <w:tabs>
           <w:tab w:val="left" w:pos="4065"/>
         </w:tabs>
@@ -3295,7 +3152,7 @@
     </w:p>
     <w:p>
       <w:pPr>
-        <w:pStyle w:val="a6"/>
+        <w:pStyle w:val="BodyText"/>
         <w:tabs>
           <w:tab w:val="left" w:pos="4065"/>
         </w:tabs>
@@ -3311,7 +3168,7 @@
     </w:p>
     <w:p>
       <w:pPr>
-        <w:pStyle w:val="21"/>
+        <w:pStyle w:val="BodyText2"/>
         <w:tabs>
           <w:tab w:val="left" w:pos="284"/>
           <w:tab w:val="left" w:pos="426"/>
@@ -3343,7 +3200,7 @@
     </w:p>
     <w:p>
       <w:pPr>
-        <w:pStyle w:val="21"/>
+        <w:pStyle w:val="BodyText2"/>
         <w:ind w:firstLine="0"/>
         <w:rPr>
           <w:lang w:val="uk-UA"/>
@@ -3353,40 +3210,12 @@
         <w:rPr>
           <w:lang w:val="uk-UA"/>
         </w:rPr>
-        <w:t xml:space="preserve">          7.2. Обробці відповідно до законодавства України про захист персональних даних у базі персональних даних «Користувачі авторського права» підлягають наступні категорії персональних даних: адреса проживання (реєстрації), </w:t>
-      </w:r>
-      <w:proofErr w:type="spellStart"/>
-      <w:r>
-        <w:rPr>
-          <w:lang w:val="uk-UA"/>
-        </w:rPr>
-        <w:t>резидентство</w:t>
-      </w:r>
-      <w:proofErr w:type="spellEnd"/>
-      <w:r>
-        <w:rPr>
-          <w:lang w:val="uk-UA"/>
-        </w:rPr>
-        <w:t>, ідентифікаційний податковий номер, паспортні дані, банківські реквізити, контактні номери телефонів, E-</w:t>
-      </w:r>
-      <w:proofErr w:type="spellStart"/>
-      <w:r>
-        <w:rPr>
-          <w:lang w:val="uk-UA"/>
-        </w:rPr>
-        <w:t>mail</w:t>
-      </w:r>
-      <w:proofErr w:type="spellEnd"/>
-      <w:r>
-        <w:rPr>
-          <w:lang w:val="uk-UA"/>
-        </w:rPr>
-        <w:t>.</w:t>
+        <w:t xml:space="preserve">          7.2. Обробці відповідно до законодавства України про захист персональних даних у базі персональних даних «Користувачі авторського права» підлягають наступні категорії персональних даних: адреса проживання (реєстрації), резидентство, ідентифікаційний податковий номер, паспортні дані, банківські реквізити, контактні номери телефонів, E-mail.</w:t>
       </w:r>
     </w:p>
     <w:p>
       <w:pPr>
-        <w:pStyle w:val="21"/>
+        <w:pStyle w:val="BodyText2"/>
         <w:ind w:firstLine="0"/>
         <w:rPr>
           <w:lang w:val="uk-UA"/>
@@ -3401,7 +3230,7 @@
     </w:p>
     <w:p>
       <w:pPr>
-        <w:pStyle w:val="a6"/>
+        <w:pStyle w:val="BodyText"/>
         <w:keepNext/>
         <w:tabs>
           <w:tab w:val="left" w:pos="0"/>
@@ -3430,7 +3259,7 @@
     </w:p>
     <w:p>
       <w:pPr>
-        <w:pStyle w:val="a6"/>
+        <w:pStyle w:val="BodyText"/>
         <w:keepNext/>
         <w:tabs>
           <w:tab w:val="left" w:pos="0"/>
@@ -3449,7 +3278,7 @@
     </w:p>
     <w:p>
       <w:pPr>
-        <w:pStyle w:val="a6"/>
+        <w:pStyle w:val="BodyText"/>
         <w:ind w:right="0" w:firstLine="426"/>
         <w:rPr>
           <w:sz w:val="20"/>
@@ -3468,7 +3297,7 @@
     </w:p>
     <w:p>
       <w:pPr>
-        <w:pStyle w:val="a6"/>
+        <w:pStyle w:val="BodyText"/>
         <w:ind w:right="0"/>
         <w:rPr>
           <w:sz w:val="20"/>
@@ -3544,9 +3373,8 @@
           <w:shd w:val="clear" w:color="auto" w:fill="FFFFFF"/>
           <w:lang w:val="uk-UA"/>
         </w:rPr>
-        <w:t>Якщо форма додатку, затвердженого (підписаного) Сторонами відповідно до даного Договору передбачає лише підпис уповноваженого(</w:t>
-      </w:r>
-      <w:proofErr w:type="spellStart"/>
+        <w:t>Якщо форма додатку, затвердженого (підписаного) Сторонами відповідно до даного Договору передбачає лише підпис уповноваженого(их) представника(ів) Користувача – такий додаток з заповненою Користувачем інформацією є чинним за умови підписання його уповноваж</w:t>
+      </w:r>
       <w:r>
         <w:rPr>
           <w:color w:val="222222"/>
@@ -3555,77 +3383,12 @@
           <w:shd w:val="clear" w:color="auto" w:fill="FFFFFF"/>
           <w:lang w:val="uk-UA"/>
         </w:rPr>
-        <w:t>их</w:t>
-      </w:r>
-      <w:proofErr w:type="spellEnd"/>
-      <w:r>
-        <w:rPr>
-          <w:color w:val="222222"/>
-          <w:sz w:val="20"/>
-          <w:szCs w:val="20"/>
-          <w:shd w:val="clear" w:color="auto" w:fill="FFFFFF"/>
-          <w:lang w:val="uk-UA"/>
-        </w:rPr>
-        <w:t>) представника(</w:t>
-      </w:r>
-      <w:proofErr w:type="spellStart"/>
-      <w:r>
-        <w:rPr>
-          <w:color w:val="222222"/>
-          <w:sz w:val="20"/>
-          <w:szCs w:val="20"/>
-          <w:shd w:val="clear" w:color="auto" w:fill="FFFFFF"/>
-          <w:lang w:val="uk-UA"/>
-        </w:rPr>
-        <w:t>ів</w:t>
-      </w:r>
-      <w:proofErr w:type="spellEnd"/>
-      <w:r>
-        <w:rPr>
-          <w:color w:val="222222"/>
-          <w:sz w:val="20"/>
-          <w:szCs w:val="20"/>
-          <w:shd w:val="clear" w:color="auto" w:fill="FFFFFF"/>
-          <w:lang w:val="uk-UA"/>
-        </w:rPr>
-        <w:t>) Користувача – такий додаток з заповненою Користувачем інформацією є чинним за умови підписання його уповноваж</w:t>
-      </w:r>
-      <w:r>
-        <w:rPr>
-          <w:color w:val="222222"/>
-          <w:sz w:val="20"/>
-          <w:szCs w:val="20"/>
-          <w:shd w:val="clear" w:color="auto" w:fill="FFFFFF"/>
-          <w:lang w:val="uk-UA"/>
-        </w:rPr>
-        <w:t>еним(и) представником(</w:t>
-      </w:r>
-      <w:proofErr w:type="spellStart"/>
-      <w:r>
-        <w:rPr>
-          <w:color w:val="222222"/>
-          <w:sz w:val="20"/>
-          <w:szCs w:val="20"/>
-          <w:shd w:val="clear" w:color="auto" w:fill="FFFFFF"/>
-          <w:lang w:val="uk-UA"/>
-        </w:rPr>
-        <w:t>ами</w:t>
-      </w:r>
-      <w:proofErr w:type="spellEnd"/>
-      <w:r>
-        <w:rPr>
-          <w:color w:val="222222"/>
-          <w:sz w:val="20"/>
-          <w:szCs w:val="20"/>
-          <w:shd w:val="clear" w:color="auto" w:fill="FFFFFF"/>
-          <w:lang w:val="uk-UA"/>
-        </w:rPr>
-        <w:t>) Користувача.</w:t>
+        <w:t>еним(и) представником(ами) Користувача.</w:t>
       </w:r>
     </w:p>
     <w:p>
       <w:pPr>
-        <w:pStyle w:val="a6"/>
+        <w:pStyle w:val="BodyText"/>
         <w:ind w:right="0"/>
         <w:rPr>
           <w:sz w:val="20"/>
@@ -3679,33 +3442,15 @@
           <w:szCs w:val="20"/>
           <w:lang w:val="uk-UA"/>
         </w:rPr>
-        <w:t xml:space="preserve">ри в рекламі, що публічно </w:t>
-      </w:r>
-      <w:proofErr w:type="spellStart"/>
-      <w:r>
-        <w:rPr>
-          <w:sz w:val="20"/>
-          <w:szCs w:val="20"/>
-          <w:lang w:val="uk-UA"/>
-        </w:rPr>
-        <w:t>сповіщ</w:t>
-      </w:r>
-      <w:r>
-        <w:rPr>
-          <w:sz w:val="20"/>
-          <w:szCs w:val="20"/>
-          <w:lang w:val="uk-UA"/>
-        </w:rPr>
-        <w:t>увалась</w:t>
-      </w:r>
-      <w:proofErr w:type="spellEnd"/>
-      <w:r>
-        <w:rPr>
-          <w:sz w:val="20"/>
-          <w:szCs w:val="20"/>
-          <w:lang w:val="uk-UA"/>
-        </w:rPr>
-        <w:t xml:space="preserve"> </w:t>
+        <w:t>ри в рекламі, що публічно сповіщ</w:t>
+      </w:r>
+      <w:r>
+        <w:rPr>
+          <w:sz w:val="20"/>
+          <w:szCs w:val="20"/>
+          <w:lang w:val="uk-UA"/>
+        </w:rPr>
+        <w:t xml:space="preserve">увалась </w:t>
       </w:r>
       <w:r>
         <w:rPr>
@@ -3782,7 +3527,7 @@
     </w:p>
     <w:p>
       <w:pPr>
-        <w:pStyle w:val="a6"/>
+        <w:pStyle w:val="BodyText"/>
         <w:ind w:right="0" w:firstLine="426"/>
         <w:rPr>
           <w:sz w:val="20"/>
@@ -3809,7 +3554,7 @@
     </w:p>
     <w:p>
       <w:pPr>
-        <w:pStyle w:val="a6"/>
+        <w:pStyle w:val="BodyText"/>
         <w:ind w:right="0" w:firstLine="426"/>
         <w:rPr>
           <w:sz w:val="20"/>
@@ -3836,7 +3581,7 @@
     </w:p>
     <w:p>
       <w:pPr>
-        <w:pStyle w:val="a6"/>
+        <w:pStyle w:val="BodyText"/>
         <w:ind w:right="0" w:firstLine="426"/>
         <w:rPr>
           <w:sz w:val="20"/>
@@ -3879,7 +3624,7 @@
     </w:p>
     <w:p>
       <w:pPr>
-        <w:pStyle w:val="a6"/>
+        <w:pStyle w:val="BodyText"/>
         <w:ind w:right="0"/>
         <w:rPr>
           <w:sz w:val="20"/>
@@ -3893,6 +3638,7 @@
           <w:szCs w:val="20"/>
           <w:lang w:val="uk-UA"/>
         </w:rPr>
+        <w:lastRenderedPageBreak/>
         <w:t xml:space="preserve">         </w:t>
       </w:r>
       <w:r>
@@ -3953,24 +3699,12 @@
           <w:szCs w:val="20"/>
           <w:lang w:val="uk-UA" w:eastAsia="uk-UA"/>
         </w:rPr>
-        <w:t xml:space="preserve">У разі тимчасового припинення або повного припинення публічного сповіщення творів через мережу Інтернет, що входять до каталогу  ГО УААСП, Користувач зобов'язаний повідомити про це ГО УААСП протягом 5 (п'яти) календарних днів з дня </w:t>
-      </w:r>
-      <w:r>
-        <w:rPr>
-          <w:rFonts w:eastAsia="Times New Roman"/>
-          <w:b w:val="0"/>
-          <w:bCs w:val="0"/>
-          <w:sz w:val="20"/>
-          <w:szCs w:val="20"/>
-          <w:lang w:val="uk-UA" w:eastAsia="uk-UA"/>
-        </w:rPr>
-        <w:lastRenderedPageBreak/>
-        <w:t>припинення такого використання, шляхом надсилання на юридичну адресу ГО УААСП рекомендованого листа з повідомленням про вручення.</w:t>
+        <w:t>У разі тимчасового припинення або повного припинення публічного сповіщення творів через мережу Інтернет, що входять до каталогу  ГО УААСП, Користувач зобов'язаний повідомити про це ГО УААСП протягом 5 (п'яти) календарних днів з дня припинення такого використання, шляхом надсилання на юридичну адресу ГО УААСП рекомендованого листа з повідомленням про вручення.</w:t>
       </w:r>
     </w:p>
     <w:p>
       <w:pPr>
-        <w:pStyle w:val="HTML"/>
+        <w:pStyle w:val="HTMLPreformatted"/>
         <w:shd w:val="clear" w:color="auto" w:fill="FFFFFF"/>
         <w:tabs>
           <w:tab w:val="clear" w:pos="10076"/>
@@ -4020,7 +3754,7 @@
     </w:p>
     <w:p>
       <w:pPr>
-        <w:pStyle w:val="a6"/>
+        <w:pStyle w:val="BodyText"/>
         <w:ind w:right="0" w:firstLine="426"/>
         <w:rPr>
           <w:sz w:val="20"/>
@@ -4047,7 +3781,7 @@
     </w:p>
     <w:p>
       <w:pPr>
-        <w:pStyle w:val="a6"/>
+        <w:pStyle w:val="BodyText"/>
         <w:ind w:right="0" w:firstLine="426"/>
         <w:rPr>
           <w:sz w:val="20"/>
@@ -4077,30 +3811,12 @@
           <w:szCs w:val="20"/>
           <w:lang w:val="uk-UA"/>
         </w:rPr>
-        <w:t xml:space="preserve">. ГО УААСП на вимогу автора або іншого правовласника може заборонити Користувачу публічно </w:t>
-      </w:r>
-      <w:proofErr w:type="spellStart"/>
-      <w:r>
-        <w:rPr>
-          <w:sz w:val="20"/>
-          <w:szCs w:val="20"/>
-          <w:lang w:val="uk-UA"/>
-        </w:rPr>
-        <w:t>сповіщувати</w:t>
-      </w:r>
-      <w:proofErr w:type="spellEnd"/>
-      <w:r>
-        <w:rPr>
-          <w:sz w:val="20"/>
-          <w:szCs w:val="20"/>
-          <w:lang w:val="uk-UA"/>
-        </w:rPr>
-        <w:t xml:space="preserve"> один або декілька конкретних творів з свого каталогу.</w:t>
+        <w:t>. ГО УААСП на вимогу автора або іншого правовласника може заборонити Користувачу публічно сповіщувати один або декілька конкретних творів з свого каталогу.</w:t>
       </w:r>
     </w:p>
     <w:p>
       <w:pPr>
-        <w:pStyle w:val="a6"/>
+        <w:pStyle w:val="BodyText"/>
         <w:ind w:right="0" w:firstLine="426"/>
         <w:rPr>
           <w:sz w:val="20"/>
@@ -4135,7 +3851,7 @@
     </w:p>
     <w:p>
       <w:pPr>
-        <w:pStyle w:val="a6"/>
+        <w:pStyle w:val="BodyText"/>
         <w:ind w:right="0" w:firstLine="425"/>
         <w:rPr>
           <w:sz w:val="20"/>
@@ -4146,7 +3862,7 @@
     </w:p>
     <w:p>
       <w:pPr>
-        <w:pStyle w:val="a6"/>
+        <w:pStyle w:val="BodyText"/>
         <w:keepNext/>
         <w:ind w:right="0" w:firstLine="425"/>
         <w:jc w:val="center"/>
@@ -4211,7 +3927,7 @@
           </w:tcPr>
           <w:p>
             <w:pPr>
-              <w:pStyle w:val="a6"/>
+              <w:pStyle w:val="BodyText"/>
               <w:ind w:right="0"/>
               <w:jc w:val="center"/>
               <w:rPr>
@@ -4281,7 +3997,7 @@
           </w:tcPr>
           <w:p>
             <w:pPr>
-              <w:pStyle w:val="a6"/>
+              <w:pStyle w:val="BodyText"/>
               <w:ind w:right="0"/>
               <w:jc w:val="center"/>
               <w:rPr>
@@ -4454,7 +4170,6 @@
                 <w:lang w:val="uk-UA"/>
               </w:rPr>
             </w:pPr>
-            <w:proofErr w:type="spellStart"/>
             <w:r>
               <w:rPr>
                 <w:b w:val="0"/>
@@ -4462,17 +4177,7 @@
                 <w:szCs w:val="18"/>
                 <w:lang w:val="uk-UA"/>
               </w:rPr>
-              <w:t>тел</w:t>
-            </w:r>
-            <w:proofErr w:type="spellEnd"/>
-            <w:r>
-              <w:rPr>
-                <w:b w:val="0"/>
-                <w:sz w:val="18"/>
-                <w:szCs w:val="18"/>
-                <w:lang w:val="uk-UA"/>
-              </w:rPr>
-              <w:t>.: (044) 223-60-40;</w:t>
+              <w:t>тел.: (044) 223-60-40;</w:t>
             </w:r>
           </w:p>
           <w:p>
@@ -4632,7 +4337,7 @@
           </w:p>
           <w:p>
             <w:pPr>
-              <w:pStyle w:val="a6"/>
+              <w:pStyle w:val="BodyText"/>
               <w:ind w:left="180" w:right="-1"/>
               <w:jc w:val="left"/>
               <w:rPr>
@@ -4646,7 +4351,7 @@
           </w:p>
           <w:p>
             <w:pPr>
-              <w:pStyle w:val="a6"/>
+              <w:pStyle w:val="BodyText"/>
               <w:ind w:right="-1"/>
               <w:jc w:val="left"/>
               <w:rPr>
@@ -4660,7 +4365,7 @@
           </w:p>
           <w:p>
             <w:pPr>
-              <w:pStyle w:val="a6"/>
+              <w:pStyle w:val="BodyText"/>
               <w:ind w:right="-1"/>
               <w:jc w:val="left"/>
               <w:rPr>
@@ -4674,7 +4379,7 @@
           </w:p>
           <w:p>
             <w:pPr>
-              <w:pStyle w:val="a6"/>
+              <w:pStyle w:val="BodyText"/>
               <w:ind w:right="-1"/>
               <w:jc w:val="left"/>
               <w:rPr>
@@ -4688,7 +4393,7 @@
           </w:p>
           <w:p>
             <w:pPr>
-              <w:pStyle w:val="a6"/>
+              <w:pStyle w:val="BodyText"/>
               <w:ind w:left="180" w:right="-1"/>
               <w:jc w:val="left"/>
               <w:rPr>
@@ -4712,7 +4417,7 @@
           </w:p>
           <w:p>
             <w:pPr>
-              <w:pStyle w:val="a6"/>
+              <w:pStyle w:val="BodyText"/>
               <w:ind w:right="0"/>
               <w:jc w:val="left"/>
               <w:rPr>
@@ -4782,11 +4487,10 @@
                 <w15:appearance w15:val="tags"/>
                 <w:text/>
               </w:sdtPr>
-              <w:sdtEndPr/>
               <w:sdtContent>
                 <w:r>
                   <w:rPr>
-                    <w:rStyle w:val="afc"/>
+                    <w:rStyle w:val="PlaceholderText"/>
                   </w:rPr>
                   <w:t>Место для ввода текста.</w:t>
                 </w:r>
@@ -4853,11 +4557,10 @@
                 <w15:appearance w15:val="tags"/>
                 <w:text/>
               </w:sdtPr>
-              <w:sdtEndPr/>
               <w:sdtContent>
                 <w:r>
                   <w:rPr>
-                    <w:rStyle w:val="afc"/>
+                    <w:rStyle w:val="PlaceholderText"/>
                   </w:rPr>
                   <w:t>Место для ввода текста.</w:t>
                 </w:r>
@@ -4903,11 +4606,10 @@
                 <w15:appearance w15:val="tags"/>
                 <w:text/>
               </w:sdtPr>
-              <w:sdtEndPr/>
               <w:sdtContent>
                 <w:r>
                   <w:rPr>
-                    <w:rStyle w:val="afc"/>
+                    <w:rStyle w:val="PlaceholderText"/>
                   </w:rPr>
                   <w:t>Место для ввода текста.</w:t>
                 </w:r>
@@ -4954,11 +4656,10 @@
                 <w15:appearance w15:val="tags"/>
                 <w:text/>
               </w:sdtPr>
-              <w:sdtEndPr/>
               <w:sdtContent>
                 <w:r>
                   <w:rPr>
-                    <w:rStyle w:val="afc"/>
+                    <w:rStyle w:val="PlaceholderText"/>
                   </w:rPr>
                   <w:t>Место для ввода текста.</w:t>
                 </w:r>
@@ -4978,23 +4679,13 @@
                 <w:lang w:val="uk-UA" w:eastAsia="ru-RU"/>
               </w:rPr>
             </w:pPr>
-            <w:proofErr w:type="spellStart"/>
             <w:r>
               <w:rPr>
                 <w:sz w:val="18"/>
                 <w:szCs w:val="18"/>
                 <w:lang w:val="uk-UA" w:eastAsia="ru-RU"/>
               </w:rPr>
-              <w:t>Тел</w:t>
-            </w:r>
-            <w:proofErr w:type="spellEnd"/>
-            <w:r>
-              <w:rPr>
-                <w:sz w:val="18"/>
-                <w:szCs w:val="18"/>
-                <w:lang w:val="uk-UA" w:eastAsia="ru-RU"/>
-              </w:rPr>
-              <w:t xml:space="preserve">.: </w:t>
+              <w:t xml:space="preserve">Тел.: </w:t>
             </w:r>
             <w:sdt>
               <w:sdtPr>
@@ -5014,11 +4705,10 @@
                 <w15:appearance w15:val="tags"/>
                 <w:text/>
               </w:sdtPr>
-              <w:sdtEndPr/>
               <w:sdtContent>
                 <w:r>
                   <w:rPr>
-                    <w:rStyle w:val="afc"/>
+                    <w:rStyle w:val="PlaceholderText"/>
                   </w:rPr>
                   <w:t>Место для ввода текста.</w:t>
                 </w:r>
@@ -5103,11 +4793,10 @@
                 <w15:appearance w15:val="tags"/>
                 <w:text/>
               </w:sdtPr>
-              <w:sdtEndPr/>
               <w:sdtContent>
                 <w:r>
                   <w:rPr>
-                    <w:rStyle w:val="afc"/>
+                    <w:rStyle w:val="PlaceholderText"/>
                   </w:rPr>
                   <w:t>Место для ввода текста.</w:t>
                 </w:r>
@@ -5170,11 +4859,10 @@
                 <w15:appearance w15:val="tags"/>
                 <w:text/>
               </w:sdtPr>
-              <w:sdtEndPr/>
               <w:sdtContent>
                 <w:r>
                   <w:rPr>
-                    <w:rStyle w:val="afc"/>
+                    <w:rStyle w:val="PlaceholderText"/>
                   </w:rPr>
                   <w:t>Место для ввода текста.</w:t>
                 </w:r>
@@ -5221,11 +4909,10 @@
                 <w15:appearance w15:val="tags"/>
                 <w:text/>
               </w:sdtPr>
-              <w:sdtEndPr/>
               <w:sdtContent>
                 <w:r>
                   <w:rPr>
-                    <w:rStyle w:val="afc"/>
+                    <w:rStyle w:val="PlaceholderText"/>
                   </w:rPr>
                   <w:t>Место для ввода текста.</w:t>
                 </w:r>
@@ -5272,11 +4959,10 @@
                 <w15:appearance w15:val="tags"/>
                 <w:text/>
               </w:sdtPr>
-              <w:sdtEndPr/>
               <w:sdtContent>
                 <w:r>
                   <w:rPr>
-                    <w:rStyle w:val="afc"/>
+                    <w:rStyle w:val="PlaceholderText"/>
                   </w:rPr>
                   <w:t>Место для ввода текста.</w:t>
                 </w:r>
@@ -5323,11 +5009,10 @@
                 <w15:appearance w15:val="tags"/>
                 <w:text/>
               </w:sdtPr>
-              <w:sdtEndPr/>
               <w:sdtContent>
                 <w:r>
                   <w:rPr>
-                    <w:rStyle w:val="afc"/>
+                    <w:rStyle w:val="PlaceholderText"/>
                     <w:lang w:val="uk-UA"/>
                   </w:rPr>
                   <w:t>Место для ввода текста.</w:t>
@@ -5370,11 +5055,10 @@
                 <w15:appearance w15:val="tags"/>
                 <w:text/>
               </w:sdtPr>
-              <w:sdtEndPr/>
               <w:sdtContent>
                 <w:r>
                   <w:rPr>
-                    <w:rStyle w:val="afc"/>
+                    <w:rStyle w:val="PlaceholderText"/>
                     <w:lang w:val="uk-UA"/>
                   </w:rPr>
                   <w:t>Место для ввода текста.</w:t>
@@ -5446,11 +5130,10 @@
                 <w15:appearance w15:val="tags"/>
                 <w:text/>
               </w:sdtPr>
-              <w:sdtEndPr/>
               <w:sdtContent>
                 <w:r>
                   <w:rPr>
-                    <w:rStyle w:val="afc"/>
+                    <w:rStyle w:val="PlaceholderText"/>
                     <w:lang w:val="uk-UA"/>
                   </w:rPr>
                   <w:t>Место для ввода текста.</w:t>
@@ -5498,11 +5181,10 @@
                 <w15:appearance w15:val="tags"/>
                 <w:text/>
               </w:sdtPr>
-              <w:sdtEndPr/>
               <w:sdtContent>
                 <w:r>
                   <w:rPr>
-                    <w:rStyle w:val="afc"/>
+                    <w:rStyle w:val="PlaceholderText"/>
                   </w:rPr>
                   <w:t>Место для ввода текста.</w:t>
                 </w:r>
@@ -5550,25 +5232,7 @@
                 <w:szCs w:val="18"/>
                 <w:lang w:val="uk-UA" w:eastAsia="ru-RU"/>
               </w:rPr>
-              <w:t>E-</w:t>
-            </w:r>
-            <w:proofErr w:type="spellStart"/>
-            <w:r>
-              <w:rPr>
-                <w:sz w:val="18"/>
-                <w:szCs w:val="18"/>
-                <w:lang w:val="uk-UA" w:eastAsia="ru-RU"/>
-              </w:rPr>
-              <w:t>mail</w:t>
-            </w:r>
-            <w:proofErr w:type="spellEnd"/>
-            <w:r>
-              <w:rPr>
-                <w:sz w:val="18"/>
-                <w:szCs w:val="18"/>
-                <w:lang w:val="uk-UA" w:eastAsia="ru-RU"/>
-              </w:rPr>
-              <w:t>: _______________________________</w:t>
+              <w:t>E-mail: _______________________________</w:t>
             </w:r>
           </w:p>
           <w:p>
@@ -5588,7 +5252,7 @@
           </w:p>
           <w:tbl>
             <w:tblPr>
-              <w:tblStyle w:val="af2"/>
+              <w:tblStyle w:val="TableGrid"/>
               <w:tblW w:w="0" w:type="auto"/>
               <w:tblBorders>
                 <w:top w:val="none" w:sz="0" w:space="0" w:color="auto"/>
@@ -5630,6 +5294,7 @@
                       <w:sz w:val="18"/>
                       <w:szCs w:val="18"/>
                     </w:rPr>
+                    <w:lastRenderedPageBreak/>
                     <w:t>________________</w:t>
                   </w:r>
                   <w:r>
@@ -5666,41 +5331,13 @@
                     </w:rPr>
                     <w:t xml:space="preserve">    </w:t>
                   </w:r>
-                  <w:proofErr w:type="spellStart"/>
                   <w:r>
                     <w:rPr>
                       <w:sz w:val="18"/>
                       <w:szCs w:val="18"/>
                       <w:vertAlign w:val="superscript"/>
                     </w:rPr>
-                    <w:t>м.п</w:t>
-                  </w:r>
-                  <w:proofErr w:type="spellEnd"/>
-                  <w:r>
-                    <w:rPr>
-                      <w:sz w:val="18"/>
-                      <w:szCs w:val="18"/>
-                      <w:vertAlign w:val="superscript"/>
-                    </w:rPr>
-                    <w:t>.           (</w:t>
-                  </w:r>
-                  <w:proofErr w:type="spellStart"/>
-                  <w:r>
-                    <w:rPr>
-                      <w:sz w:val="18"/>
-                      <w:szCs w:val="18"/>
-                      <w:vertAlign w:val="superscript"/>
-                    </w:rPr>
-                    <w:t>підпис</w:t>
-                  </w:r>
-                  <w:proofErr w:type="spellEnd"/>
-                  <w:r>
-                    <w:rPr>
-                      <w:sz w:val="18"/>
-                      <w:szCs w:val="18"/>
-                      <w:vertAlign w:val="superscript"/>
-                    </w:rPr>
-                    <w:t xml:space="preserve">)                   </w:t>
+                    <w:t xml:space="preserve">м.п.           (підпис)                   </w:t>
                   </w:r>
                 </w:p>
               </w:tc>
@@ -5748,11 +5385,10 @@
                       <w15:appearance w15:val="tags"/>
                       <w:text/>
                     </w:sdtPr>
-                    <w:sdtEndPr/>
                     <w:sdtContent>
                       <w:r>
                         <w:rPr>
-                          <w:rStyle w:val="afc"/>
+                          <w:rStyle w:val="PlaceholderText"/>
                         </w:rPr>
                         <w:t>Место для ввода текста.</w:t>
                       </w:r>
@@ -5772,7 +5408,7 @@
           </w:tbl>
           <w:p>
             <w:pPr>
-              <w:pStyle w:val="a6"/>
+              <w:pStyle w:val="BodyText"/>
               <w:ind w:right="0"/>
               <w:rPr>
                 <w:sz w:val="18"/>
@@ -5800,7 +5436,7 @@
           </w:tcPr>
           <w:p>
             <w:pPr>
-              <w:pStyle w:val="23"/>
+              <w:pStyle w:val="BodyTextIndent2"/>
               <w:ind w:firstLine="0"/>
               <w:rPr>
                 <w:bCs/>
@@ -5814,12 +5450,13 @@
                 <w:sz w:val="18"/>
                 <w:szCs w:val="18"/>
               </w:rPr>
+              <w:lastRenderedPageBreak/>
               <w:t xml:space="preserve">Супроводження Договору здійснює: </w:t>
             </w:r>
           </w:p>
           <w:p>
             <w:pPr>
-              <w:pStyle w:val="23"/>
+              <w:pStyle w:val="BodyTextIndent2"/>
               <w:ind w:firstLine="0"/>
               <w:rPr>
                 <w:bCs/>
@@ -5854,7 +5491,7 @@
           </w:p>
           <w:p>
             <w:pPr>
-              <w:pStyle w:val="aa"/>
+              <w:pStyle w:val="Footer"/>
               <w:ind w:right="360"/>
               <w:jc w:val="both"/>
               <w:rPr>
@@ -5878,7 +5515,7 @@
           </w:p>
           <w:p>
             <w:pPr>
-              <w:pStyle w:val="aa"/>
+              <w:pStyle w:val="Footer"/>
               <w:ind w:right="360"/>
               <w:jc w:val="both"/>
               <w:rPr>
@@ -5889,7 +5526,6 @@
                 <w:lang w:val="uk-UA"/>
               </w:rPr>
             </w:pPr>
-            <w:proofErr w:type="spellStart"/>
             <w:r>
               <w:rPr>
                 <w:b w:val="0"/>
@@ -5898,9 +5534,8 @@
                 <w:szCs w:val="18"/>
                 <w:lang w:val="uk-UA"/>
               </w:rPr>
-              <w:t>тел</w:t>
+              <w:t xml:space="preserve">тел.:   </w:t>
             </w:r>
-            <w:proofErr w:type="spellEnd"/>
             <w:r>
               <w:rPr>
                 <w:b w:val="0"/>
@@ -5909,9 +5544,14 @@
                 <w:szCs w:val="18"/>
                 <w:lang w:val="uk-UA"/>
               </w:rPr>
-              <w:t xml:space="preserve">.:   </w:t>
+              <w:t>_______________________________</w:t>
             </w:r>
-            <w:r>
+          </w:p>
+          <w:p>
+            <w:pPr>
+              <w:pStyle w:val="Footer"/>
+              <w:ind w:right="360"/>
+              <w:jc w:val="both"/>
               <w:rPr>
                 <w:b w:val="0"/>
                 <w:bCs w:val="0"/>
@@ -5919,14 +5559,8 @@
                 <w:szCs w:val="18"/>
                 <w:lang w:val="uk-UA"/>
               </w:rPr>
-              <w:t>_______________________________</w:t>
-            </w:r>
-          </w:p>
-          <w:p>
-            <w:pPr>
-              <w:pStyle w:val="aa"/>
-              <w:ind w:right="360"/>
-              <w:jc w:val="both"/>
+            </w:pPr>
+            <w:r>
               <w:rPr>
                 <w:b w:val="0"/>
                 <w:bCs w:val="0"/>
@@ -5934,8 +5568,14 @@
                 <w:szCs w:val="18"/>
                 <w:lang w:val="uk-UA"/>
               </w:rPr>
-            </w:pPr>
-            <w:r>
+              <w:t xml:space="preserve">Інспектор/Представник: </w:t>
+            </w:r>
+          </w:p>
+          <w:p>
+            <w:pPr>
+              <w:pStyle w:val="Footer"/>
+              <w:ind w:right="360"/>
+              <w:jc w:val="both"/>
               <w:rPr>
                 <w:b w:val="0"/>
                 <w:bCs w:val="0"/>
@@ -5943,14 +5583,8 @@
                 <w:szCs w:val="18"/>
                 <w:lang w:val="uk-UA"/>
               </w:rPr>
-              <w:t xml:space="preserve">Інспектор/Представник: </w:t>
-            </w:r>
-          </w:p>
-          <w:p>
-            <w:pPr>
-              <w:pStyle w:val="aa"/>
-              <w:ind w:right="360"/>
-              <w:jc w:val="both"/>
+            </w:pPr>
+            <w:r>
               <w:rPr>
                 <w:b w:val="0"/>
                 <w:bCs w:val="0"/>
@@ -5958,22 +5592,12 @@
                 <w:szCs w:val="18"/>
                 <w:lang w:val="uk-UA"/>
               </w:rPr>
-            </w:pPr>
-            <w:r>
-              <w:rPr>
-                <w:b w:val="0"/>
-                <w:bCs w:val="0"/>
-                <w:sz w:val="18"/>
-                <w:szCs w:val="18"/>
-                <w:lang w:val="uk-UA"/>
-              </w:rPr>
-              <w:lastRenderedPageBreak/>
               <w:t>П.І.Б. ________________________________</w:t>
             </w:r>
           </w:p>
           <w:p>
             <w:pPr>
-              <w:pStyle w:val="23"/>
+              <w:pStyle w:val="BodyTextIndent2"/>
               <w:ind w:firstLine="0"/>
               <w:rPr>
                 <w:b/>
@@ -5981,23 +5605,13 @@
                 <w:szCs w:val="18"/>
               </w:rPr>
             </w:pPr>
-            <w:proofErr w:type="spellStart"/>
             <w:r>
               <w:rPr>
                 <w:bCs/>
                 <w:sz w:val="18"/>
                 <w:szCs w:val="18"/>
               </w:rPr>
-              <w:t>тел</w:t>
-            </w:r>
-            <w:proofErr w:type="spellEnd"/>
-            <w:r>
-              <w:rPr>
-                <w:bCs/>
-                <w:sz w:val="18"/>
-                <w:szCs w:val="18"/>
-              </w:rPr>
-              <w:t>.:   (_____)_________________________</w:t>
+              <w:t>тел.:   (_____)_________________________</w:t>
             </w:r>
           </w:p>
         </w:tc>
@@ -6013,7 +5627,7 @@
           </w:tcPr>
           <w:p>
             <w:pPr>
-              <w:pStyle w:val="aa"/>
+              <w:pStyle w:val="Footer"/>
               <w:ind w:right="360" w:firstLine="360"/>
               <w:rPr>
                 <w:b w:val="0"/>
@@ -6031,7 +5645,6 @@
                 <w:szCs w:val="18"/>
                 <w:lang w:val="uk-UA"/>
               </w:rPr>
-              <w:lastRenderedPageBreak/>
               <w:t xml:space="preserve">Супроводження Договору здійснює: </w:t>
             </w:r>
           </w:p>
@@ -6092,11 +5705,10 @@
                 <w15:appearance w15:val="tags"/>
                 <w:text/>
               </w:sdtPr>
-              <w:sdtEndPr/>
               <w:sdtContent>
                 <w:r>
                   <w:rPr>
-                    <w:rStyle w:val="afc"/>
+                    <w:rStyle w:val="PlaceholderText"/>
                   </w:rPr>
                   <w:t>Место для ввода текста.</w:t>
                 </w:r>
@@ -6113,7 +5725,6 @@
                 <w:lang w:val="uk-UA"/>
               </w:rPr>
             </w:pPr>
-            <w:proofErr w:type="spellStart"/>
             <w:r>
               <w:rPr>
                 <w:rFonts w:eastAsia="Calibri"/>
@@ -6123,20 +5734,7 @@
                 <w:szCs w:val="16"/>
                 <w:lang w:val="uk-UA" w:eastAsia="en-US"/>
               </w:rPr>
-              <w:lastRenderedPageBreak/>
-              <w:t>тел</w:t>
-            </w:r>
-            <w:proofErr w:type="spellEnd"/>
-            <w:r>
-              <w:rPr>
-                <w:rFonts w:eastAsia="Calibri"/>
-                <w:b w:val="0"/>
-                <w:bCs w:val="0"/>
-                <w:sz w:val="16"/>
-                <w:szCs w:val="16"/>
-                <w:lang w:val="uk-UA" w:eastAsia="en-US"/>
-              </w:rPr>
-              <w:t>.:</w:t>
+              <w:t>тел.:</w:t>
             </w:r>
             <w:r>
               <w:rPr>
@@ -6168,11 +5766,10 @@
                 <w15:appearance w15:val="tags"/>
                 <w:text/>
               </w:sdtPr>
-              <w:sdtEndPr/>
               <w:sdtContent>
                 <w:r>
                   <w:rPr>
-                    <w:rStyle w:val="afc"/>
+                    <w:rStyle w:val="PlaceholderText"/>
                   </w:rPr>
                   <w:t>Место для ввода текста.</w:t>
                 </w:r>
@@ -6184,7 +5781,7 @@
     </w:tbl>
     <w:p>
       <w:pPr>
-        <w:pStyle w:val="a6"/>
+        <w:pStyle w:val="BodyText"/>
         <w:ind w:right="-1"/>
         <w:rPr>
           <w:b/>
@@ -6203,7 +5800,7 @@
     </w:p>
     <w:p>
       <w:pPr>
-        <w:pStyle w:val="ae"/>
+        <w:pStyle w:val="Subtitle"/>
         <w:ind w:left="0" w:firstLine="426"/>
       </w:pPr>
       <w:r>
@@ -6294,9 +5891,8 @@
           <w:szCs w:val="20"/>
           <w:lang w:val="uk-UA"/>
         </w:rPr>
-        <w:t xml:space="preserve"> № </w:t>
-      </w:r>
-      <w:proofErr w:type="spellStart"/>
+        <w:t xml:space="preserve"> № Рi - __/___</w:t>
+      </w:r>
       <w:r>
         <w:rPr>
           <w:b w:val="0"/>
@@ -6305,10 +5901,13 @@
           <w:szCs w:val="20"/>
           <w:lang w:val="uk-UA"/>
         </w:rPr>
-        <w:t>Рi</w:t>
-      </w:r>
-      <w:proofErr w:type="spellEnd"/>
-      <w:r>
+        <w:t xml:space="preserve">  </w:t>
+      </w:r>
+    </w:p>
+    <w:p>
+      <w:pPr>
+        <w:ind w:firstLine="426"/>
+        <w:jc w:val="right"/>
         <w:rPr>
           <w:b w:val="0"/>
           <w:bCs w:val="0"/>
@@ -6316,8 +5915,7 @@
           <w:szCs w:val="20"/>
           <w:lang w:val="uk-UA"/>
         </w:rPr>
-        <w:t xml:space="preserve"> - __/___</w:t>
-      </w:r>
+      </w:pPr>
       <w:r>
         <w:rPr>
           <w:b w:val="0"/>
@@ -6326,7 +5924,27 @@
           <w:szCs w:val="20"/>
           <w:lang w:val="uk-UA"/>
         </w:rPr>
-        <w:t xml:space="preserve">  </w:t>
+        <w:t xml:space="preserve">            від “__” ____</w:t>
+      </w:r>
+      <w:r>
+        <w:rPr>
+          <w:b w:val="0"/>
+          <w:bCs w:val="0"/>
+          <w:sz w:val="20"/>
+          <w:szCs w:val="20"/>
+          <w:lang w:val="uk-UA"/>
+        </w:rPr>
+        <w:t>_______</w:t>
+      </w:r>
+      <w:r>
+        <w:rPr>
+          <w:b w:val="0"/>
+          <w:bCs w:val="0"/>
+          <w:sz w:val="20"/>
+          <w:szCs w:val="20"/>
+          <w:lang w:val="uk-UA"/>
+        </w:rPr>
+        <w:t xml:space="preserve">20__ р. </w:t>
       </w:r>
     </w:p>
     <w:p>
@@ -6334,96 +5952,53 @@
         <w:ind w:firstLine="426"/>
         <w:jc w:val="right"/>
         <w:rPr>
+          <w:sz w:val="20"/>
+          <w:szCs w:val="20"/>
+          <w:lang w:val="uk-UA"/>
+        </w:rPr>
+      </w:pPr>
+      <w:r>
+        <w:rPr>
           <w:b w:val="0"/>
           <w:bCs w:val="0"/>
           <w:sz w:val="20"/>
           <w:szCs w:val="20"/>
           <w:lang w:val="uk-UA"/>
         </w:rPr>
-      </w:pPr>
-      <w:r>
-        <w:rPr>
-          <w:b w:val="0"/>
-          <w:bCs w:val="0"/>
-          <w:sz w:val="20"/>
-          <w:szCs w:val="20"/>
-          <w:lang w:val="uk-UA"/>
-        </w:rPr>
-        <w:t xml:space="preserve">            від “__” ____</w:t>
-      </w:r>
-      <w:r>
-        <w:rPr>
-          <w:b w:val="0"/>
-          <w:bCs w:val="0"/>
-          <w:sz w:val="20"/>
-          <w:szCs w:val="20"/>
-          <w:lang w:val="uk-UA"/>
-        </w:rPr>
-        <w:t>_______</w:t>
-      </w:r>
-      <w:r>
-        <w:rPr>
-          <w:b w:val="0"/>
-          <w:bCs w:val="0"/>
-          <w:sz w:val="20"/>
-          <w:szCs w:val="20"/>
-          <w:lang w:val="uk-UA"/>
-        </w:rPr>
-        <w:t xml:space="preserve">20__ р. </w:t>
+        <w:t xml:space="preserve">  </w:t>
       </w:r>
     </w:p>
     <w:p>
       <w:pPr>
+        <w:pStyle w:val="Title"/>
         <w:ind w:firstLine="426"/>
-        <w:jc w:val="right"/>
-        <w:rPr>
-          <w:sz w:val="20"/>
-          <w:szCs w:val="20"/>
-          <w:lang w:val="uk-UA"/>
-        </w:rPr>
-      </w:pPr>
-      <w:r>
-        <w:rPr>
-          <w:b w:val="0"/>
-          <w:bCs w:val="0"/>
-          <w:sz w:val="20"/>
-          <w:szCs w:val="20"/>
-          <w:lang w:val="uk-UA"/>
-        </w:rPr>
-        <w:t xml:space="preserve">  </w:t>
-      </w:r>
+        <w:jc w:val="left"/>
+        <w:rPr>
+          <w:sz w:val="20"/>
+          <w:szCs w:val="20"/>
+        </w:rPr>
+      </w:pPr>
     </w:p>
     <w:p>
       <w:pPr>
-        <w:pStyle w:val="ac"/>
+        <w:pStyle w:val="Title"/>
         <w:ind w:firstLine="426"/>
-        <w:jc w:val="left"/>
-        <w:rPr>
-          <w:sz w:val="20"/>
-          <w:szCs w:val="20"/>
-        </w:rPr>
-      </w:pPr>
+        <w:rPr>
+          <w:sz w:val="20"/>
+          <w:szCs w:val="20"/>
+        </w:rPr>
+      </w:pPr>
+      <w:r>
+        <w:rPr>
+          <w:sz w:val="20"/>
+          <w:szCs w:val="20"/>
+        </w:rPr>
+        <w:t>З В І Т №_____</w:t>
+      </w:r>
     </w:p>
     <w:p>
       <w:pPr>
-        <w:pStyle w:val="ac"/>
-        <w:ind w:firstLine="426"/>
-        <w:rPr>
-          <w:sz w:val="20"/>
-          <w:szCs w:val="20"/>
-        </w:rPr>
-      </w:pPr>
-      <w:r>
-        <w:rPr>
-          <w:sz w:val="20"/>
-          <w:szCs w:val="20"/>
-        </w:rPr>
-        <w:t>З В І Т №_____</w:t>
-      </w:r>
-    </w:p>
-    <w:p>
-      <w:pPr>
-        <w:pStyle w:val="ac"/>
+        <w:pStyle w:val="Title"/>
         <w:ind w:firstLine="426"/>
         <w:rPr>
           <w:sz w:val="20"/>
@@ -6438,7 +6013,7 @@
         <mc:AlternateContent>
           <mc:Choice Requires="wps">
             <w:drawing>
-              <wp:anchor distT="0" distB="0" distL="114300" distR="114300" simplePos="0" relativeHeight="251662336" behindDoc="0" locked="0" layoutInCell="1" allowOverlap="1">
+              <wp:anchor distT="0" distB="0" distL="114300" distR="114300" simplePos="0" relativeHeight="251662336" behindDoc="0" locked="0" layoutInCell="1" allowOverlap="1" wp14:anchorId="5E7CD55B" wp14:editId="7611F81F">
                 <wp:simplePos x="0" y="0"/>
                 <wp:positionH relativeFrom="column">
                   <wp:posOffset>978535</wp:posOffset>
@@ -6483,7 +6058,6 @@
                               <w:rPr>
                                 <w:sz w:val="24"/>
                                 <w:szCs w:val="24"/>
-                                <w:lang/>
                               </w:rPr>
                             </w:pPr>
                             <w:r>
@@ -6958,51 +6532,7 @@
                 <w:szCs w:val="18"/>
                 <w:lang w:val="uk-UA"/>
               </w:rPr>
-              <w:t>(год.:</w:t>
-            </w:r>
-            <w:proofErr w:type="spellStart"/>
-            <w:r>
-              <w:rPr>
-                <w:rFonts w:ascii="Arial Narrow" w:eastAsia="Times New Roman" w:hAnsi="Arial Narrow"/>
-                <w:b w:val="0"/>
-                <w:sz w:val="18"/>
-                <w:szCs w:val="18"/>
-                <w:lang w:val="uk-UA"/>
-              </w:rPr>
-              <w:t>хвил</w:t>
-            </w:r>
-            <w:proofErr w:type="spellEnd"/>
-            <w:r>
-              <w:rPr>
-                <w:rFonts w:ascii="Arial Narrow" w:eastAsia="Times New Roman" w:hAnsi="Arial Narrow"/>
-                <w:b w:val="0"/>
-                <w:sz w:val="18"/>
-                <w:szCs w:val="18"/>
-                <w:lang w:val="uk-UA"/>
-              </w:rPr>
-              <w:t xml:space="preserve">.: </w:t>
-            </w:r>
-            <w:proofErr w:type="spellStart"/>
-            <w:r>
-              <w:rPr>
-                <w:rFonts w:ascii="Arial Narrow" w:eastAsia="Times New Roman" w:hAnsi="Arial Narrow"/>
-                <w:b w:val="0"/>
-                <w:sz w:val="18"/>
-                <w:szCs w:val="18"/>
-                <w:lang w:val="uk-UA"/>
-              </w:rPr>
-              <w:t>сек</w:t>
-            </w:r>
-            <w:proofErr w:type="spellEnd"/>
-            <w:r>
-              <w:rPr>
-                <w:rFonts w:ascii="Arial Narrow" w:eastAsia="Times New Roman" w:hAnsi="Arial Narrow"/>
-                <w:b w:val="0"/>
-                <w:sz w:val="18"/>
-                <w:szCs w:val="18"/>
-                <w:lang w:val="uk-UA"/>
-              </w:rPr>
-              <w:t>.)</w:t>
+              <w:t>(год.:хвил.: сек.)</w:t>
             </w:r>
           </w:p>
           <w:p>
@@ -7130,51 +6660,7 @@
                 <w:szCs w:val="18"/>
                 <w:lang w:val="uk-UA"/>
               </w:rPr>
-              <w:t>(год.:</w:t>
-            </w:r>
-            <w:proofErr w:type="spellStart"/>
-            <w:r>
-              <w:rPr>
-                <w:rFonts w:ascii="Arial Narrow" w:eastAsia="Times New Roman" w:hAnsi="Arial Narrow"/>
-                <w:b w:val="0"/>
-                <w:sz w:val="18"/>
-                <w:szCs w:val="18"/>
-                <w:lang w:val="uk-UA"/>
-              </w:rPr>
-              <w:t>хвил</w:t>
-            </w:r>
-            <w:proofErr w:type="spellEnd"/>
-            <w:r>
-              <w:rPr>
-                <w:rFonts w:ascii="Arial Narrow" w:eastAsia="Times New Roman" w:hAnsi="Arial Narrow"/>
-                <w:b w:val="0"/>
-                <w:sz w:val="18"/>
-                <w:szCs w:val="18"/>
-                <w:lang w:val="uk-UA"/>
-              </w:rPr>
-              <w:t xml:space="preserve">.: </w:t>
-            </w:r>
-            <w:proofErr w:type="spellStart"/>
-            <w:r>
-              <w:rPr>
-                <w:rFonts w:ascii="Arial Narrow" w:eastAsia="Times New Roman" w:hAnsi="Arial Narrow"/>
-                <w:b w:val="0"/>
-                <w:sz w:val="18"/>
-                <w:szCs w:val="18"/>
-                <w:lang w:val="uk-UA"/>
-              </w:rPr>
-              <w:t>сек</w:t>
-            </w:r>
-            <w:proofErr w:type="spellEnd"/>
-            <w:r>
-              <w:rPr>
-                <w:rFonts w:ascii="Arial Narrow" w:eastAsia="Times New Roman" w:hAnsi="Arial Narrow"/>
-                <w:b w:val="0"/>
-                <w:sz w:val="18"/>
-                <w:szCs w:val="18"/>
-                <w:lang w:val="uk-UA"/>
-              </w:rPr>
-              <w:t>.)</w:t>
+              <w:t>(год.:хвил.: сек.)</w:t>
             </w:r>
           </w:p>
           <w:p>
@@ -8994,7 +8480,7 @@
         <mc:AlternateContent>
           <mc:Choice Requires="wps">
             <w:drawing>
-              <wp:anchor distT="0" distB="0" distL="114300" distR="114300" simplePos="0" relativeHeight="251661312" behindDoc="0" locked="0" layoutInCell="1" allowOverlap="1">
+              <wp:anchor distT="0" distB="0" distL="114300" distR="114300" simplePos="0" relativeHeight="251661312" behindDoc="0" locked="0" layoutInCell="1" allowOverlap="1" wp14:anchorId="2A68A4F7" wp14:editId="0B8D5A32">
                 <wp:simplePos x="0" y="0"/>
                 <wp:positionH relativeFrom="column">
                   <wp:posOffset>130810</wp:posOffset>
@@ -9151,7 +8637,7 @@
     </w:p>
     <w:p>
       <w:pPr>
-        <w:pStyle w:val="ae"/>
+        <w:pStyle w:val="Subtitle"/>
         <w:keepNext/>
         <w:pageBreakBefore/>
         <w:ind w:left="0" w:firstLine="425"/>
@@ -9212,29 +8698,7 @@
           <w:szCs w:val="20"/>
           <w:lang w:val="uk-UA"/>
         </w:rPr>
-        <w:t xml:space="preserve"> № </w:t>
-      </w:r>
-      <w:proofErr w:type="spellStart"/>
-      <w:r>
-        <w:rPr>
-          <w:b w:val="0"/>
-          <w:bCs w:val="0"/>
-          <w:sz w:val="20"/>
-          <w:szCs w:val="20"/>
-          <w:lang w:val="uk-UA"/>
-        </w:rPr>
-        <w:t>Рі</w:t>
-      </w:r>
-      <w:proofErr w:type="spellEnd"/>
-      <w:r>
-        <w:rPr>
-          <w:b w:val="0"/>
-          <w:bCs w:val="0"/>
-          <w:sz w:val="20"/>
-          <w:szCs w:val="20"/>
-          <w:lang w:val="uk-UA"/>
-        </w:rPr>
-        <w:t xml:space="preserve"> - ____/____</w:t>
+        <w:t xml:space="preserve"> № Рі - ____/____</w:t>
       </w:r>
       <w:r>
         <w:rPr>
@@ -9344,7 +8808,7 @@
         <mc:AlternateContent>
           <mc:Choice Requires="wps">
             <w:drawing>
-              <wp:anchor distT="0" distB="0" distL="114300" distR="114300" simplePos="0" relativeHeight="251664384" behindDoc="0" locked="0" layoutInCell="1" allowOverlap="1">
+              <wp:anchor distT="0" distB="0" distL="114300" distR="114300" simplePos="0" relativeHeight="251664384" behindDoc="0" locked="0" layoutInCell="1" allowOverlap="1" wp14:anchorId="48C9E80F" wp14:editId="04D874A0">
                 <wp:simplePos x="0" y="0"/>
                 <wp:positionH relativeFrom="column">
                   <wp:posOffset>664210</wp:posOffset>
@@ -9389,7 +8853,6 @@
                               <w:rPr>
                                 <w:sz w:val="24"/>
                                 <w:szCs w:val="24"/>
-                                <w:lang/>
                               </w:rPr>
                             </w:pPr>
                             <w:r>
@@ -9495,7 +8958,7 @@
     </w:p>
     <w:p>
       <w:pPr>
-        <w:pStyle w:val="a8"/>
+        <w:pStyle w:val="Header"/>
         <w:ind w:firstLine="426"/>
         <w:rPr>
           <w:sz w:val="20"/>
@@ -9506,7 +8969,7 @@
     </w:p>
     <w:p>
       <w:pPr>
-        <w:pStyle w:val="a6"/>
+        <w:pStyle w:val="BodyText"/>
         <w:jc w:val="center"/>
         <w:rPr>
           <w:b/>
@@ -9529,7 +8992,7 @@
     </w:p>
     <w:p>
       <w:pPr>
-        <w:pStyle w:val="a6"/>
+        <w:pStyle w:val="BodyText"/>
         <w:jc w:val="center"/>
         <w:rPr>
           <w:b/>
@@ -9552,7 +9015,7 @@
     </w:p>
     <w:p>
       <w:pPr>
-        <w:pStyle w:val="a6"/>
+        <w:pStyle w:val="BodyText"/>
         <w:jc w:val="center"/>
         <w:rPr>
           <w:b/>
@@ -9614,7 +9077,7 @@
     </w:p>
     <w:p>
       <w:pPr>
-        <w:pStyle w:val="a6"/>
+        <w:pStyle w:val="BodyText"/>
         <w:ind w:right="-1"/>
         <w:jc w:val="center"/>
         <w:rPr>
@@ -9648,7 +9111,7 @@
     </w:p>
     <w:p>
       <w:pPr>
-        <w:pStyle w:val="a6"/>
+        <w:pStyle w:val="BodyText"/>
         <w:rPr>
           <w:sz w:val="20"/>
           <w:szCs w:val="20"/>
@@ -9658,7 +9121,7 @@
     </w:p>
     <w:p>
       <w:pPr>
-        <w:pStyle w:val="a6"/>
+        <w:pStyle w:val="BodyText"/>
         <w:rPr>
           <w:sz w:val="20"/>
           <w:szCs w:val="20"/>
@@ -9668,7 +9131,7 @@
     </w:p>
     <w:p>
       <w:pPr>
-        <w:pStyle w:val="a6"/>
+        <w:pStyle w:val="BodyText"/>
         <w:ind w:right="-1"/>
         <w:jc w:val="center"/>
         <w:rPr>
@@ -9746,7 +9209,7 @@
     </w:p>
     <w:p>
       <w:pPr>
-        <w:pStyle w:val="a6"/>
+        <w:pStyle w:val="BodyText"/>
         <w:ind w:right="-1"/>
         <w:rPr>
           <w:sz w:val="20"/>
@@ -9757,7 +9220,7 @@
     </w:p>
     <w:p>
       <w:pPr>
-        <w:pStyle w:val="a6"/>
+        <w:pStyle w:val="BodyText"/>
         <w:ind w:right="-1" w:firstLine="720"/>
         <w:rPr>
           <w:b/>
@@ -9769,7 +9232,7 @@
     </w:p>
     <w:p>
       <w:pPr>
-        <w:pStyle w:val="a6"/>
+        <w:pStyle w:val="BodyText"/>
         <w:ind w:right="-1"/>
         <w:rPr>
           <w:sz w:val="24"/>
@@ -9813,7 +9276,7 @@
     </w:p>
     <w:p>
       <w:pPr>
-        <w:pStyle w:val="a6"/>
+        <w:pStyle w:val="BodyText"/>
         <w:ind w:right="-1" w:firstLine="720"/>
         <w:rPr>
           <w:sz w:val="24"/>
@@ -9917,7 +9380,7 @@
     </w:p>
     <w:p>
       <w:pPr>
-        <w:pStyle w:val="a6"/>
+        <w:pStyle w:val="BodyText"/>
         <w:ind w:right="-1"/>
         <w:rPr>
           <w:sz w:val="24"/>
@@ -9928,7 +9391,7 @@
     </w:p>
     <w:p>
       <w:pPr>
-        <w:pStyle w:val="a6"/>
+        <w:pStyle w:val="BodyText"/>
         <w:ind w:right="-1"/>
         <w:rPr>
           <w:sz w:val="24"/>
@@ -9947,7 +9410,7 @@
     </w:p>
     <w:p>
       <w:pPr>
-        <w:pStyle w:val="a6"/>
+        <w:pStyle w:val="BodyText"/>
         <w:overflowPunct w:val="0"/>
         <w:ind w:right="-1" w:firstLine="426"/>
         <w:textAlignment w:val="baseline"/>
@@ -10058,7 +9521,7 @@
     </w:p>
     <w:p>
       <w:pPr>
-        <w:pStyle w:val="a6"/>
+        <w:pStyle w:val="BodyText"/>
         <w:overflowPunct w:val="0"/>
         <w:ind w:right="-1" w:firstLine="426"/>
         <w:textAlignment w:val="baseline"/>
@@ -10091,25 +9554,7 @@
           <w:szCs w:val="24"/>
           <w:lang w:val="uk-UA"/>
         </w:rPr>
-        <w:t xml:space="preserve">віт про використані музичні твори в рекламі, що </w:t>
-      </w:r>
-      <w:proofErr w:type="spellStart"/>
-      <w:r>
-        <w:rPr>
-          <w:sz w:val="24"/>
-          <w:szCs w:val="24"/>
-          <w:lang w:val="uk-UA"/>
-        </w:rPr>
-        <w:t>сповіщувалась</w:t>
-      </w:r>
-      <w:proofErr w:type="spellEnd"/>
-      <w:r>
-        <w:rPr>
-          <w:sz w:val="24"/>
-          <w:szCs w:val="24"/>
-          <w:lang w:val="uk-UA"/>
-        </w:rPr>
-        <w:t xml:space="preserve"> через мережу Інтернет</w:t>
+        <w:t>віт про використані музичні твори в рекламі, що сповіщувалась через мережу Інтернет</w:t>
       </w:r>
       <w:r>
         <w:rPr>
@@ -10163,7 +9608,7 @@
     </w:p>
     <w:p>
       <w:pPr>
-        <w:pStyle w:val="a6"/>
+        <w:pStyle w:val="BodyText"/>
         <w:ind w:right="-1" w:firstLine="426"/>
         <w:rPr>
           <w:sz w:val="24"/>
@@ -10226,7 +9671,7 @@
     </w:p>
     <w:p>
       <w:pPr>
-        <w:pStyle w:val="a6"/>
+        <w:pStyle w:val="BodyText"/>
         <w:ind w:right="-1" w:firstLine="426"/>
         <w:rPr>
           <w:sz w:val="24"/>
@@ -10237,7 +9682,7 @@
     </w:p>
     <w:p>
       <w:pPr>
-        <w:pStyle w:val="a6"/>
+        <w:pStyle w:val="BodyText"/>
         <w:ind w:right="-1"/>
         <w:jc w:val="center"/>
         <w:rPr>
@@ -10259,7 +9704,7 @@
     </w:p>
     <w:p>
       <w:pPr>
-        <w:pStyle w:val="a6"/>
+        <w:pStyle w:val="BodyText"/>
         <w:ind w:right="-1"/>
         <w:rPr>
           <w:sz w:val="24"/>
@@ -10270,7 +9715,7 @@
     </w:p>
     <w:p>
       <w:pPr>
-        <w:pStyle w:val="a6"/>
+        <w:pStyle w:val="BodyText"/>
         <w:ind w:right="-1"/>
         <w:rPr>
           <w:sz w:val="24"/>
@@ -10341,60 +9786,42 @@
           <w:szCs w:val="24"/>
           <w:lang w:val="uk-UA"/>
         </w:rPr>
-        <w:t xml:space="preserve">ри в рекламі, що публічно </w:t>
-      </w:r>
-      <w:proofErr w:type="spellStart"/>
+        <w:t>ри в рекламі, що публічно сповіщ</w:t>
+      </w:r>
       <w:r>
         <w:rPr>
           <w:sz w:val="24"/>
           <w:szCs w:val="24"/>
           <w:lang w:val="uk-UA"/>
         </w:rPr>
-        <w:t>сповіщ</w:t>
-      </w:r>
-      <w:r>
+        <w:t>увалась через мережу Інтернет та перераховану Користувачем суму авторської винагороди (роялті) на поточний рахунок в банківській установі.</w:t>
+      </w:r>
+    </w:p>
+    <w:p>
+      <w:pPr>
+        <w:pStyle w:val="BodyText"/>
+        <w:ind w:right="-1"/>
         <w:rPr>
           <w:sz w:val="24"/>
           <w:szCs w:val="24"/>
           <w:lang w:val="uk-UA"/>
         </w:rPr>
-        <w:t>увалась</w:t>
-      </w:r>
-      <w:proofErr w:type="spellEnd"/>
-      <w:r>
+      </w:pPr>
+    </w:p>
+    <w:p>
+      <w:pPr>
+        <w:pStyle w:val="BodyText"/>
+        <w:ind w:right="-1"/>
         <w:rPr>
           <w:sz w:val="24"/>
           <w:szCs w:val="24"/>
           <w:lang w:val="uk-UA"/>
         </w:rPr>
-        <w:t xml:space="preserve"> через мережу Інтернет та перераховану Користувачем суму авторської винагороди (роялті) на поточний рахунок в банківській установі.</w:t>
-      </w:r>
+      </w:pPr>
     </w:p>
     <w:p>
       <w:pPr>
-        <w:pStyle w:val="a6"/>
-        <w:ind w:right="-1"/>
-        <w:rPr>
-          <w:sz w:val="24"/>
-          <w:szCs w:val="24"/>
-          <w:lang w:val="uk-UA"/>
-        </w:rPr>
-      </w:pPr>
-    </w:p>
-    <w:p>
-      <w:pPr>
-        <w:pStyle w:val="a6"/>
-        <w:ind w:right="-1"/>
-        <w:rPr>
-          <w:sz w:val="24"/>
-          <w:szCs w:val="24"/>
-          <w:lang w:val="uk-UA"/>
-        </w:rPr>
-      </w:pPr>
-    </w:p>
-    <w:p>
-      <w:pPr>
-        <w:pStyle w:val="a6"/>
+        <w:pStyle w:val="BodyText"/>
         <w:rPr>
           <w:sz w:val="20"/>
           <w:szCs w:val="20"/>
@@ -10447,7 +9874,7 @@
           </w:tcPr>
           <w:p>
             <w:pPr>
-              <w:pStyle w:val="a6"/>
+              <w:pStyle w:val="BodyText"/>
               <w:ind w:right="-1"/>
               <w:jc w:val="left"/>
               <w:rPr>
@@ -10486,7 +9913,7 @@
           </w:tcPr>
           <w:p>
             <w:pPr>
-              <w:pStyle w:val="a6"/>
+              <w:pStyle w:val="BodyText"/>
               <w:ind w:right="-1"/>
               <w:jc w:val="left"/>
               <w:rPr>
@@ -10505,7 +9932,7 @@
           </w:tcPr>
           <w:p>
             <w:pPr>
-              <w:pStyle w:val="a6"/>
+              <w:pStyle w:val="BodyText"/>
               <w:ind w:right="-1"/>
               <w:jc w:val="left"/>
               <w:rPr>
@@ -10539,7 +9966,7 @@
           </w:tcPr>
           <w:p>
             <w:pPr>
-              <w:pStyle w:val="a6"/>
+              <w:pStyle w:val="BodyText"/>
               <w:jc w:val="left"/>
               <w:rPr>
                 <w:b/>
@@ -10557,7 +9984,7 @@
           </w:tcPr>
           <w:p>
             <w:pPr>
-              <w:pStyle w:val="a6"/>
+              <w:pStyle w:val="BodyText"/>
               <w:ind w:right="-1"/>
               <w:jc w:val="left"/>
               <w:rPr>
@@ -10576,7 +10003,7 @@
           </w:tcPr>
           <w:p>
             <w:pPr>
-              <w:pStyle w:val="a6"/>
+              <w:pStyle w:val="BodyText"/>
               <w:ind w:right="-1"/>
               <w:jc w:val="left"/>
               <w:rPr>
@@ -10594,7 +10021,7 @@
           </w:tcPr>
           <w:p>
             <w:pPr>
-              <w:pStyle w:val="a6"/>
+              <w:pStyle w:val="BodyText"/>
               <w:ind w:right="-1"/>
               <w:jc w:val="left"/>
               <w:rPr>
@@ -10613,7 +10040,7 @@
           </w:tcPr>
           <w:p>
             <w:pPr>
-              <w:pStyle w:val="a6"/>
+              <w:pStyle w:val="BodyText"/>
               <w:ind w:right="-1"/>
               <w:jc w:val="left"/>
               <w:rPr>
@@ -10632,7 +10059,7 @@
           </w:tcPr>
           <w:p>
             <w:pPr>
-              <w:pStyle w:val="a6"/>
+              <w:pStyle w:val="BodyText"/>
               <w:ind w:right="-1"/>
               <w:jc w:val="left"/>
               <w:rPr>
@@ -10651,7 +10078,7 @@
           </w:tcPr>
           <w:p>
             <w:pPr>
-              <w:pStyle w:val="a6"/>
+              <w:pStyle w:val="BodyText"/>
               <w:ind w:right="-1"/>
               <w:jc w:val="left"/>
               <w:rPr>
@@ -10677,7 +10104,7 @@
           </w:tcPr>
           <w:p>
             <w:pPr>
-              <w:pStyle w:val="a6"/>
+              <w:pStyle w:val="BodyText"/>
               <w:ind w:right="-1"/>
               <w:jc w:val="left"/>
               <w:rPr>
@@ -10696,7 +10123,7 @@
           </w:tcPr>
           <w:p>
             <w:pPr>
-              <w:pStyle w:val="a6"/>
+              <w:pStyle w:val="BodyText"/>
               <w:ind w:right="-1"/>
               <w:jc w:val="left"/>
               <w:rPr>
@@ -10720,7 +10147,7 @@
           </w:tcPr>
           <w:p>
             <w:pPr>
-              <w:pStyle w:val="a6"/>
+              <w:pStyle w:val="BodyText"/>
               <w:jc w:val="left"/>
               <w:rPr>
                 <w:b/>
@@ -10738,7 +10165,7 @@
           </w:tcPr>
           <w:p>
             <w:pPr>
-              <w:pStyle w:val="a6"/>
+              <w:pStyle w:val="BodyText"/>
               <w:ind w:right="-1"/>
               <w:jc w:val="left"/>
               <w:rPr>
@@ -10757,7 +10184,7 @@
           </w:tcPr>
           <w:p>
             <w:pPr>
-              <w:pStyle w:val="a6"/>
+              <w:pStyle w:val="BodyText"/>
               <w:ind w:right="-1"/>
               <w:jc w:val="left"/>
               <w:rPr>
@@ -10775,7 +10202,7 @@
           </w:tcPr>
           <w:p>
             <w:pPr>
-              <w:pStyle w:val="a6"/>
+              <w:pStyle w:val="BodyText"/>
               <w:ind w:right="-1"/>
               <w:jc w:val="left"/>
               <w:rPr>
@@ -10794,7 +10221,7 @@
           </w:tcPr>
           <w:p>
             <w:pPr>
-              <w:pStyle w:val="a6"/>
+              <w:pStyle w:val="BodyText"/>
               <w:ind w:right="-1"/>
               <w:jc w:val="left"/>
               <w:rPr>
@@ -10813,7 +10240,7 @@
           </w:tcPr>
           <w:p>
             <w:pPr>
-              <w:pStyle w:val="a6"/>
+              <w:pStyle w:val="BodyText"/>
               <w:ind w:right="-1"/>
               <w:jc w:val="left"/>
               <w:rPr>
@@ -10832,7 +10259,7 @@
           </w:tcPr>
           <w:p>
             <w:pPr>
-              <w:pStyle w:val="a6"/>
+              <w:pStyle w:val="BodyText"/>
               <w:ind w:right="-1"/>
               <w:jc w:val="left"/>
               <w:rPr>
@@ -10850,7 +10277,7 @@
           </w:tcPr>
           <w:p>
             <w:pPr>
-              <w:pStyle w:val="a6"/>
+              <w:pStyle w:val="BodyText"/>
               <w:ind w:right="-1"/>
               <w:jc w:val="left"/>
               <w:rPr>
@@ -10868,7 +10295,7 @@
           </w:tcPr>
           <w:p>
             <w:pPr>
-              <w:pStyle w:val="a6"/>
+              <w:pStyle w:val="BodyText"/>
               <w:ind w:right="-1"/>
               <w:jc w:val="left"/>
               <w:rPr>
@@ -10886,7 +10313,7 @@
           </w:tcPr>
           <w:p>
             <w:pPr>
-              <w:pStyle w:val="a6"/>
+              <w:pStyle w:val="BodyText"/>
               <w:ind w:right="-1"/>
               <w:jc w:val="left"/>
               <w:rPr>
@@ -10905,7 +10332,7 @@
           </w:tcPr>
           <w:p>
             <w:pPr>
-              <w:pStyle w:val="a6"/>
+              <w:pStyle w:val="BodyText"/>
               <w:ind w:right="-1"/>
               <w:jc w:val="left"/>
               <w:rPr>
@@ -10929,7 +10356,7 @@
           </w:tcPr>
           <w:p>
             <w:pPr>
-              <w:pStyle w:val="a6"/>
+              <w:pStyle w:val="BodyText"/>
               <w:tabs>
                 <w:tab w:val="center" w:pos="4153"/>
                 <w:tab w:val="right" w:pos="8306"/>
@@ -10963,7 +10390,7 @@
           </w:tcPr>
           <w:p>
             <w:pPr>
-              <w:pStyle w:val="a6"/>
+              <w:pStyle w:val="BodyText"/>
               <w:tabs>
                 <w:tab w:val="center" w:pos="4153"/>
                 <w:tab w:val="right" w:pos="8306"/>
@@ -10991,7 +10418,7 @@
           </w:tcPr>
           <w:p>
             <w:pPr>
-              <w:pStyle w:val="a6"/>
+              <w:pStyle w:val="BodyText"/>
               <w:tabs>
                 <w:tab w:val="center" w:pos="4153"/>
                 <w:tab w:val="right" w:pos="8306"/>
@@ -11015,7 +10442,7 @@
           </w:tcPr>
           <w:p>
             <w:pPr>
-              <w:pStyle w:val="a6"/>
+              <w:pStyle w:val="BodyText"/>
               <w:tabs>
                 <w:tab w:val="center" w:pos="4153"/>
                 <w:tab w:val="right" w:pos="8306"/>
@@ -11040,7 +10467,7 @@
           </w:tcPr>
           <w:p>
             <w:pPr>
-              <w:pStyle w:val="a6"/>
+              <w:pStyle w:val="BodyText"/>
               <w:tabs>
                 <w:tab w:val="center" w:pos="4153"/>
                 <w:tab w:val="right" w:pos="8306"/>
@@ -11075,7 +10502,7 @@
           </w:tcPr>
           <w:p>
             <w:pPr>
-              <w:pStyle w:val="a6"/>
+              <w:pStyle w:val="BodyText"/>
               <w:ind w:right="-1"/>
               <w:jc w:val="left"/>
               <w:rPr>
@@ -11094,7 +10521,7 @@
           </w:tcPr>
           <w:p>
             <w:pPr>
-              <w:pStyle w:val="a6"/>
+              <w:pStyle w:val="BodyText"/>
               <w:jc w:val="left"/>
               <w:rPr>
                 <w:sz w:val="20"/>
@@ -11120,7 +10547,7 @@
           </w:tcPr>
           <w:p>
             <w:pPr>
-              <w:pStyle w:val="a6"/>
+              <w:pStyle w:val="BodyText"/>
               <w:ind w:right="-1"/>
               <w:jc w:val="left"/>
               <w:rPr>
@@ -11141,7 +10568,7 @@
           </w:tcPr>
           <w:p>
             <w:pPr>
-              <w:pStyle w:val="a6"/>
+              <w:pStyle w:val="BodyText"/>
               <w:ind w:right="-1"/>
               <w:jc w:val="left"/>
               <w:rPr>
@@ -11159,7 +10586,7 @@
           </w:tcPr>
           <w:p>
             <w:pPr>
-              <w:pStyle w:val="a6"/>
+              <w:pStyle w:val="BodyText"/>
               <w:ind w:right="-1"/>
               <w:jc w:val="left"/>
               <w:rPr>
@@ -11178,7 +10605,7 @@
           </w:tcPr>
           <w:p>
             <w:pPr>
-              <w:pStyle w:val="a6"/>
+              <w:pStyle w:val="BodyText"/>
               <w:ind w:right="-1"/>
               <w:jc w:val="left"/>
               <w:rPr>
@@ -11212,7 +10639,7 @@
           </w:tcPr>
           <w:p>
             <w:pPr>
-              <w:pStyle w:val="a6"/>
+              <w:pStyle w:val="BodyText"/>
               <w:tabs>
                 <w:tab w:val="center" w:pos="4153"/>
                 <w:tab w:val="right" w:pos="8306"/>
@@ -11236,7 +10663,7 @@
           </w:tcPr>
           <w:p>
             <w:pPr>
-              <w:pStyle w:val="a6"/>
+              <w:pStyle w:val="BodyText"/>
               <w:tabs>
                 <w:tab w:val="center" w:pos="4153"/>
                 <w:tab w:val="right" w:pos="8306"/>
@@ -11263,7 +10690,7 @@
           </w:tcPr>
           <w:p>
             <w:pPr>
-              <w:pStyle w:val="a6"/>
+              <w:pStyle w:val="BodyText"/>
               <w:tabs>
                 <w:tab w:val="center" w:pos="4153"/>
                 <w:tab w:val="right" w:pos="8306"/>
@@ -11297,7 +10724,7 @@
           </w:tcPr>
           <w:p>
             <w:pPr>
-              <w:pStyle w:val="a6"/>
+              <w:pStyle w:val="BodyText"/>
               <w:tabs>
                 <w:tab w:val="center" w:pos="4153"/>
                 <w:tab w:val="right" w:pos="8306"/>
@@ -11322,7 +10749,7 @@
           </w:tcPr>
           <w:p>
             <w:pPr>
-              <w:pStyle w:val="a6"/>
+              <w:pStyle w:val="BodyText"/>
               <w:tabs>
                 <w:tab w:val="center" w:pos="4153"/>
                 <w:tab w:val="right" w:pos="8306"/>
@@ -11347,7 +10774,7 @@
           </w:tcPr>
           <w:p>
             <w:pPr>
-              <w:pStyle w:val="a6"/>
+              <w:pStyle w:val="BodyText"/>
               <w:ind w:right="-1"/>
               <w:jc w:val="left"/>
               <w:rPr>
@@ -11366,7 +10793,7 @@
           </w:tcPr>
           <w:p>
             <w:pPr>
-              <w:pStyle w:val="a6"/>
+              <w:pStyle w:val="BodyText"/>
               <w:ind w:right="-1"/>
               <w:jc w:val="center"/>
               <w:rPr>
@@ -11384,7 +10811,7 @@
           </w:tcPr>
           <w:p>
             <w:pPr>
-              <w:pStyle w:val="a6"/>
+              <w:pStyle w:val="BodyText"/>
               <w:ind w:right="-1"/>
               <w:jc w:val="center"/>
               <w:rPr>
@@ -11405,7 +10832,7 @@
           </w:tcPr>
           <w:p>
             <w:pPr>
-              <w:pStyle w:val="a6"/>
+              <w:pStyle w:val="BodyText"/>
               <w:ind w:right="-1"/>
               <w:jc w:val="center"/>
               <w:rPr>
@@ -11431,7 +10858,7 @@
           </w:tcPr>
           <w:p>
             <w:pPr>
-              <w:pStyle w:val="a6"/>
+              <w:pStyle w:val="BodyText"/>
               <w:ind w:right="-1"/>
               <w:jc w:val="center"/>
               <w:rPr>
@@ -11450,7 +10877,7 @@
           </w:tcPr>
           <w:p>
             <w:pPr>
-              <w:pStyle w:val="a6"/>
+              <w:pStyle w:val="BodyText"/>
               <w:ind w:right="-1"/>
               <w:jc w:val="center"/>
               <w:rPr>
@@ -11474,7 +10901,7 @@
           </w:tcPr>
           <w:p>
             <w:pPr>
-              <w:pStyle w:val="a6"/>
+              <w:pStyle w:val="BodyText"/>
               <w:ind w:right="-1"/>
               <w:jc w:val="left"/>
               <w:rPr>
@@ -11492,7 +10919,7 @@
           </w:tcPr>
           <w:p>
             <w:pPr>
-              <w:pStyle w:val="a6"/>
+              <w:pStyle w:val="BodyText"/>
               <w:ind w:right="-1"/>
               <w:jc w:val="left"/>
               <w:rPr>
@@ -11511,7 +10938,7 @@
           </w:tcPr>
           <w:p>
             <w:pPr>
-              <w:pStyle w:val="a6"/>
+              <w:pStyle w:val="BodyText"/>
               <w:ind w:right="-1"/>
               <w:jc w:val="left"/>
               <w:rPr>
@@ -11529,7 +10956,7 @@
           </w:tcPr>
           <w:p>
             <w:pPr>
-              <w:pStyle w:val="a6"/>
+              <w:pStyle w:val="BodyText"/>
               <w:ind w:right="-1"/>
               <w:jc w:val="left"/>
               <w:rPr>
@@ -11548,7 +10975,7 @@
           </w:tcPr>
           <w:p>
             <w:pPr>
-              <w:pStyle w:val="a6"/>
+              <w:pStyle w:val="BodyText"/>
               <w:ind w:right="-1"/>
               <w:jc w:val="left"/>
               <w:rPr>
@@ -11567,7 +10994,7 @@
           </w:tcPr>
           <w:p>
             <w:pPr>
-              <w:pStyle w:val="a6"/>
+              <w:pStyle w:val="BodyText"/>
               <w:ind w:right="-1"/>
               <w:jc w:val="left"/>
               <w:rPr>
@@ -11586,7 +11013,7 @@
           </w:tcPr>
           <w:p>
             <w:pPr>
-              <w:pStyle w:val="a6"/>
+              <w:pStyle w:val="BodyText"/>
               <w:ind w:right="-1"/>
               <w:jc w:val="left"/>
               <w:rPr>
@@ -11604,7 +11031,7 @@
           </w:tcPr>
           <w:p>
             <w:pPr>
-              <w:pStyle w:val="a6"/>
+              <w:pStyle w:val="BodyText"/>
               <w:ind w:right="-1"/>
               <w:jc w:val="left"/>
               <w:rPr>
@@ -11622,7 +11049,7 @@
           </w:tcPr>
           <w:p>
             <w:pPr>
-              <w:pStyle w:val="a6"/>
+              <w:pStyle w:val="BodyText"/>
               <w:ind w:right="-1"/>
               <w:jc w:val="left"/>
               <w:rPr>
@@ -11640,7 +11067,7 @@
           </w:tcPr>
           <w:p>
             <w:pPr>
-              <w:pStyle w:val="a6"/>
+              <w:pStyle w:val="BodyText"/>
               <w:ind w:right="-1"/>
               <w:jc w:val="left"/>
               <w:rPr>
@@ -11659,7 +11086,7 @@
           </w:tcPr>
           <w:p>
             <w:pPr>
-              <w:pStyle w:val="a6"/>
+              <w:pStyle w:val="BodyText"/>
               <w:ind w:right="-1"/>
               <w:jc w:val="left"/>
               <w:rPr>
@@ -11683,7 +11110,7 @@
           </w:tcPr>
           <w:p>
             <w:pPr>
-              <w:pStyle w:val="a6"/>
+              <w:pStyle w:val="BodyText"/>
               <w:ind w:right="-1"/>
               <w:jc w:val="left"/>
               <w:rPr>
@@ -11701,7 +11128,7 @@
           </w:tcPr>
           <w:p>
             <w:pPr>
-              <w:pStyle w:val="a6"/>
+              <w:pStyle w:val="BodyText"/>
               <w:ind w:right="-1"/>
               <w:jc w:val="left"/>
               <w:rPr>
@@ -11720,7 +11147,7 @@
           </w:tcPr>
           <w:p>
             <w:pPr>
-              <w:pStyle w:val="a6"/>
+              <w:pStyle w:val="BodyText"/>
               <w:ind w:right="-1"/>
               <w:jc w:val="left"/>
               <w:rPr>
@@ -11738,7 +11165,7 @@
           </w:tcPr>
           <w:p>
             <w:pPr>
-              <w:pStyle w:val="a6"/>
+              <w:pStyle w:val="BodyText"/>
               <w:ind w:right="-1"/>
               <w:jc w:val="left"/>
               <w:rPr>
@@ -11757,7 +11184,7 @@
           </w:tcPr>
           <w:p>
             <w:pPr>
-              <w:pStyle w:val="a6"/>
+              <w:pStyle w:val="BodyText"/>
               <w:ind w:right="-1"/>
               <w:jc w:val="left"/>
               <w:rPr>
@@ -11776,7 +11203,7 @@
           </w:tcPr>
           <w:p>
             <w:pPr>
-              <w:pStyle w:val="a6"/>
+              <w:pStyle w:val="BodyText"/>
               <w:ind w:right="-1"/>
               <w:jc w:val="left"/>
               <w:rPr>
@@ -11795,7 +11222,7 @@
           </w:tcPr>
           <w:p>
             <w:pPr>
-              <w:pStyle w:val="a6"/>
+              <w:pStyle w:val="BodyText"/>
               <w:ind w:right="-1"/>
               <w:jc w:val="left"/>
               <w:rPr>
@@ -11813,7 +11240,7 @@
           </w:tcPr>
           <w:p>
             <w:pPr>
-              <w:pStyle w:val="a6"/>
+              <w:pStyle w:val="BodyText"/>
               <w:ind w:right="-1"/>
               <w:jc w:val="left"/>
               <w:rPr>
@@ -11831,7 +11258,7 @@
           </w:tcPr>
           <w:p>
             <w:pPr>
-              <w:pStyle w:val="a6"/>
+              <w:pStyle w:val="BodyText"/>
               <w:ind w:right="-1"/>
               <w:jc w:val="left"/>
               <w:rPr>
@@ -11849,7 +11276,7 @@
           </w:tcPr>
           <w:p>
             <w:pPr>
-              <w:pStyle w:val="a6"/>
+              <w:pStyle w:val="BodyText"/>
               <w:ind w:right="-1"/>
               <w:jc w:val="left"/>
               <w:rPr>
@@ -11868,7 +11295,7 @@
           </w:tcPr>
           <w:p>
             <w:pPr>
-              <w:pStyle w:val="a6"/>
+              <w:pStyle w:val="BodyText"/>
               <w:ind w:right="-1"/>
               <w:jc w:val="left"/>
               <w:rPr>
@@ -11889,7 +11316,7 @@
           </w:tcPr>
           <w:p>
             <w:pPr>
-              <w:pStyle w:val="a6"/>
+              <w:pStyle w:val="BodyText"/>
               <w:ind w:right="-582"/>
               <w:jc w:val="left"/>
               <w:rPr>
@@ -11916,7 +11343,7 @@
           </w:tcPr>
           <w:p>
             <w:pPr>
-              <w:pStyle w:val="a6"/>
+              <w:pStyle w:val="BodyText"/>
               <w:ind w:right="-108"/>
               <w:jc w:val="left"/>
               <w:rPr>
@@ -11928,7 +11355,7 @@
           </w:p>
           <w:p>
             <w:pPr>
-              <w:pStyle w:val="a6"/>
+              <w:pStyle w:val="BodyText"/>
               <w:ind w:right="-108"/>
               <w:jc w:val="left"/>
               <w:rPr>
@@ -11950,7 +11377,7 @@
           </w:tcPr>
           <w:p>
             <w:pPr>
-              <w:pStyle w:val="a6"/>
+              <w:pStyle w:val="BodyText"/>
               <w:ind w:right="-1"/>
               <w:jc w:val="left"/>
               <w:rPr>
@@ -11968,7 +11395,7 @@
           </w:tcPr>
           <w:p>
             <w:pPr>
-              <w:pStyle w:val="a6"/>
+              <w:pStyle w:val="BodyText"/>
               <w:ind w:right="-1"/>
               <w:jc w:val="left"/>
               <w:rPr>
@@ -11988,7 +11415,7 @@
           </w:tcPr>
           <w:p>
             <w:pPr>
-              <w:pStyle w:val="a6"/>
+              <w:pStyle w:val="BodyText"/>
               <w:ind w:right="-1"/>
               <w:jc w:val="left"/>
               <w:rPr>
@@ -12016,7 +11443,7 @@
           </w:tcPr>
           <w:p>
             <w:pPr>
-              <w:pStyle w:val="a6"/>
+              <w:pStyle w:val="BodyText"/>
               <w:ind w:right="-1"/>
               <w:jc w:val="left"/>
               <w:rPr>
@@ -12035,7 +11462,7 @@
           </w:tcPr>
           <w:p>
             <w:pPr>
-              <w:pStyle w:val="a6"/>
+              <w:pStyle w:val="BodyText"/>
               <w:ind w:right="-1"/>
               <w:jc w:val="left"/>
               <w:rPr>
@@ -12062,7 +11489,7 @@
           </w:tcPr>
           <w:p>
             <w:pPr>
-              <w:pStyle w:val="a6"/>
+              <w:pStyle w:val="BodyText"/>
               <w:ind w:right="-1"/>
               <w:jc w:val="left"/>
               <w:rPr>
@@ -12083,7 +11510,7 @@
           </w:tcPr>
           <w:p>
             <w:pPr>
-              <w:pStyle w:val="a6"/>
+              <w:pStyle w:val="BodyText"/>
               <w:ind w:right="-1"/>
               <w:jc w:val="left"/>
               <w:rPr>
@@ -12101,7 +11528,7 @@
           </w:tcPr>
           <w:p>
             <w:pPr>
-              <w:pStyle w:val="a6"/>
+              <w:pStyle w:val="BodyText"/>
               <w:ind w:right="-1"/>
               <w:jc w:val="left"/>
               <w:rPr>
@@ -12120,7 +11547,7 @@
           </w:tcPr>
           <w:p>
             <w:pPr>
-              <w:pStyle w:val="a6"/>
+              <w:pStyle w:val="BodyText"/>
               <w:ind w:right="-1"/>
               <w:jc w:val="left"/>
               <w:rPr>
@@ -12154,7 +11581,7 @@
           </w:tcPr>
           <w:p>
             <w:pPr>
-              <w:pStyle w:val="a6"/>
+              <w:pStyle w:val="BodyText"/>
               <w:ind w:right="-1"/>
               <w:jc w:val="left"/>
               <w:rPr>
@@ -12172,7 +11599,7 @@
           </w:tcPr>
           <w:p>
             <w:pPr>
-              <w:pStyle w:val="a6"/>
+              <w:pStyle w:val="BodyText"/>
               <w:ind w:right="-1"/>
               <w:jc w:val="center"/>
               <w:rPr>
@@ -12193,7 +11620,7 @@
           </w:tcPr>
           <w:p>
             <w:pPr>
-              <w:pStyle w:val="a6"/>
+              <w:pStyle w:val="BodyText"/>
               <w:ind w:right="-1"/>
               <w:jc w:val="center"/>
               <w:rPr>
@@ -12219,7 +11646,7 @@
           </w:tcPr>
           <w:p>
             <w:pPr>
-              <w:pStyle w:val="a6"/>
+              <w:pStyle w:val="BodyText"/>
               <w:ind w:right="-1"/>
               <w:jc w:val="left"/>
               <w:rPr>
@@ -12238,7 +11665,7 @@
           </w:tcPr>
           <w:p>
             <w:pPr>
-              <w:pStyle w:val="a6"/>
+              <w:pStyle w:val="BodyText"/>
               <w:ind w:right="-1"/>
               <w:jc w:val="left"/>
               <w:rPr>
@@ -12257,7 +11684,7 @@
           </w:tcPr>
           <w:p>
             <w:pPr>
-              <w:pStyle w:val="a6"/>
+              <w:pStyle w:val="BodyText"/>
               <w:ind w:right="-1"/>
               <w:jc w:val="left"/>
               <w:rPr>
@@ -12276,7 +11703,7 @@
           </w:tcPr>
           <w:p>
             <w:pPr>
-              <w:pStyle w:val="a6"/>
+              <w:pStyle w:val="BodyText"/>
               <w:ind w:right="-1"/>
               <w:jc w:val="center"/>
               <w:rPr>
@@ -12294,7 +11721,7 @@
           </w:tcPr>
           <w:p>
             <w:pPr>
-              <w:pStyle w:val="a6"/>
+              <w:pStyle w:val="BodyText"/>
               <w:ind w:right="-1"/>
               <w:jc w:val="center"/>
               <w:rPr>
@@ -12315,7 +11742,7 @@
           </w:tcPr>
           <w:p>
             <w:pPr>
-              <w:pStyle w:val="a6"/>
+              <w:pStyle w:val="BodyText"/>
               <w:ind w:right="-1"/>
               <w:jc w:val="center"/>
               <w:rPr>
@@ -12341,7 +11768,7 @@
           </w:tcPr>
           <w:p>
             <w:pPr>
-              <w:pStyle w:val="a6"/>
+              <w:pStyle w:val="BodyText"/>
               <w:ind w:right="-1"/>
               <w:jc w:val="center"/>
               <w:rPr>
@@ -12360,7 +11787,7 @@
           </w:tcPr>
           <w:p>
             <w:pPr>
-              <w:pStyle w:val="a6"/>
+              <w:pStyle w:val="BodyText"/>
               <w:ind w:right="-1"/>
               <w:jc w:val="center"/>
               <w:rPr>
@@ -12384,7 +11811,7 @@
           </w:tcPr>
           <w:p>
             <w:pPr>
-              <w:pStyle w:val="a6"/>
+              <w:pStyle w:val="BodyText"/>
               <w:ind w:right="-1"/>
               <w:jc w:val="left"/>
               <w:rPr>
@@ -12402,7 +11829,7 @@
           </w:tcPr>
           <w:p>
             <w:pPr>
-              <w:pStyle w:val="a6"/>
+              <w:pStyle w:val="BodyText"/>
               <w:ind w:right="-1"/>
               <w:jc w:val="left"/>
               <w:rPr>
@@ -12421,7 +11848,7 @@
           </w:tcPr>
           <w:p>
             <w:pPr>
-              <w:pStyle w:val="a6"/>
+              <w:pStyle w:val="BodyText"/>
               <w:ind w:right="-1"/>
               <w:jc w:val="left"/>
               <w:rPr>
@@ -12439,7 +11866,7 @@
           </w:tcPr>
           <w:p>
             <w:pPr>
-              <w:pStyle w:val="a6"/>
+              <w:pStyle w:val="BodyText"/>
               <w:ind w:right="-1"/>
               <w:jc w:val="left"/>
               <w:rPr>
@@ -12458,7 +11885,7 @@
           </w:tcPr>
           <w:p>
             <w:pPr>
-              <w:pStyle w:val="a6"/>
+              <w:pStyle w:val="BodyText"/>
               <w:ind w:right="-1"/>
               <w:jc w:val="left"/>
               <w:rPr>
@@ -12477,7 +11904,7 @@
           </w:tcPr>
           <w:p>
             <w:pPr>
-              <w:pStyle w:val="a6"/>
+              <w:pStyle w:val="BodyText"/>
               <w:ind w:right="-1"/>
               <w:jc w:val="left"/>
               <w:rPr>
@@ -12496,7 +11923,7 @@
           </w:tcPr>
           <w:p>
             <w:pPr>
-              <w:pStyle w:val="a6"/>
+              <w:pStyle w:val="BodyText"/>
               <w:ind w:right="-1"/>
               <w:jc w:val="left"/>
               <w:rPr>
@@ -12514,7 +11941,7 @@
           </w:tcPr>
           <w:p>
             <w:pPr>
-              <w:pStyle w:val="a6"/>
+              <w:pStyle w:val="BodyText"/>
               <w:ind w:right="-1"/>
               <w:jc w:val="left"/>
               <w:rPr>
@@ -12532,7 +11959,7 @@
           </w:tcPr>
           <w:p>
             <w:pPr>
-              <w:pStyle w:val="a6"/>
+              <w:pStyle w:val="BodyText"/>
               <w:ind w:right="-1"/>
               <w:jc w:val="left"/>
               <w:rPr>
@@ -12550,7 +11977,7 @@
           </w:tcPr>
           <w:p>
             <w:pPr>
-              <w:pStyle w:val="a6"/>
+              <w:pStyle w:val="BodyText"/>
               <w:ind w:right="-1"/>
               <w:jc w:val="left"/>
               <w:rPr>
@@ -12569,7 +11996,7 @@
           </w:tcPr>
           <w:p>
             <w:pPr>
-              <w:pStyle w:val="a6"/>
+              <w:pStyle w:val="BodyText"/>
               <w:ind w:right="-1"/>
               <w:jc w:val="left"/>
               <w:rPr>
@@ -12593,7 +12020,7 @@
           </w:tcPr>
           <w:p>
             <w:pPr>
-              <w:pStyle w:val="a6"/>
+              <w:pStyle w:val="BodyText"/>
               <w:ind w:right="-1"/>
               <w:jc w:val="left"/>
               <w:rPr>
@@ -12619,7 +12046,7 @@
           </w:tcPr>
           <w:p>
             <w:pPr>
-              <w:pStyle w:val="a6"/>
+              <w:pStyle w:val="BodyText"/>
               <w:ind w:right="-1"/>
               <w:jc w:val="left"/>
               <w:rPr>
@@ -12638,7 +12065,7 @@
           </w:tcPr>
           <w:p>
             <w:pPr>
-              <w:pStyle w:val="a6"/>
+              <w:pStyle w:val="BodyText"/>
               <w:ind w:right="-1"/>
               <w:jc w:val="left"/>
               <w:rPr>
@@ -12656,7 +12083,7 @@
           </w:tcPr>
           <w:p>
             <w:pPr>
-              <w:pStyle w:val="a6"/>
+              <w:pStyle w:val="BodyText"/>
               <w:ind w:right="-1"/>
               <w:jc w:val="left"/>
               <w:rPr>
@@ -12675,7 +12102,7 @@
           </w:tcPr>
           <w:p>
             <w:pPr>
-              <w:pStyle w:val="a6"/>
+              <w:pStyle w:val="BodyText"/>
               <w:ind w:right="-1"/>
               <w:jc w:val="left"/>
               <w:rPr>
@@ -12694,7 +12121,7 @@
           </w:tcPr>
           <w:p>
             <w:pPr>
-              <w:pStyle w:val="a6"/>
+              <w:pStyle w:val="BodyText"/>
               <w:ind w:right="-1"/>
               <w:jc w:val="left"/>
               <w:rPr>
@@ -12713,7 +12140,7 @@
           </w:tcPr>
           <w:p>
             <w:pPr>
-              <w:pStyle w:val="a6"/>
+              <w:pStyle w:val="BodyText"/>
               <w:ind w:right="-1"/>
               <w:jc w:val="left"/>
               <w:rPr>
@@ -12739,7 +12166,7 @@
           </w:tcPr>
           <w:p>
             <w:pPr>
-              <w:pStyle w:val="a6"/>
+              <w:pStyle w:val="BodyText"/>
               <w:ind w:right="-1"/>
               <w:jc w:val="left"/>
               <w:rPr>
@@ -12757,7 +12184,7 @@
           </w:tcPr>
           <w:p>
             <w:pPr>
-              <w:pStyle w:val="a6"/>
+              <w:pStyle w:val="BodyText"/>
               <w:ind w:right="-1"/>
               <w:jc w:val="left"/>
               <w:rPr>
@@ -12775,7 +12202,7 @@
           </w:tcPr>
           <w:p>
             <w:pPr>
-              <w:pStyle w:val="a6"/>
+              <w:pStyle w:val="BodyText"/>
               <w:ind w:right="-1"/>
               <w:jc w:val="left"/>
               <w:rPr>
@@ -12794,7 +12221,7 @@
           </w:tcPr>
           <w:p>
             <w:pPr>
-              <w:pStyle w:val="a6"/>
+              <w:pStyle w:val="BodyText"/>
               <w:ind w:right="-1"/>
               <w:jc w:val="left"/>
               <w:rPr>
@@ -12809,7 +12236,7 @@
     </w:tbl>
     <w:p>
       <w:pPr>
-        <w:pStyle w:val="a6"/>
+        <w:pStyle w:val="BodyText"/>
         <w:ind w:right="-1"/>
         <w:rPr>
           <w:sz w:val="20"/>
@@ -12825,7 +12252,7 @@
     </w:p>
     <w:p>
       <w:pPr>
-        <w:pStyle w:val="a6"/>
+        <w:pStyle w:val="BodyText"/>
         <w:ind w:right="-1" w:firstLine="426"/>
         <w:rPr>
           <w:sz w:val="20"/>
@@ -12836,7 +12263,7 @@
     </w:p>
     <w:p>
       <w:pPr>
-        <w:pStyle w:val="ae"/>
+        <w:pStyle w:val="Subtitle"/>
         <w:ind w:left="0" w:firstLine="426"/>
       </w:pPr>
       <w:r>
@@ -12927,29 +12354,7 @@
           <w:szCs w:val="20"/>
           <w:lang w:val="uk-UA"/>
         </w:rPr>
-        <w:t xml:space="preserve"> № </w:t>
-      </w:r>
-      <w:proofErr w:type="spellStart"/>
-      <w:r>
-        <w:rPr>
-          <w:b w:val="0"/>
-          <w:bCs w:val="0"/>
-          <w:sz w:val="20"/>
-          <w:szCs w:val="20"/>
-          <w:lang w:val="uk-UA"/>
-        </w:rPr>
-        <w:t>Рі</w:t>
-      </w:r>
-      <w:proofErr w:type="spellEnd"/>
-      <w:r>
-        <w:rPr>
-          <w:b w:val="0"/>
-          <w:bCs w:val="0"/>
-          <w:sz w:val="20"/>
-          <w:szCs w:val="20"/>
-          <w:lang w:val="uk-UA"/>
-        </w:rPr>
-        <w:t xml:space="preserve"> - ____/____</w:t>
+        <w:t xml:space="preserve"> № Рі - ____/____</w:t>
       </w:r>
       <w:r>
         <w:rPr>
@@ -13049,7 +12454,7 @@
         <mc:AlternateContent>
           <mc:Choice Requires="wps">
             <w:drawing>
-              <wp:anchor distT="0" distB="0" distL="114300" distR="114300" simplePos="0" relativeHeight="251663360" behindDoc="0" locked="0" layoutInCell="1" allowOverlap="1">
+              <wp:anchor distT="0" distB="0" distL="114300" distR="114300" simplePos="0" relativeHeight="251663360" behindDoc="0" locked="0" layoutInCell="1" allowOverlap="1" wp14:anchorId="7EFEC42F" wp14:editId="0EB949C5">
                 <wp:simplePos x="0" y="0"/>
                 <wp:positionH relativeFrom="column">
                   <wp:posOffset>635634</wp:posOffset>
@@ -13094,10 +12499,8 @@
                               <w:rPr>
                                 <w:sz w:val="24"/>
                                 <w:szCs w:val="24"/>
-                                <w:lang/>
                               </w:rPr>
                             </w:pPr>
-                            <w:bookmarkStart w:id="8" w:name="_GoBack"/>
                             <w:r>
                               <w:rPr>
                                 <w:rFonts w:ascii="Arial" w:hAnsi="Arial" w:cs="Arial"/>
@@ -13121,7 +12524,6 @@
                               </w:rPr>
                               <w:t>З Р А З О К</w:t>
                             </w:r>
-                            <w:bookmarkEnd w:id="8"/>
                           </w:p>
                         </w:txbxContent>
                       </wps:txbx>
@@ -13248,18 +12650,8 @@
           <w:szCs w:val="20"/>
           <w:lang w:val="uk-UA"/>
         </w:rPr>
-        <w:t xml:space="preserve">в рекламі, що публічно </w:t>
-      </w:r>
-      <w:proofErr w:type="spellStart"/>
-      <w:r>
-        <w:rPr>
-          <w:sz w:val="20"/>
-          <w:szCs w:val="20"/>
-          <w:lang w:val="uk-UA"/>
-        </w:rPr>
-        <w:t>сповіщувалась</w:t>
-      </w:r>
-      <w:proofErr w:type="spellEnd"/>
+        <w:t>в рекламі, що публічно сповіщувалась</w:t>
+      </w:r>
     </w:p>
     <w:p>
       <w:pPr>
@@ -14563,25 +13955,7 @@
           <w:szCs w:val="20"/>
           <w:lang w:val="uk-UA"/>
         </w:rPr>
-        <w:t xml:space="preserve">для творів зарубіжних авторів дані вказуються у </w:t>
-      </w:r>
-      <w:proofErr w:type="spellStart"/>
-      <w:r>
-        <w:rPr>
-          <w:sz w:val="20"/>
-          <w:szCs w:val="20"/>
-          <w:lang w:val="uk-UA"/>
-        </w:rPr>
-        <w:t>т.ч</w:t>
-      </w:r>
-      <w:proofErr w:type="spellEnd"/>
-      <w:r>
-        <w:rPr>
-          <w:sz w:val="20"/>
-          <w:szCs w:val="20"/>
-          <w:lang w:val="uk-UA"/>
-        </w:rPr>
-        <w:t>. мовою оригіналу.</w:t>
+        <w:t>для творів зарубіжних авторів дані вказуються у т.ч. мовою оригіналу.</w:t>
       </w:r>
     </w:p>
     <w:p>
@@ -14618,7 +13992,7 @@
         <mc:AlternateContent>
           <mc:Choice Requires="wps">
             <w:drawing>
-              <wp:anchor distT="0" distB="0" distL="114300" distR="114300" simplePos="0" relativeHeight="251660288" behindDoc="0" locked="0" layoutInCell="1" allowOverlap="1">
+              <wp:anchor distT="0" distB="0" distL="114300" distR="114300" simplePos="0" relativeHeight="251660288" behindDoc="0" locked="0" layoutInCell="1" allowOverlap="1" wp14:anchorId="754FC66E" wp14:editId="107C6F30">
                 <wp:simplePos x="0" y="0"/>
                 <wp:positionH relativeFrom="column">
                   <wp:posOffset>-100965</wp:posOffset>
@@ -14821,7 +14195,7 @@
     </w:p>
     <w:p>
       <w:pPr>
-        <w:pStyle w:val="aa"/>
+        <w:pStyle w:val="Footer"/>
         <w:ind w:firstLine="426"/>
         <w:rPr>
           <w:sz w:val="20"/>
@@ -14847,7 +14221,7 @@
 </file>
 
 <file path=word/endnotes.xml><?xml version="1.0" encoding="utf-8"?>
-<w:endnotes xmlns:wpc="http://schemas.microsoft.com/office/word/2010/wordprocessingCanvas" xmlns:cx="http://schemas.microsoft.com/office/drawing/2014/chartex" xmlns:cx1="http://schemas.microsoft.com/office/drawing/2015/9/8/chartex" xmlns:mc="http://schemas.openxmlformats.org/markup-compatibility/2006" xmlns:o="urn:schemas-microsoft-com:office:office" xmlns:r="http://schemas.openxmlformats.org/officeDocument/2006/relationships" xmlns:m="http://schemas.openxmlformats.org/officeDocument/2006/math" xmlns:v="urn:schemas-microsoft-com:vml" xmlns:wp14="http://schemas.microsoft.com/office/word/2010/wordprocessingDrawing" xmlns:wp="http://schemas.openxmlformats.org/drawingml/2006/wordprocessingDrawing" xmlns:w10="urn:schemas-microsoft-com:office:word" xmlns:w="http://schemas.openxmlformats.org/wordprocessingml/2006/main" xmlns:w14="http://schemas.microsoft.com/office/word/2010/wordml" xmlns:w15="http://schemas.microsoft.com/office/word/2012/wordml" xmlns:w16se="http://schemas.microsoft.com/office/word/2015/wordml/symex" xmlns:wpg="http://schemas.microsoft.com/office/word/2010/wordprocessingGroup" xmlns:wpi="http://schemas.microsoft.com/office/word/2010/wordprocessingInk" xmlns:wne="http://schemas.microsoft.com/office/word/2006/wordml" xmlns:wps="http://schemas.microsoft.com/office/word/2010/wordprocessingShape" mc:Ignorable="w14 w15 w16se wp14">
+<w:endnotes xmlns:wpc="http://schemas.microsoft.com/office/word/2010/wordprocessingCanvas" xmlns:cx="http://schemas.microsoft.com/office/drawing/2014/chartex" xmlns:cx1="http://schemas.microsoft.com/office/drawing/2015/9/8/chartex" xmlns:cx2="http://schemas.microsoft.com/office/drawing/2015/10/21/chartex" xmlns:cx3="http://schemas.microsoft.com/office/drawing/2016/5/9/chartex" xmlns:cx4="http://schemas.microsoft.com/office/drawing/2016/5/10/chartex" xmlns:cx5="http://schemas.microsoft.com/office/drawing/2016/5/11/chartex" xmlns:cx6="http://schemas.microsoft.com/office/drawing/2016/5/12/chartex" xmlns:cx7="http://schemas.microsoft.com/office/drawing/2016/5/13/chartex" xmlns:cx8="http://schemas.microsoft.com/office/drawing/2016/5/14/chartex" xmlns:mc="http://schemas.openxmlformats.org/markup-compatibility/2006" xmlns:aink="http://schemas.microsoft.com/office/drawing/2016/ink" xmlns:am3d="http://schemas.microsoft.com/office/drawing/2017/model3d" xmlns:o="urn:schemas-microsoft-com:office:office" xmlns:oel="http://schemas.microsoft.com/office/2019/extlst" xmlns:r="http://schemas.openxmlformats.org/officeDocument/2006/relationships" xmlns:m="http://schemas.openxmlformats.org/officeDocument/2006/math" xmlns:v="urn:schemas-microsoft-com:vml" xmlns:wp14="http://schemas.microsoft.com/office/word/2010/wordprocessingDrawing" xmlns:wp="http://schemas.openxmlformats.org/drawingml/2006/wordprocessingDrawing" xmlns:w10="urn:schemas-microsoft-com:office:word" xmlns:w="http://schemas.openxmlformats.org/wordprocessingml/2006/main" xmlns:w14="http://schemas.microsoft.com/office/word/2010/wordml" xmlns:w15="http://schemas.microsoft.com/office/word/2012/wordml" xmlns:w16cex="http://schemas.microsoft.com/office/word/2018/wordml/cex" xmlns:w16cid="http://schemas.microsoft.com/office/word/2016/wordml/cid" xmlns:w16="http://schemas.microsoft.com/office/word/2018/wordml" xmlns:w16sdtdh="http://schemas.microsoft.com/office/word/2020/wordml/sdtdatahash" xmlns:w16se="http://schemas.microsoft.com/office/word/2015/wordml/symex" xmlns:wpg="http://schemas.microsoft.com/office/word/2010/wordprocessingGroup" xmlns:wpi="http://schemas.microsoft.com/office/word/2010/wordprocessingInk" xmlns:wne="http://schemas.microsoft.com/office/word/2006/wordml" xmlns:wps="http://schemas.microsoft.com/office/word/2010/wordprocessingShape" mc:Ignorable="w14 w15 w16se w16cid w16 w16cex w16sdtdh wp14">
   <w:endnote w:type="separator" w:id="-1">
     <w:p>
       <w:r>
@@ -14866,20 +14240,20 @@
 </file>
 
 <file path=word/footer1.xml><?xml version="1.0" encoding="utf-8"?>
-<w:ftr xmlns:wpc="http://schemas.microsoft.com/office/word/2010/wordprocessingCanvas" xmlns:cx="http://schemas.microsoft.com/office/drawing/2014/chartex" xmlns:cx1="http://schemas.microsoft.com/office/drawing/2015/9/8/chartex" xmlns:mc="http://schemas.openxmlformats.org/markup-compatibility/2006" xmlns:o="urn:schemas-microsoft-com:office:office" xmlns:r="http://schemas.openxmlformats.org/officeDocument/2006/relationships" xmlns:m="http://schemas.openxmlformats.org/officeDocument/2006/math" xmlns:v="urn:schemas-microsoft-com:vml" xmlns:wp14="http://schemas.microsoft.com/office/word/2010/wordprocessingDrawing" xmlns:wp="http://schemas.openxmlformats.org/drawingml/2006/wordprocessingDrawing" xmlns:w10="urn:schemas-microsoft-com:office:word" xmlns:w="http://schemas.openxmlformats.org/wordprocessingml/2006/main" xmlns:w14="http://schemas.microsoft.com/office/word/2010/wordml" xmlns:w15="http://schemas.microsoft.com/office/word/2012/wordml" xmlns:w16se="http://schemas.microsoft.com/office/word/2015/wordml/symex" xmlns:wpg="http://schemas.microsoft.com/office/word/2010/wordprocessingGroup" xmlns:wpi="http://schemas.microsoft.com/office/word/2010/wordprocessingInk" xmlns:wne="http://schemas.microsoft.com/office/word/2006/wordml" xmlns:wps="http://schemas.microsoft.com/office/word/2010/wordprocessingShape" mc:Ignorable="w14 w15 w16se wp14">
+<w:ftr xmlns:wpc="http://schemas.microsoft.com/office/word/2010/wordprocessingCanvas" xmlns:cx="http://schemas.microsoft.com/office/drawing/2014/chartex" xmlns:cx1="http://schemas.microsoft.com/office/drawing/2015/9/8/chartex" xmlns:cx2="http://schemas.microsoft.com/office/drawing/2015/10/21/chartex" xmlns:cx3="http://schemas.microsoft.com/office/drawing/2016/5/9/chartex" xmlns:cx4="http://schemas.microsoft.com/office/drawing/2016/5/10/chartex" xmlns:cx5="http://schemas.microsoft.com/office/drawing/2016/5/11/chartex" xmlns:cx6="http://schemas.microsoft.com/office/drawing/2016/5/12/chartex" xmlns:cx7="http://schemas.microsoft.com/office/drawing/2016/5/13/chartex" xmlns:cx8="http://schemas.microsoft.com/office/drawing/2016/5/14/chartex" xmlns:mc="http://schemas.openxmlformats.org/markup-compatibility/2006" xmlns:aink="http://schemas.microsoft.com/office/drawing/2016/ink" xmlns:am3d="http://schemas.microsoft.com/office/drawing/2017/model3d" xmlns:o="urn:schemas-microsoft-com:office:office" xmlns:oel="http://schemas.microsoft.com/office/2019/extlst" xmlns:r="http://schemas.openxmlformats.org/officeDocument/2006/relationships" xmlns:m="http://schemas.openxmlformats.org/officeDocument/2006/math" xmlns:v="urn:schemas-microsoft-com:vml" xmlns:wp14="http://schemas.microsoft.com/office/word/2010/wordprocessingDrawing" xmlns:wp="http://schemas.openxmlformats.org/drawingml/2006/wordprocessingDrawing" xmlns:w10="urn:schemas-microsoft-com:office:word" xmlns:w="http://schemas.openxmlformats.org/wordprocessingml/2006/main" xmlns:w14="http://schemas.microsoft.com/office/word/2010/wordml" xmlns:w15="http://schemas.microsoft.com/office/word/2012/wordml" xmlns:w16cex="http://schemas.microsoft.com/office/word/2018/wordml/cex" xmlns:w16cid="http://schemas.microsoft.com/office/word/2016/wordml/cid" xmlns:w16="http://schemas.microsoft.com/office/word/2018/wordml" xmlns:w16sdtdh="http://schemas.microsoft.com/office/word/2020/wordml/sdtdatahash" xmlns:w16se="http://schemas.microsoft.com/office/word/2015/wordml/symex" xmlns:wpg="http://schemas.microsoft.com/office/word/2010/wordprocessingGroup" xmlns:wpi="http://schemas.microsoft.com/office/word/2010/wordprocessingInk" xmlns:wne="http://schemas.microsoft.com/office/word/2006/wordml" xmlns:wps="http://schemas.microsoft.com/office/word/2010/wordprocessingShape" mc:Ignorable="w14 w15 w16se w16cid w16 w16cex w16sdtdh wp14">
   <w:p>
     <w:pPr>
-      <w:pStyle w:val="aa"/>
+      <w:pStyle w:val="Footer"/>
       <w:framePr w:wrap="auto" w:vAnchor="text" w:hAnchor="page" w:x="11182" w:y="99"/>
       <w:rPr>
-        <w:rStyle w:val="af6"/>
+        <w:rStyle w:val="PageNumber"/>
         <w:sz w:val="18"/>
         <w:szCs w:val="18"/>
       </w:rPr>
     </w:pPr>
     <w:r>
       <w:rPr>
-        <w:rStyle w:val="af6"/>
+        <w:rStyle w:val="PageNumber"/>
         <w:sz w:val="18"/>
         <w:szCs w:val="18"/>
       </w:rPr>
@@ -14887,7 +14261,7 @@
     </w:r>
     <w:r>
       <w:rPr>
-        <w:rStyle w:val="af6"/>
+        <w:rStyle w:val="PageNumber"/>
         <w:sz w:val="18"/>
         <w:szCs w:val="18"/>
       </w:rPr>
@@ -14895,7 +14269,7 @@
     </w:r>
     <w:r>
       <w:rPr>
-        <w:rStyle w:val="af6"/>
+        <w:rStyle w:val="PageNumber"/>
         <w:sz w:val="18"/>
         <w:szCs w:val="18"/>
       </w:rPr>
@@ -14903,7 +14277,7 @@
     </w:r>
     <w:r>
       <w:rPr>
-        <w:rStyle w:val="af6"/>
+        <w:rStyle w:val="PageNumber"/>
         <w:noProof/>
         <w:sz w:val="18"/>
         <w:szCs w:val="18"/>
@@ -14912,7 +14286,7 @@
     </w:r>
     <w:r>
       <w:rPr>
-        <w:rStyle w:val="af6"/>
+        <w:rStyle w:val="PageNumber"/>
         <w:sz w:val="18"/>
         <w:szCs w:val="18"/>
       </w:rPr>
@@ -14921,7 +14295,7 @@
   </w:p>
   <w:p>
     <w:pPr>
-      <w:pStyle w:val="aa"/>
+      <w:pStyle w:val="Footer"/>
       <w:ind w:right="360"/>
       <w:rPr>
         <w:b w:val="0"/>
@@ -15128,7 +14502,7 @@
   </w:tbl>
   <w:p>
     <w:pPr>
-      <w:pStyle w:val="aa"/>
+      <w:pStyle w:val="Footer"/>
       <w:rPr>
         <w:lang w:val="uk-UA"/>
       </w:rPr>
@@ -15138,7 +14512,7 @@
 </file>
 
 <file path=word/footnotes.xml><?xml version="1.0" encoding="utf-8"?>
-<w:footnotes xmlns:wpc="http://schemas.microsoft.com/office/word/2010/wordprocessingCanvas" xmlns:cx="http://schemas.microsoft.com/office/drawing/2014/chartex" xmlns:cx1="http://schemas.microsoft.com/office/drawing/2015/9/8/chartex" xmlns:mc="http://schemas.openxmlformats.org/markup-compatibility/2006" xmlns:o="urn:schemas-microsoft-com:office:office" xmlns:r="http://schemas.openxmlformats.org/officeDocument/2006/relationships" xmlns:m="http://schemas.openxmlformats.org/officeDocument/2006/math" xmlns:v="urn:schemas-microsoft-com:vml" xmlns:wp14="http://schemas.microsoft.com/office/word/2010/wordprocessingDrawing" xmlns:wp="http://schemas.openxmlformats.org/drawingml/2006/wordprocessingDrawing" xmlns:w10="urn:schemas-microsoft-com:office:word" xmlns:w="http://schemas.openxmlformats.org/wordprocessingml/2006/main" xmlns:w14="http://schemas.microsoft.com/office/word/2010/wordml" xmlns:w15="http://schemas.microsoft.com/office/word/2012/wordml" xmlns:w16se="http://schemas.microsoft.com/office/word/2015/wordml/symex" xmlns:wpg="http://schemas.microsoft.com/office/word/2010/wordprocessingGroup" xmlns:wpi="http://schemas.microsoft.com/office/word/2010/wordprocessingInk" xmlns:wne="http://schemas.microsoft.com/office/word/2006/wordml" xmlns:wps="http://schemas.microsoft.com/office/word/2010/wordprocessingShape" mc:Ignorable="w14 w15 w16se wp14">
+<w:footnotes xmlns:wpc="http://schemas.microsoft.com/office/word/2010/wordprocessingCanvas" xmlns:cx="http://schemas.microsoft.com/office/drawing/2014/chartex" xmlns:cx1="http://schemas.microsoft.com/office/drawing/2015/9/8/chartex" xmlns:cx2="http://schemas.microsoft.com/office/drawing/2015/10/21/chartex" xmlns:cx3="http://schemas.microsoft.com/office/drawing/2016/5/9/chartex" xmlns:cx4="http://schemas.microsoft.com/office/drawing/2016/5/10/chartex" xmlns:cx5="http://schemas.microsoft.com/office/drawing/2016/5/11/chartex" xmlns:cx6="http://schemas.microsoft.com/office/drawing/2016/5/12/chartex" xmlns:cx7="http://schemas.microsoft.com/office/drawing/2016/5/13/chartex" xmlns:cx8="http://schemas.microsoft.com/office/drawing/2016/5/14/chartex" xmlns:mc="http://schemas.openxmlformats.org/markup-compatibility/2006" xmlns:aink="http://schemas.microsoft.com/office/drawing/2016/ink" xmlns:am3d="http://schemas.microsoft.com/office/drawing/2017/model3d" xmlns:o="urn:schemas-microsoft-com:office:office" xmlns:oel="http://schemas.microsoft.com/office/2019/extlst" xmlns:r="http://schemas.openxmlformats.org/officeDocument/2006/relationships" xmlns:m="http://schemas.openxmlformats.org/officeDocument/2006/math" xmlns:v="urn:schemas-microsoft-com:vml" xmlns:wp14="http://schemas.microsoft.com/office/word/2010/wordprocessingDrawing" xmlns:wp="http://schemas.openxmlformats.org/drawingml/2006/wordprocessingDrawing" xmlns:w10="urn:schemas-microsoft-com:office:word" xmlns:w="http://schemas.openxmlformats.org/wordprocessingml/2006/main" xmlns:w14="http://schemas.microsoft.com/office/word/2010/wordml" xmlns:w15="http://schemas.microsoft.com/office/word/2012/wordml" xmlns:w16cex="http://schemas.microsoft.com/office/word/2018/wordml/cex" xmlns:w16cid="http://schemas.microsoft.com/office/word/2016/wordml/cid" xmlns:w16="http://schemas.microsoft.com/office/word/2018/wordml" xmlns:w16sdtdh="http://schemas.microsoft.com/office/word/2020/wordml/sdtdatahash" xmlns:w16se="http://schemas.microsoft.com/office/word/2015/wordml/symex" xmlns:wpg="http://schemas.microsoft.com/office/word/2010/wordprocessingGroup" xmlns:wpi="http://schemas.microsoft.com/office/word/2010/wordprocessingInk" xmlns:wne="http://schemas.microsoft.com/office/word/2006/wordml" xmlns:wps="http://schemas.microsoft.com/office/word/2010/wordprocessingShape" mc:Ignorable="w14 w15 w16se w16cid w16 w16cex w16sdtdh wp14">
   <w:footnote w:type="separator" w:id="-1">
     <w:p>
       <w:r>
@@ -15157,10 +14531,10 @@
 </file>
 
 <file path=word/header1.xml><?xml version="1.0" encoding="utf-8"?>
-<w:hdr xmlns:wpc="http://schemas.microsoft.com/office/word/2010/wordprocessingCanvas" xmlns:cx="http://schemas.microsoft.com/office/drawing/2014/chartex" xmlns:cx1="http://schemas.microsoft.com/office/drawing/2015/9/8/chartex" xmlns:mc="http://schemas.openxmlformats.org/markup-compatibility/2006" xmlns:o="urn:schemas-microsoft-com:office:office" xmlns:r="http://schemas.openxmlformats.org/officeDocument/2006/relationships" xmlns:m="http://schemas.openxmlformats.org/officeDocument/2006/math" xmlns:v="urn:schemas-microsoft-com:vml" xmlns:wp14="http://schemas.microsoft.com/office/word/2010/wordprocessingDrawing" xmlns:wp="http://schemas.openxmlformats.org/drawingml/2006/wordprocessingDrawing" xmlns:w10="urn:schemas-microsoft-com:office:word" xmlns:w="http://schemas.openxmlformats.org/wordprocessingml/2006/main" xmlns:w14="http://schemas.microsoft.com/office/word/2010/wordml" xmlns:w15="http://schemas.microsoft.com/office/word/2012/wordml" xmlns:w16se="http://schemas.microsoft.com/office/word/2015/wordml/symex" xmlns:wpg="http://schemas.microsoft.com/office/word/2010/wordprocessingGroup" xmlns:wpi="http://schemas.microsoft.com/office/word/2010/wordprocessingInk" xmlns:wne="http://schemas.microsoft.com/office/word/2006/wordml" xmlns:wps="http://schemas.microsoft.com/office/word/2010/wordprocessingShape" mc:Ignorable="w14 w15 w16se wp14">
+<w:hdr xmlns:wpc="http://schemas.microsoft.com/office/word/2010/wordprocessingCanvas" xmlns:cx="http://schemas.microsoft.com/office/drawing/2014/chartex" xmlns:cx1="http://schemas.microsoft.com/office/drawing/2015/9/8/chartex" xmlns:cx2="http://schemas.microsoft.com/office/drawing/2015/10/21/chartex" xmlns:cx3="http://schemas.microsoft.com/office/drawing/2016/5/9/chartex" xmlns:cx4="http://schemas.microsoft.com/office/drawing/2016/5/10/chartex" xmlns:cx5="http://schemas.microsoft.com/office/drawing/2016/5/11/chartex" xmlns:cx6="http://schemas.microsoft.com/office/drawing/2016/5/12/chartex" xmlns:cx7="http://schemas.microsoft.com/office/drawing/2016/5/13/chartex" xmlns:cx8="http://schemas.microsoft.com/office/drawing/2016/5/14/chartex" xmlns:mc="http://schemas.openxmlformats.org/markup-compatibility/2006" xmlns:aink="http://schemas.microsoft.com/office/drawing/2016/ink" xmlns:am3d="http://schemas.microsoft.com/office/drawing/2017/model3d" xmlns:o="urn:schemas-microsoft-com:office:office" xmlns:oel="http://schemas.microsoft.com/office/2019/extlst" xmlns:r="http://schemas.openxmlformats.org/officeDocument/2006/relationships" xmlns:m="http://schemas.openxmlformats.org/officeDocument/2006/math" xmlns:v="urn:schemas-microsoft-com:vml" xmlns:wp14="http://schemas.microsoft.com/office/word/2010/wordprocessingDrawing" xmlns:wp="http://schemas.openxmlformats.org/drawingml/2006/wordprocessingDrawing" xmlns:w10="urn:schemas-microsoft-com:office:word" xmlns:w="http://schemas.openxmlformats.org/wordprocessingml/2006/main" xmlns:w14="http://schemas.microsoft.com/office/word/2010/wordml" xmlns:w15="http://schemas.microsoft.com/office/word/2012/wordml" xmlns:w16cex="http://schemas.microsoft.com/office/word/2018/wordml/cex" xmlns:w16cid="http://schemas.microsoft.com/office/word/2016/wordml/cid" xmlns:w16="http://schemas.microsoft.com/office/word/2018/wordml" xmlns:w16sdtdh="http://schemas.microsoft.com/office/word/2020/wordml/sdtdatahash" xmlns:w16se="http://schemas.microsoft.com/office/word/2015/wordml/symex" xmlns:wpg="http://schemas.microsoft.com/office/word/2010/wordprocessingGroup" xmlns:wpi="http://schemas.microsoft.com/office/word/2010/wordprocessingInk" xmlns:wne="http://schemas.microsoft.com/office/word/2006/wordml" xmlns:wps="http://schemas.microsoft.com/office/word/2010/wordprocessingShape" mc:Ignorable="w14 w15 w16se w16cid w16 w16cex w16sdtdh wp14">
   <w:p>
     <w:pPr>
-      <w:pStyle w:val="a8"/>
+      <w:pStyle w:val="Header"/>
       <w:rPr>
         <w:b w:val="0"/>
         <w:bCs w:val="0"/>
@@ -15237,10 +14611,10 @@
 </file>
 
 <file path=word/header2.xml><?xml version="1.0" encoding="utf-8"?>
-<w:hdr xmlns:wpc="http://schemas.microsoft.com/office/word/2010/wordprocessingCanvas" xmlns:cx="http://schemas.microsoft.com/office/drawing/2014/chartex" xmlns:cx1="http://schemas.microsoft.com/office/drawing/2015/9/8/chartex" xmlns:mc="http://schemas.openxmlformats.org/markup-compatibility/2006" xmlns:o="urn:schemas-microsoft-com:office:office" xmlns:r="http://schemas.openxmlformats.org/officeDocument/2006/relationships" xmlns:m="http://schemas.openxmlformats.org/officeDocument/2006/math" xmlns:v="urn:schemas-microsoft-com:vml" xmlns:wp14="http://schemas.microsoft.com/office/word/2010/wordprocessingDrawing" xmlns:wp="http://schemas.openxmlformats.org/drawingml/2006/wordprocessingDrawing" xmlns:w10="urn:schemas-microsoft-com:office:word" xmlns:w="http://schemas.openxmlformats.org/wordprocessingml/2006/main" xmlns:w14="http://schemas.microsoft.com/office/word/2010/wordml" xmlns:w15="http://schemas.microsoft.com/office/word/2012/wordml" xmlns:w16se="http://schemas.microsoft.com/office/word/2015/wordml/symex" xmlns:wpg="http://schemas.microsoft.com/office/word/2010/wordprocessingGroup" xmlns:wpi="http://schemas.microsoft.com/office/word/2010/wordprocessingInk" xmlns:wne="http://schemas.microsoft.com/office/word/2006/wordml" xmlns:wps="http://schemas.microsoft.com/office/word/2010/wordprocessingShape" mc:Ignorable="w14 w15 w16se wp14">
+<w:hdr xmlns:wpc="http://schemas.microsoft.com/office/word/2010/wordprocessingCanvas" xmlns:cx="http://schemas.microsoft.com/office/drawing/2014/chartex" xmlns:cx1="http://schemas.microsoft.com/office/drawing/2015/9/8/chartex" xmlns:cx2="http://schemas.microsoft.com/office/drawing/2015/10/21/chartex" xmlns:cx3="http://schemas.microsoft.com/office/drawing/2016/5/9/chartex" xmlns:cx4="http://schemas.microsoft.com/office/drawing/2016/5/10/chartex" xmlns:cx5="http://schemas.microsoft.com/office/drawing/2016/5/11/chartex" xmlns:cx6="http://schemas.microsoft.com/office/drawing/2016/5/12/chartex" xmlns:cx7="http://schemas.microsoft.com/office/drawing/2016/5/13/chartex" xmlns:cx8="http://schemas.microsoft.com/office/drawing/2016/5/14/chartex" xmlns:mc="http://schemas.openxmlformats.org/markup-compatibility/2006" xmlns:aink="http://schemas.microsoft.com/office/drawing/2016/ink" xmlns:am3d="http://schemas.microsoft.com/office/drawing/2017/model3d" xmlns:o="urn:schemas-microsoft-com:office:office" xmlns:oel="http://schemas.microsoft.com/office/2019/extlst" xmlns:r="http://schemas.openxmlformats.org/officeDocument/2006/relationships" xmlns:m="http://schemas.openxmlformats.org/officeDocument/2006/math" xmlns:v="urn:schemas-microsoft-com:vml" xmlns:wp14="http://schemas.microsoft.com/office/word/2010/wordprocessingDrawing" xmlns:wp="http://schemas.openxmlformats.org/drawingml/2006/wordprocessingDrawing" xmlns:w10="urn:schemas-microsoft-com:office:word" xmlns:w="http://schemas.openxmlformats.org/wordprocessingml/2006/main" xmlns:w14="http://schemas.microsoft.com/office/word/2010/wordml" xmlns:w15="http://schemas.microsoft.com/office/word/2012/wordml" xmlns:w16cex="http://schemas.microsoft.com/office/word/2018/wordml/cex" xmlns:w16cid="http://schemas.microsoft.com/office/word/2016/wordml/cid" xmlns:w16="http://schemas.microsoft.com/office/word/2018/wordml" xmlns:w16sdtdh="http://schemas.microsoft.com/office/word/2020/wordml/sdtdatahash" xmlns:w16se="http://schemas.microsoft.com/office/word/2015/wordml/symex" xmlns:wpg="http://schemas.microsoft.com/office/word/2010/wordprocessingGroup" xmlns:wpi="http://schemas.microsoft.com/office/word/2010/wordprocessingInk" xmlns:wne="http://schemas.microsoft.com/office/word/2006/wordml" xmlns:wps="http://schemas.microsoft.com/office/word/2010/wordprocessingShape" mc:Ignorable="w14 w15 w16se w16cid w16 w16cex w16sdtdh wp14">
   <w:p>
     <w:pPr>
-      <w:pStyle w:val="a8"/>
+      <w:pStyle w:val="Header"/>
       <w:rPr>
         <w:b w:val="0"/>
         <w:bCs w:val="0"/>
@@ -15306,7 +14680,7 @@
 </file>
 
 <file path=word/numbering.xml><?xml version="1.0" encoding="utf-8"?>
-<w:numbering xmlns:wpc="http://schemas.microsoft.com/office/word/2010/wordprocessingCanvas" xmlns:cx="http://schemas.microsoft.com/office/drawing/2014/chartex" xmlns:cx1="http://schemas.microsoft.com/office/drawing/2015/9/8/chartex" xmlns:mc="http://schemas.openxmlformats.org/markup-compatibility/2006" xmlns:o="urn:schemas-microsoft-com:office:office" xmlns:r="http://schemas.openxmlformats.org/officeDocument/2006/relationships" xmlns:m="http://schemas.openxmlformats.org/officeDocument/2006/math" xmlns:v="urn:schemas-microsoft-com:vml" xmlns:wp14="http://schemas.microsoft.com/office/word/2010/wordprocessingDrawing" xmlns:wp="http://schemas.openxmlformats.org/drawingml/2006/wordprocessingDrawing" xmlns:w10="urn:schemas-microsoft-com:office:word" xmlns:w="http://schemas.openxmlformats.org/wordprocessingml/2006/main" xmlns:w14="http://schemas.microsoft.com/office/word/2010/wordml" xmlns:w15="http://schemas.microsoft.com/office/word/2012/wordml" xmlns:w16se="http://schemas.microsoft.com/office/word/2015/wordml/symex" xmlns:wpg="http://schemas.microsoft.com/office/word/2010/wordprocessingGroup" xmlns:wpi="http://schemas.microsoft.com/office/word/2010/wordprocessingInk" xmlns:wne="http://schemas.microsoft.com/office/word/2006/wordml" xmlns:wps="http://schemas.microsoft.com/office/word/2010/wordprocessingShape" mc:Ignorable="w14 w15 w16se wp14">
+<w:numbering xmlns:wpc="http://schemas.microsoft.com/office/word/2010/wordprocessingCanvas" xmlns:cx="http://schemas.microsoft.com/office/drawing/2014/chartex" xmlns:cx1="http://schemas.microsoft.com/office/drawing/2015/9/8/chartex" xmlns:cx2="http://schemas.microsoft.com/office/drawing/2015/10/21/chartex" xmlns:cx3="http://schemas.microsoft.com/office/drawing/2016/5/9/chartex" xmlns:cx4="http://schemas.microsoft.com/office/drawing/2016/5/10/chartex" xmlns:cx5="http://schemas.microsoft.com/office/drawing/2016/5/11/chartex" xmlns:cx6="http://schemas.microsoft.com/office/drawing/2016/5/12/chartex" xmlns:cx7="http://schemas.microsoft.com/office/drawing/2016/5/13/chartex" xmlns:cx8="http://schemas.microsoft.com/office/drawing/2016/5/14/chartex" xmlns:mc="http://schemas.openxmlformats.org/markup-compatibility/2006" xmlns:aink="http://schemas.microsoft.com/office/drawing/2016/ink" xmlns:am3d="http://schemas.microsoft.com/office/drawing/2017/model3d" xmlns:o="urn:schemas-microsoft-com:office:office" xmlns:oel="http://schemas.microsoft.com/office/2019/extlst" xmlns:r="http://schemas.openxmlformats.org/officeDocument/2006/relationships" xmlns:m="http://schemas.openxmlformats.org/officeDocument/2006/math" xmlns:v="urn:schemas-microsoft-com:vml" xmlns:wp14="http://schemas.microsoft.com/office/word/2010/wordprocessingDrawing" xmlns:wp="http://schemas.openxmlformats.org/drawingml/2006/wordprocessingDrawing" xmlns:w10="urn:schemas-microsoft-com:office:word" xmlns:w="http://schemas.openxmlformats.org/wordprocessingml/2006/main" xmlns:w14="http://schemas.microsoft.com/office/word/2010/wordml" xmlns:w15="http://schemas.microsoft.com/office/word/2012/wordml" xmlns:w16cex="http://schemas.microsoft.com/office/word/2018/wordml/cex" xmlns:w16cid="http://schemas.microsoft.com/office/word/2016/wordml/cid" xmlns:w16="http://schemas.microsoft.com/office/word/2018/wordml" xmlns:w16sdtdh="http://schemas.microsoft.com/office/word/2020/wordml/sdtdatahash" xmlns:w16se="http://schemas.microsoft.com/office/word/2015/wordml/symex" xmlns:wpg="http://schemas.microsoft.com/office/word/2010/wordprocessingGroup" xmlns:wpi="http://schemas.microsoft.com/office/word/2010/wordprocessingInk" xmlns:wne="http://schemas.microsoft.com/office/word/2006/wordml" xmlns:wps="http://schemas.microsoft.com/office/word/2010/wordprocessingShape" mc:Ignorable="w14 w15 w16se w16cid w16 w16cex w16sdtdh wp14">
   <w:abstractNum w:abstractNumId="0" w15:restartNumberingAfterBreak="0">
     <w:nsid w:val="FFFFFF89"/>
     <w:multiLevelType w:val="singleLevel"/>
@@ -15573,23 +14947,23 @@
       </w:pPr>
     </w:lvl>
   </w:abstractNum>
-  <w:num w:numId="1">
+  <w:num w:numId="1" w16cid:durableId="1361397994">
     <w:abstractNumId w:val="0"/>
   </w:num>
-  <w:num w:numId="2">
+  <w:num w:numId="2" w16cid:durableId="1422140547">
     <w:abstractNumId w:val="1"/>
   </w:num>
-  <w:num w:numId="3">
+  <w:num w:numId="3" w16cid:durableId="1398438636">
     <w:abstractNumId w:val="2"/>
   </w:num>
-  <w:num w:numId="4">
+  <w:num w:numId="4" w16cid:durableId="1038629959">
     <w:abstractNumId w:val="3"/>
   </w:num>
 </w:numbering>
 </file>
 
 <file path=word/styles.xml><?xml version="1.0" encoding="utf-8"?>
-<w:styles xmlns:mc="http://schemas.openxmlformats.org/markup-compatibility/2006" xmlns:r="http://schemas.openxmlformats.org/officeDocument/2006/relationships" xmlns:w="http://schemas.openxmlformats.org/wordprocessingml/2006/main" xmlns:w14="http://schemas.microsoft.com/office/word/2010/wordml" xmlns:w15="http://schemas.microsoft.com/office/word/2012/wordml" xmlns:w16se="http://schemas.microsoft.com/office/word/2015/wordml/symex" mc:Ignorable="w14 w15 w16se">
+<w:styles xmlns:mc="http://schemas.openxmlformats.org/markup-compatibility/2006" xmlns:r="http://schemas.openxmlformats.org/officeDocument/2006/relationships" xmlns:w="http://schemas.openxmlformats.org/wordprocessingml/2006/main" xmlns:w14="http://schemas.microsoft.com/office/word/2010/wordml" xmlns:w15="http://schemas.microsoft.com/office/word/2012/wordml" xmlns:w16cex="http://schemas.microsoft.com/office/word/2018/wordml/cex" xmlns:w16cid="http://schemas.microsoft.com/office/word/2016/wordml/cid" xmlns:w16="http://schemas.microsoft.com/office/word/2018/wordml" xmlns:w16sdtdh="http://schemas.microsoft.com/office/word/2020/wordml/sdtdatahash" xmlns:w16se="http://schemas.microsoft.com/office/word/2015/wordml/symex" mc:Ignorable="w14 w15 w16se w16cid w16 w16cex w16sdtdh">
   <w:docDefaults>
     <w:rPrDefault>
       <w:rPr>
@@ -15605,7 +14979,7 @@
       </w:pPr>
     </w:pPrDefault>
   </w:docDefaults>
-  <w:latentStyles w:defLockedState="0" w:defUIPriority="99" w:defSemiHidden="0" w:defUnhideWhenUsed="0" w:defQFormat="0" w:count="371">
+  <w:latentStyles w:defLockedState="0" w:defUIPriority="99" w:defSemiHidden="0" w:defUnhideWhenUsed="0" w:defQFormat="0" w:count="376">
     <w:lsdException w:name="Normal" w:uiPriority="0" w:qFormat="1"/>
     <w:lsdException w:name="heading 1" w:uiPriority="0" w:qFormat="1"/>
     <w:lsdException w:name="heading 2" w:semiHidden="1" w:uiPriority="0" w:unhideWhenUsed="1" w:qFormat="1"/>
@@ -15711,7 +15085,6 @@
     <w:lsdException w:name="HTML Sample" w:semiHidden="1" w:unhideWhenUsed="1"/>
     <w:lsdException w:name="HTML Typewriter" w:semiHidden="1" w:unhideWhenUsed="1"/>
     <w:lsdException w:name="HTML Variable" w:semiHidden="1" w:unhideWhenUsed="1"/>
-    <w:lsdException w:name="Normal Table" w:semiHidden="1" w:unhideWhenUsed="1"/>
     <w:lsdException w:name="annotation subject" w:semiHidden="1" w:uiPriority="0" w:unhideWhenUsed="1"/>
     <w:lsdException w:name="No List" w:semiHidden="1" w:uiPriority="0" w:unhideWhenUsed="1"/>
     <w:lsdException w:name="Outline List 1" w:semiHidden="1" w:unhideWhenUsed="1"/>
@@ -15754,11 +15127,8 @@
     <w:lsdException w:name="Table Contemporary" w:semiHidden="1" w:unhideWhenUsed="1"/>
     <w:lsdException w:name="Table Elegant" w:semiHidden="1" w:unhideWhenUsed="1"/>
     <w:lsdException w:name="Table Professional" w:semiHidden="1" w:unhideWhenUsed="1"/>
-    <w:lsdException w:name="Table Subtle 1" w:semiHidden="1" w:unhideWhenUsed="1"/>
     <w:lsdException w:name="Table Subtle 2" w:semiHidden="1" w:unhideWhenUsed="1"/>
     <w:lsdException w:name="Table Web 1" w:semiHidden="1" w:unhideWhenUsed="1"/>
-    <w:lsdException w:name="Table Web 2" w:semiHidden="1" w:unhideWhenUsed="1"/>
-    <w:lsdException w:name="Table Web 3" w:semiHidden="1" w:unhideWhenUsed="1"/>
     <w:lsdException w:name="Balloon Text" w:semiHidden="1" w:uiPriority="0" w:unhideWhenUsed="1"/>
     <w:lsdException w:name="Table Grid" w:uiPriority="59"/>
     <w:lsdException w:name="Table Theme" w:semiHidden="1" w:unhideWhenUsed="1"/>
@@ -15977,8 +15347,13 @@
     <w:lsdException w:name="List Table 5 Dark Accent 6" w:uiPriority="50"/>
     <w:lsdException w:name="List Table 6 Colorful Accent 6" w:uiPriority="51"/>
     <w:lsdException w:name="List Table 7 Colorful Accent 6" w:uiPriority="52"/>
+    <w:lsdException w:name="Mention" w:semiHidden="1" w:unhideWhenUsed="1"/>
+    <w:lsdException w:name="Smart Hyperlink" w:semiHidden="1" w:unhideWhenUsed="1"/>
+    <w:lsdException w:name="Hashtag" w:semiHidden="1" w:unhideWhenUsed="1"/>
+    <w:lsdException w:name="Unresolved Mention" w:semiHidden="1" w:unhideWhenUsed="1"/>
+    <w:lsdException w:name="Smart Link" w:semiHidden="1" w:unhideWhenUsed="1"/>
   </w:latentStyles>
-  <w:style w:type="paragraph" w:default="1" w:styleId="a">
+  <w:style w:type="paragraph" w:default="1" w:styleId="Normal">
     <w:name w:val="Normal"/>
     <w:qFormat/>
     <w:rsid w:val="00EB48D3"/>
@@ -15996,11 +15371,11 @@
       <w:lang w:val="ru-RU" w:eastAsia="ja-JP"/>
     </w:rPr>
   </w:style>
-  <w:style w:type="paragraph" w:styleId="1">
+  <w:style w:type="paragraph" w:styleId="Heading1">
     <w:name w:val="heading 1"/>
-    <w:basedOn w:val="a"/>
-    <w:next w:val="a"/>
-    <w:link w:val="10"/>
+    <w:basedOn w:val="Normal"/>
+    <w:next w:val="Normal"/>
+    <w:link w:val="Heading1Char"/>
     <w:qFormat/>
     <w:rsid w:val="00EB48D3"/>
     <w:pPr>
@@ -16016,11 +15391,11 @@
       <w:lang w:val="uk-UA"/>
     </w:rPr>
   </w:style>
-  <w:style w:type="paragraph" w:styleId="2">
+  <w:style w:type="paragraph" w:styleId="Heading2">
     <w:name w:val="heading 2"/>
-    <w:basedOn w:val="a"/>
-    <w:next w:val="a"/>
-    <w:link w:val="20"/>
+    <w:basedOn w:val="Normal"/>
+    <w:next w:val="Normal"/>
+    <w:link w:val="Heading2Char"/>
     <w:qFormat/>
     <w:rsid w:val="00EB48D3"/>
     <w:pPr>
@@ -16034,11 +15409,11 @@
       <w:lang w:val="uk-UA"/>
     </w:rPr>
   </w:style>
-  <w:style w:type="paragraph" w:styleId="4">
+  <w:style w:type="paragraph" w:styleId="Heading4">
     <w:name w:val="heading 4"/>
-    <w:basedOn w:val="a"/>
-    <w:next w:val="a"/>
-    <w:link w:val="40"/>
+    <w:basedOn w:val="Normal"/>
+    <w:next w:val="Normal"/>
+    <w:link w:val="Heading4Char"/>
     <w:qFormat/>
     <w:rsid w:val="00EB48D3"/>
     <w:pPr>
@@ -16052,13 +15427,13 @@
       <w:szCs w:val="24"/>
     </w:rPr>
   </w:style>
-  <w:style w:type="character" w:default="1" w:styleId="a0">
+  <w:style w:type="character" w:default="1" w:styleId="DefaultParagraphFont">
     <w:name w:val="Default Paragraph Font"/>
     <w:uiPriority w:val="1"/>
     <w:semiHidden/>
     <w:unhideWhenUsed/>
   </w:style>
-  <w:style w:type="table" w:default="1" w:styleId="a1">
+  <w:style w:type="table" w:default="1" w:styleId="TableNormal">
     <w:name w:val="Normal Table"/>
     <w:uiPriority w:val="99"/>
     <w:semiHidden/>
@@ -16073,16 +15448,16 @@
       </w:tblCellMar>
     </w:tblPr>
   </w:style>
-  <w:style w:type="numbering" w:default="1" w:styleId="a2">
+  <w:style w:type="numbering" w:default="1" w:styleId="NoList">
     <w:name w:val="No List"/>
     <w:uiPriority w:val="99"/>
     <w:semiHidden/>
     <w:unhideWhenUsed/>
   </w:style>
-  <w:style w:type="character" w:customStyle="1" w:styleId="10">
-    <w:name w:val="Заголовок 1 Знак"/>
-    <w:basedOn w:val="a0"/>
-    <w:link w:val="1"/>
+  <w:style w:type="character" w:customStyle="1" w:styleId="Heading1Char">
+    <w:name w:val="Heading 1 Char"/>
+    <w:basedOn w:val="DefaultParagraphFont"/>
+    <w:link w:val="Heading1"/>
     <w:rsid w:val="00EB48D3"/>
     <w:rPr>
       <w:rFonts w:ascii="Times New Roman" w:eastAsia="MS Mincho" w:hAnsi="Times New Roman" w:cs="Times New Roman"/>
@@ -16091,10 +15466,10 @@
       <w:lang w:eastAsia="ja-JP"/>
     </w:rPr>
   </w:style>
-  <w:style w:type="character" w:customStyle="1" w:styleId="20">
-    <w:name w:val="Заголовок 2 Знак"/>
-    <w:basedOn w:val="a0"/>
-    <w:link w:val="2"/>
+  <w:style w:type="character" w:customStyle="1" w:styleId="Heading2Char">
+    <w:name w:val="Heading 2 Char"/>
+    <w:basedOn w:val="DefaultParagraphFont"/>
+    <w:link w:val="Heading2"/>
     <w:rsid w:val="00EB48D3"/>
     <w:rPr>
       <w:rFonts w:ascii="Times New Roman" w:eastAsia="MS Mincho" w:hAnsi="Times New Roman" w:cs="Times New Roman"/>
@@ -16103,10 +15478,10 @@
       <w:lang w:eastAsia="ja-JP"/>
     </w:rPr>
   </w:style>
-  <w:style w:type="character" w:customStyle="1" w:styleId="40">
-    <w:name w:val="Заголовок 4 Знак"/>
-    <w:basedOn w:val="a0"/>
-    <w:link w:val="4"/>
+  <w:style w:type="character" w:customStyle="1" w:styleId="Heading4Char">
+    <w:name w:val="Heading 4 Char"/>
+    <w:basedOn w:val="DefaultParagraphFont"/>
+    <w:link w:val="Heading4"/>
     <w:rsid w:val="00EB48D3"/>
     <w:rPr>
       <w:rFonts w:ascii="Times New Roman" w:eastAsia="MS Mincho" w:hAnsi="Times New Roman" w:cs="Times New Roman"/>
@@ -16117,10 +15492,10 @@
       <w:lang w:val="ru-RU" w:eastAsia="ja-JP"/>
     </w:rPr>
   </w:style>
-  <w:style w:type="paragraph" w:styleId="a3">
+  <w:style w:type="paragraph" w:styleId="BalloonText">
     <w:name w:val="Balloon Text"/>
-    <w:basedOn w:val="a"/>
-    <w:link w:val="a4"/>
+    <w:basedOn w:val="Normal"/>
+    <w:link w:val="BalloonTextChar"/>
     <w:semiHidden/>
     <w:rsid w:val="00EB48D3"/>
     <w:rPr>
@@ -16129,10 +15504,10 @@
       <w:szCs w:val="16"/>
     </w:rPr>
   </w:style>
-  <w:style w:type="character" w:customStyle="1" w:styleId="a4">
-    <w:name w:val="Текст выноски Знак"/>
-    <w:basedOn w:val="a0"/>
-    <w:link w:val="a3"/>
+  <w:style w:type="character" w:customStyle="1" w:styleId="BalloonTextChar">
+    <w:name w:val="Balloon Text Char"/>
+    <w:basedOn w:val="DefaultParagraphFont"/>
+    <w:link w:val="BalloonText"/>
     <w:semiHidden/>
     <w:rsid w:val="00EB48D3"/>
     <w:rPr>
@@ -16144,14 +15519,14 @@
       <w:lang w:val="ru-RU" w:eastAsia="ja-JP"/>
     </w:rPr>
   </w:style>
-  <w:style w:type="character" w:customStyle="1" w:styleId="a5">
+  <w:style w:type="character" w:customStyle="1" w:styleId="a">
     <w:name w:val="Основной шрифт"/>
     <w:rsid w:val="00EB48D3"/>
   </w:style>
-  <w:style w:type="paragraph" w:styleId="a6">
+  <w:style w:type="paragraph" w:styleId="BodyText">
     <w:name w:val="Body Text"/>
-    <w:basedOn w:val="a"/>
-    <w:link w:val="a7"/>
+    <w:basedOn w:val="Normal"/>
+    <w:link w:val="BodyTextChar"/>
     <w:rsid w:val="00EB48D3"/>
     <w:pPr>
       <w:ind w:right="-569"/>
@@ -16162,10 +15537,10 @@
       <w:bCs w:val="0"/>
     </w:rPr>
   </w:style>
-  <w:style w:type="character" w:customStyle="1" w:styleId="a7">
-    <w:name w:val="Основной текст Знак"/>
-    <w:basedOn w:val="a0"/>
-    <w:link w:val="a6"/>
+  <w:style w:type="character" w:customStyle="1" w:styleId="BodyTextChar">
+    <w:name w:val="Body Text Char"/>
+    <w:basedOn w:val="DefaultParagraphFont"/>
+    <w:link w:val="BodyText"/>
     <w:rsid w:val="00EB48D3"/>
     <w:rPr>
       <w:rFonts w:ascii="Times New Roman" w:eastAsia="MS Mincho" w:hAnsi="Times New Roman" w:cs="Times New Roman"/>
@@ -16174,10 +15549,10 @@
       <w:lang w:eastAsia="ja-JP"/>
     </w:rPr>
   </w:style>
-  <w:style w:type="paragraph" w:styleId="21">
+  <w:style w:type="paragraph" w:styleId="BodyText2">
     <w:name w:val="Body Text 2"/>
-    <w:basedOn w:val="a"/>
-    <w:link w:val="22"/>
+    <w:basedOn w:val="Normal"/>
+    <w:link w:val="BodyText2Char"/>
     <w:rsid w:val="00EB48D3"/>
     <w:pPr>
       <w:ind w:firstLine="540"/>
@@ -16190,10 +15565,10 @@
       <w:szCs w:val="20"/>
     </w:rPr>
   </w:style>
-  <w:style w:type="character" w:customStyle="1" w:styleId="22">
-    <w:name w:val="Основной текст 2 Знак"/>
-    <w:basedOn w:val="a0"/>
-    <w:link w:val="21"/>
+  <w:style w:type="character" w:customStyle="1" w:styleId="BodyText2Char">
+    <w:name w:val="Body Text 2 Char"/>
+    <w:basedOn w:val="DefaultParagraphFont"/>
+    <w:link w:val="BodyText2"/>
     <w:rsid w:val="00EB48D3"/>
     <w:rPr>
       <w:rFonts w:ascii="Times New Roman" w:eastAsia="MS Mincho" w:hAnsi="Times New Roman" w:cs="Times New Roman"/>
@@ -16202,10 +15577,10 @@
       <w:lang w:val="ru-RU" w:eastAsia="ja-JP"/>
     </w:rPr>
   </w:style>
-  <w:style w:type="paragraph" w:styleId="a8">
+  <w:style w:type="paragraph" w:styleId="Header">
     <w:name w:val="header"/>
-    <w:basedOn w:val="a"/>
-    <w:link w:val="a9"/>
+    <w:basedOn w:val="Normal"/>
+    <w:link w:val="HeaderChar"/>
     <w:rsid w:val="00EB48D3"/>
     <w:pPr>
       <w:tabs>
@@ -16214,10 +15589,10 @@
       </w:tabs>
     </w:pPr>
   </w:style>
-  <w:style w:type="character" w:customStyle="1" w:styleId="a9">
-    <w:name w:val="Верхний колонтитул Знак"/>
-    <w:basedOn w:val="a0"/>
-    <w:link w:val="a8"/>
+  <w:style w:type="character" w:customStyle="1" w:styleId="HeaderChar">
+    <w:name w:val="Header Char"/>
+    <w:basedOn w:val="DefaultParagraphFont"/>
+    <w:link w:val="Header"/>
     <w:rsid w:val="00EB48D3"/>
     <w:rPr>
       <w:rFonts w:ascii="Times New Roman" w:eastAsia="MS Mincho" w:hAnsi="Times New Roman" w:cs="Times New Roman"/>
@@ -16228,10 +15603,10 @@
       <w:lang w:val="ru-RU" w:eastAsia="ja-JP"/>
     </w:rPr>
   </w:style>
-  <w:style w:type="paragraph" w:styleId="aa">
+  <w:style w:type="paragraph" w:styleId="Footer">
     <w:name w:val="footer"/>
-    <w:basedOn w:val="a"/>
-    <w:link w:val="ab"/>
+    <w:basedOn w:val="Normal"/>
+    <w:link w:val="FooterChar"/>
     <w:rsid w:val="00EB48D3"/>
     <w:pPr>
       <w:tabs>
@@ -16240,10 +15615,10 @@
       </w:tabs>
     </w:pPr>
   </w:style>
-  <w:style w:type="character" w:customStyle="1" w:styleId="ab">
-    <w:name w:val="Нижний колонтитул Знак"/>
-    <w:basedOn w:val="a0"/>
-    <w:link w:val="aa"/>
+  <w:style w:type="character" w:customStyle="1" w:styleId="FooterChar">
+    <w:name w:val="Footer Char"/>
+    <w:basedOn w:val="DefaultParagraphFont"/>
+    <w:link w:val="Footer"/>
     <w:rsid w:val="00EB48D3"/>
     <w:rPr>
       <w:rFonts w:ascii="Times New Roman" w:eastAsia="MS Mincho" w:hAnsi="Times New Roman" w:cs="Times New Roman"/>
@@ -16254,10 +15629,10 @@
       <w:lang w:val="ru-RU" w:eastAsia="ja-JP"/>
     </w:rPr>
   </w:style>
-  <w:style w:type="paragraph" w:styleId="23">
+  <w:style w:type="paragraph" w:styleId="BodyTextIndent2">
     <w:name w:val="Body Text Indent 2"/>
-    <w:basedOn w:val="a"/>
-    <w:link w:val="24"/>
+    <w:basedOn w:val="Normal"/>
+    <w:link w:val="BodyTextIndent2Char"/>
     <w:rsid w:val="00EB48D3"/>
     <w:pPr>
       <w:ind w:firstLine="426"/>
@@ -16272,10 +15647,10 @@
       <w:lang w:val="uk-UA"/>
     </w:rPr>
   </w:style>
-  <w:style w:type="character" w:customStyle="1" w:styleId="24">
-    <w:name w:val="Основной текст с отступом 2 Знак"/>
-    <w:basedOn w:val="a0"/>
-    <w:link w:val="23"/>
+  <w:style w:type="character" w:customStyle="1" w:styleId="BodyTextIndent2Char">
+    <w:name w:val="Body Text Indent 2 Char"/>
+    <w:basedOn w:val="DefaultParagraphFont"/>
+    <w:link w:val="BodyTextIndent2"/>
     <w:rsid w:val="00EB48D3"/>
     <w:rPr>
       <w:rFonts w:ascii="Times New Roman" w:eastAsia="MS Mincho" w:hAnsi="Times New Roman" w:cs="Times New Roman"/>
@@ -16285,10 +15660,10 @@
       <w:lang w:eastAsia="ja-JP"/>
     </w:rPr>
   </w:style>
-  <w:style w:type="paragraph" w:styleId="ac">
+  <w:style w:type="paragraph" w:styleId="Title">
     <w:name w:val="Title"/>
-    <w:basedOn w:val="a"/>
-    <w:link w:val="ad"/>
+    <w:basedOn w:val="Normal"/>
+    <w:link w:val="TitleChar"/>
     <w:qFormat/>
     <w:rsid w:val="00EB48D3"/>
     <w:pPr>
@@ -16298,10 +15673,10 @@
       <w:lang w:val="uk-UA"/>
     </w:rPr>
   </w:style>
-  <w:style w:type="character" w:customStyle="1" w:styleId="ad">
-    <w:name w:val="Заголовок Знак"/>
-    <w:basedOn w:val="a0"/>
-    <w:link w:val="ac"/>
+  <w:style w:type="character" w:customStyle="1" w:styleId="TitleChar">
+    <w:name w:val="Title Char"/>
+    <w:basedOn w:val="DefaultParagraphFont"/>
+    <w:link w:val="Title"/>
     <w:rsid w:val="00EB48D3"/>
     <w:rPr>
       <w:rFonts w:ascii="Times New Roman" w:eastAsia="MS Mincho" w:hAnsi="Times New Roman" w:cs="Times New Roman"/>
@@ -16312,10 +15687,10 @@
       <w:lang w:eastAsia="ja-JP"/>
     </w:rPr>
   </w:style>
-  <w:style w:type="paragraph" w:styleId="ae">
+  <w:style w:type="paragraph" w:styleId="Subtitle">
     <w:name w:val="Subtitle"/>
-    <w:basedOn w:val="a"/>
-    <w:link w:val="af"/>
+    <w:basedOn w:val="Normal"/>
+    <w:link w:val="SubtitleChar"/>
     <w:qFormat/>
     <w:rsid w:val="00EB48D3"/>
     <w:pPr>
@@ -16328,10 +15703,10 @@
       <w:lang w:val="uk-UA"/>
     </w:rPr>
   </w:style>
-  <w:style w:type="character" w:customStyle="1" w:styleId="af">
-    <w:name w:val="Подзаголовок Знак"/>
-    <w:basedOn w:val="a0"/>
-    <w:link w:val="ae"/>
+  <w:style w:type="character" w:customStyle="1" w:styleId="SubtitleChar">
+    <w:name w:val="Subtitle Char"/>
+    <w:basedOn w:val="DefaultParagraphFont"/>
+    <w:link w:val="Subtitle"/>
     <w:rsid w:val="00EB48D3"/>
     <w:rPr>
       <w:rFonts w:ascii="Times New Roman" w:eastAsia="MS Mincho" w:hAnsi="Times New Roman" w:cs="Times New Roman"/>
@@ -16342,9 +15717,9 @@
       <w:lang w:eastAsia="ja-JP"/>
     </w:rPr>
   </w:style>
-  <w:style w:type="paragraph" w:styleId="af0">
+  <w:style w:type="paragraph" w:styleId="ListBullet">
     <w:name w:val="List Bullet"/>
-    <w:basedOn w:val="a"/>
+    <w:basedOn w:val="Normal"/>
     <w:rsid w:val="00EB48D3"/>
     <w:pPr>
       <w:tabs>
@@ -16353,7 +15728,7 @@
       <w:ind w:left="360" w:hanging="360"/>
     </w:pPr>
   </w:style>
-  <w:style w:type="character" w:styleId="af1">
+  <w:style w:type="character" w:styleId="Hyperlink">
     <w:name w:val="Hyperlink"/>
     <w:rsid w:val="00EB48D3"/>
     <w:rPr>
@@ -16361,9 +15736,9 @@
       <w:u w:val="single"/>
     </w:rPr>
   </w:style>
-  <w:style w:type="table" w:styleId="af2">
+  <w:style w:type="table" w:styleId="TableGrid">
     <w:name w:val="Table Grid"/>
-    <w:basedOn w:val="a1"/>
+    <w:basedOn w:val="TableNormal"/>
     <w:uiPriority w:val="59"/>
     <w:rsid w:val="00EB48D3"/>
     <w:pPr>
@@ -16388,10 +15763,10 @@
       </w:tblBorders>
     </w:tblPr>
   </w:style>
-  <w:style w:type="paragraph" w:styleId="af3">
+  <w:style w:type="paragraph" w:styleId="FootnoteText">
     <w:name w:val="footnote text"/>
-    <w:basedOn w:val="a"/>
-    <w:link w:val="af4"/>
+    <w:basedOn w:val="Normal"/>
+    <w:link w:val="FootnoteTextChar"/>
     <w:semiHidden/>
     <w:rsid w:val="00EB48D3"/>
     <w:rPr>
@@ -16399,10 +15774,10 @@
       <w:szCs w:val="20"/>
     </w:rPr>
   </w:style>
-  <w:style w:type="character" w:customStyle="1" w:styleId="af4">
-    <w:name w:val="Текст сноски Знак"/>
-    <w:basedOn w:val="a0"/>
-    <w:link w:val="af3"/>
+  <w:style w:type="character" w:customStyle="1" w:styleId="FootnoteTextChar">
+    <w:name w:val="Footnote Text Char"/>
+    <w:basedOn w:val="DefaultParagraphFont"/>
+    <w:link w:val="FootnoteText"/>
     <w:semiHidden/>
     <w:rsid w:val="00EB48D3"/>
     <w:rPr>
@@ -16414,7 +15789,7 @@
       <w:lang w:val="ru-RU" w:eastAsia="ja-JP"/>
     </w:rPr>
   </w:style>
-  <w:style w:type="character" w:styleId="af5">
+  <w:style w:type="character" w:styleId="FootnoteReference">
     <w:name w:val="footnote reference"/>
     <w:semiHidden/>
     <w:rsid w:val="00EB48D3"/>
@@ -16422,12 +15797,12 @@
       <w:vertAlign w:val="superscript"/>
     </w:rPr>
   </w:style>
-  <w:style w:type="character" w:styleId="af6">
+  <w:style w:type="character" w:styleId="PageNumber">
     <w:name w:val="page number"/>
-    <w:basedOn w:val="a0"/>
+    <w:basedOn w:val="DefaultParagraphFont"/>
     <w:rsid w:val="00EB48D3"/>
   </w:style>
-  <w:style w:type="character" w:styleId="af7">
+  <w:style w:type="character" w:styleId="CommentReference">
     <w:name w:val="annotation reference"/>
     <w:semiHidden/>
     <w:rsid w:val="00EB48D3"/>
@@ -16436,10 +15811,10 @@
       <w:szCs w:val="16"/>
     </w:rPr>
   </w:style>
-  <w:style w:type="paragraph" w:styleId="af8">
+  <w:style w:type="paragraph" w:styleId="CommentText">
     <w:name w:val="annotation text"/>
-    <w:basedOn w:val="a"/>
-    <w:link w:val="af9"/>
+    <w:basedOn w:val="Normal"/>
+    <w:link w:val="CommentTextChar"/>
     <w:semiHidden/>
     <w:rsid w:val="00EB48D3"/>
     <w:rPr>
@@ -16447,10 +15822,10 @@
       <w:szCs w:val="20"/>
     </w:rPr>
   </w:style>
-  <w:style w:type="character" w:customStyle="1" w:styleId="af9">
-    <w:name w:val="Текст примечания Знак"/>
-    <w:basedOn w:val="a0"/>
-    <w:link w:val="af8"/>
+  <w:style w:type="character" w:customStyle="1" w:styleId="CommentTextChar">
+    <w:name w:val="Comment Text Char"/>
+    <w:basedOn w:val="DefaultParagraphFont"/>
+    <w:link w:val="CommentText"/>
     <w:semiHidden/>
     <w:rsid w:val="00EB48D3"/>
     <w:rPr>
@@ -16462,18 +15837,18 @@
       <w:lang w:val="ru-RU" w:eastAsia="ja-JP"/>
     </w:rPr>
   </w:style>
-  <w:style w:type="paragraph" w:styleId="afa">
+  <w:style w:type="paragraph" w:styleId="CommentSubject">
     <w:name w:val="annotation subject"/>
-    <w:basedOn w:val="af8"/>
-    <w:next w:val="af8"/>
-    <w:link w:val="afb"/>
+    <w:basedOn w:val="CommentText"/>
+    <w:next w:val="CommentText"/>
+    <w:link w:val="CommentSubjectChar"/>
     <w:semiHidden/>
     <w:rsid w:val="00EB48D3"/>
   </w:style>
-  <w:style w:type="character" w:customStyle="1" w:styleId="afb">
-    <w:name w:val="Тема примечания Знак"/>
-    <w:basedOn w:val="af9"/>
-    <w:link w:val="afa"/>
+  <w:style w:type="character" w:customStyle="1" w:styleId="CommentSubjectChar">
+    <w:name w:val="Comment Subject Char"/>
+    <w:basedOn w:val="CommentTextChar"/>
+    <w:link w:val="CommentSubject"/>
     <w:semiHidden/>
     <w:rsid w:val="00EB48D3"/>
     <w:rPr>
@@ -16487,7 +15862,7 @@
   </w:style>
   <w:style w:type="paragraph" w:customStyle="1" w:styleId="CharChar1">
     <w:name w:val="Char Знак Знак Char Знак Знак Знак Знак Знак Знак Знак Знак Знак Знак Знак Знак Знак Знак Знак1 Знак Знак Знак Знак Знак Знак Знак Знак Знак Знак Знак Знак Знак"/>
-    <w:basedOn w:val="a"/>
+    <w:basedOn w:val="Normal"/>
     <w:rsid w:val="00EB48D3"/>
     <w:pPr>
       <w:autoSpaceDE/>
@@ -16502,10 +15877,10 @@
       <w:lang w:val="en-US" w:eastAsia="en-US"/>
     </w:rPr>
   </w:style>
-  <w:style w:type="paragraph" w:styleId="HTML">
+  <w:style w:type="paragraph" w:styleId="HTMLPreformatted">
     <w:name w:val="HTML Preformatted"/>
-    <w:basedOn w:val="a"/>
-    <w:link w:val="HTML0"/>
+    <w:basedOn w:val="Normal"/>
+    <w:link w:val="HTMLPreformattedChar"/>
     <w:uiPriority w:val="99"/>
     <w:unhideWhenUsed/>
     <w:rsid w:val="00EE2F0B"/>
@@ -16540,10 +15915,10 @@
       <w:lang w:val="uk-UA" w:eastAsia="uk-UA"/>
     </w:rPr>
   </w:style>
-  <w:style w:type="character" w:customStyle="1" w:styleId="HTML0">
-    <w:name w:val="Стандартный HTML Знак"/>
-    <w:basedOn w:val="a0"/>
-    <w:link w:val="HTML"/>
+  <w:style w:type="character" w:customStyle="1" w:styleId="HTMLPreformattedChar">
+    <w:name w:val="HTML Preformatted Char"/>
+    <w:basedOn w:val="DefaultParagraphFont"/>
+    <w:link w:val="HTMLPreformatted"/>
     <w:uiPriority w:val="99"/>
     <w:rsid w:val="00EE2F0B"/>
     <w:rPr>
@@ -16553,9 +15928,9 @@
       <w:lang w:eastAsia="uk-UA"/>
     </w:rPr>
   </w:style>
-  <w:style w:type="character" w:styleId="afc">
+  <w:style w:type="character" w:styleId="PlaceholderText">
     <w:name w:val="Placeholder Text"/>
-    <w:basedOn w:val="a0"/>
+    <w:basedOn w:val="DefaultParagraphFont"/>
     <w:uiPriority w:val="99"/>
     <w:semiHidden/>
     <w:rsid w:val="004C489B"/>
@@ -16565,14 +15940,14 @@
   </w:style>
   <w:style w:type="character" w:customStyle="1" w:styleId="rvts0">
     <w:name w:val="rvts0"/>
-    <w:basedOn w:val="a0"/>
+    <w:basedOn w:val="DefaultParagraphFont"/>
     <w:rsid w:val="00191F25"/>
   </w:style>
 </w:styles>
 </file>
 
 <file path=word/glossary/document.xml><?xml version="1.0" encoding="utf-8"?>
-<w:glossaryDocument xmlns:wpc="http://schemas.microsoft.com/office/word/2010/wordprocessingCanvas" xmlns:cx="http://schemas.microsoft.com/office/drawing/2014/chartex" xmlns:cx1="http://schemas.microsoft.com/office/drawing/2015/9/8/chartex" xmlns:mc="http://schemas.openxmlformats.org/markup-compatibility/2006" xmlns:o="urn:schemas-microsoft-com:office:office" xmlns:r="http://schemas.openxmlformats.org/officeDocument/2006/relationships" xmlns:m="http://schemas.openxmlformats.org/officeDocument/2006/math" xmlns:v="urn:schemas-microsoft-com:vml" xmlns:wp14="http://schemas.microsoft.com/office/word/2010/wordprocessingDrawing" xmlns:wp="http://schemas.openxmlformats.org/drawingml/2006/wordprocessingDrawing" xmlns:w10="urn:schemas-microsoft-com:office:word" xmlns:w="http://schemas.openxmlformats.org/wordprocessingml/2006/main" xmlns:w14="http://schemas.microsoft.com/office/word/2010/wordml" xmlns:w15="http://schemas.microsoft.com/office/word/2012/wordml" xmlns:w16se="http://schemas.microsoft.com/office/word/2015/wordml/symex" xmlns:wpg="http://schemas.microsoft.com/office/word/2010/wordprocessingGroup" xmlns:wpi="http://schemas.microsoft.com/office/word/2010/wordprocessingInk" xmlns:wne="http://schemas.microsoft.com/office/word/2006/wordml" xmlns:wps="http://schemas.microsoft.com/office/word/2010/wordprocessingShape" mc:Ignorable="w14 w15 w16se wp14">
+<w:glossaryDocument xmlns:wpc="http://schemas.microsoft.com/office/word/2010/wordprocessingCanvas" xmlns:cx="http://schemas.microsoft.com/office/drawing/2014/chartex" xmlns:cx1="http://schemas.microsoft.com/office/drawing/2015/9/8/chartex" xmlns:cx2="http://schemas.microsoft.com/office/drawing/2015/10/21/chartex" xmlns:cx3="http://schemas.microsoft.com/office/drawing/2016/5/9/chartex" xmlns:cx4="http://schemas.microsoft.com/office/drawing/2016/5/10/chartex" xmlns:cx5="http://schemas.microsoft.com/office/drawing/2016/5/11/chartex" xmlns:cx6="http://schemas.microsoft.com/office/drawing/2016/5/12/chartex" xmlns:cx7="http://schemas.microsoft.com/office/drawing/2016/5/13/chartex" xmlns:cx8="http://schemas.microsoft.com/office/drawing/2016/5/14/chartex" xmlns:mc="http://schemas.openxmlformats.org/markup-compatibility/2006" xmlns:aink="http://schemas.microsoft.com/office/drawing/2016/ink" xmlns:am3d="http://schemas.microsoft.com/office/drawing/2017/model3d" xmlns:o="urn:schemas-microsoft-com:office:office" xmlns:oel="http://schemas.microsoft.com/office/2019/extlst" xmlns:r="http://schemas.openxmlformats.org/officeDocument/2006/relationships" xmlns:m="http://schemas.openxmlformats.org/officeDocument/2006/math" xmlns:v="urn:schemas-microsoft-com:vml" xmlns:wp14="http://schemas.microsoft.com/office/word/2010/wordprocessingDrawing" xmlns:wp="http://schemas.openxmlformats.org/drawingml/2006/wordprocessingDrawing" xmlns:w10="urn:schemas-microsoft-com:office:word" xmlns:w="http://schemas.openxmlformats.org/wordprocessingml/2006/main" xmlns:w14="http://schemas.microsoft.com/office/word/2010/wordml" xmlns:w15="http://schemas.microsoft.com/office/word/2012/wordml" xmlns:w16cex="http://schemas.microsoft.com/office/word/2018/wordml/cex" xmlns:w16cid="http://schemas.microsoft.com/office/word/2016/wordml/cid" xmlns:w16="http://schemas.microsoft.com/office/word/2018/wordml" xmlns:w16sdtdh="http://schemas.microsoft.com/office/word/2020/wordml/sdtdatahash" xmlns:w16se="http://schemas.microsoft.com/office/word/2015/wordml/symex" xmlns:wpg="http://schemas.microsoft.com/office/word/2010/wordprocessingGroup" xmlns:wpi="http://schemas.microsoft.com/office/word/2010/wordprocessingInk" xmlns:wne="http://schemas.microsoft.com/office/word/2006/wordml" xmlns:wps="http://schemas.microsoft.com/office/word/2010/wordprocessingShape" mc:Ignorable="w14 w15 w16se w16cid w16 w16cex w16sdtdh wp14">
   <w:docParts>
     <w:docPart>
       <w:docPartPr>
@@ -16596,7 +15971,7 @@
           </w:pPr>
           <w:r>
             <w:rPr>
-              <w:rStyle w:val="a3"/>
+              <w:rStyle w:val="PlaceholderText"/>
             </w:rPr>
             <w:t>Место для ввода текста.</w:t>
           </w:r>
@@ -16625,7 +16000,7 @@
           </w:pPr>
           <w:r>
             <w:rPr>
-              <w:rStyle w:val="a3"/>
+              <w:rStyle w:val="PlaceholderText"/>
               <w:lang w:val="uk-UA"/>
             </w:rPr>
             <w:t>Место для ввода текста.</w:t>
@@ -16655,7 +16030,7 @@
           </w:pPr>
           <w:r>
             <w:rPr>
-              <w:rStyle w:val="a3"/>
+              <w:rStyle w:val="PlaceholderText"/>
               <w:lang w:val="uk-UA"/>
             </w:rPr>
             <w:t>Место для ввода текста.</w:t>
@@ -16685,7 +16060,7 @@
           </w:pPr>
           <w:r>
             <w:rPr>
-              <w:rStyle w:val="a3"/>
+              <w:rStyle w:val="PlaceholderText"/>
               <w:lang w:val="uk-UA"/>
             </w:rPr>
             <w:t>Место для ввода текста.</w:t>
@@ -16715,7 +16090,7 @@
           </w:pPr>
           <w:r>
             <w:rPr>
-              <w:rStyle w:val="a3"/>
+              <w:rStyle w:val="PlaceholderText"/>
               <w:rFonts w:eastAsia="Calibri"/>
               <w:b/>
               <w:lang w:val="uk-UA"/>
@@ -16747,7 +16122,7 @@
           </w:pPr>
           <w:r>
             <w:rPr>
-              <w:rStyle w:val="a3"/>
+              <w:rStyle w:val="PlaceholderText"/>
               <w:rFonts w:eastAsia="Calibri"/>
               <w:b/>
               <w:lang w:val="uk-UA"/>
@@ -16779,7 +16154,7 @@
           </w:pPr>
           <w:r>
             <w:rPr>
-              <w:rStyle w:val="a3"/>
+              <w:rStyle w:val="PlaceholderText"/>
               <w:lang w:val="uk-UA"/>
             </w:rPr>
             <w:t>Место для ввода текста.</w:t>
@@ -16809,7 +16184,7 @@
           </w:pPr>
           <w:r>
             <w:rPr>
-              <w:rStyle w:val="a3"/>
+              <w:rStyle w:val="PlaceholderText"/>
               <w:lang w:val="uk-UA"/>
             </w:rPr>
             <w:t>Место для ввода текста.</w:t>
@@ -16839,7 +16214,7 @@
           </w:pPr>
           <w:r>
             <w:rPr>
-              <w:rStyle w:val="a3"/>
+              <w:rStyle w:val="PlaceholderText"/>
               <w:lang w:val="uk-UA"/>
             </w:rPr>
             <w:t>Место для ввода текста.</w:t>
@@ -16869,7 +16244,7 @@
           </w:pPr>
           <w:r>
             <w:rPr>
-              <w:rStyle w:val="a3"/>
+              <w:rStyle w:val="PlaceholderText"/>
               <w:lang w:val="uk-UA"/>
             </w:rPr>
             <w:t>Место для ввода текста.</w:t>
@@ -16899,7 +16274,7 @@
           </w:pPr>
           <w:r>
             <w:rPr>
-              <w:rStyle w:val="a3"/>
+              <w:rStyle w:val="PlaceholderText"/>
               <w:lang w:val="uk-UA"/>
             </w:rPr>
             <w:t>Место для ввода текста.</w:t>
@@ -16929,7 +16304,7 @@
           </w:pPr>
           <w:r>
             <w:rPr>
-              <w:rStyle w:val="a3"/>
+              <w:rStyle w:val="PlaceholderText"/>
               <w:lang w:val="uk-UA"/>
             </w:rPr>
             <w:t>Место для ввода текста.</w:t>
@@ -16959,7 +16334,7 @@
           </w:pPr>
           <w:r>
             <w:rPr>
-              <w:rStyle w:val="a3"/>
+              <w:rStyle w:val="PlaceholderText"/>
             </w:rPr>
             <w:t>Место для ввода текста.</w:t>
           </w:r>
@@ -16988,7 +16363,7 @@
           </w:pPr>
           <w:r>
             <w:rPr>
-              <w:rStyle w:val="a3"/>
+              <w:rStyle w:val="PlaceholderText"/>
             </w:rPr>
             <w:t>Место для ввода текста.</w:t>
           </w:r>
@@ -17017,7 +16392,7 @@
           </w:pPr>
           <w:r>
             <w:rPr>
-              <w:rStyle w:val="a3"/>
+              <w:rStyle w:val="PlaceholderText"/>
             </w:rPr>
             <w:t>Место для ввода текста.</w:t>
           </w:r>
@@ -17046,7 +16421,7 @@
           </w:pPr>
           <w:r>
             <w:rPr>
-              <w:rStyle w:val="a3"/>
+              <w:rStyle w:val="PlaceholderText"/>
             </w:rPr>
             <w:t>Место для ввода текста.</w:t>
           </w:r>
@@ -17075,7 +16450,7 @@
           </w:pPr>
           <w:r>
             <w:rPr>
-              <w:rStyle w:val="a3"/>
+              <w:rStyle w:val="PlaceholderText"/>
             </w:rPr>
             <w:t>Место для ввода текста.</w:t>
           </w:r>
@@ -17104,7 +16479,7 @@
           </w:pPr>
           <w:r>
             <w:rPr>
-              <w:rStyle w:val="a3"/>
+              <w:rStyle w:val="PlaceholderText"/>
             </w:rPr>
             <w:t>Место для ввода текста.</w:t>
           </w:r>
@@ -17133,7 +16508,7 @@
           </w:pPr>
           <w:r>
             <w:rPr>
-              <w:rStyle w:val="a3"/>
+              <w:rStyle w:val="PlaceholderText"/>
             </w:rPr>
             <w:t>Место для ввода текста.</w:t>
           </w:r>
@@ -17162,7 +16537,7 @@
           </w:pPr>
           <w:r>
             <w:rPr>
-              <w:rStyle w:val="a3"/>
+              <w:rStyle w:val="PlaceholderText"/>
             </w:rPr>
             <w:t>Место для ввода текста.</w:t>
           </w:r>
@@ -17191,7 +16566,7 @@
           </w:pPr>
           <w:r>
             <w:rPr>
-              <w:rStyle w:val="a3"/>
+              <w:rStyle w:val="PlaceholderText"/>
             </w:rPr>
             <w:t>Место для ввода текста.</w:t>
           </w:r>
@@ -17220,7 +16595,7 @@
           </w:pPr>
           <w:r>
             <w:rPr>
-              <w:rStyle w:val="a3"/>
+              <w:rStyle w:val="PlaceholderText"/>
             </w:rPr>
             <w:t>Место для ввода текста.</w:t>
           </w:r>
@@ -17249,7 +16624,7 @@
           </w:pPr>
           <w:r>
             <w:rPr>
-              <w:rStyle w:val="a3"/>
+              <w:rStyle w:val="PlaceholderText"/>
             </w:rPr>
             <w:t>Место для ввода текста.</w:t>
           </w:r>
@@ -17278,7 +16653,7 @@
           </w:pPr>
           <w:r>
             <w:rPr>
-              <w:rStyle w:val="a3"/>
+              <w:rStyle w:val="PlaceholderText"/>
             </w:rPr>
             <w:t>Место для ввода текста.</w:t>
           </w:r>
@@ -17307,7 +16682,7 @@
           </w:pPr>
           <w:r>
             <w:rPr>
-              <w:rStyle w:val="a3"/>
+              <w:rStyle w:val="PlaceholderText"/>
             </w:rPr>
             <w:t>Место для ввода текста.</w:t>
           </w:r>
@@ -17336,7 +16711,7 @@
           </w:pPr>
           <w:r>
             <w:rPr>
-              <w:rStyle w:val="a3"/>
+              <w:rStyle w:val="PlaceholderText"/>
             </w:rPr>
             <w:t>Место для ввода текста.</w:t>
           </w:r>
@@ -17365,7 +16740,7 @@
           </w:pPr>
           <w:r>
             <w:rPr>
-              <w:rStyle w:val="a3"/>
+              <w:rStyle w:val="PlaceholderText"/>
             </w:rPr>
             <w:t>Место для ввода текста.</w:t>
           </w:r>
@@ -17394,7 +16769,7 @@
           </w:pPr>
           <w:r>
             <w:rPr>
-              <w:rStyle w:val="a3"/>
+              <w:rStyle w:val="PlaceholderText"/>
               <w:lang w:val="uk-UA"/>
             </w:rPr>
             <w:t>Место для ввода текста.</w:t>
@@ -17424,7 +16799,7 @@
           </w:pPr>
           <w:r>
             <w:rPr>
-              <w:rStyle w:val="a3"/>
+              <w:rStyle w:val="PlaceholderText"/>
               <w:lang w:val="uk-UA"/>
             </w:rPr>
             <w:t>Место для ввода текста.</w:t>
@@ -17451,9 +16826,38 @@
         <w:p>
           <w:r>
             <w:rPr>
-              <w:rStyle w:val="a3"/>
+              <w:rStyle w:val="PlaceholderText"/>
             </w:rPr>
             <w:t>Выберите стандартный блок.</w:t>
+          </w:r>
+        </w:p>
+      </w:docPartBody>
+    </w:docPart>
+    <w:docPart>
+      <w:docPartPr>
+        <w:name w:val="054E03B6F3CC47F3BAA9F632591790C8"/>
+        <w:category>
+          <w:name w:val="General"/>
+          <w:gallery w:val="placeholder"/>
+        </w:category>
+        <w:types>
+          <w:type w:val="bbPlcHdr"/>
+        </w:types>
+        <w:behaviors>
+          <w:behavior w:val="content"/>
+        </w:behaviors>
+        <w:guid w:val="{558F105C-945D-4148-A5D2-EB1ACA7CF2CC}"/>
+      </w:docPartPr>
+      <w:docPartBody>
+        <w:p>
+          <w:pPr>
+            <w:pStyle w:val="054E03B6F3CC47F3BAA9F632591790C8"/>
+          </w:pPr>
+          <w:r>
+            <w:rPr>
+              <w:rStyle w:val="PlaceholderText"/>
+            </w:rPr>
+            <w:t>Место для ввода текста.</w:t>
           </w:r>
         </w:p>
       </w:docPartBody>
@@ -17463,7 +16867,7 @@
 </file>
 
 <file path=word/glossary/fontTable.xml><?xml version="1.0" encoding="utf-8"?>
-<w:fonts xmlns:mc="http://schemas.openxmlformats.org/markup-compatibility/2006" xmlns:r="http://schemas.openxmlformats.org/officeDocument/2006/relationships" xmlns:w="http://schemas.openxmlformats.org/wordprocessingml/2006/main" xmlns:w14="http://schemas.microsoft.com/office/word/2010/wordml" xmlns:w15="http://schemas.microsoft.com/office/word/2012/wordml" xmlns:w16se="http://schemas.microsoft.com/office/word/2015/wordml/symex" mc:Ignorable="w14 w15 w16se">
+<w:fonts xmlns:mc="http://schemas.openxmlformats.org/markup-compatibility/2006" xmlns:r="http://schemas.openxmlformats.org/officeDocument/2006/relationships" xmlns:w="http://schemas.openxmlformats.org/wordprocessingml/2006/main" xmlns:w14="http://schemas.microsoft.com/office/word/2010/wordml" xmlns:w15="http://schemas.microsoft.com/office/word/2012/wordml" xmlns:w16cex="http://schemas.microsoft.com/office/word/2018/wordml/cex" xmlns:w16cid="http://schemas.microsoft.com/office/word/2016/wordml/cid" xmlns:w16="http://schemas.microsoft.com/office/word/2018/wordml" xmlns:w16sdtdh="http://schemas.microsoft.com/office/word/2020/wordml/sdtdatahash" xmlns:w16se="http://schemas.microsoft.com/office/word/2015/wordml/symex" mc:Ignorable="w14 w15 w16se w16cid w16 w16cex w16sdtdh">
   <w:font w:name="Symbol">
     <w:panose1 w:val="05050102010706020507"/>
     <w:charset w:val="02"/>
@@ -17473,50 +16877,49 @@
   </w:font>
   <w:font w:name="Times New Roman">
     <w:panose1 w:val="02020603050405020304"/>
-    <w:charset w:val="CC"/>
+    <w:charset w:val="00"/>
     <w:family w:val="roman"/>
     <w:pitch w:val="variable"/>
     <w:sig w:usb0="E0002EFF" w:usb1="C000785B" w:usb2="00000009" w:usb3="00000000" w:csb0="000001FF" w:csb1="00000000"/>
   </w:font>
   <w:font w:name="Calibri">
     <w:panose1 w:val="020F0502020204030204"/>
-    <w:charset w:val="CC"/>
+    <w:charset w:val="00"/>
     <w:family w:val="swiss"/>
     <w:pitch w:val="variable"/>
     <w:sig w:usb0="E4002EFF" w:usb1="C000247B" w:usb2="00000009" w:usb3="00000000" w:csb0="000001FF" w:csb1="00000000"/>
   </w:font>
   <w:font w:name="MS Mincho">
-    <w:altName w:val="Yu Gothic UI"/>
+    <w:altName w:val="ＭＳ 明朝"/>
     <w:panose1 w:val="02020609040205080304"/>
     <w:charset w:val="80"/>
-    <w:family w:val="roman"/>
+    <w:family w:val="modern"/>
     <w:pitch w:val="fixed"/>
-    <w:sig w:usb0="00000001" w:usb1="08070000" w:usb2="00000010" w:usb3="00000000" w:csb0="00020000" w:csb1="00000000"/>
+    <w:sig w:usb0="E00002FF" w:usb1="6AC7FDFB" w:usb2="08000012" w:usb3="00000000" w:csb0="0002009F" w:csb1="00000000"/>
   </w:font>
   <w:font w:name="Tahoma">
     <w:panose1 w:val="020B0604030504040204"/>
-    <w:charset w:val="CC"/>
+    <w:charset w:val="00"/>
     <w:family w:val="swiss"/>
     <w:pitch w:val="variable"/>
     <w:sig w:usb0="E1002EFF" w:usb1="C000605B" w:usb2="00000029" w:usb3="00000000" w:csb0="000101FF" w:csb1="00000000"/>
   </w:font>
   <w:font w:name="Verdana">
     <w:panose1 w:val="020B0604030504040204"/>
-    <w:charset w:val="CC"/>
+    <w:charset w:val="00"/>
     <w:family w:val="swiss"/>
     <w:pitch w:val="variable"/>
     <w:sig w:usb0="A00006FF" w:usb1="4000205B" w:usb2="00000010" w:usb3="00000000" w:csb0="0000019F" w:csb1="00000000"/>
   </w:font>
   <w:font w:name="Courier New">
     <w:panose1 w:val="02070309020205020404"/>
-    <w:charset w:val="CC"/>
+    <w:charset w:val="00"/>
     <w:family w:val="modern"/>
     <w:pitch w:val="fixed"/>
     <w:sig w:usb0="E0002EFF" w:usb1="C0007843" w:usb2="00000009" w:usb3="00000000" w:csb0="000001FF" w:csb1="00000000"/>
   </w:font>
   <w:font w:name="Times New Roman CYR">
-    <w:panose1 w:val="02020603050405020304"/>
-    <w:charset w:val="CC"/>
+    <w:charset w:val="00"/>
     <w:family w:val="roman"/>
     <w:pitch w:val="variable"/>
     <w:sig w:usb0="E0002EFF" w:usb1="C000785B" w:usb2="00000009" w:usb3="00000000" w:csb0="000001FF" w:csb1="00000000"/>
@@ -17531,28 +16934,28 @@
   </w:font>
   <w:font w:name="Arial">
     <w:panose1 w:val="020B0604020202020204"/>
-    <w:charset w:val="CC"/>
+    <w:charset w:val="00"/>
     <w:family w:val="swiss"/>
     <w:pitch w:val="variable"/>
     <w:sig w:usb0="E0002EFF" w:usb1="C000785B" w:usb2="00000009" w:usb3="00000000" w:csb0="000001FF" w:csb1="00000000"/>
   </w:font>
   <w:font w:name="Arial Narrow">
     <w:panose1 w:val="020B0606020202030204"/>
-    <w:charset w:val="CC"/>
+    <w:charset w:val="00"/>
     <w:family w:val="swiss"/>
     <w:pitch w:val="variable"/>
     <w:sig w:usb0="00000287" w:usb1="00000800" w:usb2="00000000" w:usb3="00000000" w:csb0="0000009F" w:csb1="00000000"/>
   </w:font>
   <w:font w:name="Cambria">
     <w:panose1 w:val="02040503050406030204"/>
-    <w:charset w:val="CC"/>
+    <w:charset w:val="00"/>
     <w:family w:val="roman"/>
     <w:pitch w:val="variable"/>
     <w:sig w:usb0="E00006FF" w:usb1="420024FF" w:usb2="02000000" w:usb3="00000000" w:csb0="0000019F" w:csb1="00000000"/>
   </w:font>
   <w:font w:name="Calibri Light">
     <w:panose1 w:val="020F0302020204030204"/>
-    <w:charset w:val="CC"/>
+    <w:charset w:val="00"/>
     <w:family w:val="swiss"/>
     <w:pitch w:val="variable"/>
     <w:sig w:usb0="E4002EFF" w:usb1="C000247B" w:usb2="00000009" w:usb3="00000000" w:csb0="000001FF" w:csb1="00000000"/>
@@ -17561,7 +16964,7 @@
 </file>
 
 <file path=word/glossary/settings.xml><?xml version="1.0" encoding="utf-8"?>
-<w:settings xmlns:mc="http://schemas.openxmlformats.org/markup-compatibility/2006" xmlns:o="urn:schemas-microsoft-com:office:office" xmlns:r="http://schemas.openxmlformats.org/officeDocument/2006/relationships" xmlns:m="http://schemas.openxmlformats.org/officeDocument/2006/math" xmlns:v="urn:schemas-microsoft-com:vml" xmlns:w10="urn:schemas-microsoft-com:office:word" xmlns:w="http://schemas.openxmlformats.org/wordprocessingml/2006/main" xmlns:w14="http://schemas.microsoft.com/office/word/2010/wordml" xmlns:w15="http://schemas.microsoft.com/office/word/2012/wordml" xmlns:w16se="http://schemas.microsoft.com/office/word/2015/wordml/symex" xmlns:sl="http://schemas.openxmlformats.org/schemaLibrary/2006/main" mc:Ignorable="w14 w15 w16se">
+<w:settings xmlns:mc="http://schemas.openxmlformats.org/markup-compatibility/2006" xmlns:o="urn:schemas-microsoft-com:office:office" xmlns:r="http://schemas.openxmlformats.org/officeDocument/2006/relationships" xmlns:m="http://schemas.openxmlformats.org/officeDocument/2006/math" xmlns:v="urn:schemas-microsoft-com:vml" xmlns:w10="urn:schemas-microsoft-com:office:word" xmlns:w="http://schemas.openxmlformats.org/wordprocessingml/2006/main" xmlns:w14="http://schemas.microsoft.com/office/word/2010/wordml" xmlns:w15="http://schemas.microsoft.com/office/word/2012/wordml" xmlns:w16cex="http://schemas.microsoft.com/office/word/2018/wordml/cex" xmlns:w16cid="http://schemas.microsoft.com/office/word/2016/wordml/cid" xmlns:w16="http://schemas.microsoft.com/office/word/2018/wordml" xmlns:w16sdtdh="http://schemas.microsoft.com/office/word/2020/wordml/sdtdatahash" xmlns:w16se="http://schemas.microsoft.com/office/word/2015/wordml/symex" xmlns:sl="http://schemas.openxmlformats.org/schemaLibrary/2006/main" mc:Ignorable="w14 w15 w16se w16cid w16 w16cex w16sdtdh">
   <w:view w:val="normal"/>
   <w:defaultTabStop w:val="720"/>
   <w:hyphenationZone w:val="425"/>
@@ -17573,15 +16976,18 @@
     <w:compatSetting w:name="enableOpenTypeFeatures" w:uri="http://schemas.microsoft.com/office/word" w:val="1"/>
     <w:compatSetting w:name="doNotFlipMirrorIndents" w:uri="http://schemas.microsoft.com/office/word" w:val="1"/>
     <w:compatSetting w:name="differentiateMultirowTableHeaders" w:uri="http://schemas.microsoft.com/office/word" w:val="1"/>
+    <w:compatSetting w:name="useWord2013TrackBottomHyphenation" w:uri="http://schemas.microsoft.com/office/word" w:val="1"/>
   </w:compat>
   <w:rsids>
     <w:rsidRoot w:val="0007738B"/>
     <w:rsid w:val="00074B28"/>
     <w:rsid w:val="0007738B"/>
+    <w:rsid w:val="000E6A0E"/>
     <w:rsid w:val="004C6098"/>
     <w:rsid w:val="00964F7A"/>
     <w:rsid w:val="00976624"/>
     <w:rsid w:val="00AB1592"/>
+    <w:rsid w:val="00B1787F"/>
     <w:rsid w:val="00C51D34"/>
     <w:rsid w:val="00D66D59"/>
   </w:rsids>
@@ -17607,14 +17013,14 @@
 </file>
 
 <file path=word/glossary/styles.xml><?xml version="1.0" encoding="utf-8"?>
-<w:styles xmlns:mc="http://schemas.openxmlformats.org/markup-compatibility/2006" xmlns:r="http://schemas.openxmlformats.org/officeDocument/2006/relationships" xmlns:w="http://schemas.openxmlformats.org/wordprocessingml/2006/main" xmlns:w14="http://schemas.microsoft.com/office/word/2010/wordml" xmlns:w15="http://schemas.microsoft.com/office/word/2012/wordml" xmlns:w16se="http://schemas.microsoft.com/office/word/2015/wordml/symex" mc:Ignorable="w14 w15 w16se">
+<w:styles xmlns:mc="http://schemas.openxmlformats.org/markup-compatibility/2006" xmlns:r="http://schemas.openxmlformats.org/officeDocument/2006/relationships" xmlns:w="http://schemas.openxmlformats.org/wordprocessingml/2006/main" xmlns:w14="http://schemas.microsoft.com/office/word/2010/wordml" xmlns:w15="http://schemas.microsoft.com/office/word/2012/wordml" xmlns:w16cex="http://schemas.microsoft.com/office/word/2018/wordml/cex" xmlns:w16cid="http://schemas.microsoft.com/office/word/2016/wordml/cid" xmlns:w16="http://schemas.microsoft.com/office/word/2018/wordml" xmlns:w16sdtdh="http://schemas.microsoft.com/office/word/2020/wordml/sdtdatahash" xmlns:w16se="http://schemas.microsoft.com/office/word/2015/wordml/symex" mc:Ignorable="w14 w15 w16se w16cid w16 w16cex w16sdtdh">
   <w:docDefaults>
     <w:rPrDefault>
       <w:rPr>
         <w:rFonts w:asciiTheme="minorHAnsi" w:eastAsiaTheme="minorEastAsia" w:hAnsiTheme="minorHAnsi" w:cstheme="minorBidi"/>
         <w:sz w:val="22"/>
         <w:szCs w:val="22"/>
-        <w:lang w:bidi="ar-SA"/>
+        <w:lang w:val="en-US" w:eastAsia="en-US" w:bidi="ar-SA"/>
       </w:rPr>
     </w:rPrDefault>
     <w:pPrDefault>
@@ -17623,7 +17029,7 @@
       </w:pPr>
     </w:pPrDefault>
   </w:docDefaults>
-  <w:latentStyles w:defLockedState="0" w:defUIPriority="99" w:defSemiHidden="0" w:defUnhideWhenUsed="0" w:defQFormat="0" w:count="371">
+  <w:latentStyles w:defLockedState="0" w:defUIPriority="99" w:defSemiHidden="0" w:defUnhideWhenUsed="0" w:defQFormat="0" w:count="376">
     <w:lsdException w:name="Normal" w:uiPriority="0" w:qFormat="1"/>
     <w:lsdException w:name="heading 1" w:uiPriority="9" w:qFormat="1"/>
     <w:lsdException w:name="heading 2" w:semiHidden="1" w:uiPriority="9" w:unhideWhenUsed="1" w:qFormat="1"/>
@@ -17729,7 +17135,6 @@
     <w:lsdException w:name="HTML Sample" w:semiHidden="1" w:unhideWhenUsed="1"/>
     <w:lsdException w:name="HTML Typewriter" w:semiHidden="1" w:unhideWhenUsed="1"/>
     <w:lsdException w:name="HTML Variable" w:semiHidden="1" w:unhideWhenUsed="1"/>
-    <w:lsdException w:name="Normal Table" w:semiHidden="1" w:unhideWhenUsed="1"/>
     <w:lsdException w:name="annotation subject" w:semiHidden="1" w:unhideWhenUsed="1"/>
     <w:lsdException w:name="No List" w:semiHidden="1" w:unhideWhenUsed="1"/>
     <w:lsdException w:name="Outline List 1" w:semiHidden="1" w:unhideWhenUsed="1"/>
@@ -17772,11 +17177,8 @@
     <w:lsdException w:name="Table Contemporary" w:semiHidden="1" w:unhideWhenUsed="1"/>
     <w:lsdException w:name="Table Elegant" w:semiHidden="1" w:unhideWhenUsed="1"/>
     <w:lsdException w:name="Table Professional" w:semiHidden="1" w:unhideWhenUsed="1"/>
-    <w:lsdException w:name="Table Subtle 1" w:semiHidden="1" w:unhideWhenUsed="1"/>
     <w:lsdException w:name="Table Subtle 2" w:semiHidden="1" w:unhideWhenUsed="1"/>
     <w:lsdException w:name="Table Web 1" w:semiHidden="1" w:unhideWhenUsed="1"/>
-    <w:lsdException w:name="Table Web 2" w:semiHidden="1" w:unhideWhenUsed="1"/>
-    <w:lsdException w:name="Table Web 3" w:semiHidden="1" w:unhideWhenUsed="1"/>
     <w:lsdException w:name="Balloon Text" w:semiHidden="1" w:unhideWhenUsed="1"/>
     <w:lsdException w:name="Table Grid" w:uiPriority="39"/>
     <w:lsdException w:name="Table Theme" w:semiHidden="1" w:unhideWhenUsed="1"/>
@@ -17995,18 +17397,23 @@
     <w:lsdException w:name="List Table 5 Dark Accent 6" w:uiPriority="50"/>
     <w:lsdException w:name="List Table 6 Colorful Accent 6" w:uiPriority="51"/>
     <w:lsdException w:name="List Table 7 Colorful Accent 6" w:uiPriority="52"/>
+    <w:lsdException w:name="Mention" w:semiHidden="1" w:unhideWhenUsed="1"/>
+    <w:lsdException w:name="Smart Hyperlink" w:semiHidden="1" w:unhideWhenUsed="1"/>
+    <w:lsdException w:name="Hashtag" w:semiHidden="1" w:unhideWhenUsed="1"/>
+    <w:lsdException w:name="Unresolved Mention" w:semiHidden="1" w:unhideWhenUsed="1"/>
+    <w:lsdException w:name="Smart Link" w:semiHidden="1" w:unhideWhenUsed="1"/>
   </w:latentStyles>
-  <w:style w:type="paragraph" w:default="1" w:styleId="a">
+  <w:style w:type="paragraph" w:default="1" w:styleId="Normal">
     <w:name w:val="Normal"/>
     <w:qFormat/>
   </w:style>
-  <w:style w:type="character" w:default="1" w:styleId="a0">
+  <w:style w:type="character" w:default="1" w:styleId="DefaultParagraphFont">
     <w:name w:val="Default Paragraph Font"/>
     <w:uiPriority w:val="1"/>
     <w:semiHidden/>
     <w:unhideWhenUsed/>
   </w:style>
-  <w:style w:type="table" w:default="1" w:styleId="a1">
+  <w:style w:type="table" w:default="1" w:styleId="TableNormal">
     <w:name w:val="Normal Table"/>
     <w:uiPriority w:val="99"/>
     <w:semiHidden/>
@@ -18021,18 +17428,18 @@
       </w:tblCellMar>
     </w:tblPr>
   </w:style>
-  <w:style w:type="numbering" w:default="1" w:styleId="a2">
+  <w:style w:type="numbering" w:default="1" w:styleId="NoList">
     <w:name w:val="No List"/>
     <w:uiPriority w:val="99"/>
     <w:semiHidden/>
     <w:unhideWhenUsed/>
   </w:style>
-  <w:style w:type="character" w:styleId="a3">
+  <w:style w:type="character" w:styleId="PlaceholderText">
     <w:name w:val="Placeholder Text"/>
-    <w:basedOn w:val="a0"/>
+    <w:basedOn w:val="DefaultParagraphFont"/>
     <w:uiPriority w:val="99"/>
     <w:semiHidden/>
-    <w:rsid w:val="00074B28"/>
+    <w:rsid w:val="00B1787F"/>
     <w:rPr>
       <w:color w:val="808080"/>
     </w:rPr>
@@ -18129,20 +17536,12 @@
     <w:name w:val="9EF5519C2C804BE1A9B258DBBB69F74C"/>
     <w:rsid w:val="0007738B"/>
   </w:style>
-  <w:style w:type="paragraph" w:customStyle="1" w:styleId="3D278FC9215F4CAB9E9187B1043E6DBE">
-    <w:name w:val="3D278FC9215F4CAB9E9187B1043E6DBE"/>
-    <w:rsid w:val="0007738B"/>
-  </w:style>
-  <w:style w:type="paragraph" w:customStyle="1" w:styleId="FC4D1735201C4FA68F77DA28DCEFFC81">
-    <w:name w:val="FC4D1735201C4FA68F77DA28DCEFFC81"/>
-    <w:rsid w:val="0007738B"/>
+  <w:style w:type="paragraph" w:customStyle="1" w:styleId="054E03B6F3CC47F3BAA9F632591790C8">
+    <w:name w:val="054E03B6F3CC47F3BAA9F632591790C8"/>
+    <w:rsid w:val="00B1787F"/>
   </w:style>
   <w:style w:type="paragraph" w:customStyle="1" w:styleId="AC6865978FD84020AB924A2295AF5077">
     <w:name w:val="AC6865978FD84020AB924A2295AF5077"/>
-    <w:rsid w:val="0007738B"/>
-  </w:style>
-  <w:style w:type="paragraph" w:customStyle="1" w:styleId="35A51125346D48C6ADA37391F0916585">
-    <w:name w:val="35A51125346D48C6ADA37391F0916585"/>
     <w:rsid w:val="0007738B"/>
   </w:style>
   <w:style w:type="paragraph" w:customStyle="1" w:styleId="56B66D01206E4D478F5F9DC032DC84D9">
@@ -18165,15 +17564,11 @@
     <w:name w:val="EE50035E1822452FB7175423DDE80168"/>
     <w:rsid w:val="00D66D59"/>
   </w:style>
-  <w:style w:type="paragraph" w:customStyle="1" w:styleId="D2957ED343044D9D8DF81DDE41E05E9B">
-    <w:name w:val="D2957ED343044D9D8DF81DDE41E05E9B"/>
-    <w:rsid w:val="00074B28"/>
-  </w:style>
 </w:styles>
 </file>
 
 <file path=word/glossary/webSettings.xml><?xml version="1.0" encoding="utf-8"?>
-<w:webSettings xmlns:mc="http://schemas.openxmlformats.org/markup-compatibility/2006" xmlns:r="http://schemas.openxmlformats.org/officeDocument/2006/relationships" xmlns:w="http://schemas.openxmlformats.org/wordprocessingml/2006/main" xmlns:w14="http://schemas.microsoft.com/office/word/2010/wordml" xmlns:w15="http://schemas.microsoft.com/office/word/2012/wordml" xmlns:w16se="http://schemas.microsoft.com/office/word/2015/wordml/symex" mc:Ignorable="w14 w15 w16se">
+<w:webSettings xmlns:mc="http://schemas.openxmlformats.org/markup-compatibility/2006" xmlns:r="http://schemas.openxmlformats.org/officeDocument/2006/relationships" xmlns:w="http://schemas.openxmlformats.org/wordprocessingml/2006/main" xmlns:w14="http://schemas.microsoft.com/office/word/2010/wordml" xmlns:w15="http://schemas.microsoft.com/office/word/2012/wordml" xmlns:w16cex="http://schemas.microsoft.com/office/word/2018/wordml/cex" xmlns:w16cid="http://schemas.microsoft.com/office/word/2016/wordml/cid" xmlns:w16="http://schemas.microsoft.com/office/word/2018/wordml" xmlns:w16sdtdh="http://schemas.microsoft.com/office/word/2020/wordml/sdtdatahash" xmlns:w16se="http://schemas.microsoft.com/office/word/2015/wordml/symex" mc:Ignorable="w14 w15 w16se w16cid w16 w16cex w16sdtdh">
   <w:optimizeForBrowser/>
   <w:allowPNG/>
 </w:webSettings>

--- a/Launcher/Templates/F_ТИПОВИЙ ДОГОВІР Рі ІНТЕРНЕТ-РАДІО ГО УААСП.docx
+++ b/Launcher/Templates/F_ТИПОВИЙ ДОГОВІР Рі ІНТЕРНЕТ-РАДІО ГО УААСП.docx
@@ -6108,11 +6108,11 @@
           </mc:Choice>
           <mc:Fallback>
             <w:pict>
-              <v:shapetype id="_x0000_t202" coordsize="21600,21600" o:spt="202" path="m,l,21600r21600,l21600,xe">
+              <v:shapetype w14:anchorId="5E7CD55B" id="_x0000_t202" coordsize="21600,21600" o:spt="202" path="m,l,21600r21600,l21600,xe">
                 <v:stroke joinstyle="miter"/>
                 <v:path gradientshapeok="t" o:connecttype="rect"/>
               </v:shapetype>
-              <v:shape id="WordArt 4" o:spid="_x0000_s1026" type="#_x0000_t202" style="position:absolute;left:0;text-align:left;margin-left:77.05pt;margin-top:9.2pt;width:523.5pt;height:370.35pt;z-index:251662336;visibility:visible;mso-wrap-style:square;mso-width-percent:0;mso-height-percent:0;mso-wrap-distance-left:9pt;mso-wrap-distance-top:0;mso-wrap-distance-right:9pt;mso-wrap-distance-bottom:0;mso-position-horizontal:absolute;mso-position-horizontal-relative:text;mso-position-vertical:absolute;mso-position-vertical-relative:text;mso-width-percent:0;mso-height-percent:0;mso-width-relative:page;mso-height-relative:page;v-text-anchor:top" o:gfxdata="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" filled="f" stroked="f">
+              <v:shape id="WordArt 4" o:spid="_x0000_s1026" type="#_x0000_t202" style="position:absolute;left:0;text-align:left;margin-left:77.05pt;margin-top:9.2pt;width:523.5pt;height:370.35pt;z-index:251662336;visibility:visible;mso-wrap-style:square;mso-width-percent:0;mso-height-percent:0;mso-wrap-distance-left:9pt;mso-wrap-distance-top:0;mso-wrap-distance-right:9pt;mso-wrap-distance-bottom:0;mso-position-horizontal:absolute;mso-position-horizontal-relative:text;mso-position-vertical:absolute;mso-position-vertical-relative:text;mso-width-percent:0;mso-height-percent:0;mso-width-relative:page;mso-height-relative:page;v-text-anchor:top" o:gfxdata="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" filled="f" stroked="f">
                 <o:lock v:ext="edit" shapetype="t"/>
                 <v:textbox>
                   <w:txbxContent>
@@ -6122,7 +6122,6 @@
                         <w:rPr>
                           <w:sz w:val="24"/>
                           <w:szCs w:val="24"/>
-                          <w:lang/>
                         </w:rPr>
                       </w:pPr>
                       <w:r>
@@ -8563,11 +8562,11 @@
           </mc:Choice>
           <mc:Fallback>
             <w:pict>
-              <v:shapetype id="_x0000_t109" coordsize="21600,21600" o:spt="109" path="m,l,21600r21600,l21600,xe">
+              <v:shapetype w14:anchorId="2A68A4F7" id="_x0000_t109" coordsize="21600,21600" o:spt="109" path="m,l,21600r21600,l21600,xe">
                 <v:stroke joinstyle="miter"/>
                 <v:path gradientshapeok="t" o:connecttype="rect"/>
               </v:shapetype>
-              <v:shape id="AutoShape 3" o:spid="_x0000_s1027" type="#_x0000_t109" style="position:absolute;left:0;text-align:left;margin-left:10.3pt;margin-top:5.25pt;width:42pt;height:21.8pt;z-index:251661312;visibility:visible;mso-wrap-style:square;mso-width-percent:0;mso-height-percent:0;mso-wrap-distance-left:9pt;mso-wrap-distance-top:0;mso-wrap-distance-right:9pt;mso-wrap-distance-bottom:0;mso-position-horizontal:absolute;mso-position-horizontal-relative:text;mso-position-vertical:absolute;mso-position-vertical-relative:text;mso-width-percent:0;mso-height-percent:0;mso-width-relative:page;mso-height-relative:page;v-text-anchor:top" o:gfxdata="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">
+              <v:shape id="AutoShape 3" o:spid="_x0000_s1027" type="#_x0000_t109" style="position:absolute;left:0;text-align:left;margin-left:10.3pt;margin-top:5.25pt;width:42pt;height:21.8pt;z-index:251661312;visibility:visible;mso-wrap-style:square;mso-width-percent:0;mso-height-percent:0;mso-wrap-distance-left:9pt;mso-wrap-distance-top:0;mso-wrap-distance-right:9pt;mso-wrap-distance-bottom:0;mso-position-horizontal:absolute;mso-position-horizontal-relative:text;mso-position-vertical:absolute;mso-position-vertical-relative:text;mso-width-percent:0;mso-height-percent:0;mso-width-relative:page;mso-height-relative:page;v-text-anchor:top" o:gfxdata="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">
                 <v:textbox>
                   <w:txbxContent>
                     <w:p>
@@ -8903,7 +8902,7 @@
           </mc:Choice>
           <mc:Fallback>
             <w:pict>
-              <v:shape id="WordArt 6" o:spid="_x0000_s1028" type="#_x0000_t202" style="position:absolute;left:0;text-align:left;margin-left:52.3pt;margin-top:6.45pt;width:456.75pt;height:512.25pt;z-index:251664384;visibility:visible;mso-wrap-style:square;mso-width-percent:0;mso-height-percent:0;mso-wrap-distance-left:9pt;mso-wrap-distance-top:0;mso-wrap-distance-right:9pt;mso-wrap-distance-bottom:0;mso-position-horizontal:absolute;mso-position-horizontal-relative:text;mso-position-vertical:absolute;mso-position-vertical-relative:text;mso-width-percent:0;mso-height-percent:0;mso-width-relative:page;mso-height-relative:page;v-text-anchor:top" o:gfxdata="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" filled="f" stroked="f">
+              <v:shape w14:anchorId="48C9E80F" id="WordArt 6" o:spid="_x0000_s1028" type="#_x0000_t202" style="position:absolute;left:0;text-align:left;margin-left:52.3pt;margin-top:6.45pt;width:456.75pt;height:512.25pt;z-index:251664384;visibility:visible;mso-wrap-style:square;mso-width-percent:0;mso-height-percent:0;mso-wrap-distance-left:9pt;mso-wrap-distance-top:0;mso-wrap-distance-right:9pt;mso-wrap-distance-bottom:0;mso-position-horizontal:absolute;mso-position-horizontal-relative:text;mso-position-vertical:absolute;mso-position-vertical-relative:text;mso-width-percent:0;mso-height-percent:0;mso-width-relative:page;mso-height-relative:page;v-text-anchor:top" o:gfxdata="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" filled="f" stroked="f">
                 <o:lock v:ext="edit" shapetype="t"/>
                 <v:textbox>
                   <w:txbxContent>
@@ -8913,7 +8912,6 @@
                         <w:rPr>
                           <w:sz w:val="24"/>
                           <w:szCs w:val="24"/>
-                          <w:lang/>
                         </w:rPr>
                       </w:pPr>
                       <w:r>
@@ -12549,7 +12547,7 @@
           </mc:Choice>
           <mc:Fallback>
             <w:pict>
-              <v:shape id="WordArt 5" o:spid="_x0000_s1029" type="#_x0000_t202" style="position:absolute;left:0;text-align:left;margin-left:50.05pt;margin-top:1.7pt;width:611.25pt;height:382.35pt;z-index:251663360;visibility:visible;mso-wrap-style:square;mso-width-percent:0;mso-height-percent:0;mso-wrap-distance-left:9pt;mso-wrap-distance-top:0;mso-wrap-distance-right:9pt;mso-wrap-distance-bottom:0;mso-position-horizontal:absolute;mso-position-horizontal-relative:text;mso-position-vertical:absolute;mso-position-vertical-relative:text;mso-width-percent:0;mso-height-percent:0;mso-width-relative:page;mso-height-relative:page;v-text-anchor:top" o:gfxdata="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" filled="f" stroked="f">
+              <v:shape w14:anchorId="7EFEC42F" id="WordArt 5" o:spid="_x0000_s1029" type="#_x0000_t202" style="position:absolute;left:0;text-align:left;margin-left:50.05pt;margin-top:1.7pt;width:611.25pt;height:382.35pt;z-index:251663360;visibility:visible;mso-wrap-style:square;mso-width-percent:0;mso-height-percent:0;mso-wrap-distance-left:9pt;mso-wrap-distance-top:0;mso-wrap-distance-right:9pt;mso-wrap-distance-bottom:0;mso-position-horizontal:absolute;mso-position-horizontal-relative:text;mso-position-vertical:absolute;mso-position-vertical-relative:text;mso-width-percent:0;mso-height-percent:0;mso-width-relative:page;mso-height-relative:page;v-text-anchor:top" o:gfxdata="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" filled="f" stroked="f">
                 <o:lock v:ext="edit" shapetype="t"/>
                 <v:textbox>
                   <w:txbxContent>
@@ -12559,10 +12557,8 @@
                         <w:rPr>
                           <w:sz w:val="24"/>
                           <w:szCs w:val="24"/>
-                          <w:lang/>
                         </w:rPr>
                       </w:pPr>
-                      <w:bookmarkStart w:id="9" w:name="_GoBack"/>
                       <w:r>
                         <w:rPr>
                           <w:rFonts w:ascii="Arial" w:hAnsi="Arial" w:cs="Arial"/>
@@ -12586,7 +12582,6 @@
                         </w:rPr>
                         <w:t>З Р А З О К</w:t>
                       </w:r>
-                      <w:bookmarkEnd w:id="9"/>
                     </w:p>
                   </w:txbxContent>
                 </v:textbox>
@@ -14075,7 +14070,7 @@
           </mc:Choice>
           <mc:Fallback>
             <w:pict>
-              <v:shape id="AutoShape 2" o:spid="_x0000_s1030" type="#_x0000_t109" style="position:absolute;left:0;text-align:left;margin-left:-7.95pt;margin-top:3.9pt;width:42pt;height:21.8pt;z-index:251660288;visibility:visible;mso-wrap-style:square;mso-width-percent:0;mso-height-percent:0;mso-wrap-distance-left:9pt;mso-wrap-distance-top:0;mso-wrap-distance-right:9pt;mso-wrap-distance-bottom:0;mso-position-horizontal:absolute;mso-position-horizontal-relative:text;mso-position-vertical:absolute;mso-position-vertical-relative:text;mso-width-percent:0;mso-height-percent:0;mso-width-relative:page;mso-height-relative:page;v-text-anchor:top" o:gfxdata="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">
+              <v:shape w14:anchorId="754FC66E" id="AutoShape 2" o:spid="_x0000_s1030" type="#_x0000_t109" style="position:absolute;left:0;text-align:left;margin-left:-7.95pt;margin-top:3.9pt;width:42pt;height:21.8pt;z-index:251660288;visibility:visible;mso-wrap-style:square;mso-width-percent:0;mso-height-percent:0;mso-wrap-distance-left:9pt;mso-wrap-distance-top:0;mso-wrap-distance-right:9pt;mso-wrap-distance-bottom:0;mso-position-horizontal:absolute;mso-position-horizontal-relative:text;mso-position-vertical:absolute;mso-position-vertical-relative:text;mso-width-percent:0;mso-height-percent:0;mso-width-relative:page;mso-height-relative:page;v-text-anchor:top" o:gfxdata="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">
                 <v:textbox>
                   <w:txbxContent>
                     <w:p>
@@ -15085,6 +15080,7 @@
     <w:lsdException w:name="HTML Sample" w:semiHidden="1" w:unhideWhenUsed="1"/>
     <w:lsdException w:name="HTML Typewriter" w:semiHidden="1" w:unhideWhenUsed="1"/>
     <w:lsdException w:name="HTML Variable" w:semiHidden="1" w:unhideWhenUsed="1"/>
+    <w:lsdException w:name="Normal Table" w:semiHidden="1" w:unhideWhenUsed="1"/>
     <w:lsdException w:name="annotation subject" w:semiHidden="1" w:uiPriority="0" w:unhideWhenUsed="1"/>
     <w:lsdException w:name="No List" w:semiHidden="1" w:uiPriority="0" w:unhideWhenUsed="1"/>
     <w:lsdException w:name="Outline List 1" w:semiHidden="1" w:unhideWhenUsed="1"/>
@@ -15127,8 +15123,11 @@
     <w:lsdException w:name="Table Contemporary" w:semiHidden="1" w:unhideWhenUsed="1"/>
     <w:lsdException w:name="Table Elegant" w:semiHidden="1" w:unhideWhenUsed="1"/>
     <w:lsdException w:name="Table Professional" w:semiHidden="1" w:unhideWhenUsed="1"/>
+    <w:lsdException w:name="Table Subtle 1" w:semiHidden="1" w:unhideWhenUsed="1"/>
     <w:lsdException w:name="Table Subtle 2" w:semiHidden="1" w:unhideWhenUsed="1"/>
     <w:lsdException w:name="Table Web 1" w:semiHidden="1" w:unhideWhenUsed="1"/>
+    <w:lsdException w:name="Table Web 2" w:semiHidden="1" w:unhideWhenUsed="1"/>
+    <w:lsdException w:name="Table Web 3" w:semiHidden="1" w:unhideWhenUsed="1"/>
     <w:lsdException w:name="Balloon Text" w:semiHidden="1" w:uiPriority="0" w:unhideWhenUsed="1"/>
     <w:lsdException w:name="Table Grid" w:uiPriority="59"/>
     <w:lsdException w:name="Table Theme" w:semiHidden="1" w:unhideWhenUsed="1"/>
@@ -16982,8 +16981,10 @@
     <w:rsidRoot w:val="0007738B"/>
     <w:rsid w:val="00074B28"/>
     <w:rsid w:val="0007738B"/>
+    <w:rsid w:val="00092749"/>
     <w:rsid w:val="000E6A0E"/>
     <w:rsid w:val="004C6098"/>
+    <w:rsid w:val="00590718"/>
     <w:rsid w:val="00964F7A"/>
     <w:rsid w:val="00976624"/>
     <w:rsid w:val="00AB1592"/>
@@ -17135,6 +17136,7 @@
     <w:lsdException w:name="HTML Sample" w:semiHidden="1" w:unhideWhenUsed="1"/>
     <w:lsdException w:name="HTML Typewriter" w:semiHidden="1" w:unhideWhenUsed="1"/>
     <w:lsdException w:name="HTML Variable" w:semiHidden="1" w:unhideWhenUsed="1"/>
+    <w:lsdException w:name="Normal Table" w:semiHidden="1" w:unhideWhenUsed="1"/>
     <w:lsdException w:name="annotation subject" w:semiHidden="1" w:unhideWhenUsed="1"/>
     <w:lsdException w:name="No List" w:semiHidden="1" w:unhideWhenUsed="1"/>
     <w:lsdException w:name="Outline List 1" w:semiHidden="1" w:unhideWhenUsed="1"/>
@@ -17177,8 +17179,11 @@
     <w:lsdException w:name="Table Contemporary" w:semiHidden="1" w:unhideWhenUsed="1"/>
     <w:lsdException w:name="Table Elegant" w:semiHidden="1" w:unhideWhenUsed="1"/>
     <w:lsdException w:name="Table Professional" w:semiHidden="1" w:unhideWhenUsed="1"/>
+    <w:lsdException w:name="Table Subtle 1" w:semiHidden="1" w:unhideWhenUsed="1"/>
     <w:lsdException w:name="Table Subtle 2" w:semiHidden="1" w:unhideWhenUsed="1"/>
     <w:lsdException w:name="Table Web 1" w:semiHidden="1" w:unhideWhenUsed="1"/>
+    <w:lsdException w:name="Table Web 2" w:semiHidden="1" w:unhideWhenUsed="1"/>
+    <w:lsdException w:name="Table Web 3" w:semiHidden="1" w:unhideWhenUsed="1"/>
     <w:lsdException w:name="Balloon Text" w:semiHidden="1" w:unhideWhenUsed="1"/>
     <w:lsdException w:name="Table Grid" w:uiPriority="39"/>
     <w:lsdException w:name="Table Theme" w:semiHidden="1" w:unhideWhenUsed="1"/>
